--- a/SRS.docx
+++ b/SRS.docx
@@ -3608,9 +3608,38 @@
     </w:p>
     <w:p>
       <w:pPr>
+        <w:pStyle w:val="ListParagraph"/>
+        <w:numPr>
+          <w:ilvl w:val="0"/>
+          <w:numId w:val="40"/>
+        </w:numPr>
+        <w:ind w:left="720"/>
+        <w:rPr>
+          <w:sz w:val="24"/>
+        </w:rPr>
+      </w:pPr>
+      <w:r>
+        <w:t>Jira Software</w:t>
+      </w:r>
+    </w:p>
+    <w:p>
+      <w:pPr>
+        <w:pStyle w:val="ListParagraph"/>
+        <w:numPr>
+          <w:ilvl w:val="0"/>
+          <w:numId w:val="40"/>
+        </w:numPr>
+        <w:ind w:left="720"/>
+      </w:pPr>
+      <w:r>
+        <w:t>IEEE 830 / ISO/IEC/IEEE 29148 – Software Requirement Specification</w:t>
+      </w:r>
+      <w:bookmarkStart w:id="6" w:name="_Toc220996055"/>
+    </w:p>
+    <w:p>
+      <w:pPr>
         <w:pStyle w:val="Heading3"/>
       </w:pPr>
-      <w:bookmarkStart w:id="6" w:name="_Toc220996055"/>
       <w:r>
         <w:t>Tổng quát</w:t>
       </w:r>
@@ -3637,43 +3666,17 @@
       <w:bookmarkEnd w:id="8"/>
     </w:p>
     <w:p>
-      <w:pPr>
-        <w:pStyle w:val="Heading4"/>
-      </w:pPr>
       <w:r>
-        <w:t>Admin</w:t>
+        <w:t>Hệ thống gồm có các tác nhân là Quản trị viên (Admin), PO (Product Owner), Member và Khách (Guest). Khách có vai trò là người dùng khi chưa đăng nhập hệ thống. PO và Member đăng nhập vào hệ thống, được cung cấp các chức năng dự án, riêng PO có thể quản lý được Member. Quản trị viên có vai trì quản trị hoạt động của hệ thống.</w:t>
       </w:r>
+      <w:bookmarkStart w:id="9" w:name="_Toc220996058"/>
     </w:p>
     <w:p>
       <w:pPr>
-        <w:pStyle w:val="Heading4"/>
+        <w:pStyle w:val="Heading3"/>
       </w:pPr>
       <w:r>
-        <w:t>Project Owner</w:t>
-      </w:r>
-    </w:p>
-    <w:p>
-      <w:pPr>
-        <w:pStyle w:val="Heading4"/>
-      </w:pPr>
-      <w:r>
-        <w:t>Member</w:t>
-      </w:r>
-    </w:p>
-    <w:p>
-      <w:pPr>
-        <w:pStyle w:val="Heading4"/>
-      </w:pPr>
-      <w:r>
-        <w:t>Guest</w:t>
-      </w:r>
-    </w:p>
-    <w:p>
-      <w:pPr>
-        <w:pStyle w:val="Heading3"/>
-      </w:pPr>
-      <w:bookmarkStart w:id="9" w:name="_Toc220996058"/>
-      <w:r>
+        <w:lastRenderedPageBreak/>
         <w:t>Các chức năng của hệ thống</w:t>
       </w:r>
       <w:bookmarkEnd w:id="9"/>
@@ -3685,6 +3688,15 @@
       <w:r>
         <w:t>Đăng ký</w:t>
       </w:r>
+      <w:r>
+        <w:t xml:space="preserve">: </w:t>
+      </w:r>
+      <w:r>
+        <w:t>Để truy cập sử dụng hệ thống thì Người dùng trước hết cần đăng ký tài khoản</w:t>
+      </w:r>
+      <w:r>
+        <w:t>.</w:t>
+      </w:r>
     </w:p>
     <w:p>
       <w:pPr>
@@ -3693,13 +3705,14 @@
       <w:r>
         <w:t>Đăng nhập</w:t>
       </w:r>
-    </w:p>
-    <w:p>
-      <w:pPr>
-        <w:pStyle w:val="Heading4"/>
-      </w:pPr>
       <w:r>
-        <w:t>Quản lý Project</w:t>
+        <w:t xml:space="preserve">: </w:t>
+      </w:r>
+      <w:r>
+        <w:t>Chức năng này nhằm mục đích xác thực người dùng khi tương tác với hệ thống nhằm cung cấp quyền cũng như phạm vi truy cập hệ thống</w:t>
+      </w:r>
+      <w:r>
+        <w:t>.</w:t>
       </w:r>
     </w:p>
     <w:p>
@@ -3707,23 +3720,24 @@
         <w:pStyle w:val="Heading4"/>
       </w:pPr>
       <w:r>
-        <w:t>Quản lý Task</w:t>
+        <w:t xml:space="preserve">Quản lý </w:t>
+      </w:r>
+      <w:r>
+        <w:t xml:space="preserve">người dùng: </w:t>
+      </w:r>
+      <w:r>
+        <w:t>Quản trị viên có vai trò quản trị những người dùng trong hệ thống</w:t>
+      </w:r>
+      <w:r>
+        <w:t xml:space="preserve">. Có thể cập nhật các tính năng của những người dùng khác. </w:t>
       </w:r>
     </w:p>
     <w:p>
       <w:pPr>
-        <w:pStyle w:val="Heading4"/>
+        <w:ind w:firstLine="720"/>
       </w:pPr>
       <w:r>
-        <w:t>Biểu đồ dạng Board</w:t>
-      </w:r>
-    </w:p>
-    <w:p>
-      <w:pPr>
-        <w:pStyle w:val="Heading4"/>
-      </w:pPr>
-      <w:r>
-        <w:t>Thông báo real-time</w:t>
+        <w:t>Để có thể hình dung rõ hơn về các tác nhân cũng như yêu cầu chức năng của hệ thống bằng cách mô hình hóa chúng dưới các sơ đồ use cases, các sơ đồ sẽ được trình bày phía sau.</w:t>
       </w:r>
     </w:p>
     <w:p>
@@ -3737,6 +3751,11 @@
       <w:bookmarkEnd w:id="10"/>
     </w:p>
     <w:p>
+      <w:r>
+        <w:t>Biểu đồ Use Case tổng quan Hệ thống bao gồm các nhóm use case chính: quản lý người dùng, quản lý project, quản lý task và tương tác nhóm.</w:t>
+      </w:r>
+    </w:p>
+    <w:p>
       <w:pPr>
         <w:pStyle w:val="Heading3"/>
       </w:pPr>
@@ -3759,15 +3778,6 @@
         <w:pStyle w:val="Heading4"/>
       </w:pPr>
       <w:r>
-        <w:lastRenderedPageBreak/>
-        <w:t>Project Manager</w:t>
-      </w:r>
-    </w:p>
-    <w:p>
-      <w:pPr>
-        <w:pStyle w:val="Heading4"/>
-      </w:pPr>
-      <w:r>
         <w:t>Project Owner</w:t>
       </w:r>
     </w:p>
@@ -3777,6 +3787,14 @@
       </w:pPr>
       <w:r>
         <w:t>Member</w:t>
+      </w:r>
+    </w:p>
+    <w:p>
+      <w:pPr>
+        <w:pStyle w:val="Heading4"/>
+      </w:pPr>
+      <w:r>
+        <w:t>Guest</w:t>
       </w:r>
     </w:p>
     <w:p>
@@ -3799,10 +3817,65 @@
     </w:p>
     <w:p>
       <w:pPr>
+        <w:ind w:firstLine="720"/>
+      </w:pPr>
+      <w:r>
+        <w:t xml:space="preserve">Khách có thể đăng ký để tạo ra tài khoản cho mình. Sau đó có thể đăng nhập để sử dụng các chức năng của phần mềm. Nếu khách quên mật khẩu, khách có thể yêu cầu hệ thống cho phép mình thiết lập lại mật khẩu. Lúc này, hệ thống sẽ gửi liên kết qua email đã đăng ký và có thể vào liên kết đó để thực hiện việc thiết lập lại mật khẩu. Sau khi đăng nhập </w:t>
+      </w:r>
+      <w:r>
+        <w:lastRenderedPageBreak/>
+        <w:t>thành công vào hệ thống, người dùng có thể sử dụng các chức năng như Xem và cập nhật thông tin cá nhân của mình, Thay đổi mật khẩu, và các chức năng trong phạm vi của mình mà hệ thống đã cấp phát.</w:t>
+      </w:r>
+    </w:p>
+    <w:p>
+      <w:pPr>
+        <w:ind w:firstLine="360"/>
+      </w:pPr>
+      <w:r>
+        <w:drawing>
+          <wp:inline distT="0" distB="0" distL="0" distR="0" wp14:anchorId="37F7A1A3" wp14:editId="3200B212">
+            <wp:extent cx="5706271" cy="6487430"/>
+            <wp:effectExtent l="0" t="0" r="8890" b="8890"/>
+            <wp:docPr id="1329281969" name="Picture 1"/>
+            <wp:cNvGraphicFramePr>
+              <a:graphicFrameLocks xmlns:a="http://schemas.openxmlformats.org/drawingml/2006/main" noChangeAspect="1"/>
+            </wp:cNvGraphicFramePr>
+            <a:graphic xmlns:a="http://schemas.openxmlformats.org/drawingml/2006/main">
+              <a:graphicData uri="http://schemas.openxmlformats.org/drawingml/2006/picture">
+                <pic:pic xmlns:pic="http://schemas.openxmlformats.org/drawingml/2006/picture">
+                  <pic:nvPicPr>
+                    <pic:cNvPr id="1329281969" name=""/>
+                    <pic:cNvPicPr/>
+                  </pic:nvPicPr>
+                  <pic:blipFill>
+                    <a:blip r:embed="rId11"/>
+                    <a:stretch>
+                      <a:fillRect/>
+                    </a:stretch>
+                  </pic:blipFill>
+                  <pic:spPr>
+                    <a:xfrm>
+                      <a:off x="0" y="0"/>
+                      <a:ext cx="5706271" cy="6487430"/>
+                    </a:xfrm>
+                    <a:prstGeom prst="rect">
+                      <a:avLst/>
+                    </a:prstGeom>
+                  </pic:spPr>
+                </pic:pic>
+              </a:graphicData>
+            </a:graphic>
+          </wp:inline>
+        </w:drawing>
+      </w:r>
+    </w:p>
+    <w:p>
+      <w:pPr>
         <w:pStyle w:val="Heading3"/>
       </w:pPr>
       <w:bookmarkStart w:id="13" w:name="_Toc220996062"/>
       <w:r>
+        <w:lastRenderedPageBreak/>
         <w:t>Đặc tả các usecase</w:t>
       </w:r>
       <w:bookmarkEnd w:id="13"/>
@@ -3863,7 +3936,7 @@
       </w:pPr>
     </w:p>
     <w:sectPr>
-      <w:footerReference w:type="default" r:id="rId11"/>
+      <w:footerReference w:type="default" r:id="rId12"/>
       <w:pgSz w:w="12240" w:h="15840"/>
       <w:pgMar w:top="1138" w:right="1138" w:bottom="1411" w:left="1699" w:header="720" w:footer="720" w:gutter="0"/>
       <w:pgNumType w:start="1"/>
@@ -6948,6 +7021,119 @@
     </w:lvl>
   </w:abstractNum>
   <w:abstractNum w:abstractNumId="27" w15:restartNumberingAfterBreak="0">
+    <w:nsid w:val="5E9954DA"/>
+    <w:multiLevelType w:val="hybridMultilevel"/>
+    <w:tmpl w:val="D118FDE4"/>
+    <w:lvl w:ilvl="0" w:tplc="04090001">
+      <w:start w:val="1"/>
+      <w:numFmt w:val="bullet"/>
+      <w:lvlText w:val=""/>
+      <w:lvlJc w:val="left"/>
+      <w:pPr>
+        <w:ind w:left="1008" w:hanging="360"/>
+      </w:pPr>
+      <w:rPr>
+        <w:rFonts w:ascii="Symbol" w:hAnsi="Symbol" w:hint="default"/>
+      </w:rPr>
+    </w:lvl>
+    <w:lvl w:ilvl="1" w:tplc="04090003" w:tentative="1">
+      <w:start w:val="1"/>
+      <w:numFmt w:val="bullet"/>
+      <w:lvlText w:val="o"/>
+      <w:lvlJc w:val="left"/>
+      <w:pPr>
+        <w:ind w:left="1728" w:hanging="360"/>
+      </w:pPr>
+      <w:rPr>
+        <w:rFonts w:ascii="Courier New" w:hAnsi="Courier New" w:cs="Courier New" w:hint="default"/>
+      </w:rPr>
+    </w:lvl>
+    <w:lvl w:ilvl="2" w:tplc="04090005" w:tentative="1">
+      <w:start w:val="1"/>
+      <w:numFmt w:val="bullet"/>
+      <w:lvlText w:val=""/>
+      <w:lvlJc w:val="left"/>
+      <w:pPr>
+        <w:ind w:left="2448" w:hanging="360"/>
+      </w:pPr>
+      <w:rPr>
+        <w:rFonts w:ascii="Wingdings" w:hAnsi="Wingdings" w:hint="default"/>
+      </w:rPr>
+    </w:lvl>
+    <w:lvl w:ilvl="3" w:tplc="04090001" w:tentative="1">
+      <w:start w:val="1"/>
+      <w:numFmt w:val="bullet"/>
+      <w:lvlText w:val=""/>
+      <w:lvlJc w:val="left"/>
+      <w:pPr>
+        <w:ind w:left="3168" w:hanging="360"/>
+      </w:pPr>
+      <w:rPr>
+        <w:rFonts w:ascii="Symbol" w:hAnsi="Symbol" w:hint="default"/>
+      </w:rPr>
+    </w:lvl>
+    <w:lvl w:ilvl="4" w:tplc="04090003" w:tentative="1">
+      <w:start w:val="1"/>
+      <w:numFmt w:val="bullet"/>
+      <w:lvlText w:val="o"/>
+      <w:lvlJc w:val="left"/>
+      <w:pPr>
+        <w:ind w:left="3888" w:hanging="360"/>
+      </w:pPr>
+      <w:rPr>
+        <w:rFonts w:ascii="Courier New" w:hAnsi="Courier New" w:cs="Courier New" w:hint="default"/>
+      </w:rPr>
+    </w:lvl>
+    <w:lvl w:ilvl="5" w:tplc="04090005" w:tentative="1">
+      <w:start w:val="1"/>
+      <w:numFmt w:val="bullet"/>
+      <w:lvlText w:val=""/>
+      <w:lvlJc w:val="left"/>
+      <w:pPr>
+        <w:ind w:left="4608" w:hanging="360"/>
+      </w:pPr>
+      <w:rPr>
+        <w:rFonts w:ascii="Wingdings" w:hAnsi="Wingdings" w:hint="default"/>
+      </w:rPr>
+    </w:lvl>
+    <w:lvl w:ilvl="6" w:tplc="04090001" w:tentative="1">
+      <w:start w:val="1"/>
+      <w:numFmt w:val="bullet"/>
+      <w:lvlText w:val=""/>
+      <w:lvlJc w:val="left"/>
+      <w:pPr>
+        <w:ind w:left="5328" w:hanging="360"/>
+      </w:pPr>
+      <w:rPr>
+        <w:rFonts w:ascii="Symbol" w:hAnsi="Symbol" w:hint="default"/>
+      </w:rPr>
+    </w:lvl>
+    <w:lvl w:ilvl="7" w:tplc="04090003" w:tentative="1">
+      <w:start w:val="1"/>
+      <w:numFmt w:val="bullet"/>
+      <w:lvlText w:val="o"/>
+      <w:lvlJc w:val="left"/>
+      <w:pPr>
+        <w:ind w:left="6048" w:hanging="360"/>
+      </w:pPr>
+      <w:rPr>
+        <w:rFonts w:ascii="Courier New" w:hAnsi="Courier New" w:cs="Courier New" w:hint="default"/>
+      </w:rPr>
+    </w:lvl>
+    <w:lvl w:ilvl="8" w:tplc="04090005" w:tentative="1">
+      <w:start w:val="1"/>
+      <w:numFmt w:val="bullet"/>
+      <w:lvlText w:val=""/>
+      <w:lvlJc w:val="left"/>
+      <w:pPr>
+        <w:ind w:left="6768" w:hanging="360"/>
+      </w:pPr>
+      <w:rPr>
+        <w:rFonts w:ascii="Wingdings" w:hAnsi="Wingdings" w:hint="default"/>
+      </w:rPr>
+    </w:lvl>
+  </w:abstractNum>
+  <w:abstractNum w:abstractNumId="28" w15:restartNumberingAfterBreak="0">
     <w:nsid w:val="61670855"/>
     <w:multiLevelType w:val="hybridMultilevel"/>
     <w:tmpl w:val="1616A58C"/>
@@ -7060,7 +7246,7 @@
       </w:rPr>
     </w:lvl>
   </w:abstractNum>
-  <w:abstractNum w:abstractNumId="28" w15:restartNumberingAfterBreak="0">
+  <w:abstractNum w:abstractNumId="29" w15:restartNumberingAfterBreak="0">
     <w:nsid w:val="66546FF2"/>
     <w:multiLevelType w:val="hybridMultilevel"/>
     <w:tmpl w:val="9ADC8252"/>
@@ -7172,7 +7358,7 @@
       </w:rPr>
     </w:lvl>
   </w:abstractNum>
-  <w:abstractNum w:abstractNumId="29" w15:restartNumberingAfterBreak="0">
+  <w:abstractNum w:abstractNumId="30" w15:restartNumberingAfterBreak="0">
     <w:nsid w:val="69313994"/>
     <w:multiLevelType w:val="hybridMultilevel"/>
     <w:tmpl w:val="21D658C8"/>
@@ -7285,7 +7471,7 @@
       </w:rPr>
     </w:lvl>
   </w:abstractNum>
-  <w:abstractNum w:abstractNumId="30" w15:restartNumberingAfterBreak="0">
+  <w:abstractNum w:abstractNumId="31" w15:restartNumberingAfterBreak="0">
     <w:nsid w:val="6A477B2A"/>
     <w:multiLevelType w:val="hybridMultilevel"/>
     <w:tmpl w:val="7D548D3C"/>
@@ -7397,7 +7583,7 @@
       </w:rPr>
     </w:lvl>
   </w:abstractNum>
-  <w:abstractNum w:abstractNumId="31" w15:restartNumberingAfterBreak="0">
+  <w:abstractNum w:abstractNumId="32" w15:restartNumberingAfterBreak="0">
     <w:nsid w:val="6E016A80"/>
     <w:multiLevelType w:val="hybridMultilevel"/>
     <w:tmpl w:val="19F07A2C"/>
@@ -7509,7 +7695,7 @@
       </w:rPr>
     </w:lvl>
   </w:abstractNum>
-  <w:abstractNum w:abstractNumId="32" w15:restartNumberingAfterBreak="0">
+  <w:abstractNum w:abstractNumId="33" w15:restartNumberingAfterBreak="0">
     <w:nsid w:val="708167F1"/>
     <w:multiLevelType w:val="hybridMultilevel"/>
     <w:tmpl w:val="BB7E831C"/>
@@ -7621,7 +7807,7 @@
       </w:rPr>
     </w:lvl>
   </w:abstractNum>
-  <w:abstractNum w:abstractNumId="33" w15:restartNumberingAfterBreak="0">
+  <w:abstractNum w:abstractNumId="34" w15:restartNumberingAfterBreak="0">
     <w:nsid w:val="70E30877"/>
     <w:multiLevelType w:val="hybridMultilevel"/>
     <w:tmpl w:val="31980276"/>
@@ -7733,7 +7919,7 @@
       </w:rPr>
     </w:lvl>
   </w:abstractNum>
-  <w:abstractNum w:abstractNumId="34" w15:restartNumberingAfterBreak="0">
+  <w:abstractNum w:abstractNumId="35" w15:restartNumberingAfterBreak="0">
     <w:nsid w:val="741758E2"/>
     <w:multiLevelType w:val="multilevel"/>
     <w:tmpl w:val="DCFA18EA"/>
@@ -7881,7 +8067,7 @@
       </w:rPr>
     </w:lvl>
   </w:abstractNum>
-  <w:abstractNum w:abstractNumId="35" w15:restartNumberingAfterBreak="0">
+  <w:abstractNum w:abstractNumId="36" w15:restartNumberingAfterBreak="0">
     <w:nsid w:val="79226349"/>
     <w:multiLevelType w:val="hybridMultilevel"/>
     <w:tmpl w:val="31C22870"/>
@@ -7993,7 +8179,7 @@
       </w:rPr>
     </w:lvl>
   </w:abstractNum>
-  <w:abstractNum w:abstractNumId="36" w15:restartNumberingAfterBreak="0">
+  <w:abstractNum w:abstractNumId="37" w15:restartNumberingAfterBreak="0">
     <w:nsid w:val="7D7F4046"/>
     <w:multiLevelType w:val="hybridMultilevel"/>
     <w:tmpl w:val="0EC6249E"/>
@@ -8113,19 +8299,19 @@
     </w:lvlOverride>
   </w:num>
   <w:num w:numId="3" w16cid:durableId="2083945052">
-    <w:abstractNumId w:val="36"/>
+    <w:abstractNumId w:val="37"/>
   </w:num>
   <w:num w:numId="4" w16cid:durableId="1064599196">
     <w:abstractNumId w:val="16"/>
   </w:num>
   <w:num w:numId="5" w16cid:durableId="675885295">
-    <w:abstractNumId w:val="32"/>
+    <w:abstractNumId w:val="33"/>
   </w:num>
   <w:num w:numId="6" w16cid:durableId="968317092">
     <w:abstractNumId w:val="22"/>
   </w:num>
   <w:num w:numId="7" w16cid:durableId="1185481116">
-    <w:abstractNumId w:val="35"/>
+    <w:abstractNumId w:val="36"/>
   </w:num>
   <w:num w:numId="8" w16cid:durableId="1464882302">
     <w:abstractNumId w:val="6"/>
@@ -8140,7 +8326,7 @@
     <w:abstractNumId w:val="12"/>
   </w:num>
   <w:num w:numId="12" w16cid:durableId="460347803">
-    <w:abstractNumId w:val="28"/>
+    <w:abstractNumId w:val="29"/>
   </w:num>
   <w:num w:numId="13" w16cid:durableId="352461228">
     <w:abstractNumId w:val="4"/>
@@ -8188,19 +8374,19 @@
     <w:abstractNumId w:val="7"/>
   </w:num>
   <w:num w:numId="19" w16cid:durableId="1708800650">
-    <w:abstractNumId w:val="27"/>
+    <w:abstractNumId w:val="28"/>
   </w:num>
   <w:num w:numId="20" w16cid:durableId="896554941">
     <w:abstractNumId w:val="18"/>
   </w:num>
   <w:num w:numId="21" w16cid:durableId="685400493">
-    <w:abstractNumId w:val="29"/>
+    <w:abstractNumId w:val="30"/>
   </w:num>
   <w:num w:numId="22" w16cid:durableId="2090809066">
-    <w:abstractNumId w:val="31"/>
+    <w:abstractNumId w:val="32"/>
   </w:num>
   <w:num w:numId="23" w16cid:durableId="1094938280">
-    <w:abstractNumId w:val="30"/>
+    <w:abstractNumId w:val="31"/>
   </w:num>
   <w:num w:numId="24" w16cid:durableId="568421877">
     <w:abstractNumId w:val="5"/>
@@ -8215,13 +8401,13 @@
     <w:abstractNumId w:val="26"/>
   </w:num>
   <w:num w:numId="28" w16cid:durableId="1955596852">
-    <w:abstractNumId w:val="33"/>
+    <w:abstractNumId w:val="34"/>
   </w:num>
   <w:num w:numId="29" w16cid:durableId="1800806099">
     <w:abstractNumId w:val="11"/>
   </w:num>
   <w:num w:numId="30" w16cid:durableId="820198910">
-    <w:abstractNumId w:val="34"/>
+    <w:abstractNumId w:val="35"/>
   </w:num>
   <w:num w:numId="31" w16cid:durableId="2110195940">
     <w:abstractNumId w:val="15"/>
@@ -8249,6 +8435,9 @@
   </w:num>
   <w:num w:numId="39" w16cid:durableId="1091244190">
     <w:abstractNumId w:val="21"/>
+  </w:num>
+  <w:num w:numId="40" w16cid:durableId="1224172225">
+    <w:abstractNumId w:val="27"/>
   </w:num>
 </w:numbering>
 </file>
@@ -8894,7 +9083,6 @@
   <w:style w:type="character" w:default="1" w:styleId="DefaultParagraphFont">
     <w:name w:val="Default Paragraph Font"/>
     <w:uiPriority w:val="1"/>
-    <w:semiHidden/>
     <w:unhideWhenUsed/>
   </w:style>
   <w:style w:type="table" w:default="1" w:styleId="TableNormal">

--- a/SRS.docx
+++ b/SRS.docx
@@ -17,9 +17,15 @@
             <w:tcW w:w="3278" w:type="dxa"/>
           </w:tcPr>
           <w:p>
+            <w:pPr>
+              <w:rPr>
+                <w:rFonts w:cs="Times New Roman"/>
+              </w:rPr>
+            </w:pPr>
             <w:bookmarkStart w:id="0" w:name="_Hlk137107456"/>
             <w:r>
               <w:rPr>
+                <w:rFonts w:cs="Times New Roman"/>
                 <w:noProof/>
               </w:rPr>
               <w:drawing>
@@ -330,7 +336,7 @@
           <w:sz w:val="28"/>
           <w:szCs w:val="28"/>
         </w:rPr>
-        <w:t>Giảng viên hướng dẫn</w:t>
+        <w:t>Giảng viên hướng dẫn:</w:t>
       </w:r>
       <w:r>
         <w:rPr>
@@ -339,57 +345,39 @@
           <w:sz w:val="28"/>
           <w:szCs w:val="28"/>
         </w:rPr>
-        <w:t>:</w:t>
-      </w:r>
-      <w:r>
+        <w:tab/>
+      </w:r>
+      <w:r>
+        <w:rPr>
+          <w:rFonts w:cs="Times New Roman"/>
+          <w:b/>
+          <w:sz w:val="28"/>
+          <w:szCs w:val="28"/>
+        </w:rPr>
+        <w:t>ThS. Võ Hoàng Khang</w:t>
+      </w:r>
+    </w:p>
+    <w:p>
+      <w:pPr>
+        <w:tabs>
+          <w:tab w:val="left" w:pos="3544"/>
+        </w:tabs>
+        <w:ind w:left="851"/>
         <w:rPr>
           <w:rFonts w:cs="Times New Roman"/>
           <w:bCs/>
           <w:sz w:val="28"/>
           <w:szCs w:val="28"/>
         </w:rPr>
-        <w:tab/>
-      </w:r>
-      <w:r>
-        <w:rPr>
-          <w:rFonts w:cs="Times New Roman"/>
-          <w:b/>
-          <w:sz w:val="28"/>
-          <w:szCs w:val="28"/>
-        </w:rPr>
-        <w:t xml:space="preserve">ThS. </w:t>
-      </w:r>
-    </w:p>
-    <w:p>
-      <w:pPr>
-        <w:tabs>
-          <w:tab w:val="left" w:pos="3544"/>
-        </w:tabs>
-        <w:ind w:left="851"/>
+      </w:pPr>
+      <w:r>
         <w:rPr>
           <w:rFonts w:cs="Times New Roman"/>
           <w:bCs/>
           <w:sz w:val="28"/>
           <w:szCs w:val="28"/>
         </w:rPr>
-      </w:pPr>
-      <w:r>
-        <w:rPr>
-          <w:rFonts w:cs="Times New Roman"/>
-          <w:bCs/>
-          <w:sz w:val="28"/>
-          <w:szCs w:val="28"/>
-        </w:rPr>
-        <w:t>Sinh viên thực hiện</w:t>
-      </w:r>
-      <w:r>
-        <w:rPr>
-          <w:rFonts w:cs="Times New Roman"/>
-          <w:bCs/>
-          <w:sz w:val="28"/>
-          <w:szCs w:val="28"/>
-        </w:rPr>
-        <w:t>:</w:t>
+        <w:t>Sinh viên thực hiện:</w:t>
       </w:r>
       <w:r>
         <w:rPr>
@@ -433,26 +421,24 @@
             <w:pPr>
               <w:pStyle w:val="NoSpacing"/>
               <w:rPr>
+                <w:rFonts w:cs="Times New Roman"/>
                 <w:b/>
                 <w:bCs/>
               </w:rPr>
             </w:pPr>
             <w:r>
+              <w:rPr>
+                <w:rFonts w:cs="Times New Roman"/>
+              </w:rPr>
               <w:t>1/</w:t>
             </w:r>
             <w:r>
               <w:rPr>
+                <w:rFonts w:cs="Times New Roman"/>
                 <w:b/>
                 <w:bCs/>
               </w:rPr>
-              <w:t xml:space="preserve"> </w:t>
-            </w:r>
-            <w:r>
-              <w:rPr>
-                <w:b/>
-                <w:bCs/>
-              </w:rPr>
-              <w:t>Đinh Văn Hoàng Duy</w:t>
+              <w:t xml:space="preserve"> Đinh Văn Hoàng Duy</w:t>
             </w:r>
           </w:p>
         </w:tc>
@@ -464,26 +450,24 @@
             <w:pPr>
               <w:pStyle w:val="NoSpacing"/>
               <w:rPr>
+                <w:rFonts w:cs="Times New Roman"/>
                 <w:b/>
                 <w:bCs/>
               </w:rPr>
             </w:pPr>
             <w:r>
+              <w:rPr>
+                <w:rFonts w:cs="Times New Roman"/>
+              </w:rPr>
               <w:t>MSSV:</w:t>
             </w:r>
             <w:r>
               <w:rPr>
+                <w:rFonts w:cs="Times New Roman"/>
                 <w:b/>
                 <w:bCs/>
               </w:rPr>
-              <w:t xml:space="preserve"> 2180609</w:t>
-            </w:r>
-            <w:r>
-              <w:rPr>
-                <w:b/>
-                <w:bCs/>
-              </w:rPr>
-              <w:t>183</w:t>
+              <w:t xml:space="preserve"> 2180609183</w:t>
             </w:r>
           </w:p>
         </w:tc>
@@ -495,15 +479,20 @@
             <w:pPr>
               <w:pStyle w:val="NoSpacing"/>
               <w:rPr>
+                <w:rFonts w:cs="Times New Roman"/>
                 <w:b/>
                 <w:bCs/>
               </w:rPr>
             </w:pPr>
             <w:r>
+              <w:rPr>
+                <w:rFonts w:cs="Times New Roman"/>
+              </w:rPr>
               <w:t>Lớp:</w:t>
             </w:r>
             <w:r>
               <w:rPr>
+                <w:rFonts w:cs="Times New Roman"/>
                 <w:b/>
                 <w:bCs/>
               </w:rPr>
@@ -519,6 +508,7 @@
             <w:pPr>
               <w:pStyle w:val="NoSpacing"/>
               <w:rPr>
+                <w:rFonts w:cs="Times New Roman"/>
                 <w:b/>
                 <w:bCs/>
               </w:rPr>
@@ -533,6 +523,7 @@
             <w:pPr>
               <w:pStyle w:val="NoSpacing"/>
               <w:rPr>
+                <w:rFonts w:cs="Times New Roman"/>
                 <w:b/>
                 <w:bCs/>
               </w:rPr>
@@ -547,6 +538,7 @@
             <w:pPr>
               <w:pStyle w:val="NoSpacing"/>
               <w:rPr>
+                <w:rFonts w:cs="Times New Roman"/>
                 <w:b/>
                 <w:bCs/>
               </w:rPr>
@@ -563,15 +555,20 @@
             <w:pPr>
               <w:pStyle w:val="NoSpacing"/>
               <w:rPr>
+                <w:rFonts w:cs="Times New Roman"/>
                 <w:b/>
                 <w:bCs/>
               </w:rPr>
             </w:pPr>
             <w:r>
+              <w:rPr>
+                <w:rFonts w:cs="Times New Roman"/>
+              </w:rPr>
               <w:t xml:space="preserve">2/ </w:t>
             </w:r>
             <w:r>
               <w:rPr>
+                <w:rFonts w:cs="Times New Roman"/>
                 <w:b/>
                 <w:bCs/>
               </w:rPr>
@@ -587,15 +584,20 @@
             <w:pPr>
               <w:pStyle w:val="NoSpacing"/>
               <w:rPr>
+                <w:rFonts w:cs="Times New Roman"/>
                 <w:b/>
                 <w:bCs/>
               </w:rPr>
             </w:pPr>
             <w:r>
+              <w:rPr>
+                <w:rFonts w:cs="Times New Roman"/>
+              </w:rPr>
               <w:t>MSSV:</w:t>
             </w:r>
             <w:r>
               <w:rPr>
+                <w:rFonts w:cs="Times New Roman"/>
                 <w:b/>
                 <w:bCs/>
               </w:rPr>
@@ -611,15 +613,20 @@
             <w:pPr>
               <w:pStyle w:val="NoSpacing"/>
               <w:rPr>
+                <w:rFonts w:cs="Times New Roman"/>
                 <w:b/>
                 <w:bCs/>
               </w:rPr>
             </w:pPr>
             <w:r>
+              <w:rPr>
+                <w:rFonts w:cs="Times New Roman"/>
+              </w:rPr>
               <w:t xml:space="preserve">Lớp: </w:t>
             </w:r>
             <w:r>
               <w:rPr>
+                <w:rFonts w:cs="Times New Roman"/>
                 <w:b/>
                 <w:bCs/>
               </w:rPr>
@@ -635,6 +642,7 @@
             <w:pPr>
               <w:pStyle w:val="NoSpacing"/>
               <w:rPr>
+                <w:rFonts w:cs="Times New Roman"/>
                 <w:b/>
                 <w:bCs/>
               </w:rPr>
@@ -649,6 +657,7 @@
             <w:pPr>
               <w:pStyle w:val="NoSpacing"/>
               <w:rPr>
+                <w:rFonts w:cs="Times New Roman"/>
                 <w:b/>
                 <w:bCs/>
                 <w:lang w:val="vi-VN"/>
@@ -664,6 +673,7 @@
             <w:pPr>
               <w:pStyle w:val="NoSpacing"/>
               <w:rPr>
+                <w:rFonts w:cs="Times New Roman"/>
                 <w:b/>
                 <w:bCs/>
                 <w:lang w:val="vi-VN"/>
@@ -681,29 +691,24 @@
             <w:pPr>
               <w:pStyle w:val="NoSpacing"/>
               <w:rPr>
+                <w:rFonts w:cs="Times New Roman"/>
                 <w:b/>
                 <w:bCs/>
               </w:rPr>
             </w:pPr>
             <w:r>
-              <w:t>3</w:t>
-            </w:r>
-            <w:r>
-              <w:t>/</w:t>
+              <w:rPr>
+                <w:rFonts w:cs="Times New Roman"/>
+              </w:rPr>
+              <w:t>3/</w:t>
             </w:r>
             <w:r>
               <w:rPr>
+                <w:rFonts w:cs="Times New Roman"/>
                 <w:b/>
                 <w:bCs/>
               </w:rPr>
-              <w:t xml:space="preserve"> </w:t>
-            </w:r>
-            <w:r>
-              <w:rPr>
-                <w:b/>
-                <w:bCs/>
-              </w:rPr>
-              <w:t>Nguyễn Thị Hương Sen</w:t>
+              <w:t xml:space="preserve"> Nguyễn Thị Hương Sen</w:t>
             </w:r>
           </w:p>
         </w:tc>
@@ -715,40 +720,24 @@
             <w:pPr>
               <w:pStyle w:val="NoSpacing"/>
               <w:rPr>
+                <w:rFonts w:cs="Times New Roman"/>
                 <w:b/>
                 <w:bCs/>
               </w:rPr>
             </w:pPr>
             <w:r>
+              <w:rPr>
+                <w:rFonts w:cs="Times New Roman"/>
+              </w:rPr>
               <w:t>MSSV:</w:t>
             </w:r>
             <w:r>
               <w:rPr>
+                <w:rFonts w:cs="Times New Roman"/>
                 <w:b/>
                 <w:bCs/>
               </w:rPr>
-              <w:t xml:space="preserve"> 2</w:t>
-            </w:r>
-            <w:r>
-              <w:rPr>
-                <w:b/>
-                <w:bCs/>
-              </w:rPr>
-              <w:t>2</w:t>
-            </w:r>
-            <w:r>
-              <w:rPr>
-                <w:b/>
-                <w:bCs/>
-              </w:rPr>
-              <w:t>806</w:t>
-            </w:r>
-            <w:r>
-              <w:rPr>
-                <w:b/>
-                <w:bCs/>
-              </w:rPr>
-              <w:t>02731</w:t>
+              <w:t xml:space="preserve"> 2280602731</w:t>
             </w:r>
           </w:p>
         </w:tc>
@@ -760,26 +749,24 @@
             <w:pPr>
               <w:pStyle w:val="NoSpacing"/>
               <w:rPr>
+                <w:rFonts w:cs="Times New Roman"/>
                 <w:b/>
                 <w:bCs/>
               </w:rPr>
             </w:pPr>
             <w:r>
+              <w:rPr>
+                <w:rFonts w:cs="Times New Roman"/>
+              </w:rPr>
               <w:t>Lớp:</w:t>
             </w:r>
             <w:r>
               <w:rPr>
+                <w:rFonts w:cs="Times New Roman"/>
                 <w:b/>
                 <w:bCs/>
               </w:rPr>
-              <w:t xml:space="preserve"> </w:t>
-            </w:r>
-            <w:r>
-              <w:rPr>
-                <w:b/>
-                <w:bCs/>
-              </w:rPr>
-              <w:t>22DTHG3</w:t>
+              <w:t xml:space="preserve"> 22DTHG3</w:t>
             </w:r>
           </w:p>
         </w:tc>
@@ -791,6 +778,7 @@
             <w:pPr>
               <w:pStyle w:val="NoSpacing"/>
               <w:rPr>
+                <w:rFonts w:cs="Times New Roman"/>
                 <w:b/>
                 <w:bCs/>
               </w:rPr>
@@ -805,6 +793,7 @@
             <w:pPr>
               <w:pStyle w:val="NoSpacing"/>
               <w:rPr>
+                <w:rFonts w:cs="Times New Roman"/>
                 <w:b/>
                 <w:bCs/>
                 <w:lang w:val="vi-VN"/>
@@ -820,6 +809,7 @@
             <w:pPr>
               <w:pStyle w:val="NoSpacing"/>
               <w:rPr>
+                <w:rFonts w:cs="Times New Roman"/>
                 <w:b/>
                 <w:bCs/>
                 <w:lang w:val="vi-VN"/>
@@ -836,12 +826,19 @@
           <w:p>
             <w:pPr>
               <w:pStyle w:val="NoSpacing"/>
+              <w:rPr>
+                <w:rFonts w:cs="Times New Roman"/>
+              </w:rPr>
             </w:pPr>
             <w:r>
+              <w:rPr>
+                <w:rFonts w:cs="Times New Roman"/>
+              </w:rPr>
               <w:t xml:space="preserve">4/ </w:t>
             </w:r>
             <w:r>
               <w:rPr>
+                <w:rFonts w:cs="Times New Roman"/>
                 <w:b/>
                 <w:bCs/>
               </w:rPr>
@@ -856,12 +853,19 @@
           <w:p>
             <w:pPr>
               <w:pStyle w:val="NoSpacing"/>
+              <w:rPr>
+                <w:rFonts w:cs="Times New Roman"/>
+              </w:rPr>
             </w:pPr>
             <w:r>
+              <w:rPr>
+                <w:rFonts w:cs="Times New Roman"/>
+              </w:rPr>
               <w:t>MSSV:</w:t>
             </w:r>
             <w:r>
               <w:rPr>
+                <w:rFonts w:cs="Times New Roman"/>
                 <w:b/>
                 <w:bCs/>
               </w:rPr>
@@ -876,12 +880,19 @@
           <w:p>
             <w:pPr>
               <w:pStyle w:val="NoSpacing"/>
+              <w:rPr>
+                <w:rFonts w:cs="Times New Roman"/>
+              </w:rPr>
             </w:pPr>
             <w:r>
+              <w:rPr>
+                <w:rFonts w:cs="Times New Roman"/>
+              </w:rPr>
               <w:t xml:space="preserve">Lớp: </w:t>
             </w:r>
             <w:r>
               <w:rPr>
+                <w:rFonts w:cs="Times New Roman"/>
                 <w:b/>
                 <w:bCs/>
               </w:rPr>
@@ -897,6 +908,7 @@
             <w:pPr>
               <w:pStyle w:val="NoSpacing"/>
               <w:rPr>
+                <w:rFonts w:cs="Times New Roman"/>
                 <w:b/>
                 <w:bCs/>
               </w:rPr>
@@ -911,6 +923,7 @@
             <w:pPr>
               <w:pStyle w:val="NoSpacing"/>
               <w:rPr>
+                <w:rFonts w:cs="Times New Roman"/>
                 <w:b/>
                 <w:bCs/>
                 <w:lang w:val="vi-VN"/>
@@ -926,6 +939,7 @@
             <w:pPr>
               <w:pStyle w:val="NoSpacing"/>
               <w:rPr>
+                <w:rFonts w:cs="Times New Roman"/>
                 <w:b/>
                 <w:bCs/>
                 <w:lang w:val="vi-VN"/>
@@ -942,12 +956,19 @@
           <w:p>
             <w:pPr>
               <w:pStyle w:val="NoSpacing"/>
+              <w:rPr>
+                <w:rFonts w:cs="Times New Roman"/>
+              </w:rPr>
             </w:pPr>
             <w:r>
+              <w:rPr>
+                <w:rFonts w:cs="Times New Roman"/>
+              </w:rPr>
               <w:t xml:space="preserve">5/ </w:t>
             </w:r>
             <w:r>
               <w:rPr>
+                <w:rFonts w:cs="Times New Roman"/>
                 <w:b/>
                 <w:bCs/>
               </w:rPr>
@@ -962,12 +983,19 @@
           <w:p>
             <w:pPr>
               <w:pStyle w:val="NoSpacing"/>
+              <w:rPr>
+                <w:rFonts w:cs="Times New Roman"/>
+              </w:rPr>
             </w:pPr>
             <w:r>
+              <w:rPr>
+                <w:rFonts w:cs="Times New Roman"/>
+              </w:rPr>
               <w:t>MSSV:</w:t>
             </w:r>
             <w:r>
               <w:rPr>
+                <w:rFonts w:cs="Times New Roman"/>
                 <w:b/>
                 <w:bCs/>
               </w:rPr>
@@ -982,12 +1010,19 @@
           <w:p>
             <w:pPr>
               <w:pStyle w:val="NoSpacing"/>
+              <w:rPr>
+                <w:rFonts w:cs="Times New Roman"/>
+              </w:rPr>
             </w:pPr>
             <w:r>
+              <w:rPr>
+                <w:rFonts w:cs="Times New Roman"/>
+              </w:rPr>
               <w:t xml:space="preserve">Lớp: </w:t>
             </w:r>
             <w:r>
               <w:rPr>
+                <w:rFonts w:cs="Times New Roman"/>
                 <w:b/>
                 <w:bCs/>
               </w:rPr>
@@ -1003,6 +1038,7 @@
             <w:pPr>
               <w:pStyle w:val="NoSpacing"/>
               <w:rPr>
+                <w:rFonts w:cs="Times New Roman"/>
                 <w:b/>
                 <w:bCs/>
               </w:rPr>
@@ -1017,6 +1053,7 @@
             <w:pPr>
               <w:pStyle w:val="NoSpacing"/>
               <w:rPr>
+                <w:rFonts w:cs="Times New Roman"/>
                 <w:b/>
                 <w:bCs/>
                 <w:lang w:val="vi-VN"/>
@@ -1032,6 +1069,7 @@
             <w:pPr>
               <w:pStyle w:val="NoSpacing"/>
               <w:rPr>
+                <w:rFonts w:cs="Times New Roman"/>
                 <w:b/>
                 <w:bCs/>
                 <w:lang w:val="vi-VN"/>
@@ -1155,6 +1193,7 @@
         <w:pStyle w:val="Heading1"/>
         <w:rPr>
           <w:rStyle w:val="Emphasis"/>
+          <w:rFonts w:cs="Times New Roman"/>
           <w:i w:val="0"/>
           <w:iCs w:val="0"/>
         </w:rPr>
@@ -1162,6 +1201,7 @@
       <w:r>
         <w:rPr>
           <w:rStyle w:val="Emphasis"/>
+          <w:rFonts w:cs="Times New Roman"/>
           <w:i w:val="0"/>
           <w:iCs w:val="0"/>
         </w:rPr>
@@ -1171,6 +1211,7 @@
       <w:r>
         <w:rPr>
           <w:rStyle w:val="Emphasis"/>
+          <w:rFonts w:cs="Times New Roman"/>
           <w:i w:val="0"/>
           <w:iCs w:val="0"/>
         </w:rPr>
@@ -1195,16 +1236,28 @@
       <w:pPr>
         <w:spacing w:line="276" w:lineRule="auto"/>
         <w:jc w:val="left"/>
-      </w:pPr>
-      <w:r>
+        <w:rPr>
+          <w:rFonts w:cs="Times New Roman"/>
+        </w:rPr>
+      </w:pPr>
+      <w:r>
+        <w:rPr>
+          <w:rFonts w:cs="Times New Roman"/>
+        </w:rPr>
         <w:br w:type="page"/>
       </w:r>
     </w:p>
     <w:p>
       <w:pPr>
         <w:pStyle w:val="Heading1"/>
-      </w:pPr>
-      <w:r>
+        <w:rPr>
+          <w:rFonts w:cs="Times New Roman"/>
+        </w:rPr>
+      </w:pPr>
+      <w:r>
+        <w:rPr>
+          <w:rFonts w:cs="Times New Roman"/>
+        </w:rPr>
         <w:lastRenderedPageBreak/>
         <w:t>Lời cảm ơn</w:t>
       </w:r>
@@ -1213,22 +1266,37 @@
       <w:pPr>
         <w:spacing w:line="276" w:lineRule="auto"/>
         <w:jc w:val="left"/>
-      </w:pPr>
-      <w:r>
+        <w:rPr>
+          <w:rFonts w:cs="Times New Roman"/>
+        </w:rPr>
+      </w:pPr>
+      <w:r>
+        <w:rPr>
+          <w:rFonts w:cs="Times New Roman"/>
+        </w:rPr>
         <w:br w:type="page"/>
       </w:r>
     </w:p>
     <w:p>
       <w:pPr>
         <w:pStyle w:val="Heading1"/>
-      </w:pPr>
-      <w:r>
+        <w:rPr>
+          <w:rFonts w:cs="Times New Roman"/>
+        </w:rPr>
+      </w:pPr>
+      <w:r>
+        <w:rPr>
+          <w:rFonts w:cs="Times New Roman"/>
+        </w:rPr>
         <w:lastRenderedPageBreak/>
         <w:t>Lời cam đoan</w:t>
       </w:r>
     </w:p>
     <w:p>
       <w:pPr>
+        <w:rPr>
+          <w:rFonts w:cs="Times New Roman"/>
+        </w:rPr>
         <w:sectPr>
           <w:pgSz w:w="12240" w:h="15840"/>
           <w:pgMar w:top="1138" w:right="1138" w:bottom="1411" w:left="1699" w:header="720" w:footer="720" w:gutter="0"/>
@@ -1240,8 +1308,14 @@
     <w:p>
       <w:pPr>
         <w:pStyle w:val="Heading1"/>
-      </w:pPr>
-      <w:r>
+        <w:rPr>
+          <w:rFonts w:cs="Times New Roman"/>
+        </w:rPr>
+      </w:pPr>
+      <w:r>
+        <w:rPr>
+          <w:rFonts w:cs="Times New Roman"/>
+        </w:rPr>
         <w:lastRenderedPageBreak/>
         <w:t>Mục lục</w:t>
       </w:r>
@@ -1254,7 +1328,7 @@
           <w:tab w:val="right" w:leader="dot" w:pos="9393"/>
         </w:tabs>
         <w:rPr>
-          <w:rFonts w:asciiTheme="minorHAnsi" w:eastAsiaTheme="minorEastAsia" w:hAnsiTheme="minorHAnsi"/>
+          <w:rFonts w:eastAsiaTheme="minorEastAsia" w:cs="Times New Roman"/>
           <w:b w:val="0"/>
           <w:caps w:val="0"/>
           <w:noProof/>
@@ -1263,25 +1337,35 @@
         </w:rPr>
       </w:pPr>
       <w:r>
+        <w:rPr>
+          <w:rFonts w:cs="Times New Roman"/>
+        </w:rPr>
         <w:fldChar w:fldCharType="begin"/>
       </w:r>
       <w:r>
+        <w:rPr>
+          <w:rFonts w:cs="Times New Roman"/>
+        </w:rPr>
         <w:instrText xml:space="preserve"> TOC \h \z \u \t "Heading 2,1,Heading 3,2,Heading 4,3" </w:instrText>
       </w:r>
       <w:r>
+        <w:rPr>
+          <w:rFonts w:cs="Times New Roman"/>
+        </w:rPr>
         <w:fldChar w:fldCharType="separate"/>
       </w:r>
       <w:hyperlink w:anchor="_Toc220996050" w:history="1">
         <w:r>
           <w:rPr>
             <w:rStyle w:val="Hyperlink"/>
+            <w:rFonts w:cs="Times New Roman"/>
             <w:noProof/>
           </w:rPr>
           <w:t>Chương 1.</w:t>
         </w:r>
         <w:r>
           <w:rPr>
-            <w:rFonts w:asciiTheme="minorHAnsi" w:eastAsiaTheme="minorEastAsia" w:hAnsiTheme="minorHAnsi"/>
+            <w:rFonts w:eastAsiaTheme="minorEastAsia" w:cs="Times New Roman"/>
             <w:b w:val="0"/>
             <w:caps w:val="0"/>
             <w:noProof/>
@@ -1293,12 +1377,14 @@
         <w:r>
           <w:rPr>
             <w:rStyle w:val="Hyperlink"/>
+            <w:rFonts w:cs="Times New Roman"/>
             <w:noProof/>
           </w:rPr>
           <w:t>GIới thiệu</w:t>
         </w:r>
         <w:r>
           <w:rPr>
+            <w:rFonts w:cs="Times New Roman"/>
             <w:noProof/>
             <w:webHidden/>
           </w:rPr>
@@ -1306,6 +1392,7 @@
         </w:r>
         <w:r>
           <w:rPr>
+            <w:rFonts w:cs="Times New Roman"/>
             <w:noProof/>
             <w:webHidden/>
           </w:rPr>
@@ -1313,6 +1400,7 @@
         </w:r>
         <w:r>
           <w:rPr>
+            <w:rFonts w:cs="Times New Roman"/>
             <w:noProof/>
             <w:webHidden/>
           </w:rPr>
@@ -1320,12 +1408,14 @@
         </w:r>
         <w:r>
           <w:rPr>
-            <w:noProof/>
-            <w:webHidden/>
-          </w:rPr>
-        </w:r>
-        <w:r>
-          <w:rPr>
+            <w:rFonts w:cs="Times New Roman"/>
+            <w:noProof/>
+            <w:webHidden/>
+          </w:rPr>
+        </w:r>
+        <w:r>
+          <w:rPr>
+            <w:rFonts w:cs="Times New Roman"/>
             <w:noProof/>
             <w:webHidden/>
           </w:rPr>
@@ -1333,6 +1423,7 @@
         </w:r>
         <w:r>
           <w:rPr>
+            <w:rFonts w:cs="Times New Roman"/>
             <w:noProof/>
             <w:webHidden/>
           </w:rPr>
@@ -1340,6 +1431,7 @@
         </w:r>
         <w:r>
           <w:rPr>
+            <w:rFonts w:cs="Times New Roman"/>
             <w:noProof/>
             <w:webHidden/>
           </w:rPr>
@@ -1355,7 +1447,7 @@
           <w:tab w:val="right" w:leader="dot" w:pos="9393"/>
         </w:tabs>
         <w:rPr>
-          <w:rFonts w:asciiTheme="minorHAnsi" w:eastAsiaTheme="minorEastAsia" w:hAnsiTheme="minorHAnsi"/>
+          <w:rFonts w:eastAsiaTheme="minorEastAsia" w:cs="Times New Roman"/>
           <w:b w:val="0"/>
           <w:noProof/>
           <w:sz w:val="24"/>
@@ -1366,13 +1458,14 @@
         <w:r>
           <w:rPr>
             <w:rStyle w:val="Hyperlink"/>
+            <w:rFonts w:cs="Times New Roman"/>
             <w:noProof/>
           </w:rPr>
           <w:t>1.1.</w:t>
         </w:r>
         <w:r>
           <w:rPr>
-            <w:rFonts w:asciiTheme="minorHAnsi" w:eastAsiaTheme="minorEastAsia" w:hAnsiTheme="minorHAnsi"/>
+            <w:rFonts w:eastAsiaTheme="minorEastAsia" w:cs="Times New Roman"/>
             <w:b w:val="0"/>
             <w:noProof/>
             <w:sz w:val="24"/>
@@ -1383,12 +1476,14 @@
         <w:r>
           <w:rPr>
             <w:rStyle w:val="Hyperlink"/>
+            <w:rFonts w:cs="Times New Roman"/>
             <w:noProof/>
           </w:rPr>
           <w:t>Mục đích</w:t>
         </w:r>
         <w:r>
           <w:rPr>
+            <w:rFonts w:cs="Times New Roman"/>
             <w:noProof/>
             <w:webHidden/>
           </w:rPr>
@@ -1396,6 +1491,7 @@
         </w:r>
         <w:r>
           <w:rPr>
+            <w:rFonts w:cs="Times New Roman"/>
             <w:noProof/>
             <w:webHidden/>
           </w:rPr>
@@ -1403,6 +1499,7 @@
         </w:r>
         <w:r>
           <w:rPr>
+            <w:rFonts w:cs="Times New Roman"/>
             <w:noProof/>
             <w:webHidden/>
           </w:rPr>
@@ -1410,12 +1507,14 @@
         </w:r>
         <w:r>
           <w:rPr>
-            <w:noProof/>
-            <w:webHidden/>
-          </w:rPr>
-        </w:r>
-        <w:r>
-          <w:rPr>
+            <w:rFonts w:cs="Times New Roman"/>
+            <w:noProof/>
+            <w:webHidden/>
+          </w:rPr>
+        </w:r>
+        <w:r>
+          <w:rPr>
+            <w:rFonts w:cs="Times New Roman"/>
             <w:noProof/>
             <w:webHidden/>
           </w:rPr>
@@ -1423,6 +1522,7 @@
         </w:r>
         <w:r>
           <w:rPr>
+            <w:rFonts w:cs="Times New Roman"/>
             <w:noProof/>
             <w:webHidden/>
           </w:rPr>
@@ -1430,6 +1530,7 @@
         </w:r>
         <w:r>
           <w:rPr>
+            <w:rFonts w:cs="Times New Roman"/>
             <w:noProof/>
             <w:webHidden/>
           </w:rPr>
@@ -1445,7 +1546,7 @@
           <w:tab w:val="right" w:leader="dot" w:pos="9393"/>
         </w:tabs>
         <w:rPr>
-          <w:rFonts w:asciiTheme="minorHAnsi" w:eastAsiaTheme="minorEastAsia" w:hAnsiTheme="minorHAnsi"/>
+          <w:rFonts w:eastAsiaTheme="minorEastAsia" w:cs="Times New Roman"/>
           <w:b w:val="0"/>
           <w:noProof/>
           <w:sz w:val="24"/>
@@ -1456,13 +1557,14 @@
         <w:r>
           <w:rPr>
             <w:rStyle w:val="Hyperlink"/>
+            <w:rFonts w:cs="Times New Roman"/>
             <w:noProof/>
           </w:rPr>
           <w:t>1.2.</w:t>
         </w:r>
         <w:r>
           <w:rPr>
-            <w:rFonts w:asciiTheme="minorHAnsi" w:eastAsiaTheme="minorEastAsia" w:hAnsiTheme="minorHAnsi"/>
+            <w:rFonts w:eastAsiaTheme="minorEastAsia" w:cs="Times New Roman"/>
             <w:b w:val="0"/>
             <w:noProof/>
             <w:sz w:val="24"/>
@@ -1473,12 +1575,14 @@
         <w:r>
           <w:rPr>
             <w:rStyle w:val="Hyperlink"/>
+            <w:rFonts w:cs="Times New Roman"/>
             <w:noProof/>
           </w:rPr>
           <w:t>Phạm vi</w:t>
         </w:r>
         <w:r>
           <w:rPr>
+            <w:rFonts w:cs="Times New Roman"/>
             <w:noProof/>
             <w:webHidden/>
           </w:rPr>
@@ -1486,6 +1590,7 @@
         </w:r>
         <w:r>
           <w:rPr>
+            <w:rFonts w:cs="Times New Roman"/>
             <w:noProof/>
             <w:webHidden/>
           </w:rPr>
@@ -1493,6 +1598,7 @@
         </w:r>
         <w:r>
           <w:rPr>
+            <w:rFonts w:cs="Times New Roman"/>
             <w:noProof/>
             <w:webHidden/>
           </w:rPr>
@@ -1500,12 +1606,14 @@
         </w:r>
         <w:r>
           <w:rPr>
-            <w:noProof/>
-            <w:webHidden/>
-          </w:rPr>
-        </w:r>
-        <w:r>
-          <w:rPr>
+            <w:rFonts w:cs="Times New Roman"/>
+            <w:noProof/>
+            <w:webHidden/>
+          </w:rPr>
+        </w:r>
+        <w:r>
+          <w:rPr>
+            <w:rFonts w:cs="Times New Roman"/>
             <w:noProof/>
             <w:webHidden/>
           </w:rPr>
@@ -1513,6 +1621,7 @@
         </w:r>
         <w:r>
           <w:rPr>
+            <w:rFonts w:cs="Times New Roman"/>
             <w:noProof/>
             <w:webHidden/>
           </w:rPr>
@@ -1520,6 +1629,7 @@
         </w:r>
         <w:r>
           <w:rPr>
+            <w:rFonts w:cs="Times New Roman"/>
             <w:noProof/>
             <w:webHidden/>
           </w:rPr>
@@ -1535,7 +1645,7 @@
           <w:tab w:val="right" w:leader="dot" w:pos="9393"/>
         </w:tabs>
         <w:rPr>
-          <w:rFonts w:asciiTheme="minorHAnsi" w:eastAsiaTheme="minorEastAsia" w:hAnsiTheme="minorHAnsi"/>
+          <w:rFonts w:eastAsiaTheme="minorEastAsia" w:cs="Times New Roman"/>
           <w:b w:val="0"/>
           <w:noProof/>
           <w:sz w:val="24"/>
@@ -1546,13 +1656,14 @@
         <w:r>
           <w:rPr>
             <w:rStyle w:val="Hyperlink"/>
+            <w:rFonts w:cs="Times New Roman"/>
             <w:noProof/>
           </w:rPr>
           <w:t>1.3.</w:t>
         </w:r>
         <w:r>
           <w:rPr>
-            <w:rFonts w:asciiTheme="minorHAnsi" w:eastAsiaTheme="minorEastAsia" w:hAnsiTheme="minorHAnsi"/>
+            <w:rFonts w:eastAsiaTheme="minorEastAsia" w:cs="Times New Roman"/>
             <w:b w:val="0"/>
             <w:noProof/>
             <w:sz w:val="24"/>
@@ -1563,12 +1674,14 @@
         <w:r>
           <w:rPr>
             <w:rStyle w:val="Hyperlink"/>
+            <w:rFonts w:cs="Times New Roman"/>
             <w:noProof/>
           </w:rPr>
           <w:t>Từ điển thuật ngữ</w:t>
         </w:r>
         <w:r>
           <w:rPr>
+            <w:rFonts w:cs="Times New Roman"/>
             <w:noProof/>
             <w:webHidden/>
           </w:rPr>
@@ -1576,6 +1689,7 @@
         </w:r>
         <w:r>
           <w:rPr>
+            <w:rFonts w:cs="Times New Roman"/>
             <w:noProof/>
             <w:webHidden/>
           </w:rPr>
@@ -1583,6 +1697,7 @@
         </w:r>
         <w:r>
           <w:rPr>
+            <w:rFonts w:cs="Times New Roman"/>
             <w:noProof/>
             <w:webHidden/>
           </w:rPr>
@@ -1590,12 +1705,14 @@
         </w:r>
         <w:r>
           <w:rPr>
-            <w:noProof/>
-            <w:webHidden/>
-          </w:rPr>
-        </w:r>
-        <w:r>
-          <w:rPr>
+            <w:rFonts w:cs="Times New Roman"/>
+            <w:noProof/>
+            <w:webHidden/>
+          </w:rPr>
+        </w:r>
+        <w:r>
+          <w:rPr>
+            <w:rFonts w:cs="Times New Roman"/>
             <w:noProof/>
             <w:webHidden/>
           </w:rPr>
@@ -1603,6 +1720,7 @@
         </w:r>
         <w:r>
           <w:rPr>
+            <w:rFonts w:cs="Times New Roman"/>
             <w:noProof/>
             <w:webHidden/>
           </w:rPr>
@@ -1610,6 +1728,7 @@
         </w:r>
         <w:r>
           <w:rPr>
+            <w:rFonts w:cs="Times New Roman"/>
             <w:noProof/>
             <w:webHidden/>
           </w:rPr>
@@ -1625,7 +1744,7 @@
           <w:tab w:val="right" w:leader="dot" w:pos="9393"/>
         </w:tabs>
         <w:rPr>
-          <w:rFonts w:asciiTheme="minorHAnsi" w:eastAsiaTheme="minorEastAsia" w:hAnsiTheme="minorHAnsi"/>
+          <w:rFonts w:eastAsiaTheme="minorEastAsia" w:cs="Times New Roman"/>
           <w:b w:val="0"/>
           <w:noProof/>
           <w:sz w:val="24"/>
@@ -1636,13 +1755,14 @@
         <w:r>
           <w:rPr>
             <w:rStyle w:val="Hyperlink"/>
+            <w:rFonts w:cs="Times New Roman"/>
             <w:noProof/>
           </w:rPr>
           <w:t>1.4.</w:t>
         </w:r>
         <w:r>
           <w:rPr>
-            <w:rFonts w:asciiTheme="minorHAnsi" w:eastAsiaTheme="minorEastAsia" w:hAnsiTheme="minorHAnsi"/>
+            <w:rFonts w:eastAsiaTheme="minorEastAsia" w:cs="Times New Roman"/>
             <w:b w:val="0"/>
             <w:noProof/>
             <w:sz w:val="24"/>
@@ -1653,12 +1773,14 @@
         <w:r>
           <w:rPr>
             <w:rStyle w:val="Hyperlink"/>
+            <w:rFonts w:cs="Times New Roman"/>
             <w:noProof/>
           </w:rPr>
           <w:t>Tài liệu tham khảo</w:t>
         </w:r>
         <w:r>
           <w:rPr>
+            <w:rFonts w:cs="Times New Roman"/>
             <w:noProof/>
             <w:webHidden/>
           </w:rPr>
@@ -1666,6 +1788,7 @@
         </w:r>
         <w:r>
           <w:rPr>
+            <w:rFonts w:cs="Times New Roman"/>
             <w:noProof/>
             <w:webHidden/>
           </w:rPr>
@@ -1673,6 +1796,7 @@
         </w:r>
         <w:r>
           <w:rPr>
+            <w:rFonts w:cs="Times New Roman"/>
             <w:noProof/>
             <w:webHidden/>
           </w:rPr>
@@ -1680,12 +1804,14 @@
         </w:r>
         <w:r>
           <w:rPr>
-            <w:noProof/>
-            <w:webHidden/>
-          </w:rPr>
-        </w:r>
-        <w:r>
-          <w:rPr>
+            <w:rFonts w:cs="Times New Roman"/>
+            <w:noProof/>
+            <w:webHidden/>
+          </w:rPr>
+        </w:r>
+        <w:r>
+          <w:rPr>
+            <w:rFonts w:cs="Times New Roman"/>
             <w:noProof/>
             <w:webHidden/>
           </w:rPr>
@@ -1693,6 +1819,7 @@
         </w:r>
         <w:r>
           <w:rPr>
+            <w:rFonts w:cs="Times New Roman"/>
             <w:noProof/>
             <w:webHidden/>
           </w:rPr>
@@ -1700,6 +1827,7 @@
         </w:r>
         <w:r>
           <w:rPr>
+            <w:rFonts w:cs="Times New Roman"/>
             <w:noProof/>
             <w:webHidden/>
           </w:rPr>
@@ -1715,7 +1843,7 @@
           <w:tab w:val="right" w:leader="dot" w:pos="9393"/>
         </w:tabs>
         <w:rPr>
-          <w:rFonts w:asciiTheme="minorHAnsi" w:eastAsiaTheme="minorEastAsia" w:hAnsiTheme="minorHAnsi"/>
+          <w:rFonts w:eastAsiaTheme="minorEastAsia" w:cs="Times New Roman"/>
           <w:b w:val="0"/>
           <w:noProof/>
           <w:sz w:val="24"/>
@@ -1726,13 +1854,14 @@
         <w:r>
           <w:rPr>
             <w:rStyle w:val="Hyperlink"/>
+            <w:rFonts w:cs="Times New Roman"/>
             <w:noProof/>
           </w:rPr>
           <w:t>1.5.</w:t>
         </w:r>
         <w:r>
           <w:rPr>
-            <w:rFonts w:asciiTheme="minorHAnsi" w:eastAsiaTheme="minorEastAsia" w:hAnsiTheme="minorHAnsi"/>
+            <w:rFonts w:eastAsiaTheme="minorEastAsia" w:cs="Times New Roman"/>
             <w:b w:val="0"/>
             <w:noProof/>
             <w:sz w:val="24"/>
@@ -1743,12 +1872,14 @@
         <w:r>
           <w:rPr>
             <w:rStyle w:val="Hyperlink"/>
+            <w:rFonts w:cs="Times New Roman"/>
             <w:noProof/>
           </w:rPr>
           <w:t>Tổng quát</w:t>
         </w:r>
         <w:r>
           <w:rPr>
+            <w:rFonts w:cs="Times New Roman"/>
             <w:noProof/>
             <w:webHidden/>
           </w:rPr>
@@ -1756,6 +1887,7 @@
         </w:r>
         <w:r>
           <w:rPr>
+            <w:rFonts w:cs="Times New Roman"/>
             <w:noProof/>
             <w:webHidden/>
           </w:rPr>
@@ -1763,6 +1895,7 @@
         </w:r>
         <w:r>
           <w:rPr>
+            <w:rFonts w:cs="Times New Roman"/>
             <w:noProof/>
             <w:webHidden/>
           </w:rPr>
@@ -1770,12 +1903,14 @@
         </w:r>
         <w:r>
           <w:rPr>
-            <w:noProof/>
-            <w:webHidden/>
-          </w:rPr>
-        </w:r>
-        <w:r>
-          <w:rPr>
+            <w:rFonts w:cs="Times New Roman"/>
+            <w:noProof/>
+            <w:webHidden/>
+          </w:rPr>
+        </w:r>
+        <w:r>
+          <w:rPr>
+            <w:rFonts w:cs="Times New Roman"/>
             <w:noProof/>
             <w:webHidden/>
           </w:rPr>
@@ -1783,6 +1918,7 @@
         </w:r>
         <w:r>
           <w:rPr>
+            <w:rFonts w:cs="Times New Roman"/>
             <w:noProof/>
             <w:webHidden/>
           </w:rPr>
@@ -1790,6 +1926,7 @@
         </w:r>
         <w:r>
           <w:rPr>
+            <w:rFonts w:cs="Times New Roman"/>
             <w:noProof/>
             <w:webHidden/>
           </w:rPr>
@@ -1805,7 +1942,7 @@
           <w:tab w:val="right" w:leader="dot" w:pos="9393"/>
         </w:tabs>
         <w:rPr>
-          <w:rFonts w:asciiTheme="minorHAnsi" w:eastAsiaTheme="minorEastAsia" w:hAnsiTheme="minorHAnsi"/>
+          <w:rFonts w:eastAsiaTheme="minorEastAsia" w:cs="Times New Roman"/>
           <w:b w:val="0"/>
           <w:caps w:val="0"/>
           <w:noProof/>
@@ -1817,13 +1954,14 @@
         <w:r>
           <w:rPr>
             <w:rStyle w:val="Hyperlink"/>
+            <w:rFonts w:cs="Times New Roman"/>
             <w:noProof/>
           </w:rPr>
           <w:t>Chương 2.</w:t>
         </w:r>
         <w:r>
           <w:rPr>
-            <w:rFonts w:asciiTheme="minorHAnsi" w:eastAsiaTheme="minorEastAsia" w:hAnsiTheme="minorHAnsi"/>
+            <w:rFonts w:eastAsiaTheme="minorEastAsia" w:cs="Times New Roman"/>
             <w:b w:val="0"/>
             <w:caps w:val="0"/>
             <w:noProof/>
@@ -1835,12 +1973,14 @@
         <w:r>
           <w:rPr>
             <w:rStyle w:val="Hyperlink"/>
+            <w:rFonts w:cs="Times New Roman"/>
             <w:noProof/>
           </w:rPr>
           <w:t>Các yêu cầu chức năng</w:t>
         </w:r>
         <w:r>
           <w:rPr>
+            <w:rFonts w:cs="Times New Roman"/>
             <w:noProof/>
             <w:webHidden/>
           </w:rPr>
@@ -1848,6 +1988,7 @@
         </w:r>
         <w:r>
           <w:rPr>
+            <w:rFonts w:cs="Times New Roman"/>
             <w:noProof/>
             <w:webHidden/>
           </w:rPr>
@@ -1855,6 +1996,7 @@
         </w:r>
         <w:r>
           <w:rPr>
+            <w:rFonts w:cs="Times New Roman"/>
             <w:noProof/>
             <w:webHidden/>
           </w:rPr>
@@ -1862,12 +2004,14 @@
         </w:r>
         <w:r>
           <w:rPr>
-            <w:noProof/>
-            <w:webHidden/>
-          </w:rPr>
-        </w:r>
-        <w:r>
-          <w:rPr>
+            <w:rFonts w:cs="Times New Roman"/>
+            <w:noProof/>
+            <w:webHidden/>
+          </w:rPr>
+        </w:r>
+        <w:r>
+          <w:rPr>
+            <w:rFonts w:cs="Times New Roman"/>
             <w:noProof/>
             <w:webHidden/>
           </w:rPr>
@@ -1875,6 +2019,7 @@
         </w:r>
         <w:r>
           <w:rPr>
+            <w:rFonts w:cs="Times New Roman"/>
             <w:noProof/>
             <w:webHidden/>
           </w:rPr>
@@ -1882,6 +2027,7 @@
         </w:r>
         <w:r>
           <w:rPr>
+            <w:rFonts w:cs="Times New Roman"/>
             <w:noProof/>
             <w:webHidden/>
           </w:rPr>
@@ -1897,7 +2043,7 @@
           <w:tab w:val="right" w:leader="dot" w:pos="9393"/>
         </w:tabs>
         <w:rPr>
-          <w:rFonts w:asciiTheme="minorHAnsi" w:eastAsiaTheme="minorEastAsia" w:hAnsiTheme="minorHAnsi"/>
+          <w:rFonts w:eastAsiaTheme="minorEastAsia" w:cs="Times New Roman"/>
           <w:b w:val="0"/>
           <w:noProof/>
           <w:sz w:val="24"/>
@@ -1908,13 +2054,14 @@
         <w:r>
           <w:rPr>
             <w:rStyle w:val="Hyperlink"/>
+            <w:rFonts w:cs="Times New Roman"/>
             <w:noProof/>
           </w:rPr>
           <w:t>2.1.</w:t>
         </w:r>
         <w:r>
           <w:rPr>
-            <w:rFonts w:asciiTheme="minorHAnsi" w:eastAsiaTheme="minorEastAsia" w:hAnsiTheme="minorHAnsi"/>
+            <w:rFonts w:eastAsiaTheme="minorEastAsia" w:cs="Times New Roman"/>
             <w:b w:val="0"/>
             <w:noProof/>
             <w:sz w:val="24"/>
@@ -1925,12 +2072,14 @@
         <w:r>
           <w:rPr>
             <w:rStyle w:val="Hyperlink"/>
+            <w:rFonts w:cs="Times New Roman"/>
             <w:noProof/>
           </w:rPr>
           <w:t>Các tác nhân</w:t>
         </w:r>
         <w:r>
           <w:rPr>
+            <w:rFonts w:cs="Times New Roman"/>
             <w:noProof/>
             <w:webHidden/>
           </w:rPr>
@@ -1938,6 +2087,7 @@
         </w:r>
         <w:r>
           <w:rPr>
+            <w:rFonts w:cs="Times New Roman"/>
             <w:noProof/>
             <w:webHidden/>
           </w:rPr>
@@ -1945,6 +2095,7 @@
         </w:r>
         <w:r>
           <w:rPr>
+            <w:rFonts w:cs="Times New Roman"/>
             <w:noProof/>
             <w:webHidden/>
           </w:rPr>
@@ -1952,12 +2103,14 @@
         </w:r>
         <w:r>
           <w:rPr>
-            <w:noProof/>
-            <w:webHidden/>
-          </w:rPr>
-        </w:r>
-        <w:r>
-          <w:rPr>
+            <w:rFonts w:cs="Times New Roman"/>
+            <w:noProof/>
+            <w:webHidden/>
+          </w:rPr>
+        </w:r>
+        <w:r>
+          <w:rPr>
+            <w:rFonts w:cs="Times New Roman"/>
             <w:noProof/>
             <w:webHidden/>
           </w:rPr>
@@ -1965,6 +2118,7 @@
         </w:r>
         <w:r>
           <w:rPr>
+            <w:rFonts w:cs="Times New Roman"/>
             <w:noProof/>
             <w:webHidden/>
           </w:rPr>
@@ -1972,6 +2126,7 @@
         </w:r>
         <w:r>
           <w:rPr>
+            <w:rFonts w:cs="Times New Roman"/>
             <w:noProof/>
             <w:webHidden/>
           </w:rPr>
@@ -1987,7 +2142,7 @@
           <w:tab w:val="right" w:leader="dot" w:pos="9393"/>
         </w:tabs>
         <w:rPr>
-          <w:rFonts w:asciiTheme="minorHAnsi" w:eastAsiaTheme="minorEastAsia" w:hAnsiTheme="minorHAnsi"/>
+          <w:rFonts w:eastAsiaTheme="minorEastAsia" w:cs="Times New Roman"/>
           <w:b w:val="0"/>
           <w:noProof/>
           <w:sz w:val="24"/>
@@ -1998,13 +2153,14 @@
         <w:r>
           <w:rPr>
             <w:rStyle w:val="Hyperlink"/>
+            <w:rFonts w:cs="Times New Roman"/>
             <w:noProof/>
           </w:rPr>
           <w:t>2.2.</w:t>
         </w:r>
         <w:r>
           <w:rPr>
-            <w:rFonts w:asciiTheme="minorHAnsi" w:eastAsiaTheme="minorEastAsia" w:hAnsiTheme="minorHAnsi"/>
+            <w:rFonts w:eastAsiaTheme="minorEastAsia" w:cs="Times New Roman"/>
             <w:b w:val="0"/>
             <w:noProof/>
             <w:sz w:val="24"/>
@@ -2015,12 +2171,14 @@
         <w:r>
           <w:rPr>
             <w:rStyle w:val="Hyperlink"/>
+            <w:rFonts w:cs="Times New Roman"/>
             <w:noProof/>
           </w:rPr>
           <w:t>Các chức năng của hệ thống</w:t>
         </w:r>
         <w:r>
           <w:rPr>
+            <w:rFonts w:cs="Times New Roman"/>
             <w:noProof/>
             <w:webHidden/>
           </w:rPr>
@@ -2028,6 +2186,7 @@
         </w:r>
         <w:r>
           <w:rPr>
+            <w:rFonts w:cs="Times New Roman"/>
             <w:noProof/>
             <w:webHidden/>
           </w:rPr>
@@ -2035,6 +2194,7 @@
         </w:r>
         <w:r>
           <w:rPr>
+            <w:rFonts w:cs="Times New Roman"/>
             <w:noProof/>
             <w:webHidden/>
           </w:rPr>
@@ -2042,12 +2202,14 @@
         </w:r>
         <w:r>
           <w:rPr>
-            <w:noProof/>
-            <w:webHidden/>
-          </w:rPr>
-        </w:r>
-        <w:r>
-          <w:rPr>
+            <w:rFonts w:cs="Times New Roman"/>
+            <w:noProof/>
+            <w:webHidden/>
+          </w:rPr>
+        </w:r>
+        <w:r>
+          <w:rPr>
+            <w:rFonts w:cs="Times New Roman"/>
             <w:noProof/>
             <w:webHidden/>
           </w:rPr>
@@ -2055,6 +2217,7 @@
         </w:r>
         <w:r>
           <w:rPr>
+            <w:rFonts w:cs="Times New Roman"/>
             <w:noProof/>
             <w:webHidden/>
           </w:rPr>
@@ -2062,6 +2225,7 @@
         </w:r>
         <w:r>
           <w:rPr>
+            <w:rFonts w:cs="Times New Roman"/>
             <w:noProof/>
             <w:webHidden/>
           </w:rPr>
@@ -2077,7 +2241,7 @@
           <w:tab w:val="right" w:leader="dot" w:pos="9393"/>
         </w:tabs>
         <w:rPr>
-          <w:rFonts w:asciiTheme="minorHAnsi" w:eastAsiaTheme="minorEastAsia" w:hAnsiTheme="minorHAnsi"/>
+          <w:rFonts w:eastAsiaTheme="minorEastAsia" w:cs="Times New Roman"/>
           <w:b w:val="0"/>
           <w:noProof/>
           <w:sz w:val="24"/>
@@ -2088,13 +2252,14 @@
         <w:r>
           <w:rPr>
             <w:rStyle w:val="Hyperlink"/>
+            <w:rFonts w:cs="Times New Roman"/>
             <w:noProof/>
           </w:rPr>
           <w:t>2.3.</w:t>
         </w:r>
         <w:r>
           <w:rPr>
-            <w:rFonts w:asciiTheme="minorHAnsi" w:eastAsiaTheme="minorEastAsia" w:hAnsiTheme="minorHAnsi"/>
+            <w:rFonts w:eastAsiaTheme="minorEastAsia" w:cs="Times New Roman"/>
             <w:b w:val="0"/>
             <w:noProof/>
             <w:sz w:val="24"/>
@@ -2105,12 +2270,14 @@
         <w:r>
           <w:rPr>
             <w:rStyle w:val="Hyperlink"/>
+            <w:rFonts w:cs="Times New Roman"/>
             <w:noProof/>
           </w:rPr>
           <w:t>Biểu đồ usecase tổng quan</w:t>
         </w:r>
         <w:r>
           <w:rPr>
+            <w:rFonts w:cs="Times New Roman"/>
             <w:noProof/>
             <w:webHidden/>
           </w:rPr>
@@ -2118,6 +2285,7 @@
         </w:r>
         <w:r>
           <w:rPr>
+            <w:rFonts w:cs="Times New Roman"/>
             <w:noProof/>
             <w:webHidden/>
           </w:rPr>
@@ -2125,6 +2293,7 @@
         </w:r>
         <w:r>
           <w:rPr>
+            <w:rFonts w:cs="Times New Roman"/>
             <w:noProof/>
             <w:webHidden/>
           </w:rPr>
@@ -2132,12 +2301,14 @@
         </w:r>
         <w:r>
           <w:rPr>
-            <w:noProof/>
-            <w:webHidden/>
-          </w:rPr>
-        </w:r>
-        <w:r>
-          <w:rPr>
+            <w:rFonts w:cs="Times New Roman"/>
+            <w:noProof/>
+            <w:webHidden/>
+          </w:rPr>
+        </w:r>
+        <w:r>
+          <w:rPr>
+            <w:rFonts w:cs="Times New Roman"/>
             <w:noProof/>
             <w:webHidden/>
           </w:rPr>
@@ -2145,6 +2316,7 @@
         </w:r>
         <w:r>
           <w:rPr>
+            <w:rFonts w:cs="Times New Roman"/>
             <w:noProof/>
             <w:webHidden/>
           </w:rPr>
@@ -2152,6 +2324,7 @@
         </w:r>
         <w:r>
           <w:rPr>
+            <w:rFonts w:cs="Times New Roman"/>
             <w:noProof/>
             <w:webHidden/>
           </w:rPr>
@@ -2167,7 +2340,7 @@
           <w:tab w:val="right" w:leader="dot" w:pos="9393"/>
         </w:tabs>
         <w:rPr>
-          <w:rFonts w:asciiTheme="minorHAnsi" w:eastAsiaTheme="minorEastAsia" w:hAnsiTheme="minorHAnsi"/>
+          <w:rFonts w:eastAsiaTheme="minorEastAsia" w:cs="Times New Roman"/>
           <w:b w:val="0"/>
           <w:noProof/>
           <w:sz w:val="24"/>
@@ -2178,13 +2351,14 @@
         <w:r>
           <w:rPr>
             <w:rStyle w:val="Hyperlink"/>
+            <w:rFonts w:cs="Times New Roman"/>
             <w:noProof/>
           </w:rPr>
           <w:t>2.4.</w:t>
         </w:r>
         <w:r>
           <w:rPr>
-            <w:rFonts w:asciiTheme="minorHAnsi" w:eastAsiaTheme="minorEastAsia" w:hAnsiTheme="minorHAnsi"/>
+            <w:rFonts w:eastAsiaTheme="minorEastAsia" w:cs="Times New Roman"/>
             <w:b w:val="0"/>
             <w:noProof/>
             <w:sz w:val="24"/>
@@ -2195,12 +2369,14 @@
         <w:r>
           <w:rPr>
             <w:rStyle w:val="Hyperlink"/>
+            <w:rFonts w:cs="Times New Roman"/>
             <w:noProof/>
           </w:rPr>
           <w:t>Biểu đồ usecase phân rã</w:t>
         </w:r>
         <w:r>
           <w:rPr>
+            <w:rFonts w:cs="Times New Roman"/>
             <w:noProof/>
             <w:webHidden/>
           </w:rPr>
@@ -2208,6 +2384,7 @@
         </w:r>
         <w:r>
           <w:rPr>
+            <w:rFonts w:cs="Times New Roman"/>
             <w:noProof/>
             <w:webHidden/>
           </w:rPr>
@@ -2215,6 +2392,7 @@
         </w:r>
         <w:r>
           <w:rPr>
+            <w:rFonts w:cs="Times New Roman"/>
             <w:noProof/>
             <w:webHidden/>
           </w:rPr>
@@ -2222,12 +2400,14 @@
         </w:r>
         <w:r>
           <w:rPr>
-            <w:noProof/>
-            <w:webHidden/>
-          </w:rPr>
-        </w:r>
-        <w:r>
-          <w:rPr>
+            <w:rFonts w:cs="Times New Roman"/>
+            <w:noProof/>
+            <w:webHidden/>
+          </w:rPr>
+        </w:r>
+        <w:r>
+          <w:rPr>
+            <w:rFonts w:cs="Times New Roman"/>
             <w:noProof/>
             <w:webHidden/>
           </w:rPr>
@@ -2235,6 +2415,7 @@
         </w:r>
         <w:r>
           <w:rPr>
+            <w:rFonts w:cs="Times New Roman"/>
             <w:noProof/>
             <w:webHidden/>
           </w:rPr>
@@ -2242,6 +2423,7 @@
         </w:r>
         <w:r>
           <w:rPr>
+            <w:rFonts w:cs="Times New Roman"/>
             <w:noProof/>
             <w:webHidden/>
           </w:rPr>
@@ -2257,7 +2439,7 @@
           <w:tab w:val="right" w:leader="dot" w:pos="9393"/>
         </w:tabs>
         <w:rPr>
-          <w:rFonts w:asciiTheme="minorHAnsi" w:eastAsiaTheme="minorEastAsia" w:hAnsiTheme="minorHAnsi"/>
+          <w:rFonts w:eastAsiaTheme="minorEastAsia" w:cs="Times New Roman"/>
           <w:b w:val="0"/>
           <w:noProof/>
           <w:sz w:val="24"/>
@@ -2268,13 +2450,14 @@
         <w:r>
           <w:rPr>
             <w:rStyle w:val="Hyperlink"/>
+            <w:rFonts w:cs="Times New Roman"/>
             <w:noProof/>
           </w:rPr>
           <w:t>2.5.</w:t>
         </w:r>
         <w:r>
           <w:rPr>
-            <w:rFonts w:asciiTheme="minorHAnsi" w:eastAsiaTheme="minorEastAsia" w:hAnsiTheme="minorHAnsi"/>
+            <w:rFonts w:eastAsiaTheme="minorEastAsia" w:cs="Times New Roman"/>
             <w:b w:val="0"/>
             <w:noProof/>
             <w:sz w:val="24"/>
@@ -2285,12 +2468,14 @@
         <w:r>
           <w:rPr>
             <w:rStyle w:val="Hyperlink"/>
+            <w:rFonts w:cs="Times New Roman"/>
             <w:noProof/>
           </w:rPr>
           <w:t>Quy trình nghiệp vụ</w:t>
         </w:r>
         <w:r>
           <w:rPr>
+            <w:rFonts w:cs="Times New Roman"/>
             <w:noProof/>
             <w:webHidden/>
           </w:rPr>
@@ -2298,6 +2483,7 @@
         </w:r>
         <w:r>
           <w:rPr>
+            <w:rFonts w:cs="Times New Roman"/>
             <w:noProof/>
             <w:webHidden/>
           </w:rPr>
@@ -2305,6 +2491,7 @@
         </w:r>
         <w:r>
           <w:rPr>
+            <w:rFonts w:cs="Times New Roman"/>
             <w:noProof/>
             <w:webHidden/>
           </w:rPr>
@@ -2312,12 +2499,14 @@
         </w:r>
         <w:r>
           <w:rPr>
-            <w:noProof/>
-            <w:webHidden/>
-          </w:rPr>
-        </w:r>
-        <w:r>
-          <w:rPr>
+            <w:rFonts w:cs="Times New Roman"/>
+            <w:noProof/>
+            <w:webHidden/>
+          </w:rPr>
+        </w:r>
+        <w:r>
+          <w:rPr>
+            <w:rFonts w:cs="Times New Roman"/>
             <w:noProof/>
             <w:webHidden/>
           </w:rPr>
@@ -2325,6 +2514,7 @@
         </w:r>
         <w:r>
           <w:rPr>
+            <w:rFonts w:cs="Times New Roman"/>
             <w:noProof/>
             <w:webHidden/>
           </w:rPr>
@@ -2332,6 +2522,7 @@
         </w:r>
         <w:r>
           <w:rPr>
+            <w:rFonts w:cs="Times New Roman"/>
             <w:noProof/>
             <w:webHidden/>
           </w:rPr>
@@ -2347,7 +2538,7 @@
           <w:tab w:val="right" w:leader="dot" w:pos="9393"/>
         </w:tabs>
         <w:rPr>
-          <w:rFonts w:asciiTheme="minorHAnsi" w:eastAsiaTheme="minorEastAsia" w:hAnsiTheme="minorHAnsi"/>
+          <w:rFonts w:eastAsiaTheme="minorEastAsia" w:cs="Times New Roman"/>
           <w:b w:val="0"/>
           <w:noProof/>
           <w:sz w:val="24"/>
@@ -2358,13 +2549,14 @@
         <w:r>
           <w:rPr>
             <w:rStyle w:val="Hyperlink"/>
+            <w:rFonts w:cs="Times New Roman"/>
             <w:noProof/>
           </w:rPr>
           <w:t>2.6.</w:t>
         </w:r>
         <w:r>
           <w:rPr>
-            <w:rFonts w:asciiTheme="minorHAnsi" w:eastAsiaTheme="minorEastAsia" w:hAnsiTheme="minorHAnsi"/>
+            <w:rFonts w:eastAsiaTheme="minorEastAsia" w:cs="Times New Roman"/>
             <w:b w:val="0"/>
             <w:noProof/>
             <w:sz w:val="24"/>
@@ -2375,12 +2567,14 @@
         <w:r>
           <w:rPr>
             <w:rStyle w:val="Hyperlink"/>
+            <w:rFonts w:cs="Times New Roman"/>
             <w:noProof/>
           </w:rPr>
           <w:t>Đặc tả các usecase</w:t>
         </w:r>
         <w:r>
           <w:rPr>
+            <w:rFonts w:cs="Times New Roman"/>
             <w:noProof/>
             <w:webHidden/>
           </w:rPr>
@@ -2388,6 +2582,7 @@
         </w:r>
         <w:r>
           <w:rPr>
+            <w:rFonts w:cs="Times New Roman"/>
             <w:noProof/>
             <w:webHidden/>
           </w:rPr>
@@ -2395,6 +2590,7 @@
         </w:r>
         <w:r>
           <w:rPr>
+            <w:rFonts w:cs="Times New Roman"/>
             <w:noProof/>
             <w:webHidden/>
           </w:rPr>
@@ -2402,12 +2598,14 @@
         </w:r>
         <w:r>
           <w:rPr>
-            <w:noProof/>
-            <w:webHidden/>
-          </w:rPr>
-        </w:r>
-        <w:r>
-          <w:rPr>
+            <w:rFonts w:cs="Times New Roman"/>
+            <w:noProof/>
+            <w:webHidden/>
+          </w:rPr>
+        </w:r>
+        <w:r>
+          <w:rPr>
+            <w:rFonts w:cs="Times New Roman"/>
             <w:noProof/>
             <w:webHidden/>
           </w:rPr>
@@ -2415,6 +2613,7 @@
         </w:r>
         <w:r>
           <w:rPr>
+            <w:rFonts w:cs="Times New Roman"/>
             <w:noProof/>
             <w:webHidden/>
           </w:rPr>
@@ -2422,6 +2621,7 @@
         </w:r>
         <w:r>
           <w:rPr>
+            <w:rFonts w:cs="Times New Roman"/>
             <w:noProof/>
             <w:webHidden/>
           </w:rPr>
@@ -2437,7 +2637,7 @@
           <w:tab w:val="right" w:leader="dot" w:pos="9393"/>
         </w:tabs>
         <w:rPr>
-          <w:rFonts w:asciiTheme="minorHAnsi" w:eastAsiaTheme="minorEastAsia" w:hAnsiTheme="minorHAnsi"/>
+          <w:rFonts w:eastAsiaTheme="minorEastAsia" w:cs="Times New Roman"/>
           <w:b w:val="0"/>
           <w:caps w:val="0"/>
           <w:noProof/>
@@ -2449,13 +2649,14 @@
         <w:r>
           <w:rPr>
             <w:rStyle w:val="Hyperlink"/>
+            <w:rFonts w:cs="Times New Roman"/>
             <w:noProof/>
           </w:rPr>
           <w:t>Chương 3.</w:t>
         </w:r>
         <w:r>
           <w:rPr>
-            <w:rFonts w:asciiTheme="minorHAnsi" w:eastAsiaTheme="minorEastAsia" w:hAnsiTheme="minorHAnsi"/>
+            <w:rFonts w:eastAsiaTheme="minorEastAsia" w:cs="Times New Roman"/>
             <w:b w:val="0"/>
             <w:caps w:val="0"/>
             <w:noProof/>
@@ -2467,12 +2668,14 @@
         <w:r>
           <w:rPr>
             <w:rStyle w:val="Hyperlink"/>
+            <w:rFonts w:cs="Times New Roman"/>
             <w:noProof/>
           </w:rPr>
           <w:t>Các yêu cầu phi chức năng</w:t>
         </w:r>
         <w:r>
           <w:rPr>
+            <w:rFonts w:cs="Times New Roman"/>
             <w:noProof/>
             <w:webHidden/>
           </w:rPr>
@@ -2480,6 +2683,7 @@
         </w:r>
         <w:r>
           <w:rPr>
+            <w:rFonts w:cs="Times New Roman"/>
             <w:noProof/>
             <w:webHidden/>
           </w:rPr>
@@ -2487,6 +2691,7 @@
         </w:r>
         <w:r>
           <w:rPr>
+            <w:rFonts w:cs="Times New Roman"/>
             <w:noProof/>
             <w:webHidden/>
           </w:rPr>
@@ -2494,12 +2699,14 @@
         </w:r>
         <w:r>
           <w:rPr>
-            <w:noProof/>
-            <w:webHidden/>
-          </w:rPr>
-        </w:r>
-        <w:r>
-          <w:rPr>
+            <w:rFonts w:cs="Times New Roman"/>
+            <w:noProof/>
+            <w:webHidden/>
+          </w:rPr>
+        </w:r>
+        <w:r>
+          <w:rPr>
+            <w:rFonts w:cs="Times New Roman"/>
             <w:noProof/>
             <w:webHidden/>
           </w:rPr>
@@ -2507,6 +2714,7 @@
         </w:r>
         <w:r>
           <w:rPr>
+            <w:rFonts w:cs="Times New Roman"/>
             <w:noProof/>
             <w:webHidden/>
           </w:rPr>
@@ -2514,6 +2722,7 @@
         </w:r>
         <w:r>
           <w:rPr>
+            <w:rFonts w:cs="Times New Roman"/>
             <w:noProof/>
             <w:webHidden/>
           </w:rPr>
@@ -2529,7 +2738,7 @@
           <w:tab w:val="right" w:leader="dot" w:pos="9393"/>
         </w:tabs>
         <w:rPr>
-          <w:rFonts w:asciiTheme="minorHAnsi" w:eastAsiaTheme="minorEastAsia" w:hAnsiTheme="minorHAnsi"/>
+          <w:rFonts w:eastAsiaTheme="minorEastAsia" w:cs="Times New Roman"/>
           <w:b w:val="0"/>
           <w:noProof/>
           <w:sz w:val="24"/>
@@ -2540,13 +2749,14 @@
         <w:r>
           <w:rPr>
             <w:rStyle w:val="Hyperlink"/>
+            <w:rFonts w:cs="Times New Roman"/>
             <w:noProof/>
           </w:rPr>
           <w:t>3.1.</w:t>
         </w:r>
         <w:r>
           <w:rPr>
-            <w:rFonts w:asciiTheme="minorHAnsi" w:eastAsiaTheme="minorEastAsia" w:hAnsiTheme="minorHAnsi"/>
+            <w:rFonts w:eastAsiaTheme="minorEastAsia" w:cs="Times New Roman"/>
             <w:b w:val="0"/>
             <w:noProof/>
             <w:sz w:val="24"/>
@@ -2557,12 +2767,14 @@
         <w:r>
           <w:rPr>
             <w:rStyle w:val="Hyperlink"/>
+            <w:rFonts w:cs="Times New Roman"/>
             <w:noProof/>
           </w:rPr>
           <w:t>Giao diện</w:t>
         </w:r>
         <w:r>
           <w:rPr>
+            <w:rFonts w:cs="Times New Roman"/>
             <w:noProof/>
             <w:webHidden/>
           </w:rPr>
@@ -2570,6 +2782,7 @@
         </w:r>
         <w:r>
           <w:rPr>
+            <w:rFonts w:cs="Times New Roman"/>
             <w:noProof/>
             <w:webHidden/>
           </w:rPr>
@@ -2577,6 +2790,7 @@
         </w:r>
         <w:r>
           <w:rPr>
+            <w:rFonts w:cs="Times New Roman"/>
             <w:noProof/>
             <w:webHidden/>
           </w:rPr>
@@ -2584,12 +2798,14 @@
         </w:r>
         <w:r>
           <w:rPr>
-            <w:noProof/>
-            <w:webHidden/>
-          </w:rPr>
-        </w:r>
-        <w:r>
-          <w:rPr>
+            <w:rFonts w:cs="Times New Roman"/>
+            <w:noProof/>
+            <w:webHidden/>
+          </w:rPr>
+        </w:r>
+        <w:r>
+          <w:rPr>
+            <w:rFonts w:cs="Times New Roman"/>
             <w:noProof/>
             <w:webHidden/>
           </w:rPr>
@@ -2597,6 +2813,7 @@
         </w:r>
         <w:r>
           <w:rPr>
+            <w:rFonts w:cs="Times New Roman"/>
             <w:noProof/>
             <w:webHidden/>
           </w:rPr>
@@ -2604,6 +2821,7 @@
         </w:r>
         <w:r>
           <w:rPr>
+            <w:rFonts w:cs="Times New Roman"/>
             <w:noProof/>
             <w:webHidden/>
           </w:rPr>
@@ -2619,7 +2837,7 @@
           <w:tab w:val="right" w:leader="dot" w:pos="9393"/>
         </w:tabs>
         <w:rPr>
-          <w:rFonts w:asciiTheme="minorHAnsi" w:eastAsiaTheme="minorEastAsia" w:hAnsiTheme="minorHAnsi"/>
+          <w:rFonts w:eastAsiaTheme="minorEastAsia" w:cs="Times New Roman"/>
           <w:b w:val="0"/>
           <w:noProof/>
           <w:sz w:val="24"/>
@@ -2630,13 +2848,14 @@
         <w:r>
           <w:rPr>
             <w:rStyle w:val="Hyperlink"/>
+            <w:rFonts w:cs="Times New Roman"/>
             <w:noProof/>
           </w:rPr>
           <w:t>3.2.</w:t>
         </w:r>
         <w:r>
           <w:rPr>
-            <w:rFonts w:asciiTheme="minorHAnsi" w:eastAsiaTheme="minorEastAsia" w:hAnsiTheme="minorHAnsi"/>
+            <w:rFonts w:eastAsiaTheme="minorEastAsia" w:cs="Times New Roman"/>
             <w:b w:val="0"/>
             <w:noProof/>
             <w:sz w:val="24"/>
@@ -2647,12 +2866,14 @@
         <w:r>
           <w:rPr>
             <w:rStyle w:val="Hyperlink"/>
+            <w:rFonts w:cs="Times New Roman"/>
             <w:noProof/>
           </w:rPr>
           <w:t>Tính bảo mật</w:t>
         </w:r>
         <w:r>
           <w:rPr>
+            <w:rFonts w:cs="Times New Roman"/>
             <w:noProof/>
             <w:webHidden/>
           </w:rPr>
@@ -2660,6 +2881,7 @@
         </w:r>
         <w:r>
           <w:rPr>
+            <w:rFonts w:cs="Times New Roman"/>
             <w:noProof/>
             <w:webHidden/>
           </w:rPr>
@@ -2667,6 +2889,7 @@
         </w:r>
         <w:r>
           <w:rPr>
+            <w:rFonts w:cs="Times New Roman"/>
             <w:noProof/>
             <w:webHidden/>
           </w:rPr>
@@ -2674,12 +2897,14 @@
         </w:r>
         <w:r>
           <w:rPr>
-            <w:noProof/>
-            <w:webHidden/>
-          </w:rPr>
-        </w:r>
-        <w:r>
-          <w:rPr>
+            <w:rFonts w:cs="Times New Roman"/>
+            <w:noProof/>
+            <w:webHidden/>
+          </w:rPr>
+        </w:r>
+        <w:r>
+          <w:rPr>
+            <w:rFonts w:cs="Times New Roman"/>
             <w:noProof/>
             <w:webHidden/>
           </w:rPr>
@@ -2687,6 +2912,7 @@
         </w:r>
         <w:r>
           <w:rPr>
+            <w:rFonts w:cs="Times New Roman"/>
             <w:noProof/>
             <w:webHidden/>
           </w:rPr>
@@ -2694,6 +2920,7 @@
         </w:r>
         <w:r>
           <w:rPr>
+            <w:rFonts w:cs="Times New Roman"/>
             <w:noProof/>
             <w:webHidden/>
           </w:rPr>
@@ -2709,7 +2936,7 @@
           <w:tab w:val="right" w:leader="dot" w:pos="9393"/>
         </w:tabs>
         <w:rPr>
-          <w:rFonts w:asciiTheme="minorHAnsi" w:eastAsiaTheme="minorEastAsia" w:hAnsiTheme="minorHAnsi"/>
+          <w:rFonts w:eastAsiaTheme="minorEastAsia" w:cs="Times New Roman"/>
           <w:b w:val="0"/>
           <w:noProof/>
           <w:sz w:val="24"/>
@@ -2720,13 +2947,14 @@
         <w:r>
           <w:rPr>
             <w:rStyle w:val="Hyperlink"/>
+            <w:rFonts w:cs="Times New Roman"/>
             <w:noProof/>
           </w:rPr>
           <w:t>3.3.</w:t>
         </w:r>
         <w:r>
           <w:rPr>
-            <w:rFonts w:asciiTheme="minorHAnsi" w:eastAsiaTheme="minorEastAsia" w:hAnsiTheme="minorHAnsi"/>
+            <w:rFonts w:eastAsiaTheme="minorEastAsia" w:cs="Times New Roman"/>
             <w:b w:val="0"/>
             <w:noProof/>
             <w:sz w:val="24"/>
@@ -2737,12 +2965,14 @@
         <w:r>
           <w:rPr>
             <w:rStyle w:val="Hyperlink"/>
+            <w:rFonts w:cs="Times New Roman"/>
             <w:noProof/>
           </w:rPr>
           <w:t>Ràng buộc</w:t>
         </w:r>
         <w:r>
           <w:rPr>
+            <w:rFonts w:cs="Times New Roman"/>
             <w:noProof/>
             <w:webHidden/>
           </w:rPr>
@@ -2750,6 +2980,7 @@
         </w:r>
         <w:r>
           <w:rPr>
+            <w:rFonts w:cs="Times New Roman"/>
             <w:noProof/>
             <w:webHidden/>
           </w:rPr>
@@ -2757,6 +2988,7 @@
         </w:r>
         <w:r>
           <w:rPr>
+            <w:rFonts w:cs="Times New Roman"/>
             <w:noProof/>
             <w:webHidden/>
           </w:rPr>
@@ -2764,12 +2996,14 @@
         </w:r>
         <w:r>
           <w:rPr>
-            <w:noProof/>
-            <w:webHidden/>
-          </w:rPr>
-        </w:r>
-        <w:r>
-          <w:rPr>
+            <w:rFonts w:cs="Times New Roman"/>
+            <w:noProof/>
+            <w:webHidden/>
+          </w:rPr>
+        </w:r>
+        <w:r>
+          <w:rPr>
+            <w:rFonts w:cs="Times New Roman"/>
             <w:noProof/>
             <w:webHidden/>
           </w:rPr>
@@ -2777,6 +3011,7 @@
         </w:r>
         <w:r>
           <w:rPr>
+            <w:rFonts w:cs="Times New Roman"/>
             <w:noProof/>
             <w:webHidden/>
           </w:rPr>
@@ -2784,6 +3019,7 @@
         </w:r>
         <w:r>
           <w:rPr>
+            <w:rFonts w:cs="Times New Roman"/>
             <w:noProof/>
             <w:webHidden/>
           </w:rPr>
@@ -2795,19 +3031,34 @@
       <w:pPr>
         <w:spacing w:line="276" w:lineRule="auto"/>
         <w:jc w:val="left"/>
-      </w:pPr>
-      <w:r>
+        <w:rPr>
+          <w:rFonts w:cs="Times New Roman"/>
+        </w:rPr>
+      </w:pPr>
+      <w:r>
+        <w:rPr>
+          <w:rFonts w:cs="Times New Roman"/>
+        </w:rPr>
         <w:fldChar w:fldCharType="end"/>
       </w:r>
       <w:r>
+        <w:rPr>
+          <w:rFonts w:cs="Times New Roman"/>
+        </w:rPr>
         <w:br w:type="page"/>
       </w:r>
     </w:p>
     <w:p>
       <w:pPr>
         <w:pStyle w:val="Heading1"/>
-      </w:pPr>
-      <w:r>
+        <w:rPr>
+          <w:rFonts w:cs="Times New Roman"/>
+        </w:rPr>
+      </w:pPr>
+      <w:r>
+        <w:rPr>
+          <w:rFonts w:cs="Times New Roman"/>
+        </w:rPr>
         <w:lastRenderedPageBreak/>
         <w:t>Danh mục hình ảnh</w:t>
       </w:r>
@@ -2819,7 +3070,7 @@
           <w:tab w:val="right" w:leader="dot" w:pos="9393"/>
         </w:tabs>
         <w:rPr>
-          <w:rFonts w:asciiTheme="minorHAnsi" w:eastAsiaTheme="minorEastAsia" w:hAnsiTheme="minorHAnsi"/>
+          <w:rFonts w:eastAsiaTheme="minorEastAsia" w:cs="Times New Roman"/>
           <w:b w:val="0"/>
           <w:noProof/>
           <w:sz w:val="24"/>
@@ -2827,24 +3078,35 @@
         </w:rPr>
       </w:pPr>
       <w:r>
+        <w:rPr>
+          <w:rFonts w:cs="Times New Roman"/>
+        </w:rPr>
         <w:fldChar w:fldCharType="begin"/>
       </w:r>
       <w:r>
+        <w:rPr>
+          <w:rFonts w:cs="Times New Roman"/>
+        </w:rPr>
         <w:instrText xml:space="preserve"> TOC \h \z \c "Hình" </w:instrText>
       </w:r>
       <w:r>
+        <w:rPr>
+          <w:rFonts w:cs="Times New Roman"/>
+        </w:rPr>
         <w:fldChar w:fldCharType="separate"/>
       </w:r>
       <w:hyperlink w:anchor="_Toc187186971" w:history="1">
         <w:r>
           <w:rPr>
             <w:rStyle w:val="Hyperlink"/>
+            <w:rFonts w:cs="Times New Roman"/>
             <w:noProof/>
           </w:rPr>
           <w:t>Hình 1.1. Mô hình ERD tổng quát</w:t>
         </w:r>
         <w:r>
           <w:rPr>
+            <w:rFonts w:cs="Times New Roman"/>
             <w:noProof/>
             <w:webHidden/>
           </w:rPr>
@@ -2852,6 +3114,7 @@
         </w:r>
         <w:r>
           <w:rPr>
+            <w:rFonts w:cs="Times New Roman"/>
             <w:noProof/>
             <w:webHidden/>
           </w:rPr>
@@ -2859,6 +3122,7 @@
         </w:r>
         <w:r>
           <w:rPr>
+            <w:rFonts w:cs="Times New Roman"/>
             <w:noProof/>
             <w:webHidden/>
           </w:rPr>
@@ -2866,12 +3130,14 @@
         </w:r>
         <w:r>
           <w:rPr>
-            <w:noProof/>
-            <w:webHidden/>
-          </w:rPr>
-        </w:r>
-        <w:r>
-          <w:rPr>
+            <w:rFonts w:cs="Times New Roman"/>
+            <w:noProof/>
+            <w:webHidden/>
+          </w:rPr>
+        </w:r>
+        <w:r>
+          <w:rPr>
+            <w:rFonts w:cs="Times New Roman"/>
             <w:noProof/>
             <w:webHidden/>
           </w:rPr>
@@ -2879,6 +3145,7 @@
         </w:r>
         <w:r>
           <w:rPr>
+            <w:rFonts w:cs="Times New Roman"/>
             <w:noProof/>
             <w:webHidden/>
           </w:rPr>
@@ -2886,6 +3153,7 @@
         </w:r>
         <w:r>
           <w:rPr>
+            <w:rFonts w:cs="Times New Roman"/>
             <w:noProof/>
             <w:webHidden/>
           </w:rPr>
@@ -2900,7 +3168,7 @@
           <w:tab w:val="right" w:leader="dot" w:pos="9393"/>
         </w:tabs>
         <w:rPr>
-          <w:rFonts w:asciiTheme="minorHAnsi" w:eastAsiaTheme="minorEastAsia" w:hAnsiTheme="minorHAnsi"/>
+          <w:rFonts w:eastAsiaTheme="minorEastAsia" w:cs="Times New Roman"/>
           <w:b w:val="0"/>
           <w:noProof/>
           <w:sz w:val="24"/>
@@ -2911,12 +3179,14 @@
         <w:r>
           <w:rPr>
             <w:rStyle w:val="Hyperlink"/>
+            <w:rFonts w:cs="Times New Roman"/>
             <w:noProof/>
           </w:rPr>
           <w:t>Hình 1.2. Mô hình ERD qua Case Studio 2</w:t>
         </w:r>
         <w:r>
           <w:rPr>
+            <w:rFonts w:cs="Times New Roman"/>
             <w:noProof/>
             <w:webHidden/>
           </w:rPr>
@@ -2924,6 +3194,7 @@
         </w:r>
         <w:r>
           <w:rPr>
+            <w:rFonts w:cs="Times New Roman"/>
             <w:noProof/>
             <w:webHidden/>
           </w:rPr>
@@ -2931,6 +3202,7 @@
         </w:r>
         <w:r>
           <w:rPr>
+            <w:rFonts w:cs="Times New Roman"/>
             <w:noProof/>
             <w:webHidden/>
           </w:rPr>
@@ -2938,12 +3210,14 @@
         </w:r>
         <w:r>
           <w:rPr>
-            <w:noProof/>
-            <w:webHidden/>
-          </w:rPr>
-        </w:r>
-        <w:r>
-          <w:rPr>
+            <w:rFonts w:cs="Times New Roman"/>
+            <w:noProof/>
+            <w:webHidden/>
+          </w:rPr>
+        </w:r>
+        <w:r>
+          <w:rPr>
+            <w:rFonts w:cs="Times New Roman"/>
             <w:noProof/>
             <w:webHidden/>
           </w:rPr>
@@ -2951,6 +3225,7 @@
         </w:r>
         <w:r>
           <w:rPr>
+            <w:rFonts w:cs="Times New Roman"/>
             <w:noProof/>
             <w:webHidden/>
           </w:rPr>
@@ -2958,6 +3233,7 @@
         </w:r>
         <w:r>
           <w:rPr>
+            <w:rFonts w:cs="Times New Roman"/>
             <w:noProof/>
             <w:webHidden/>
           </w:rPr>
@@ -2972,7 +3248,7 @@
           <w:tab w:val="right" w:leader="dot" w:pos="9393"/>
         </w:tabs>
         <w:rPr>
-          <w:rFonts w:asciiTheme="minorHAnsi" w:eastAsiaTheme="minorEastAsia" w:hAnsiTheme="minorHAnsi"/>
+          <w:rFonts w:eastAsiaTheme="minorEastAsia" w:cs="Times New Roman"/>
           <w:b w:val="0"/>
           <w:noProof/>
           <w:sz w:val="24"/>
@@ -2983,12 +3259,14 @@
         <w:r>
           <w:rPr>
             <w:rStyle w:val="Hyperlink"/>
+            <w:rFonts w:cs="Times New Roman"/>
             <w:noProof/>
           </w:rPr>
           <w:t>Hình 2.1. Sơ đồ Class Diagram</w:t>
         </w:r>
         <w:r>
           <w:rPr>
+            <w:rFonts w:cs="Times New Roman"/>
             <w:noProof/>
             <w:webHidden/>
           </w:rPr>
@@ -2996,6 +3274,7 @@
         </w:r>
         <w:r>
           <w:rPr>
+            <w:rFonts w:cs="Times New Roman"/>
             <w:noProof/>
             <w:webHidden/>
           </w:rPr>
@@ -3003,6 +3282,7 @@
         </w:r>
         <w:r>
           <w:rPr>
+            <w:rFonts w:cs="Times New Roman"/>
             <w:noProof/>
             <w:webHidden/>
           </w:rPr>
@@ -3010,12 +3290,14 @@
         </w:r>
         <w:r>
           <w:rPr>
-            <w:noProof/>
-            <w:webHidden/>
-          </w:rPr>
-        </w:r>
-        <w:r>
-          <w:rPr>
+            <w:rFonts w:cs="Times New Roman"/>
+            <w:noProof/>
+            <w:webHidden/>
+          </w:rPr>
+        </w:r>
+        <w:r>
+          <w:rPr>
+            <w:rFonts w:cs="Times New Roman"/>
             <w:noProof/>
             <w:webHidden/>
           </w:rPr>
@@ -3023,6 +3305,7 @@
         </w:r>
         <w:r>
           <w:rPr>
+            <w:rFonts w:cs="Times New Roman"/>
             <w:noProof/>
             <w:webHidden/>
           </w:rPr>
@@ -3030,6 +3313,7 @@
         </w:r>
         <w:r>
           <w:rPr>
+            <w:rFonts w:cs="Times New Roman"/>
             <w:noProof/>
             <w:webHidden/>
           </w:rPr>
@@ -3044,7 +3328,7 @@
           <w:tab w:val="right" w:leader="dot" w:pos="9393"/>
         </w:tabs>
         <w:rPr>
-          <w:rFonts w:asciiTheme="minorHAnsi" w:eastAsiaTheme="minorEastAsia" w:hAnsiTheme="minorHAnsi"/>
+          <w:rFonts w:eastAsiaTheme="minorEastAsia" w:cs="Times New Roman"/>
           <w:b w:val="0"/>
           <w:noProof/>
           <w:sz w:val="24"/>
@@ -3055,12 +3339,14 @@
         <w:r>
           <w:rPr>
             <w:rStyle w:val="Hyperlink"/>
+            <w:rFonts w:cs="Times New Roman"/>
             <w:noProof/>
           </w:rPr>
           <w:t>Hình 2.2. Sơ đồ Use-case tổng quát</w:t>
         </w:r>
         <w:r>
           <w:rPr>
+            <w:rFonts w:cs="Times New Roman"/>
             <w:noProof/>
             <w:webHidden/>
           </w:rPr>
@@ -3068,6 +3354,7 @@
         </w:r>
         <w:r>
           <w:rPr>
+            <w:rFonts w:cs="Times New Roman"/>
             <w:noProof/>
             <w:webHidden/>
           </w:rPr>
@@ -3075,6 +3362,7 @@
         </w:r>
         <w:r>
           <w:rPr>
+            <w:rFonts w:cs="Times New Roman"/>
             <w:noProof/>
             <w:webHidden/>
           </w:rPr>
@@ -3082,12 +3370,14 @@
         </w:r>
         <w:r>
           <w:rPr>
-            <w:noProof/>
-            <w:webHidden/>
-          </w:rPr>
-        </w:r>
-        <w:r>
-          <w:rPr>
+            <w:rFonts w:cs="Times New Roman"/>
+            <w:noProof/>
+            <w:webHidden/>
+          </w:rPr>
+        </w:r>
+        <w:r>
+          <w:rPr>
+            <w:rFonts w:cs="Times New Roman"/>
             <w:noProof/>
             <w:webHidden/>
           </w:rPr>
@@ -3095,6 +3385,7 @@
         </w:r>
         <w:r>
           <w:rPr>
+            <w:rFonts w:cs="Times New Roman"/>
             <w:noProof/>
             <w:webHidden/>
           </w:rPr>
@@ -3102,6 +3393,7 @@
         </w:r>
         <w:r>
           <w:rPr>
+            <w:rFonts w:cs="Times New Roman"/>
             <w:noProof/>
             <w:webHidden/>
           </w:rPr>
@@ -3116,7 +3408,7 @@
           <w:tab w:val="right" w:leader="dot" w:pos="9393"/>
         </w:tabs>
         <w:rPr>
-          <w:rFonts w:asciiTheme="minorHAnsi" w:eastAsiaTheme="minorEastAsia" w:hAnsiTheme="minorHAnsi"/>
+          <w:rFonts w:eastAsiaTheme="minorEastAsia" w:cs="Times New Roman"/>
           <w:b w:val="0"/>
           <w:noProof/>
           <w:sz w:val="24"/>
@@ -3127,12 +3419,14 @@
         <w:r>
           <w:rPr>
             <w:rStyle w:val="Hyperlink"/>
+            <w:rFonts w:cs="Times New Roman"/>
             <w:noProof/>
           </w:rPr>
           <w:t>Hình 2.3. Sơ đồ Use-case quản lý đối tượng ngoài</w:t>
         </w:r>
         <w:r>
           <w:rPr>
+            <w:rFonts w:cs="Times New Roman"/>
             <w:noProof/>
             <w:webHidden/>
           </w:rPr>
@@ -3140,6 +3434,7 @@
         </w:r>
         <w:r>
           <w:rPr>
+            <w:rFonts w:cs="Times New Roman"/>
             <w:noProof/>
             <w:webHidden/>
           </w:rPr>
@@ -3147,6 +3442,7 @@
         </w:r>
         <w:r>
           <w:rPr>
+            <w:rFonts w:cs="Times New Roman"/>
             <w:noProof/>
             <w:webHidden/>
           </w:rPr>
@@ -3154,12 +3450,14 @@
         </w:r>
         <w:r>
           <w:rPr>
-            <w:noProof/>
-            <w:webHidden/>
-          </w:rPr>
-        </w:r>
-        <w:r>
-          <w:rPr>
+            <w:rFonts w:cs="Times New Roman"/>
+            <w:noProof/>
+            <w:webHidden/>
+          </w:rPr>
+        </w:r>
+        <w:r>
+          <w:rPr>
+            <w:rFonts w:cs="Times New Roman"/>
             <w:noProof/>
             <w:webHidden/>
           </w:rPr>
@@ -3167,6 +3465,7 @@
         </w:r>
         <w:r>
           <w:rPr>
+            <w:rFonts w:cs="Times New Roman"/>
             <w:noProof/>
             <w:webHidden/>
           </w:rPr>
@@ -3174,6 +3473,7 @@
         </w:r>
         <w:r>
           <w:rPr>
+            <w:rFonts w:cs="Times New Roman"/>
             <w:noProof/>
             <w:webHidden/>
           </w:rPr>
@@ -3188,7 +3488,7 @@
           <w:tab w:val="right" w:leader="dot" w:pos="9393"/>
         </w:tabs>
         <w:rPr>
-          <w:rFonts w:asciiTheme="minorHAnsi" w:eastAsiaTheme="minorEastAsia" w:hAnsiTheme="minorHAnsi"/>
+          <w:rFonts w:eastAsiaTheme="minorEastAsia" w:cs="Times New Roman"/>
           <w:b w:val="0"/>
           <w:noProof/>
           <w:sz w:val="24"/>
@@ -3199,12 +3499,14 @@
         <w:r>
           <w:rPr>
             <w:rStyle w:val="Hyperlink"/>
+            <w:rFonts w:cs="Times New Roman"/>
             <w:noProof/>
           </w:rPr>
           <w:t>Hình 2.4. Sơ đồ Use-case quản lý danh mục cơ bản</w:t>
         </w:r>
         <w:r>
           <w:rPr>
+            <w:rFonts w:cs="Times New Roman"/>
             <w:noProof/>
             <w:webHidden/>
           </w:rPr>
@@ -3212,6 +3514,7 @@
         </w:r>
         <w:r>
           <w:rPr>
+            <w:rFonts w:cs="Times New Roman"/>
             <w:noProof/>
             <w:webHidden/>
           </w:rPr>
@@ -3219,6 +3522,7 @@
         </w:r>
         <w:r>
           <w:rPr>
+            <w:rFonts w:cs="Times New Roman"/>
             <w:noProof/>
             <w:webHidden/>
           </w:rPr>
@@ -3226,12 +3530,14 @@
         </w:r>
         <w:r>
           <w:rPr>
-            <w:noProof/>
-            <w:webHidden/>
-          </w:rPr>
-        </w:r>
-        <w:r>
-          <w:rPr>
+            <w:rFonts w:cs="Times New Roman"/>
+            <w:noProof/>
+            <w:webHidden/>
+          </w:rPr>
+        </w:r>
+        <w:r>
+          <w:rPr>
+            <w:rFonts w:cs="Times New Roman"/>
             <w:noProof/>
             <w:webHidden/>
           </w:rPr>
@@ -3239,6 +3545,7 @@
         </w:r>
         <w:r>
           <w:rPr>
+            <w:rFonts w:cs="Times New Roman"/>
             <w:noProof/>
             <w:webHidden/>
           </w:rPr>
@@ -3246,6 +3553,7 @@
         </w:r>
         <w:r>
           <w:rPr>
+            <w:rFonts w:cs="Times New Roman"/>
             <w:noProof/>
             <w:webHidden/>
           </w:rPr>
@@ -3260,7 +3568,7 @@
           <w:tab w:val="right" w:leader="dot" w:pos="9393"/>
         </w:tabs>
         <w:rPr>
-          <w:rFonts w:asciiTheme="minorHAnsi" w:eastAsiaTheme="minorEastAsia" w:hAnsiTheme="minorHAnsi"/>
+          <w:rFonts w:eastAsiaTheme="minorEastAsia" w:cs="Times New Roman"/>
           <w:b w:val="0"/>
           <w:noProof/>
           <w:sz w:val="24"/>
@@ -3271,12 +3579,14 @@
         <w:r>
           <w:rPr>
             <w:rStyle w:val="Hyperlink"/>
+            <w:rFonts w:cs="Times New Roman"/>
             <w:noProof/>
           </w:rPr>
           <w:t>Hình 2.5. Sơ đồ Use-case quản lý nghiệp vụ</w:t>
         </w:r>
         <w:r>
           <w:rPr>
+            <w:rFonts w:cs="Times New Roman"/>
             <w:noProof/>
             <w:webHidden/>
           </w:rPr>
@@ -3284,6 +3594,7 @@
         </w:r>
         <w:r>
           <w:rPr>
+            <w:rFonts w:cs="Times New Roman"/>
             <w:noProof/>
             <w:webHidden/>
           </w:rPr>
@@ -3291,6 +3602,7 @@
         </w:r>
         <w:r>
           <w:rPr>
+            <w:rFonts w:cs="Times New Roman"/>
             <w:noProof/>
             <w:webHidden/>
           </w:rPr>
@@ -3298,12 +3610,14 @@
         </w:r>
         <w:r>
           <w:rPr>
-            <w:noProof/>
-            <w:webHidden/>
-          </w:rPr>
-        </w:r>
-        <w:r>
-          <w:rPr>
+            <w:rFonts w:cs="Times New Roman"/>
+            <w:noProof/>
+            <w:webHidden/>
+          </w:rPr>
+        </w:r>
+        <w:r>
+          <w:rPr>
+            <w:rFonts w:cs="Times New Roman"/>
             <w:noProof/>
             <w:webHidden/>
           </w:rPr>
@@ -3311,6 +3625,7 @@
         </w:r>
         <w:r>
           <w:rPr>
+            <w:rFonts w:cs="Times New Roman"/>
             <w:noProof/>
             <w:webHidden/>
           </w:rPr>
@@ -3318,6 +3633,7 @@
         </w:r>
         <w:r>
           <w:rPr>
+            <w:rFonts w:cs="Times New Roman"/>
             <w:noProof/>
             <w:webHidden/>
           </w:rPr>
@@ -3332,7 +3648,7 @@
           <w:tab w:val="right" w:leader="dot" w:pos="9393"/>
         </w:tabs>
         <w:rPr>
-          <w:rFonts w:asciiTheme="minorHAnsi" w:eastAsiaTheme="minorEastAsia" w:hAnsiTheme="minorHAnsi"/>
+          <w:rFonts w:eastAsiaTheme="minorEastAsia" w:cs="Times New Roman"/>
           <w:b w:val="0"/>
           <w:noProof/>
           <w:sz w:val="24"/>
@@ -3343,12 +3659,14 @@
         <w:r>
           <w:rPr>
             <w:rStyle w:val="Hyperlink"/>
+            <w:rFonts w:cs="Times New Roman"/>
             <w:noProof/>
           </w:rPr>
           <w:t>Hình 2.6. Sơ đồ Use-case tìm kiếm</w:t>
         </w:r>
         <w:r>
           <w:rPr>
+            <w:rFonts w:cs="Times New Roman"/>
             <w:noProof/>
             <w:webHidden/>
           </w:rPr>
@@ -3356,6 +3674,7 @@
         </w:r>
         <w:r>
           <w:rPr>
+            <w:rFonts w:cs="Times New Roman"/>
             <w:noProof/>
             <w:webHidden/>
           </w:rPr>
@@ -3363,6 +3682,7 @@
         </w:r>
         <w:r>
           <w:rPr>
+            <w:rFonts w:cs="Times New Roman"/>
             <w:noProof/>
             <w:webHidden/>
           </w:rPr>
@@ -3370,12 +3690,14 @@
         </w:r>
         <w:r>
           <w:rPr>
-            <w:noProof/>
-            <w:webHidden/>
-          </w:rPr>
-        </w:r>
-        <w:r>
-          <w:rPr>
+            <w:rFonts w:cs="Times New Roman"/>
+            <w:noProof/>
+            <w:webHidden/>
+          </w:rPr>
+        </w:r>
+        <w:r>
+          <w:rPr>
+            <w:rFonts w:cs="Times New Roman"/>
             <w:noProof/>
             <w:webHidden/>
           </w:rPr>
@@ -3383,6 +3705,7 @@
         </w:r>
         <w:r>
           <w:rPr>
+            <w:rFonts w:cs="Times New Roman"/>
             <w:noProof/>
             <w:webHidden/>
           </w:rPr>
@@ -3390,6 +3713,7 @@
         </w:r>
         <w:r>
           <w:rPr>
+            <w:rFonts w:cs="Times New Roman"/>
             <w:noProof/>
             <w:webHidden/>
           </w:rPr>
@@ -3404,7 +3728,7 @@
           <w:tab w:val="right" w:leader="dot" w:pos="9393"/>
         </w:tabs>
         <w:rPr>
-          <w:rFonts w:asciiTheme="minorHAnsi" w:eastAsiaTheme="minorEastAsia" w:hAnsiTheme="minorHAnsi"/>
+          <w:rFonts w:eastAsiaTheme="minorEastAsia" w:cs="Times New Roman"/>
           <w:b w:val="0"/>
           <w:noProof/>
           <w:sz w:val="24"/>
@@ -3415,12 +3739,14 @@
         <w:r>
           <w:rPr>
             <w:rStyle w:val="Hyperlink"/>
+            <w:rFonts w:cs="Times New Roman"/>
             <w:noProof/>
           </w:rPr>
           <w:t>Hình 2.7. Sơ đồ Use-case thống kê</w:t>
         </w:r>
         <w:r>
           <w:rPr>
+            <w:rFonts w:cs="Times New Roman"/>
             <w:noProof/>
             <w:webHidden/>
           </w:rPr>
@@ -3428,6 +3754,7 @@
         </w:r>
         <w:r>
           <w:rPr>
+            <w:rFonts w:cs="Times New Roman"/>
             <w:noProof/>
             <w:webHidden/>
           </w:rPr>
@@ -3435,6 +3762,7 @@
         </w:r>
         <w:r>
           <w:rPr>
+            <w:rFonts w:cs="Times New Roman"/>
             <w:noProof/>
             <w:webHidden/>
           </w:rPr>
@@ -3442,12 +3770,14 @@
         </w:r>
         <w:r>
           <w:rPr>
-            <w:noProof/>
-            <w:webHidden/>
-          </w:rPr>
-        </w:r>
-        <w:r>
-          <w:rPr>
+            <w:rFonts w:cs="Times New Roman"/>
+            <w:noProof/>
+            <w:webHidden/>
+          </w:rPr>
+        </w:r>
+        <w:r>
+          <w:rPr>
+            <w:rFonts w:cs="Times New Roman"/>
             <w:noProof/>
             <w:webHidden/>
           </w:rPr>
@@ -3455,6 +3785,7 @@
         </w:r>
         <w:r>
           <w:rPr>
+            <w:rFonts w:cs="Times New Roman"/>
             <w:noProof/>
             <w:webHidden/>
           </w:rPr>
@@ -3462,6 +3793,7 @@
         </w:r>
         <w:r>
           <w:rPr>
+            <w:rFonts w:cs="Times New Roman"/>
             <w:noProof/>
             <w:webHidden/>
           </w:rPr>
@@ -3476,7 +3808,7 @@
           <w:tab w:val="right" w:leader="dot" w:pos="9393"/>
         </w:tabs>
         <w:rPr>
-          <w:rFonts w:asciiTheme="minorHAnsi" w:eastAsiaTheme="minorEastAsia" w:hAnsiTheme="minorHAnsi"/>
+          <w:rFonts w:eastAsiaTheme="minorEastAsia" w:cs="Times New Roman"/>
           <w:b w:val="0"/>
           <w:noProof/>
           <w:sz w:val="24"/>
@@ -3487,12 +3819,14 @@
         <w:r>
           <w:rPr>
             <w:rStyle w:val="Hyperlink"/>
+            <w:rFonts w:cs="Times New Roman"/>
             <w:noProof/>
           </w:rPr>
           <w:t>Hình 3.1. Đồ thị quan hệ</w:t>
         </w:r>
         <w:r>
           <w:rPr>
+            <w:rFonts w:cs="Times New Roman"/>
             <w:noProof/>
             <w:webHidden/>
           </w:rPr>
@@ -3500,6 +3834,7 @@
         </w:r>
         <w:r>
           <w:rPr>
+            <w:rFonts w:cs="Times New Roman"/>
             <w:noProof/>
             <w:webHidden/>
           </w:rPr>
@@ -3507,6 +3842,7 @@
         </w:r>
         <w:r>
           <w:rPr>
+            <w:rFonts w:cs="Times New Roman"/>
             <w:noProof/>
             <w:webHidden/>
           </w:rPr>
@@ -3514,12 +3850,14 @@
         </w:r>
         <w:r>
           <w:rPr>
-            <w:noProof/>
-            <w:webHidden/>
-          </w:rPr>
-        </w:r>
-        <w:r>
-          <w:rPr>
+            <w:rFonts w:cs="Times New Roman"/>
+            <w:noProof/>
+            <w:webHidden/>
+          </w:rPr>
+        </w:r>
+        <w:r>
+          <w:rPr>
+            <w:rFonts w:cs="Times New Roman"/>
             <w:noProof/>
             <w:webHidden/>
           </w:rPr>
@@ -3527,6 +3865,7 @@
         </w:r>
         <w:r>
           <w:rPr>
+            <w:rFonts w:cs="Times New Roman"/>
             <w:noProof/>
             <w:webHidden/>
           </w:rPr>
@@ -3534,6 +3873,7 @@
         </w:r>
         <w:r>
           <w:rPr>
+            <w:rFonts w:cs="Times New Roman"/>
             <w:noProof/>
             <w:webHidden/>
           </w:rPr>
@@ -3543,6 +3883,9 @@
     </w:p>
     <w:p>
       <w:pPr>
+        <w:rPr>
+          <w:rFonts w:cs="Times New Roman"/>
+        </w:rPr>
         <w:sectPr>
           <w:footerReference w:type="default" r:id="rId10"/>
           <w:pgSz w:w="12240" w:h="15840"/>
@@ -3552,15 +3895,24 @@
         </w:sectPr>
       </w:pPr>
       <w:r>
+        <w:rPr>
+          <w:rFonts w:cs="Times New Roman"/>
+        </w:rPr>
         <w:fldChar w:fldCharType="end"/>
       </w:r>
     </w:p>
     <w:p>
       <w:pPr>
         <w:pStyle w:val="Heading2"/>
+        <w:rPr>
+          <w:rFonts w:cs="Times New Roman"/>
+        </w:rPr>
       </w:pPr>
       <w:bookmarkStart w:id="1" w:name="_Toc220996050"/>
       <w:r>
+        <w:rPr>
+          <w:rFonts w:cs="Times New Roman"/>
+        </w:rPr>
         <w:lastRenderedPageBreak/>
         <w:t>GIới thiệu</w:t>
       </w:r>
@@ -3569,59 +3921,1180 @@
     <w:p>
       <w:pPr>
         <w:pStyle w:val="Heading3"/>
+        <w:rPr>
+          <w:rFonts w:cs="Times New Roman"/>
+        </w:rPr>
       </w:pPr>
       <w:bookmarkStart w:id="2" w:name="_Toc220996051"/>
       <w:r>
+        <w:rPr>
+          <w:rFonts w:cs="Times New Roman"/>
+        </w:rPr>
         <w:t>Mục đích</w:t>
       </w:r>
       <w:bookmarkEnd w:id="2"/>
     </w:p>
     <w:p>
       <w:pPr>
+        <w:rPr>
+          <w:rFonts w:cs="Times New Roman"/>
+        </w:rPr>
+      </w:pPr>
+      <w:r>
+        <w:rPr>
+          <w:rFonts w:cs="Times New Roman"/>
+        </w:rPr>
+        <w:t xml:space="preserve">Tài liệu Đặc tả Yêu cầu Phần mềm (Software Requirement Specification – SRS) này mô tả toàn bộ các yêu cầu chức năng và phi chức năng của hệ thống </w:t>
+      </w:r>
+      <w:r>
+        <w:rPr>
+          <w:rFonts w:cs="Times New Roman"/>
+          <w:b/>
+          <w:bCs/>
+        </w:rPr>
+        <w:t>Website Quản Lý Công Việc</w:t>
+      </w:r>
+      <w:r>
+        <w:rPr>
+          <w:rFonts w:cs="Times New Roman"/>
+        </w:rPr>
+        <w:t>.</w:t>
+      </w:r>
+    </w:p>
+    <w:p>
+      <w:pPr>
+        <w:rPr>
+          <w:rFonts w:cs="Times New Roman"/>
+        </w:rPr>
+      </w:pPr>
+      <w:r>
+        <w:rPr>
+          <w:rFonts w:cs="Times New Roman"/>
+        </w:rPr>
+        <w:t>Mục đích của tài liệu:</w:t>
+      </w:r>
+    </w:p>
+    <w:p>
+      <w:pPr>
+        <w:numPr>
+          <w:ilvl w:val="0"/>
+          <w:numId w:val="40"/>
+        </w:numPr>
+        <w:rPr>
+          <w:rFonts w:cs="Times New Roman"/>
+        </w:rPr>
+      </w:pPr>
+      <w:r>
+        <w:rPr>
+          <w:rFonts w:cs="Times New Roman"/>
+        </w:rPr>
+        <w:t>Làm cơ sở thống nhất giữa khách hàng, người phát triển và các bên liên quan về yêu cầu hệ thống.</w:t>
+      </w:r>
+    </w:p>
+    <w:p>
+      <w:pPr>
+        <w:numPr>
+          <w:ilvl w:val="0"/>
+          <w:numId w:val="40"/>
+        </w:numPr>
+        <w:rPr>
+          <w:rFonts w:cs="Times New Roman"/>
+        </w:rPr>
+      </w:pPr>
+      <w:r>
+        <w:rPr>
+          <w:rFonts w:cs="Times New Roman"/>
+        </w:rPr>
+        <w:t>Hỗ trợ nhóm phát triển trong quá trình phân tích, thiết kế, lập trình và kiểm thử.</w:t>
+      </w:r>
+    </w:p>
+    <w:p>
+      <w:pPr>
+        <w:numPr>
+          <w:ilvl w:val="0"/>
+          <w:numId w:val="40"/>
+        </w:numPr>
+        <w:rPr>
+          <w:rFonts w:cs="Times New Roman"/>
+        </w:rPr>
+      </w:pPr>
+      <w:r>
+        <w:rPr>
+          <w:rFonts w:cs="Times New Roman"/>
+        </w:rPr>
+        <w:t>Là tài liệu tham chiếu trong quá trình bảo trì và nâng cấp hệ thống.</w:t>
+      </w:r>
+    </w:p>
+    <w:p>
+      <w:pPr>
+        <w:numPr>
+          <w:ilvl w:val="0"/>
+          <w:numId w:val="40"/>
+        </w:numPr>
+        <w:rPr>
+          <w:rFonts w:cs="Times New Roman"/>
+        </w:rPr>
+      </w:pPr>
+      <w:r>
+        <w:rPr>
+          <w:rFonts w:cs="Times New Roman"/>
+        </w:rPr>
+        <w:t>Giảm thiểu sai sót do hiểu nhầm yêu cầu.</w:t>
+      </w:r>
+    </w:p>
+    <w:p>
+      <w:pPr>
+        <w:rPr>
+          <w:rFonts w:cs="Times New Roman"/>
+        </w:rPr>
+      </w:pPr>
+      <w:r>
+        <w:rPr>
+          <w:rFonts w:cs="Times New Roman"/>
+        </w:rPr>
+        <w:t>Hệ thống hướng đến việc hỗ trợ cá nhân và doanh nghiệp quản lý công việc, dự án và tiến độ thực hiện một cách hiệu quả trên nền tảng web.</w:t>
+      </w:r>
+    </w:p>
+    <w:p>
+      <w:pPr>
         <w:pStyle w:val="Heading3"/>
+        <w:rPr>
+          <w:rFonts w:cs="Times New Roman"/>
+        </w:rPr>
       </w:pPr>
       <w:bookmarkStart w:id="3" w:name="_Toc220996052"/>
       <w:r>
+        <w:rPr>
+          <w:rFonts w:cs="Times New Roman"/>
+        </w:rPr>
         <w:t>Phạm vi</w:t>
       </w:r>
       <w:bookmarkEnd w:id="3"/>
     </w:p>
     <w:p>
       <w:pPr>
+        <w:rPr>
+          <w:rFonts w:cs="Times New Roman"/>
+        </w:rPr>
+      </w:pPr>
+      <w:r>
+        <w:rPr>
+          <w:rFonts w:cs="Times New Roman"/>
+        </w:rPr>
+        <w:t>Website Quản Lý Công Việc là hệ thống chạy trên nền tảng trình duyệt web, cho phép người dùng quản lý công việc và dự án trực tuyến.</w:t>
+      </w:r>
+    </w:p>
+    <w:p>
+      <w:pPr>
+        <w:rPr>
+          <w:rFonts w:cs="Times New Roman"/>
+        </w:rPr>
+      </w:pPr>
+      <w:r>
+        <w:rPr>
+          <w:rFonts w:cs="Times New Roman"/>
+        </w:rPr>
+        <w:t>Phạm vi hệ thống bao gồm:</w:t>
+      </w:r>
+    </w:p>
+    <w:p>
+      <w:pPr>
+        <w:numPr>
+          <w:ilvl w:val="0"/>
+          <w:numId w:val="41"/>
+        </w:numPr>
+        <w:rPr>
+          <w:rFonts w:cs="Times New Roman"/>
+        </w:rPr>
+      </w:pPr>
+      <w:r>
+        <w:rPr>
+          <w:rFonts w:cs="Times New Roman"/>
+        </w:rPr>
+        <w:t>Quản lý tài khoản người dùng.</w:t>
+      </w:r>
+    </w:p>
+    <w:p>
+      <w:pPr>
+        <w:numPr>
+          <w:ilvl w:val="0"/>
+          <w:numId w:val="41"/>
+        </w:numPr>
+        <w:rPr>
+          <w:rFonts w:cs="Times New Roman"/>
+        </w:rPr>
+      </w:pPr>
+      <w:r>
+        <w:rPr>
+          <w:rFonts w:cs="Times New Roman"/>
+        </w:rPr>
+        <w:t>Tạo và quản lý Project.</w:t>
+      </w:r>
+    </w:p>
+    <w:p>
+      <w:pPr>
+        <w:numPr>
+          <w:ilvl w:val="0"/>
+          <w:numId w:val="41"/>
+        </w:numPr>
+        <w:rPr>
+          <w:rFonts w:cs="Times New Roman"/>
+        </w:rPr>
+      </w:pPr>
+      <w:r>
+        <w:rPr>
+          <w:rFonts w:cs="Times New Roman"/>
+        </w:rPr>
+        <w:t>Tạo, phân công và theo dõi Task.</w:t>
+      </w:r>
+    </w:p>
+    <w:p>
+      <w:pPr>
+        <w:numPr>
+          <w:ilvl w:val="0"/>
+          <w:numId w:val="41"/>
+        </w:numPr>
+        <w:rPr>
+          <w:rFonts w:cs="Times New Roman"/>
+        </w:rPr>
+      </w:pPr>
+      <w:r>
+        <w:rPr>
+          <w:rFonts w:cs="Times New Roman"/>
+        </w:rPr>
+        <w:t>Quản lý tiến độ công việc theo Board (Kanban).</w:t>
+      </w:r>
+    </w:p>
+    <w:p>
+      <w:pPr>
+        <w:numPr>
+          <w:ilvl w:val="0"/>
+          <w:numId w:val="41"/>
+        </w:numPr>
+        <w:rPr>
+          <w:rFonts w:cs="Times New Roman"/>
+        </w:rPr>
+      </w:pPr>
+      <w:r>
+        <w:rPr>
+          <w:rFonts w:cs="Times New Roman"/>
+        </w:rPr>
+        <w:t>Theo dõi trạng thái: To-do, In-progress, Done.</w:t>
+      </w:r>
+    </w:p>
+    <w:p>
+      <w:pPr>
+        <w:numPr>
+          <w:ilvl w:val="0"/>
+          <w:numId w:val="41"/>
+        </w:numPr>
+        <w:rPr>
+          <w:rFonts w:cs="Times New Roman"/>
+        </w:rPr>
+      </w:pPr>
+      <w:r>
+        <w:rPr>
+          <w:rFonts w:cs="Times New Roman"/>
+        </w:rPr>
+        <w:lastRenderedPageBreak/>
+        <w:t>Thông báo thời gian thực (real-time).</w:t>
+      </w:r>
+    </w:p>
+    <w:p>
+      <w:pPr>
+        <w:numPr>
+          <w:ilvl w:val="0"/>
+          <w:numId w:val="41"/>
+        </w:numPr>
+        <w:rPr>
+          <w:rFonts w:cs="Times New Roman"/>
+        </w:rPr>
+      </w:pPr>
+      <w:r>
+        <w:rPr>
+          <w:rFonts w:cs="Times New Roman"/>
+        </w:rPr>
+        <w:t>Tìm kiếm, lọc và thống kê công việc.</w:t>
+      </w:r>
+    </w:p>
+    <w:p>
+      <w:pPr>
+        <w:rPr>
+          <w:rFonts w:cs="Times New Roman"/>
+        </w:rPr>
+      </w:pPr>
+      <w:r>
+        <w:rPr>
+          <w:rFonts w:cs="Times New Roman"/>
+        </w:rPr>
+        <w:t>Đối tượng sử dụng:</w:t>
+      </w:r>
+    </w:p>
+    <w:p>
+      <w:pPr>
+        <w:numPr>
+          <w:ilvl w:val="0"/>
+          <w:numId w:val="42"/>
+        </w:numPr>
+        <w:rPr>
+          <w:rFonts w:cs="Times New Roman"/>
+        </w:rPr>
+      </w:pPr>
+      <w:r>
+        <w:rPr>
+          <w:rFonts w:cs="Times New Roman"/>
+        </w:rPr>
+        <w:t>Cá nhân quản lý công việc.</w:t>
+      </w:r>
+    </w:p>
+    <w:p>
+      <w:pPr>
+        <w:numPr>
+          <w:ilvl w:val="0"/>
+          <w:numId w:val="42"/>
+        </w:numPr>
+        <w:rPr>
+          <w:rFonts w:cs="Times New Roman"/>
+        </w:rPr>
+      </w:pPr>
+      <w:r>
+        <w:rPr>
+          <w:rFonts w:cs="Times New Roman"/>
+        </w:rPr>
+        <w:t>Nhóm làm việc nhỏ – vừa.</w:t>
+      </w:r>
+    </w:p>
+    <w:p>
+      <w:pPr>
+        <w:numPr>
+          <w:ilvl w:val="0"/>
+          <w:numId w:val="42"/>
+        </w:numPr>
+        <w:rPr>
+          <w:rFonts w:cs="Times New Roman"/>
+        </w:rPr>
+      </w:pPr>
+      <w:r>
+        <w:rPr>
+          <w:rFonts w:cs="Times New Roman"/>
+        </w:rPr>
+        <w:t>Doanh nghiệp cần theo dõi tiến độ dự án.</w:t>
+      </w:r>
+    </w:p>
+    <w:p>
+      <w:pPr>
+        <w:rPr>
+          <w:rFonts w:cs="Times New Roman"/>
+        </w:rPr>
+      </w:pPr>
+      <w:r>
+        <w:rPr>
+          <w:rFonts w:cs="Times New Roman"/>
+        </w:rPr>
+        <w:t>Hệ thống không bao gồm:</w:t>
+      </w:r>
+    </w:p>
+    <w:p>
+      <w:pPr>
+        <w:numPr>
+          <w:ilvl w:val="0"/>
+          <w:numId w:val="43"/>
+        </w:numPr>
+        <w:rPr>
+          <w:rFonts w:cs="Times New Roman"/>
+        </w:rPr>
+      </w:pPr>
+      <w:r>
+        <w:rPr>
+          <w:rFonts w:cs="Times New Roman"/>
+        </w:rPr>
+        <w:t>Quản lý tài chính doanh nghiệp.</w:t>
+      </w:r>
+    </w:p>
+    <w:p>
+      <w:pPr>
+        <w:numPr>
+          <w:ilvl w:val="0"/>
+          <w:numId w:val="43"/>
+        </w:numPr>
+        <w:rPr>
+          <w:rFonts w:cs="Times New Roman"/>
+        </w:rPr>
+      </w:pPr>
+      <w:r>
+        <w:rPr>
+          <w:rFonts w:cs="Times New Roman"/>
+        </w:rPr>
+        <w:t>Tích hợp kế toán hoặc ERP chuyên sâu.</w:t>
+      </w:r>
+    </w:p>
+    <w:p>
+      <w:pPr>
         <w:pStyle w:val="Heading3"/>
+        <w:rPr>
+          <w:rFonts w:cs="Times New Roman"/>
+        </w:rPr>
       </w:pPr>
       <w:bookmarkStart w:id="4" w:name="_Toc220996053"/>
       <w:r>
+        <w:rPr>
+          <w:rFonts w:cs="Times New Roman"/>
+        </w:rPr>
         <w:t>Từ điển thuật ngữ</w:t>
       </w:r>
       <w:bookmarkEnd w:id="4"/>
     </w:p>
+    <w:tbl>
+      <w:tblPr>
+        <w:tblStyle w:val="TableGrid"/>
+        <w:tblW w:w="0" w:type="auto"/>
+        <w:tblLook w:val="04A0" w:firstRow="1" w:lastRow="0" w:firstColumn="1" w:lastColumn="0" w:noHBand="0" w:noVBand="1"/>
+      </w:tblPr>
+      <w:tblGrid>
+        <w:gridCol w:w="4696"/>
+        <w:gridCol w:w="4697"/>
+      </w:tblGrid>
+      <w:tr>
+        <w:tc>
+          <w:tcPr>
+            <w:tcW w:w="4696" w:type="dxa"/>
+            <w:vAlign w:val="center"/>
+          </w:tcPr>
+          <w:p>
+            <w:pPr>
+              <w:ind w:firstLine="0"/>
+              <w:rPr>
+                <w:rFonts w:cs="Times New Roman"/>
+              </w:rPr>
+            </w:pPr>
+            <w:r>
+              <w:rPr>
+                <w:rFonts w:cs="Times New Roman"/>
+                <w:b/>
+                <w:bCs/>
+              </w:rPr>
+              <w:t>Thuật ngữ</w:t>
+            </w:r>
+          </w:p>
+        </w:tc>
+        <w:tc>
+          <w:tcPr>
+            <w:tcW w:w="4697" w:type="dxa"/>
+            <w:vAlign w:val="center"/>
+          </w:tcPr>
+          <w:p>
+            <w:pPr>
+              <w:ind w:firstLine="0"/>
+              <w:rPr>
+                <w:rFonts w:cs="Times New Roman"/>
+              </w:rPr>
+            </w:pPr>
+            <w:r>
+              <w:rPr>
+                <w:rFonts w:cs="Times New Roman"/>
+                <w:b/>
+                <w:bCs/>
+              </w:rPr>
+              <w:t>Ý nghĩa</w:t>
+            </w:r>
+          </w:p>
+        </w:tc>
+      </w:tr>
+      <w:tr>
+        <w:tc>
+          <w:tcPr>
+            <w:tcW w:w="4696" w:type="dxa"/>
+            <w:vAlign w:val="center"/>
+          </w:tcPr>
+          <w:p>
+            <w:pPr>
+              <w:ind w:firstLine="0"/>
+              <w:rPr>
+                <w:rFonts w:cs="Times New Roman"/>
+              </w:rPr>
+            </w:pPr>
+            <w:r>
+              <w:rPr>
+                <w:rFonts w:cs="Times New Roman"/>
+              </w:rPr>
+              <w:t>Website Quản Lý Công Việc</w:t>
+            </w:r>
+          </w:p>
+        </w:tc>
+        <w:tc>
+          <w:tcPr>
+            <w:tcW w:w="4697" w:type="dxa"/>
+            <w:vAlign w:val="center"/>
+          </w:tcPr>
+          <w:p>
+            <w:pPr>
+              <w:ind w:firstLine="0"/>
+              <w:rPr>
+                <w:rFonts w:cs="Times New Roman"/>
+              </w:rPr>
+            </w:pPr>
+            <w:r>
+              <w:rPr>
+                <w:rFonts w:cs="Times New Roman"/>
+              </w:rPr>
+              <w:t>Hệ thống quản lý công việc trên nền web</w:t>
+            </w:r>
+          </w:p>
+        </w:tc>
+      </w:tr>
+      <w:tr>
+        <w:tc>
+          <w:tcPr>
+            <w:tcW w:w="4696" w:type="dxa"/>
+            <w:vAlign w:val="center"/>
+          </w:tcPr>
+          <w:p>
+            <w:pPr>
+              <w:ind w:firstLine="0"/>
+              <w:rPr>
+                <w:rFonts w:cs="Times New Roman"/>
+              </w:rPr>
+            </w:pPr>
+            <w:r>
+              <w:rPr>
+                <w:rFonts w:cs="Times New Roman"/>
+              </w:rPr>
+              <w:t>User</w:t>
+            </w:r>
+          </w:p>
+        </w:tc>
+        <w:tc>
+          <w:tcPr>
+            <w:tcW w:w="4697" w:type="dxa"/>
+            <w:vAlign w:val="center"/>
+          </w:tcPr>
+          <w:p>
+            <w:pPr>
+              <w:ind w:firstLine="0"/>
+              <w:rPr>
+                <w:rFonts w:cs="Times New Roman"/>
+              </w:rPr>
+            </w:pPr>
+            <w:r>
+              <w:rPr>
+                <w:rFonts w:cs="Times New Roman"/>
+              </w:rPr>
+              <w:t>Người dùng hệ thống</w:t>
+            </w:r>
+          </w:p>
+        </w:tc>
+      </w:tr>
+      <w:tr>
+        <w:tc>
+          <w:tcPr>
+            <w:tcW w:w="4696" w:type="dxa"/>
+            <w:vAlign w:val="center"/>
+          </w:tcPr>
+          <w:p>
+            <w:pPr>
+              <w:ind w:firstLine="0"/>
+              <w:rPr>
+                <w:rFonts w:cs="Times New Roman"/>
+              </w:rPr>
+            </w:pPr>
+            <w:r>
+              <w:rPr>
+                <w:rFonts w:cs="Times New Roman"/>
+              </w:rPr>
+              <w:t>Admin</w:t>
+            </w:r>
+          </w:p>
+        </w:tc>
+        <w:tc>
+          <w:tcPr>
+            <w:tcW w:w="4697" w:type="dxa"/>
+            <w:vAlign w:val="center"/>
+          </w:tcPr>
+          <w:p>
+            <w:pPr>
+              <w:ind w:firstLine="0"/>
+              <w:rPr>
+                <w:rFonts w:cs="Times New Roman"/>
+              </w:rPr>
+            </w:pPr>
+            <w:r>
+              <w:rPr>
+                <w:rFonts w:cs="Times New Roman"/>
+              </w:rPr>
+              <w:t>Quản trị viên hệ thống</w:t>
+            </w:r>
+          </w:p>
+        </w:tc>
+      </w:tr>
+      <w:tr>
+        <w:tc>
+          <w:tcPr>
+            <w:tcW w:w="4696" w:type="dxa"/>
+            <w:vAlign w:val="center"/>
+          </w:tcPr>
+          <w:p>
+            <w:pPr>
+              <w:ind w:firstLine="0"/>
+              <w:rPr>
+                <w:rFonts w:cs="Times New Roman"/>
+              </w:rPr>
+            </w:pPr>
+            <w:r>
+              <w:rPr>
+                <w:rFonts w:cs="Times New Roman"/>
+              </w:rPr>
+              <w:t>Project</w:t>
+            </w:r>
+          </w:p>
+        </w:tc>
+        <w:tc>
+          <w:tcPr>
+            <w:tcW w:w="4697" w:type="dxa"/>
+            <w:vAlign w:val="center"/>
+          </w:tcPr>
+          <w:p>
+            <w:pPr>
+              <w:ind w:firstLine="0"/>
+              <w:rPr>
+                <w:rFonts w:cs="Times New Roman"/>
+              </w:rPr>
+            </w:pPr>
+            <w:r>
+              <w:rPr>
+                <w:rFonts w:cs="Times New Roman"/>
+              </w:rPr>
+              <w:t>Dự án / Nhóm công việc</w:t>
+            </w:r>
+          </w:p>
+        </w:tc>
+      </w:tr>
+      <w:tr>
+        <w:tc>
+          <w:tcPr>
+            <w:tcW w:w="4696" w:type="dxa"/>
+            <w:vAlign w:val="center"/>
+          </w:tcPr>
+          <w:p>
+            <w:pPr>
+              <w:ind w:firstLine="0"/>
+              <w:rPr>
+                <w:rFonts w:cs="Times New Roman"/>
+              </w:rPr>
+            </w:pPr>
+            <w:r>
+              <w:rPr>
+                <w:rFonts w:cs="Times New Roman"/>
+              </w:rPr>
+              <w:t>Task</w:t>
+            </w:r>
+          </w:p>
+        </w:tc>
+        <w:tc>
+          <w:tcPr>
+            <w:tcW w:w="4697" w:type="dxa"/>
+            <w:vAlign w:val="center"/>
+          </w:tcPr>
+          <w:p>
+            <w:pPr>
+              <w:ind w:firstLine="0"/>
+              <w:rPr>
+                <w:rFonts w:cs="Times New Roman"/>
+              </w:rPr>
+            </w:pPr>
+            <w:r>
+              <w:rPr>
+                <w:rFonts w:cs="Times New Roman"/>
+              </w:rPr>
+              <w:t>Công việc cụ thể trong Project</w:t>
+            </w:r>
+          </w:p>
+        </w:tc>
+      </w:tr>
+      <w:tr>
+        <w:tc>
+          <w:tcPr>
+            <w:tcW w:w="4696" w:type="dxa"/>
+            <w:vAlign w:val="center"/>
+          </w:tcPr>
+          <w:p>
+            <w:pPr>
+              <w:ind w:firstLine="0"/>
+              <w:rPr>
+                <w:rFonts w:cs="Times New Roman"/>
+              </w:rPr>
+            </w:pPr>
+            <w:r>
+              <w:rPr>
+                <w:rFonts w:cs="Times New Roman"/>
+              </w:rPr>
+              <w:t>Board</w:t>
+            </w:r>
+          </w:p>
+        </w:tc>
+        <w:tc>
+          <w:tcPr>
+            <w:tcW w:w="4697" w:type="dxa"/>
+            <w:vAlign w:val="center"/>
+          </w:tcPr>
+          <w:p>
+            <w:pPr>
+              <w:ind w:firstLine="0"/>
+              <w:rPr>
+                <w:rFonts w:cs="Times New Roman"/>
+              </w:rPr>
+            </w:pPr>
+            <w:r>
+              <w:rPr>
+                <w:rFonts w:cs="Times New Roman"/>
+              </w:rPr>
+              <w:t>Bảng quản lý công việc dạng Kanban</w:t>
+            </w:r>
+          </w:p>
+        </w:tc>
+      </w:tr>
+      <w:tr>
+        <w:tc>
+          <w:tcPr>
+            <w:tcW w:w="4696" w:type="dxa"/>
+            <w:vAlign w:val="center"/>
+          </w:tcPr>
+          <w:p>
+            <w:pPr>
+              <w:ind w:firstLine="0"/>
+              <w:rPr>
+                <w:rFonts w:cs="Times New Roman"/>
+              </w:rPr>
+            </w:pPr>
+            <w:r>
+              <w:rPr>
+                <w:rFonts w:cs="Times New Roman"/>
+              </w:rPr>
+              <w:t>Deadline</w:t>
+            </w:r>
+          </w:p>
+        </w:tc>
+        <w:tc>
+          <w:tcPr>
+            <w:tcW w:w="4697" w:type="dxa"/>
+            <w:vAlign w:val="center"/>
+          </w:tcPr>
+          <w:p>
+            <w:pPr>
+              <w:ind w:firstLine="0"/>
+              <w:rPr>
+                <w:rFonts w:cs="Times New Roman"/>
+              </w:rPr>
+            </w:pPr>
+            <w:r>
+              <w:rPr>
+                <w:rFonts w:cs="Times New Roman"/>
+              </w:rPr>
+              <w:t>Hạn hoàn thành công việc</w:t>
+            </w:r>
+          </w:p>
+        </w:tc>
+      </w:tr>
+      <w:tr>
+        <w:tc>
+          <w:tcPr>
+            <w:tcW w:w="4696" w:type="dxa"/>
+            <w:vAlign w:val="center"/>
+          </w:tcPr>
+          <w:p>
+            <w:pPr>
+              <w:ind w:firstLine="0"/>
+              <w:rPr>
+                <w:rFonts w:cs="Times New Roman"/>
+              </w:rPr>
+            </w:pPr>
+            <w:r>
+              <w:rPr>
+                <w:rFonts w:cs="Times New Roman"/>
+              </w:rPr>
+              <w:t>Member</w:t>
+            </w:r>
+          </w:p>
+        </w:tc>
+        <w:tc>
+          <w:tcPr>
+            <w:tcW w:w="4697" w:type="dxa"/>
+            <w:vAlign w:val="center"/>
+          </w:tcPr>
+          <w:p>
+            <w:pPr>
+              <w:ind w:firstLine="0"/>
+              <w:rPr>
+                <w:rFonts w:cs="Times New Roman"/>
+              </w:rPr>
+            </w:pPr>
+            <w:r>
+              <w:rPr>
+                <w:rFonts w:cs="Times New Roman"/>
+              </w:rPr>
+              <w:t>Thành viên tham gia Project</w:t>
+            </w:r>
+          </w:p>
+        </w:tc>
+      </w:tr>
+      <w:tr>
+        <w:tc>
+          <w:tcPr>
+            <w:tcW w:w="4696" w:type="dxa"/>
+            <w:vAlign w:val="center"/>
+          </w:tcPr>
+          <w:p>
+            <w:pPr>
+              <w:ind w:firstLine="0"/>
+              <w:rPr>
+                <w:rFonts w:cs="Times New Roman"/>
+              </w:rPr>
+            </w:pPr>
+            <w:r>
+              <w:rPr>
+                <w:rFonts w:cs="Times New Roman"/>
+              </w:rPr>
+              <w:t>Notification</w:t>
+            </w:r>
+          </w:p>
+        </w:tc>
+        <w:tc>
+          <w:tcPr>
+            <w:tcW w:w="4697" w:type="dxa"/>
+            <w:vAlign w:val="center"/>
+          </w:tcPr>
+          <w:p>
+            <w:pPr>
+              <w:ind w:firstLine="0"/>
+              <w:rPr>
+                <w:rFonts w:cs="Times New Roman"/>
+              </w:rPr>
+            </w:pPr>
+            <w:r>
+              <w:rPr>
+                <w:rFonts w:cs="Times New Roman"/>
+              </w:rPr>
+              <w:t>Thông báo hệ thống</w:t>
+            </w:r>
+          </w:p>
+        </w:tc>
+      </w:tr>
+      <w:tr>
+        <w:trPr>
+          <w:trHeight w:val="499"/>
+        </w:trPr>
+        <w:tc>
+          <w:tcPr>
+            <w:tcW w:w="4696" w:type="dxa"/>
+            <w:vAlign w:val="center"/>
+          </w:tcPr>
+          <w:p>
+            <w:pPr>
+              <w:ind w:firstLine="0"/>
+              <w:rPr>
+                <w:rFonts w:cs="Times New Roman"/>
+              </w:rPr>
+            </w:pPr>
+            <w:r>
+              <w:rPr>
+                <w:rFonts w:cs="Times New Roman"/>
+              </w:rPr>
+              <w:t>Real-time</w:t>
+            </w:r>
+          </w:p>
+        </w:tc>
+        <w:tc>
+          <w:tcPr>
+            <w:tcW w:w="4697" w:type="dxa"/>
+            <w:vAlign w:val="center"/>
+          </w:tcPr>
+          <w:p>
+            <w:pPr>
+              <w:ind w:firstLine="0"/>
+              <w:rPr>
+                <w:rFonts w:cs="Times New Roman"/>
+              </w:rPr>
+            </w:pPr>
+            <w:r>
+              <w:rPr>
+                <w:rFonts w:cs="Times New Roman"/>
+              </w:rPr>
+              <w:t>Cập nhật dữ liệu theo thời gian thực</w:t>
+            </w:r>
+          </w:p>
+        </w:tc>
+      </w:tr>
+    </w:tbl>
+    <w:p>
+      <w:pPr>
+        <w:rPr>
+          <w:rFonts w:cs="Times New Roman"/>
+        </w:rPr>
+      </w:pPr>
+    </w:p>
+    <w:p>
+      <w:pPr>
+        <w:rPr>
+          <w:rFonts w:cs="Times New Roman"/>
+        </w:rPr>
+      </w:pPr>
+    </w:p>
     <w:p>
       <w:pPr>
         <w:pStyle w:val="Heading3"/>
+        <w:rPr>
+          <w:rFonts w:cs="Times New Roman"/>
+        </w:rPr>
       </w:pPr>
       <w:bookmarkStart w:id="5" w:name="_Toc220996054"/>
       <w:r>
+        <w:rPr>
+          <w:rFonts w:cs="Times New Roman"/>
+        </w:rPr>
+        <w:lastRenderedPageBreak/>
         <w:t>Tài liệu tham khảo</w:t>
       </w:r>
       <w:bookmarkEnd w:id="5"/>
     </w:p>
     <w:p>
       <w:pPr>
+        <w:rPr>
+          <w:rFonts w:cs="Times New Roman"/>
+        </w:rPr>
+      </w:pPr>
+      <w:r>
+        <w:rPr>
+          <w:rFonts w:cs="Times New Roman"/>
+        </w:rPr>
+        <w:t>  IEEE 830 – Software Requirement Specification.</w:t>
+      </w:r>
+    </w:p>
+    <w:p>
+      <w:pPr>
+        <w:rPr>
+          <w:rFonts w:cs="Times New Roman"/>
+        </w:rPr>
+      </w:pPr>
+      <w:r>
+        <w:rPr>
+          <w:rFonts w:cs="Times New Roman"/>
+        </w:rPr>
+        <w:t>  Giáo trình Công Nghệ Phần Mềm – Đại học Công Nghệ TP.HCM.</w:t>
+      </w:r>
+    </w:p>
+    <w:p>
+      <w:pPr>
+        <w:rPr>
+          <w:rFonts w:cs="Times New Roman"/>
+        </w:rPr>
+      </w:pPr>
+      <w:r>
+        <w:rPr>
+          <w:rFonts w:cs="Times New Roman"/>
+        </w:rPr>
+        <w:t>  Tài liệu UML (Use Case, Class Diagram).</w:t>
+      </w:r>
+    </w:p>
+    <w:p>
+      <w:pPr>
+        <w:rPr>
+          <w:rFonts w:cs="Times New Roman"/>
+        </w:rPr>
+      </w:pPr>
+      <w:r>
+        <w:rPr>
+          <w:rFonts w:cs="Times New Roman"/>
+        </w:rPr>
+        <w:t>  Các hệ thống tham khảo:</w:t>
+      </w:r>
+    </w:p>
+    <w:p>
+      <w:pPr>
+        <w:numPr>
+          <w:ilvl w:val="0"/>
+          <w:numId w:val="44"/>
+        </w:numPr>
+        <w:rPr>
+          <w:rFonts w:cs="Times New Roman"/>
+        </w:rPr>
+      </w:pPr>
+      <w:r>
+        <w:rPr>
+          <w:rFonts w:cs="Times New Roman"/>
+        </w:rPr>
+        <w:t>Trello</w:t>
+      </w:r>
+    </w:p>
+    <w:p>
+      <w:pPr>
+        <w:numPr>
+          <w:ilvl w:val="0"/>
+          <w:numId w:val="44"/>
+        </w:numPr>
+        <w:rPr>
+          <w:rFonts w:cs="Times New Roman"/>
+        </w:rPr>
+      </w:pPr>
+      <w:r>
+        <w:rPr>
+          <w:rFonts w:cs="Times New Roman"/>
+        </w:rPr>
+        <w:t>Asana</w:t>
+      </w:r>
+    </w:p>
+    <w:p>
+      <w:pPr>
+        <w:numPr>
+          <w:ilvl w:val="0"/>
+          <w:numId w:val="44"/>
+        </w:numPr>
+        <w:rPr>
+          <w:rFonts w:cs="Times New Roman"/>
+        </w:rPr>
+      </w:pPr>
+      <w:r>
+        <w:rPr>
+          <w:rFonts w:cs="Times New Roman"/>
+        </w:rPr>
+        <w:t>Jira</w:t>
+      </w:r>
+    </w:p>
+    <w:p>
+      <w:pPr>
         <w:pStyle w:val="Heading3"/>
+        <w:rPr>
+          <w:rFonts w:cs="Times New Roman"/>
+        </w:rPr>
       </w:pPr>
       <w:bookmarkStart w:id="6" w:name="_Toc220996055"/>
       <w:r>
+        <w:rPr>
+          <w:rFonts w:cs="Times New Roman"/>
+        </w:rPr>
         <w:t>Tổng quát</w:t>
       </w:r>
       <w:bookmarkEnd w:id="6"/>
     </w:p>
     <w:p>
       <w:pPr>
+        <w:rPr>
+          <w:rFonts w:cs="Times New Roman"/>
+        </w:rPr>
+      </w:pPr>
+      <w:r>
+        <w:rPr>
+          <w:rFonts w:cs="Times New Roman"/>
+        </w:rPr>
+        <w:t>Tài liệu SRS được tổ chức thành các chương:</w:t>
+      </w:r>
+    </w:p>
+    <w:p>
+      <w:pPr>
+        <w:numPr>
+          <w:ilvl w:val="0"/>
+          <w:numId w:val="45"/>
+        </w:numPr>
+        <w:rPr>
+          <w:rFonts w:cs="Times New Roman"/>
+        </w:rPr>
+      </w:pPr>
+      <w:r>
+        <w:rPr>
+          <w:rFonts w:cs="Times New Roman"/>
+          <w:b/>
+          <w:bCs/>
+        </w:rPr>
+        <w:t>Chương 1:</w:t>
+      </w:r>
+      <w:r>
+        <w:rPr>
+          <w:rFonts w:cs="Times New Roman"/>
+        </w:rPr>
+        <w:t xml:space="preserve"> Giới thiệu chung về hệ thống.</w:t>
+      </w:r>
+    </w:p>
+    <w:p>
+      <w:pPr>
+        <w:numPr>
+          <w:ilvl w:val="0"/>
+          <w:numId w:val="45"/>
+        </w:numPr>
+        <w:rPr>
+          <w:rFonts w:cs="Times New Roman"/>
+        </w:rPr>
+      </w:pPr>
+      <w:r>
+        <w:rPr>
+          <w:rFonts w:cs="Times New Roman"/>
+          <w:b/>
+          <w:bCs/>
+        </w:rPr>
+        <w:t>Chương 2:</w:t>
+      </w:r>
+      <w:r>
+        <w:rPr>
+          <w:rFonts w:cs="Times New Roman"/>
+        </w:rPr>
+        <w:t xml:space="preserve"> Các yêu cầu chức năng, tác nhân, Use Case, quy trình nghiệp vụ.</w:t>
+      </w:r>
+    </w:p>
+    <w:p>
+      <w:pPr>
+        <w:numPr>
+          <w:ilvl w:val="0"/>
+          <w:numId w:val="45"/>
+        </w:numPr>
+        <w:rPr>
+          <w:rFonts w:cs="Times New Roman"/>
+        </w:rPr>
+      </w:pPr>
+      <w:r>
+        <w:rPr>
+          <w:rFonts w:cs="Times New Roman"/>
+          <w:b/>
+          <w:bCs/>
+        </w:rPr>
+        <w:t>Chương 3:</w:t>
+      </w:r>
+      <w:r>
+        <w:rPr>
+          <w:rFonts w:cs="Times New Roman"/>
+        </w:rPr>
+        <w:t xml:space="preserve"> Các yêu cầu phi chức năng như giao diện, bảo mật, ràng buộc hệ thống.</w:t>
+      </w:r>
+    </w:p>
+    <w:p>
+      <w:pPr>
+        <w:rPr>
+          <w:rFonts w:cs="Times New Roman"/>
+        </w:rPr>
+      </w:pPr>
+      <w:r>
+        <w:rPr>
+          <w:rFonts w:cs="Times New Roman"/>
+        </w:rPr>
+        <w:t xml:space="preserve">Tài liệu này đóng vai trò nền tảng cho việc thiết kế hệ thống, xây dựng cơ sở dữ liệu, giao diện và triển khai phần mềm. </w:t>
+      </w:r>
+    </w:p>
+    <w:p>
+      <w:pPr>
+        <w:rPr>
+          <w:rFonts w:cs="Times New Roman"/>
+        </w:rPr>
+      </w:pPr>
+    </w:p>
+    <w:p>
+      <w:pPr>
         <w:pStyle w:val="Heading2"/>
+        <w:rPr>
+          <w:rFonts w:cs="Times New Roman"/>
+        </w:rPr>
       </w:pPr>
       <w:bookmarkStart w:id="7" w:name="_Toc220996056"/>
       <w:r>
+        <w:rPr>
+          <w:rFonts w:cs="Times New Roman"/>
+        </w:rPr>
+        <w:lastRenderedPageBreak/>
         <w:t>Các yêu cầu chức năng</w:t>
       </w:r>
       <w:bookmarkEnd w:id="7"/>
@@ -3629,9 +5102,15 @@
     <w:p>
       <w:pPr>
         <w:pStyle w:val="Heading3"/>
+        <w:rPr>
+          <w:rFonts w:cs="Times New Roman"/>
+        </w:rPr>
       </w:pPr>
       <w:bookmarkStart w:id="8" w:name="_Toc220996057"/>
       <w:r>
+        <w:rPr>
+          <w:rFonts w:cs="Times New Roman"/>
+        </w:rPr>
         <w:t>Các tác nhân</w:t>
       </w:r>
       <w:bookmarkEnd w:id="8"/>
@@ -3639,221 +5118,1162 @@
     <w:p>
       <w:pPr>
         <w:pStyle w:val="Heading4"/>
-      </w:pPr>
-      <w:r>
+        <w:rPr>
+          <w:rFonts w:cs="Times New Roman"/>
+        </w:rPr>
+      </w:pPr>
+      <w:r>
+        <w:rPr>
+          <w:rFonts w:cs="Times New Roman"/>
+        </w:rPr>
         <w:t>Admin</w:t>
       </w:r>
     </w:p>
     <w:p>
       <w:pPr>
         <w:pStyle w:val="Heading4"/>
-      </w:pPr>
-      <w:r>
+        <w:rPr>
+          <w:rFonts w:cs="Times New Roman"/>
+        </w:rPr>
+      </w:pPr>
+      <w:r>
+        <w:rPr>
+          <w:rFonts w:cs="Times New Roman"/>
+        </w:rPr>
+        <w:t>Project Manager</w:t>
+      </w:r>
+    </w:p>
+    <w:p>
+      <w:pPr>
+        <w:pStyle w:val="Heading4"/>
+        <w:rPr>
+          <w:rFonts w:cs="Times New Roman"/>
+        </w:rPr>
+      </w:pPr>
+      <w:r>
+        <w:rPr>
+          <w:rFonts w:cs="Times New Roman"/>
+        </w:rPr>
         <w:t>Project Owner</w:t>
       </w:r>
     </w:p>
     <w:p>
       <w:pPr>
         <w:pStyle w:val="Heading4"/>
-      </w:pPr>
-      <w:r>
+        <w:rPr>
+          <w:rFonts w:cs="Times New Roman"/>
+        </w:rPr>
+      </w:pPr>
+      <w:r>
+        <w:rPr>
+          <w:rFonts w:cs="Times New Roman"/>
+        </w:rPr>
         <w:t>Member</w:t>
       </w:r>
     </w:p>
     <w:p>
       <w:pPr>
+        <w:pStyle w:val="Heading3"/>
+        <w:rPr>
+          <w:rFonts w:cs="Times New Roman"/>
+        </w:rPr>
+      </w:pPr>
+      <w:bookmarkStart w:id="9" w:name="_Toc220996058"/>
+      <w:r>
+        <w:rPr>
+          <w:rFonts w:cs="Times New Roman"/>
+        </w:rPr>
+        <w:t>Các chức năng của hệ thống</w:t>
+      </w:r>
+      <w:bookmarkEnd w:id="9"/>
+    </w:p>
+    <w:p>
+      <w:pPr>
         <w:pStyle w:val="Heading4"/>
-      </w:pPr>
-      <w:r>
-        <w:t>Guest</w:t>
+        <w:rPr>
+          <w:rFonts w:cs="Times New Roman"/>
+        </w:rPr>
+      </w:pPr>
+      <w:r>
+        <w:rPr>
+          <w:rFonts w:cs="Times New Roman"/>
+        </w:rPr>
+        <w:t>Đăng ký</w:t>
+      </w:r>
+    </w:p>
+    <w:p>
+      <w:pPr>
+        <w:pStyle w:val="Heading4"/>
+        <w:rPr>
+          <w:rFonts w:cs="Times New Roman"/>
+        </w:rPr>
+      </w:pPr>
+      <w:r>
+        <w:rPr>
+          <w:rFonts w:cs="Times New Roman"/>
+        </w:rPr>
+        <w:t>Đăng nhập</w:t>
+      </w:r>
+    </w:p>
+    <w:p>
+      <w:pPr>
+        <w:pStyle w:val="Heading4"/>
+        <w:rPr>
+          <w:rFonts w:cs="Times New Roman"/>
+        </w:rPr>
+      </w:pPr>
+      <w:r>
+        <w:rPr>
+          <w:rFonts w:cs="Times New Roman"/>
+        </w:rPr>
+        <w:t>Quản lý Project</w:t>
+      </w:r>
+    </w:p>
+    <w:p>
+      <w:pPr>
+        <w:pStyle w:val="Heading4"/>
+        <w:rPr>
+          <w:rFonts w:cs="Times New Roman"/>
+        </w:rPr>
+      </w:pPr>
+      <w:r>
+        <w:rPr>
+          <w:rFonts w:cs="Times New Roman"/>
+        </w:rPr>
+        <w:t>Quản lý Task</w:t>
+      </w:r>
+    </w:p>
+    <w:p>
+      <w:pPr>
+        <w:pStyle w:val="Heading4"/>
+        <w:rPr>
+          <w:rFonts w:cs="Times New Roman"/>
+        </w:rPr>
+      </w:pPr>
+      <w:r>
+        <w:rPr>
+          <w:rFonts w:cs="Times New Roman"/>
+        </w:rPr>
+        <w:t>Biểu đồ dạng Board</w:t>
+      </w:r>
+    </w:p>
+    <w:p>
+      <w:pPr>
+        <w:pStyle w:val="Heading4"/>
+        <w:rPr>
+          <w:rFonts w:cs="Times New Roman"/>
+        </w:rPr>
+      </w:pPr>
+      <w:r>
+        <w:rPr>
+          <w:rFonts w:cs="Times New Roman"/>
+        </w:rPr>
+        <w:t>Thông báo real-time</w:t>
       </w:r>
     </w:p>
     <w:p>
       <w:pPr>
         <w:pStyle w:val="Heading3"/>
-      </w:pPr>
-      <w:bookmarkStart w:id="9" w:name="_Toc220996058"/>
-      <w:r>
-        <w:t>Các chức năng của hệ thống</w:t>
-      </w:r>
-      <w:bookmarkEnd w:id="9"/>
+        <w:rPr>
+          <w:rFonts w:cs="Times New Roman"/>
+        </w:rPr>
+      </w:pPr>
+      <w:bookmarkStart w:id="10" w:name="_Toc220996059"/>
+      <w:r>
+        <w:rPr>
+          <w:rFonts w:cs="Times New Roman"/>
+        </w:rPr>
+        <w:t>Biểu đồ usecase tổng quan</w:t>
+      </w:r>
+      <w:bookmarkEnd w:id="10"/>
+    </w:p>
+    <w:p>
+      <w:pPr>
+        <w:pStyle w:val="Heading3"/>
+        <w:rPr>
+          <w:rFonts w:cs="Times New Roman"/>
+        </w:rPr>
+      </w:pPr>
+      <w:bookmarkStart w:id="11" w:name="_Toc220996060"/>
+      <w:r>
+        <w:rPr>
+          <w:rFonts w:cs="Times New Roman"/>
+        </w:rPr>
+        <w:t>Biểu đồ usecase phân rã</w:t>
+      </w:r>
+      <w:bookmarkEnd w:id="11"/>
     </w:p>
     <w:p>
       <w:pPr>
         <w:pStyle w:val="Heading4"/>
-      </w:pPr>
-      <w:r>
-        <w:t>Đăng ký</w:t>
+        <w:rPr>
+          <w:rFonts w:cs="Times New Roman"/>
+        </w:rPr>
+      </w:pPr>
+      <w:r>
+        <w:rPr>
+          <w:rFonts w:cs="Times New Roman"/>
+        </w:rPr>
+        <w:t>Admin</w:t>
       </w:r>
     </w:p>
     <w:p>
       <w:pPr>
         <w:pStyle w:val="Heading4"/>
-      </w:pPr>
-      <w:r>
-        <w:t>Đăng nhập</w:t>
+        <w:rPr>
+          <w:rFonts w:cs="Times New Roman"/>
+        </w:rPr>
+      </w:pPr>
+      <w:r>
+        <w:rPr>
+          <w:rFonts w:cs="Times New Roman"/>
+        </w:rPr>
+        <w:t>Project Manager</w:t>
       </w:r>
     </w:p>
     <w:p>
       <w:pPr>
         <w:pStyle w:val="Heading4"/>
-      </w:pPr>
-      <w:r>
-        <w:t>Quản lý Project</w:t>
+        <w:rPr>
+          <w:rFonts w:cs="Times New Roman"/>
+        </w:rPr>
+      </w:pPr>
+      <w:r>
+        <w:rPr>
+          <w:rFonts w:cs="Times New Roman"/>
+        </w:rPr>
+        <w:t>Project Owner</w:t>
       </w:r>
     </w:p>
     <w:p>
       <w:pPr>
         <w:pStyle w:val="Heading4"/>
-      </w:pPr>
-      <w:r>
-        <w:t>Quản lý Task</w:t>
-      </w:r>
+        <w:rPr>
+          <w:rFonts w:cs="Times New Roman"/>
+        </w:rPr>
+      </w:pPr>
+      <w:r>
+        <w:rPr>
+          <w:rFonts w:cs="Times New Roman"/>
+        </w:rPr>
+        <w:t>Member</w:t>
+      </w:r>
+    </w:p>
+    <w:p>
+      <w:pPr>
+        <w:pStyle w:val="Heading3"/>
+        <w:rPr>
+          <w:rFonts w:cs="Times New Roman"/>
+        </w:rPr>
+      </w:pPr>
+      <w:bookmarkStart w:id="12" w:name="_Toc220996061"/>
+      <w:r>
+        <w:rPr>
+          <w:rFonts w:cs="Times New Roman"/>
+        </w:rPr>
+        <w:t>Quy trình nghiệp vụ</w:t>
+      </w:r>
+      <w:bookmarkEnd w:id="12"/>
     </w:p>
     <w:p>
       <w:pPr>
         <w:pStyle w:val="Heading4"/>
-      </w:pPr>
-      <w:r>
-        <w:t>Biểu đồ dạng Board</w:t>
-      </w:r>
-    </w:p>
-    <w:p>
-      <w:pPr>
-        <w:pStyle w:val="Heading4"/>
-      </w:pPr>
-      <w:r>
-        <w:t>Thông báo real-time</w:t>
+        <w:rPr>
+          <w:rFonts w:cs="Times New Roman"/>
+        </w:rPr>
+      </w:pPr>
+      <w:r>
+        <w:rPr>
+          <w:rFonts w:cs="Times New Roman"/>
+        </w:rPr>
+        <w:t>Quy trình sử dụng website</w:t>
       </w:r>
     </w:p>
     <w:p>
       <w:pPr>
         <w:pStyle w:val="Heading3"/>
-      </w:pPr>
-      <w:bookmarkStart w:id="10" w:name="_Toc220996059"/>
-      <w:r>
-        <w:t>Biểu đồ usecase tổng quan</w:t>
-      </w:r>
-      <w:bookmarkEnd w:id="10"/>
+        <w:rPr>
+          <w:rFonts w:cs="Times New Roman"/>
+        </w:rPr>
+      </w:pPr>
+      <w:bookmarkStart w:id="13" w:name="_Toc220996062"/>
+      <w:r>
+        <w:rPr>
+          <w:rFonts w:cs="Times New Roman"/>
+        </w:rPr>
+        <w:t>Đặc tả các usecase</w:t>
+      </w:r>
+      <w:bookmarkEnd w:id="13"/>
+    </w:p>
+    <w:p>
+      <w:pPr>
+        <w:pStyle w:val="Heading2"/>
+        <w:rPr>
+          <w:rFonts w:cs="Times New Roman"/>
+        </w:rPr>
+      </w:pPr>
+      <w:bookmarkStart w:id="14" w:name="_Toc220996063"/>
+      <w:r>
+        <w:rPr>
+          <w:rFonts w:cs="Times New Roman"/>
+        </w:rPr>
+        <w:lastRenderedPageBreak/>
+        <w:t>Các yêu cầu phi chức năng</w:t>
+      </w:r>
+      <w:bookmarkEnd w:id="14"/>
     </w:p>
     <w:p>
       <w:pPr>
         <w:pStyle w:val="Heading3"/>
-      </w:pPr>
-      <w:bookmarkStart w:id="11" w:name="_Toc220996060"/>
-      <w:r>
-        <w:t>Biểu đồ usecase phân rã</w:t>
-      </w:r>
-      <w:bookmarkEnd w:id="11"/>
-    </w:p>
-    <w:p>
-      <w:pPr>
-        <w:pStyle w:val="Heading4"/>
-      </w:pPr>
-      <w:r>
-        <w:t>Admin</w:t>
-      </w:r>
-    </w:p>
-    <w:p>
-      <w:pPr>
-        <w:pStyle w:val="Heading4"/>
-      </w:pPr>
-      <w:r>
+        <w:rPr>
+          <w:rFonts w:cs="Times New Roman"/>
+        </w:rPr>
+      </w:pPr>
+      <w:bookmarkStart w:id="15" w:name="_Toc220996064"/>
+      <w:r>
+        <w:rPr>
+          <w:rFonts w:cs="Times New Roman"/>
+        </w:rPr>
+        <w:t>Giao diện</w:t>
+      </w:r>
+      <w:bookmarkEnd w:id="15"/>
+    </w:p>
+    <w:p>
+      <w:pPr>
+        <w:rPr>
+          <w:rFonts w:cs="Times New Roman"/>
+        </w:rPr>
+      </w:pPr>
+      <w:r>
+        <w:rPr>
+          <w:rFonts w:cs="Times New Roman"/>
+        </w:rPr>
+        <w:t>Hệ thống Website Quản Lý Công Việc phải đảm bảo các yêu cầu giao diện sau:</w:t>
+      </w:r>
+    </w:p>
+    <w:p>
+      <w:pPr>
+        <w:rPr>
+          <w:rFonts w:cs="Times New Roman"/>
+          <w:b/>
+          <w:bCs/>
+        </w:rPr>
+      </w:pPr>
+      <w:r>
+        <w:rPr>
+          <w:rFonts w:cs="Times New Roman"/>
+          <w:b/>
+          <w:bCs/>
+        </w:rPr>
+        <w:t>3.1.1. Tính thân thiện người dùng</w:t>
+      </w:r>
+    </w:p>
+    <w:p>
+      <w:pPr>
+        <w:numPr>
+          <w:ilvl w:val="0"/>
+          <w:numId w:val="46"/>
+        </w:numPr>
+        <w:rPr>
+          <w:rFonts w:cs="Times New Roman"/>
+        </w:rPr>
+      </w:pPr>
+      <w:r>
+        <w:rPr>
+          <w:rFonts w:cs="Times New Roman"/>
+        </w:rPr>
+        <w:t>Giao diện trực quan, dễ sử dụng.</w:t>
+      </w:r>
+    </w:p>
+    <w:p>
+      <w:pPr>
+        <w:numPr>
+          <w:ilvl w:val="0"/>
+          <w:numId w:val="46"/>
+        </w:numPr>
+        <w:rPr>
+          <w:rFonts w:cs="Times New Roman"/>
+        </w:rPr>
+      </w:pPr>
+      <w:r>
+        <w:rPr>
+          <w:rFonts w:cs="Times New Roman"/>
+        </w:rPr>
+        <w:t>Bố cục rõ ràng: Menu, Sidebar, Content.</w:t>
+      </w:r>
+    </w:p>
+    <w:p>
+      <w:pPr>
+        <w:numPr>
+          <w:ilvl w:val="0"/>
+          <w:numId w:val="46"/>
+        </w:numPr>
+        <w:rPr>
+          <w:rFonts w:cs="Times New Roman"/>
+        </w:rPr>
+      </w:pPr>
+      <w:r>
+        <w:rPr>
+          <w:rFonts w:cs="Times New Roman"/>
+        </w:rPr>
+        <w:t>Người mới có thể sử dụng mà không cần đào tạo chuyên sâu.</w:t>
+      </w:r>
+    </w:p>
+    <w:p>
+      <w:pPr>
+        <w:ind w:left="360" w:firstLine="0"/>
+        <w:rPr>
+          <w:rFonts w:cs="Times New Roman"/>
+          <w:b/>
+          <w:bCs/>
+        </w:rPr>
+      </w:pPr>
+      <w:r>
+        <w:rPr>
+          <w:rFonts w:cs="Times New Roman"/>
+          <w:b/>
+          <w:bCs/>
+        </w:rPr>
+        <w:t>3.1.2. Tính nhất quán</w:t>
+      </w:r>
+    </w:p>
+    <w:p>
+      <w:pPr>
+        <w:numPr>
+          <w:ilvl w:val="0"/>
+          <w:numId w:val="47"/>
+        </w:numPr>
+        <w:rPr>
+          <w:rFonts w:cs="Times New Roman"/>
+        </w:rPr>
+      </w:pPr>
+      <w:r>
+        <w:rPr>
+          <w:rFonts w:cs="Times New Roman"/>
+        </w:rPr>
+        <w:t>Màu sắc, font chữ thống nhất toàn hệ thống.</w:t>
+      </w:r>
+    </w:p>
+    <w:p>
+      <w:pPr>
+        <w:numPr>
+          <w:ilvl w:val="0"/>
+          <w:numId w:val="47"/>
+        </w:numPr>
+        <w:rPr>
+          <w:rFonts w:cs="Times New Roman"/>
+        </w:rPr>
+      </w:pPr>
+      <w:r>
+        <w:rPr>
+          <w:rFonts w:cs="Times New Roman"/>
+        </w:rPr>
+        <w:t>Các nút chức năng có cùng vị trí và kiểu hiển thị.</w:t>
+      </w:r>
+    </w:p>
+    <w:p>
+      <w:pPr>
+        <w:ind w:left="360" w:firstLine="0"/>
+        <w:rPr>
+          <w:rFonts w:cs="Times New Roman"/>
+          <w:b/>
+          <w:bCs/>
+        </w:rPr>
+      </w:pPr>
+      <w:r>
+        <w:rPr>
+          <w:rFonts w:cs="Times New Roman"/>
+          <w:b/>
+          <w:bCs/>
+        </w:rPr>
+        <w:t>3.1.3. Responsive</w:t>
+      </w:r>
+    </w:p>
+    <w:p>
+      <w:pPr>
+        <w:numPr>
+          <w:ilvl w:val="0"/>
+          <w:numId w:val="48"/>
+        </w:numPr>
+        <w:rPr>
+          <w:rFonts w:cs="Times New Roman"/>
+        </w:rPr>
+      </w:pPr>
+      <w:r>
+        <w:rPr>
+          <w:rFonts w:cs="Times New Roman"/>
+        </w:rPr>
+        <w:t>Tương thích Desktop, Tablet, Mobile.</w:t>
+      </w:r>
+    </w:p>
+    <w:p>
+      <w:pPr>
+        <w:numPr>
+          <w:ilvl w:val="0"/>
+          <w:numId w:val="48"/>
+        </w:numPr>
+        <w:rPr>
+          <w:rFonts w:cs="Times New Roman"/>
+        </w:rPr>
+      </w:pPr>
+      <w:r>
+        <w:rPr>
+          <w:rFonts w:cs="Times New Roman"/>
+        </w:rPr>
+        <w:t>Hiển thị tốt trên các trình duyệt: Chrome, Edge, Firefox.</w:t>
+      </w:r>
+    </w:p>
+    <w:p>
+      <w:pPr>
+        <w:ind w:left="360" w:firstLine="0"/>
+        <w:rPr>
+          <w:rFonts w:cs="Times New Roman"/>
+          <w:b/>
+          <w:bCs/>
+        </w:rPr>
+      </w:pPr>
+      <w:r>
+        <w:rPr>
+          <w:rFonts w:cs="Times New Roman"/>
+          <w:b/>
+          <w:bCs/>
+        </w:rPr>
+        <w:t>3.1.4. Board quản lý công việc</w:t>
+      </w:r>
+    </w:p>
+    <w:p>
+      <w:pPr>
+        <w:numPr>
+          <w:ilvl w:val="0"/>
+          <w:numId w:val="49"/>
+        </w:numPr>
+        <w:rPr>
+          <w:rFonts w:cs="Times New Roman"/>
+        </w:rPr>
+      </w:pPr>
+      <w:r>
+        <w:rPr>
+          <w:rFonts w:cs="Times New Roman"/>
+        </w:rPr>
+        <w:t>Hiển thị dạng kéo-thả (Drag &amp; Drop).</w:t>
+      </w:r>
+    </w:p>
+    <w:p>
+      <w:pPr>
+        <w:numPr>
+          <w:ilvl w:val="0"/>
+          <w:numId w:val="49"/>
+        </w:numPr>
+        <w:rPr>
+          <w:rFonts w:cs="Times New Roman"/>
+        </w:rPr>
+      </w:pPr>
+      <w:r>
+        <w:rPr>
+          <w:rFonts w:cs="Times New Roman"/>
+        </w:rPr>
+        <w:t>Phân cột: To-do / In-progress / Done.</w:t>
+      </w:r>
+    </w:p>
+    <w:p>
+      <w:pPr>
+        <w:numPr>
+          <w:ilvl w:val="0"/>
+          <w:numId w:val="49"/>
+        </w:numPr>
+        <w:rPr>
+          <w:rFonts w:cs="Times New Roman"/>
+        </w:rPr>
+      </w:pPr>
+      <w:r>
+        <w:rPr>
+          <w:rFonts w:cs="Times New Roman"/>
+        </w:rPr>
+        <w:t>Cập nhật trạng thái trực quan.</w:t>
+      </w:r>
+    </w:p>
+    <w:p>
+      <w:pPr>
+        <w:rPr>
+          <w:rFonts w:cs="Times New Roman"/>
+        </w:rPr>
+      </w:pPr>
+    </w:p>
+    <w:p>
+      <w:pPr>
+        <w:rPr>
+          <w:rFonts w:cs="Times New Roman"/>
+        </w:rPr>
+      </w:pPr>
+    </w:p>
+    <w:p>
+      <w:pPr>
+        <w:rPr>
+          <w:rFonts w:cs="Times New Roman"/>
+        </w:rPr>
+      </w:pPr>
+    </w:p>
+    <w:p>
+      <w:pPr>
+        <w:pStyle w:val="Heading3"/>
+        <w:rPr>
+          <w:rFonts w:cs="Times New Roman"/>
+        </w:rPr>
+      </w:pPr>
+      <w:bookmarkStart w:id="16" w:name="_Toc220996065"/>
+      <w:r>
+        <w:rPr>
+          <w:rFonts w:cs="Times New Roman"/>
+        </w:rPr>
         <w:lastRenderedPageBreak/>
-        <w:t>Project Manager</w:t>
-      </w:r>
-    </w:p>
-    <w:p>
-      <w:pPr>
-        <w:pStyle w:val="Heading4"/>
-      </w:pPr>
-      <w:r>
-        <w:t>Project Owner</w:t>
-      </w:r>
-    </w:p>
-    <w:p>
-      <w:pPr>
-        <w:pStyle w:val="Heading4"/>
-      </w:pPr>
-      <w:r>
-        <w:t>Member</w:t>
-      </w:r>
-    </w:p>
+        <w:t>Tính bảo mật</w:t>
+      </w:r>
+      <w:bookmarkEnd w:id="16"/>
+    </w:p>
+    <w:p>
+      <w:pPr>
+        <w:rPr>
+          <w:b/>
+          <w:bCs/>
+        </w:rPr>
+      </w:pPr>
+      <w:r>
+        <w:rPr>
+          <w:b/>
+          <w:bCs/>
+        </w:rPr>
+        <w:t>3.2.1. Xác thực (Authentication)</w:t>
+      </w:r>
+    </w:p>
+    <w:p>
+      <w:pPr>
+        <w:numPr>
+          <w:ilvl w:val="0"/>
+          <w:numId w:val="50"/>
+        </w:numPr>
+      </w:pPr>
+      <w:r>
+        <w:t>Người dùng phải đăng nhập để sử dụng hệ thống.</w:t>
+      </w:r>
+    </w:p>
+    <w:p>
+      <w:pPr>
+        <w:numPr>
+          <w:ilvl w:val="0"/>
+          <w:numId w:val="50"/>
+        </w:numPr>
+      </w:pPr>
+      <w:r>
+        <w:t>Mật khẩu được mã hóa (Hash Password – BCrypt/MD5…).</w:t>
+      </w:r>
+    </w:p>
+    <w:p>
+      <w:pPr>
+        <w:ind w:left="360" w:firstLine="0"/>
+        <w:rPr>
+          <w:b/>
+          <w:bCs/>
+        </w:rPr>
+      </w:pPr>
+      <w:r>
+        <w:rPr>
+          <w:b/>
+          <w:bCs/>
+        </w:rPr>
+        <w:t>3.2.2. Phân quyền (Authorization)</w:t>
+      </w:r>
+    </w:p>
+    <w:p>
+      <w:r>
+        <w:t>Hệ thống phân quyền theo vai trò:</w:t>
+      </w:r>
+    </w:p>
+    <w:p>
+      <w:pPr>
+        <w:numPr>
+          <w:ilvl w:val="0"/>
+          <w:numId w:val="51"/>
+        </w:numPr>
+      </w:pPr>
+      <w:r>
+        <w:rPr>
+          <w:b/>
+          <w:bCs/>
+        </w:rPr>
+        <w:t>Admin:</w:t>
+      </w:r>
+      <w:r>
+        <w:t xml:space="preserve"> Quản lý toàn hệ thống.</w:t>
+      </w:r>
+    </w:p>
+    <w:p>
+      <w:pPr>
+        <w:numPr>
+          <w:ilvl w:val="0"/>
+          <w:numId w:val="51"/>
+        </w:numPr>
+      </w:pPr>
+      <w:r>
+        <w:rPr>
+          <w:b/>
+          <w:bCs/>
+        </w:rPr>
+        <w:t>Project Manager:</w:t>
+      </w:r>
+      <w:r>
+        <w:t xml:space="preserve"> Quản lý dự án.</w:t>
+      </w:r>
+    </w:p>
+    <w:p>
+      <w:pPr>
+        <w:numPr>
+          <w:ilvl w:val="0"/>
+          <w:numId w:val="51"/>
+        </w:numPr>
+      </w:pPr>
+      <w:r>
+        <w:rPr>
+          <w:b/>
+          <w:bCs/>
+        </w:rPr>
+        <w:t>Member:</w:t>
+      </w:r>
+      <w:r>
+        <w:t xml:space="preserve"> Thực hiện công việc.</w:t>
+      </w:r>
+    </w:p>
+    <w:p>
+      <w:r>
+        <w:t>Mỗi vai trò có quyền truy cập chức năng khác nhau.</w:t>
+      </w:r>
+    </w:p>
+    <w:p>
+      <w:pPr>
+        <w:rPr>
+          <w:b/>
+          <w:bCs/>
+        </w:rPr>
+      </w:pPr>
+      <w:r>
+        <w:rPr>
+          <w:b/>
+          <w:bCs/>
+        </w:rPr>
+        <w:t>3.2.3. Bảo mật dữ liệu</w:t>
+      </w:r>
+    </w:p>
+    <w:p>
+      <w:pPr>
+        <w:numPr>
+          <w:ilvl w:val="0"/>
+          <w:numId w:val="52"/>
+        </w:numPr>
+      </w:pPr>
+      <w:r>
+        <w:t>Dữ liệu truyền qua HTTPS.</w:t>
+      </w:r>
+    </w:p>
+    <w:p>
+      <w:pPr>
+        <w:numPr>
+          <w:ilvl w:val="0"/>
+          <w:numId w:val="52"/>
+        </w:numPr>
+      </w:pPr>
+      <w:r>
+        <w:t>Ngăn chặn SQL Injection, XSS.</w:t>
+      </w:r>
+    </w:p>
+    <w:p>
+      <w:pPr>
+        <w:numPr>
+          <w:ilvl w:val="0"/>
+          <w:numId w:val="52"/>
+        </w:numPr>
+      </w:pPr>
+      <w:r>
+        <w:t>Kiểm tra dữ liệu đầu vào (Validation).</w:t>
+      </w:r>
+    </w:p>
+    <w:p>
+      <w:pPr>
+        <w:ind w:left="360" w:firstLine="0"/>
+        <w:rPr>
+          <w:b/>
+          <w:bCs/>
+        </w:rPr>
+      </w:pPr>
+      <w:r>
+        <w:rPr>
+          <w:b/>
+          <w:bCs/>
+        </w:rPr>
+        <w:t>3.2.4. Sao lưu và phục hồi</w:t>
+      </w:r>
+    </w:p>
+    <w:p>
+      <w:pPr>
+        <w:numPr>
+          <w:ilvl w:val="0"/>
+          <w:numId w:val="53"/>
+        </w:numPr>
+      </w:pPr>
+      <w:r>
+        <w:t>Dữ liệu được backup định kỳ.</w:t>
+      </w:r>
+    </w:p>
+    <w:p>
+      <w:pPr>
+        <w:numPr>
+          <w:ilvl w:val="0"/>
+          <w:numId w:val="53"/>
+        </w:numPr>
+      </w:pPr>
+      <w:r>
+        <w:t>Có khả năng phục hồi khi sự cố xảy r</w:t>
+      </w:r>
+    </w:p>
+    <w:p/>
+    <w:p/>
+    <w:p/>
     <w:p>
       <w:pPr>
         <w:pStyle w:val="Heading3"/>
-      </w:pPr>
-      <w:bookmarkStart w:id="12" w:name="_Toc220996061"/>
-      <w:r>
-        <w:t>Quy trình nghiệp vụ</w:t>
-      </w:r>
-      <w:bookmarkEnd w:id="12"/>
-    </w:p>
-    <w:p>
-      <w:pPr>
-        <w:pStyle w:val="Heading4"/>
-      </w:pPr>
-      <w:r>
-        <w:t>Quy trình sử dụng website</w:t>
-      </w:r>
-    </w:p>
-    <w:p>
-      <w:pPr>
-        <w:pStyle w:val="Heading3"/>
-      </w:pPr>
-      <w:bookmarkStart w:id="13" w:name="_Toc220996062"/>
-      <w:r>
-        <w:t>Đặc tả các usecase</w:t>
-      </w:r>
-      <w:bookmarkEnd w:id="13"/>
-    </w:p>
-    <w:p>
-      <w:pPr>
-        <w:pStyle w:val="Heading2"/>
-      </w:pPr>
-      <w:bookmarkStart w:id="14" w:name="_Toc220996063"/>
-      <w:r>
-        <w:t>Các yêu cầu phi chức năng</w:t>
-      </w:r>
-      <w:bookmarkEnd w:id="14"/>
-    </w:p>
-    <w:p>
-      <w:pPr>
-        <w:pStyle w:val="Heading3"/>
-      </w:pPr>
-      <w:bookmarkStart w:id="15" w:name="_Toc220996064"/>
-      <w:r>
-        <w:t>Giao diện</w:t>
-      </w:r>
-      <w:bookmarkEnd w:id="15"/>
-    </w:p>
-    <w:p>
-      <w:pPr>
-        <w:pStyle w:val="Heading3"/>
-      </w:pPr>
-      <w:bookmarkStart w:id="16" w:name="_Toc220996065"/>
-      <w:r>
-        <w:t>Tính bảo mật</w:t>
-      </w:r>
-      <w:bookmarkEnd w:id="16"/>
-    </w:p>
-    <w:p>
-      <w:pPr>
-        <w:pStyle w:val="Heading3"/>
+        <w:rPr>
+          <w:rFonts w:cs="Times New Roman"/>
+          <w:sz w:val="40"/>
+          <w:szCs w:val="40"/>
+        </w:rPr>
       </w:pPr>
       <w:bookmarkStart w:id="17" w:name="_Toc220996066"/>
       <w:r>
+        <w:rPr>
+          <w:rFonts w:cs="Times New Roman"/>
+          <w:sz w:val="40"/>
+          <w:szCs w:val="40"/>
+        </w:rPr>
+        <w:lastRenderedPageBreak/>
         <w:t>Ràng buộc</w:t>
       </w:r>
       <w:bookmarkEnd w:id="17"/>
     </w:p>
+    <w:p>
+      <w:pPr>
+        <w:rPr>
+          <w:b/>
+          <w:bCs/>
+          <w:sz w:val="36"/>
+          <w:szCs w:val="36"/>
+        </w:rPr>
+      </w:pPr>
+      <w:r>
+        <w:rPr>
+          <w:b/>
+          <w:bCs/>
+          <w:sz w:val="36"/>
+          <w:szCs w:val="36"/>
+        </w:rPr>
+        <w:t>3.3.1. Ràng buộc công nghệ</w:t>
+      </w:r>
+    </w:p>
+    <w:p>
+      <w:pPr>
+        <w:numPr>
+          <w:ilvl w:val="0"/>
+          <w:numId w:val="54"/>
+        </w:numPr>
+        <w:rPr>
+          <w:sz w:val="36"/>
+          <w:szCs w:val="36"/>
+        </w:rPr>
+      </w:pPr>
+      <w:r>
+        <w:rPr>
+          <w:sz w:val="36"/>
+          <w:szCs w:val="36"/>
+        </w:rPr>
+        <w:t>Frontend: HTML, CSS, JavaScript (ReactJS/VueJS…).</w:t>
+      </w:r>
+    </w:p>
+    <w:p>
+      <w:pPr>
+        <w:numPr>
+          <w:ilvl w:val="0"/>
+          <w:numId w:val="54"/>
+        </w:numPr>
+        <w:rPr>
+          <w:sz w:val="36"/>
+          <w:szCs w:val="36"/>
+        </w:rPr>
+      </w:pPr>
+      <w:r>
+        <w:rPr>
+          <w:sz w:val="36"/>
+          <w:szCs w:val="36"/>
+        </w:rPr>
+        <w:t>Backend: NodeJS / .NET / Java / PHP.</w:t>
+      </w:r>
+    </w:p>
+    <w:p>
+      <w:pPr>
+        <w:numPr>
+          <w:ilvl w:val="0"/>
+          <w:numId w:val="54"/>
+        </w:numPr>
+        <w:rPr>
+          <w:sz w:val="36"/>
+          <w:szCs w:val="36"/>
+        </w:rPr>
+      </w:pPr>
+      <w:r>
+        <w:rPr>
+          <w:sz w:val="36"/>
+          <w:szCs w:val="36"/>
+        </w:rPr>
+        <w:t>Database: MySQL / SQL Server.</w:t>
+      </w:r>
+    </w:p>
+    <w:p>
+      <w:pPr>
+        <w:ind w:left="360" w:firstLine="0"/>
+        <w:rPr>
+          <w:b/>
+          <w:bCs/>
+          <w:sz w:val="36"/>
+          <w:szCs w:val="36"/>
+        </w:rPr>
+      </w:pPr>
+      <w:r>
+        <w:rPr>
+          <w:b/>
+          <w:bCs/>
+          <w:sz w:val="36"/>
+          <w:szCs w:val="36"/>
+        </w:rPr>
+        <w:t>3.3.2. Ràng buộc hệ thống</w:t>
+      </w:r>
+    </w:p>
+    <w:p>
+      <w:pPr>
+        <w:numPr>
+          <w:ilvl w:val="0"/>
+          <w:numId w:val="55"/>
+        </w:numPr>
+        <w:rPr>
+          <w:sz w:val="36"/>
+          <w:szCs w:val="36"/>
+        </w:rPr>
+      </w:pPr>
+      <w:r>
+        <w:rPr>
+          <w:sz w:val="36"/>
+          <w:szCs w:val="36"/>
+        </w:rPr>
+        <w:t>Chạy trên Web Server (IIS, Apache…).</w:t>
+      </w:r>
+    </w:p>
+    <w:p>
+      <w:pPr>
+        <w:numPr>
+          <w:ilvl w:val="0"/>
+          <w:numId w:val="55"/>
+        </w:numPr>
+        <w:rPr>
+          <w:sz w:val="36"/>
+          <w:szCs w:val="36"/>
+        </w:rPr>
+      </w:pPr>
+      <w:r>
+        <w:rPr>
+          <w:sz w:val="36"/>
+          <w:szCs w:val="36"/>
+        </w:rPr>
+        <w:t>Yêu cầu Internet để hoạt động.</w:t>
+      </w:r>
+    </w:p>
+    <w:p>
+      <w:pPr>
+        <w:ind w:left="360" w:firstLine="0"/>
+        <w:rPr>
+          <w:b/>
+          <w:bCs/>
+          <w:sz w:val="36"/>
+          <w:szCs w:val="36"/>
+        </w:rPr>
+      </w:pPr>
+      <w:r>
+        <w:rPr>
+          <w:b/>
+          <w:bCs/>
+          <w:sz w:val="36"/>
+          <w:szCs w:val="36"/>
+        </w:rPr>
+        <w:t>3.3.3. Hiệu năng</w:t>
+      </w:r>
+    </w:p>
+    <w:p>
+      <w:pPr>
+        <w:numPr>
+          <w:ilvl w:val="0"/>
+          <w:numId w:val="56"/>
+        </w:numPr>
+        <w:rPr>
+          <w:sz w:val="36"/>
+          <w:szCs w:val="36"/>
+        </w:rPr>
+      </w:pPr>
+      <w:r>
+        <w:rPr>
+          <w:sz w:val="36"/>
+          <w:szCs w:val="36"/>
+        </w:rPr>
+        <w:t>Thời gian phản hồi &lt; 3 giây.</w:t>
+      </w:r>
+    </w:p>
+    <w:p>
+      <w:pPr>
+        <w:numPr>
+          <w:ilvl w:val="0"/>
+          <w:numId w:val="56"/>
+        </w:numPr>
+        <w:rPr>
+          <w:sz w:val="36"/>
+          <w:szCs w:val="36"/>
+        </w:rPr>
+      </w:pPr>
+      <w:r>
+        <w:rPr>
+          <w:sz w:val="36"/>
+          <w:szCs w:val="36"/>
+        </w:rPr>
+        <w:t>Hỗ trợ tối thiểu 100–500 người dùng đồng thời.</w:t>
+      </w:r>
+    </w:p>
+    <w:p>
+      <w:pPr>
+        <w:ind w:left="360" w:firstLine="0"/>
+        <w:rPr>
+          <w:b/>
+          <w:bCs/>
+          <w:sz w:val="36"/>
+          <w:szCs w:val="36"/>
+        </w:rPr>
+      </w:pPr>
+      <w:r>
+        <w:rPr>
+          <w:b/>
+          <w:bCs/>
+          <w:sz w:val="36"/>
+          <w:szCs w:val="36"/>
+        </w:rPr>
+        <w:t>3.3.4. Khả năng mở rộng</w:t>
+      </w:r>
+    </w:p>
+    <w:p>
+      <w:pPr>
+        <w:numPr>
+          <w:ilvl w:val="0"/>
+          <w:numId w:val="57"/>
+        </w:numPr>
+        <w:rPr>
+          <w:sz w:val="36"/>
+          <w:szCs w:val="36"/>
+        </w:rPr>
+      </w:pPr>
+      <w:r>
+        <w:rPr>
+          <w:sz w:val="36"/>
+          <w:szCs w:val="36"/>
+        </w:rPr>
+        <w:t>Dễ nâng cấp module.</w:t>
+      </w:r>
+    </w:p>
+    <w:p>
+      <w:pPr>
+        <w:numPr>
+          <w:ilvl w:val="0"/>
+          <w:numId w:val="57"/>
+        </w:numPr>
+        <w:rPr>
+          <w:sz w:val="36"/>
+          <w:szCs w:val="36"/>
+        </w:rPr>
+      </w:pPr>
+      <w:r>
+        <w:rPr>
+          <w:sz w:val="36"/>
+          <w:szCs w:val="36"/>
+        </w:rPr>
+        <w:t>Có thể tích hợp API ngoài (Email, Calendar…).</w:t>
+      </w:r>
+    </w:p>
+    <w:p>
+      <w:pPr>
+        <w:ind w:left="360" w:firstLine="0"/>
+        <w:rPr>
+          <w:b/>
+          <w:bCs/>
+          <w:sz w:val="36"/>
+          <w:szCs w:val="36"/>
+        </w:rPr>
+      </w:pPr>
+      <w:r>
+        <w:rPr>
+          <w:b/>
+          <w:bCs/>
+          <w:sz w:val="36"/>
+          <w:szCs w:val="36"/>
+        </w:rPr>
+        <w:t>3.3.5. Độ tin cậy</w:t>
+      </w:r>
+    </w:p>
+    <w:p>
+      <w:pPr>
+        <w:numPr>
+          <w:ilvl w:val="0"/>
+          <w:numId w:val="58"/>
+        </w:numPr>
+        <w:rPr>
+          <w:sz w:val="36"/>
+          <w:szCs w:val="36"/>
+        </w:rPr>
+      </w:pPr>
+      <w:r>
+        <w:rPr>
+          <w:sz w:val="36"/>
+          <w:szCs w:val="36"/>
+        </w:rPr>
+        <w:t>Hệ thống hoạt động 24/7.</w:t>
+      </w:r>
+    </w:p>
+    <w:p>
+      <w:pPr>
+        <w:numPr>
+          <w:ilvl w:val="0"/>
+          <w:numId w:val="58"/>
+        </w:numPr>
+        <w:rPr>
+          <w:sz w:val="36"/>
+          <w:szCs w:val="36"/>
+        </w:rPr>
+      </w:pPr>
+      <w:r>
+        <w:rPr>
+          <w:sz w:val="36"/>
+          <w:szCs w:val="36"/>
+        </w:rPr>
+        <w:lastRenderedPageBreak/>
+        <w:t>Hạn chế downtime.</w:t>
+      </w:r>
+    </w:p>
+    <w:p/>
     <w:p>
       <w:pPr>
         <w:spacing w:line="276" w:lineRule="auto"/>
         <w:ind w:firstLine="0"/>
         <w:jc w:val="left"/>
         <w:rPr>
-          <w:rFonts w:eastAsiaTheme="majorEastAsia" w:cstheme="majorBidi"/>
+          <w:rFonts w:eastAsiaTheme="majorEastAsia" w:cs="Times New Roman"/>
           <w:b/>
           <w:caps/>
           <w:color w:val="000000" w:themeColor="text1"/>
@@ -4778,6 +7198,155 @@
     </w:lvl>
   </w:abstractNum>
   <w:abstractNum w:abstractNumId="7" w15:restartNumberingAfterBreak="0">
+    <w:nsid w:val="1DD405F7"/>
+    <w:multiLevelType w:val="multilevel"/>
+    <w:tmpl w:val="EFAE9FA2"/>
+    <w:lvl w:ilvl="0">
+      <w:start w:val="1"/>
+      <w:numFmt w:val="bullet"/>
+      <w:lvlText w:val=""/>
+      <w:lvlJc w:val="left"/>
+      <w:pPr>
+        <w:tabs>
+          <w:tab w:val="num" w:pos="720"/>
+        </w:tabs>
+        <w:ind w:left="720" w:hanging="360"/>
+      </w:pPr>
+      <w:rPr>
+        <w:rFonts w:ascii="Symbol" w:hAnsi="Symbol" w:hint="default"/>
+        <w:sz w:val="20"/>
+      </w:rPr>
+    </w:lvl>
+    <w:lvl w:ilvl="1" w:tentative="1">
+      <w:start w:val="1"/>
+      <w:numFmt w:val="bullet"/>
+      <w:lvlText w:val="o"/>
+      <w:lvlJc w:val="left"/>
+      <w:pPr>
+        <w:tabs>
+          <w:tab w:val="num" w:pos="1440"/>
+        </w:tabs>
+        <w:ind w:left="1440" w:hanging="360"/>
+      </w:pPr>
+      <w:rPr>
+        <w:rFonts w:ascii="Courier New" w:hAnsi="Courier New" w:hint="default"/>
+        <w:sz w:val="20"/>
+      </w:rPr>
+    </w:lvl>
+    <w:lvl w:ilvl="2" w:tentative="1">
+      <w:start w:val="1"/>
+      <w:numFmt w:val="bullet"/>
+      <w:lvlText w:val=""/>
+      <w:lvlJc w:val="left"/>
+      <w:pPr>
+        <w:tabs>
+          <w:tab w:val="num" w:pos="2160"/>
+        </w:tabs>
+        <w:ind w:left="2160" w:hanging="360"/>
+      </w:pPr>
+      <w:rPr>
+        <w:rFonts w:ascii="Wingdings" w:hAnsi="Wingdings" w:hint="default"/>
+        <w:sz w:val="20"/>
+      </w:rPr>
+    </w:lvl>
+    <w:lvl w:ilvl="3" w:tentative="1">
+      <w:start w:val="1"/>
+      <w:numFmt w:val="bullet"/>
+      <w:lvlText w:val=""/>
+      <w:lvlJc w:val="left"/>
+      <w:pPr>
+        <w:tabs>
+          <w:tab w:val="num" w:pos="2880"/>
+        </w:tabs>
+        <w:ind w:left="2880" w:hanging="360"/>
+      </w:pPr>
+      <w:rPr>
+        <w:rFonts w:ascii="Wingdings" w:hAnsi="Wingdings" w:hint="default"/>
+        <w:sz w:val="20"/>
+      </w:rPr>
+    </w:lvl>
+    <w:lvl w:ilvl="4" w:tentative="1">
+      <w:start w:val="1"/>
+      <w:numFmt w:val="bullet"/>
+      <w:lvlText w:val=""/>
+      <w:lvlJc w:val="left"/>
+      <w:pPr>
+        <w:tabs>
+          <w:tab w:val="num" w:pos="3600"/>
+        </w:tabs>
+        <w:ind w:left="3600" w:hanging="360"/>
+      </w:pPr>
+      <w:rPr>
+        <w:rFonts w:ascii="Wingdings" w:hAnsi="Wingdings" w:hint="default"/>
+        <w:sz w:val="20"/>
+      </w:rPr>
+    </w:lvl>
+    <w:lvl w:ilvl="5" w:tentative="1">
+      <w:start w:val="1"/>
+      <w:numFmt w:val="bullet"/>
+      <w:lvlText w:val=""/>
+      <w:lvlJc w:val="left"/>
+      <w:pPr>
+        <w:tabs>
+          <w:tab w:val="num" w:pos="4320"/>
+        </w:tabs>
+        <w:ind w:left="4320" w:hanging="360"/>
+      </w:pPr>
+      <w:rPr>
+        <w:rFonts w:ascii="Wingdings" w:hAnsi="Wingdings" w:hint="default"/>
+        <w:sz w:val="20"/>
+      </w:rPr>
+    </w:lvl>
+    <w:lvl w:ilvl="6" w:tentative="1">
+      <w:start w:val="1"/>
+      <w:numFmt w:val="bullet"/>
+      <w:lvlText w:val=""/>
+      <w:lvlJc w:val="left"/>
+      <w:pPr>
+        <w:tabs>
+          <w:tab w:val="num" w:pos="5040"/>
+        </w:tabs>
+        <w:ind w:left="5040" w:hanging="360"/>
+      </w:pPr>
+      <w:rPr>
+        <w:rFonts w:ascii="Wingdings" w:hAnsi="Wingdings" w:hint="default"/>
+        <w:sz w:val="20"/>
+      </w:rPr>
+    </w:lvl>
+    <w:lvl w:ilvl="7" w:tentative="1">
+      <w:start w:val="1"/>
+      <w:numFmt w:val="bullet"/>
+      <w:lvlText w:val=""/>
+      <w:lvlJc w:val="left"/>
+      <w:pPr>
+        <w:tabs>
+          <w:tab w:val="num" w:pos="5760"/>
+        </w:tabs>
+        <w:ind w:left="5760" w:hanging="360"/>
+      </w:pPr>
+      <w:rPr>
+        <w:rFonts w:ascii="Wingdings" w:hAnsi="Wingdings" w:hint="default"/>
+        <w:sz w:val="20"/>
+      </w:rPr>
+    </w:lvl>
+    <w:lvl w:ilvl="8" w:tentative="1">
+      <w:start w:val="1"/>
+      <w:numFmt w:val="bullet"/>
+      <w:lvlText w:val=""/>
+      <w:lvlJc w:val="left"/>
+      <w:pPr>
+        <w:tabs>
+          <w:tab w:val="num" w:pos="6480"/>
+        </w:tabs>
+        <w:ind w:left="6480" w:hanging="360"/>
+      </w:pPr>
+      <w:rPr>
+        <w:rFonts w:ascii="Wingdings" w:hAnsi="Wingdings" w:hint="default"/>
+        <w:sz w:val="20"/>
+      </w:rPr>
+    </w:lvl>
+  </w:abstractNum>
+  <w:abstractNum w:abstractNumId="8" w15:restartNumberingAfterBreak="0">
     <w:nsid w:val="206E5DCD"/>
     <w:multiLevelType w:val="hybridMultilevel"/>
     <w:tmpl w:val="6D864126"/>
@@ -4890,7 +7459,156 @@
       </w:rPr>
     </w:lvl>
   </w:abstractNum>
-  <w:abstractNum w:abstractNumId="8" w15:restartNumberingAfterBreak="0">
+  <w:abstractNum w:abstractNumId="9" w15:restartNumberingAfterBreak="0">
+    <w:nsid w:val="228C1FE1"/>
+    <w:multiLevelType w:val="multilevel"/>
+    <w:tmpl w:val="45B24E1E"/>
+    <w:lvl w:ilvl="0">
+      <w:start w:val="1"/>
+      <w:numFmt w:val="bullet"/>
+      <w:lvlText w:val=""/>
+      <w:lvlJc w:val="left"/>
+      <w:pPr>
+        <w:tabs>
+          <w:tab w:val="num" w:pos="720"/>
+        </w:tabs>
+        <w:ind w:left="720" w:hanging="360"/>
+      </w:pPr>
+      <w:rPr>
+        <w:rFonts w:ascii="Symbol" w:hAnsi="Symbol" w:hint="default"/>
+        <w:sz w:val="20"/>
+      </w:rPr>
+    </w:lvl>
+    <w:lvl w:ilvl="1" w:tentative="1">
+      <w:start w:val="1"/>
+      <w:numFmt w:val="bullet"/>
+      <w:lvlText w:val="o"/>
+      <w:lvlJc w:val="left"/>
+      <w:pPr>
+        <w:tabs>
+          <w:tab w:val="num" w:pos="1440"/>
+        </w:tabs>
+        <w:ind w:left="1440" w:hanging="360"/>
+      </w:pPr>
+      <w:rPr>
+        <w:rFonts w:ascii="Courier New" w:hAnsi="Courier New" w:hint="default"/>
+        <w:sz w:val="20"/>
+      </w:rPr>
+    </w:lvl>
+    <w:lvl w:ilvl="2" w:tentative="1">
+      <w:start w:val="1"/>
+      <w:numFmt w:val="bullet"/>
+      <w:lvlText w:val=""/>
+      <w:lvlJc w:val="left"/>
+      <w:pPr>
+        <w:tabs>
+          <w:tab w:val="num" w:pos="2160"/>
+        </w:tabs>
+        <w:ind w:left="2160" w:hanging="360"/>
+      </w:pPr>
+      <w:rPr>
+        <w:rFonts w:ascii="Wingdings" w:hAnsi="Wingdings" w:hint="default"/>
+        <w:sz w:val="20"/>
+      </w:rPr>
+    </w:lvl>
+    <w:lvl w:ilvl="3" w:tentative="1">
+      <w:start w:val="1"/>
+      <w:numFmt w:val="bullet"/>
+      <w:lvlText w:val=""/>
+      <w:lvlJc w:val="left"/>
+      <w:pPr>
+        <w:tabs>
+          <w:tab w:val="num" w:pos="2880"/>
+        </w:tabs>
+        <w:ind w:left="2880" w:hanging="360"/>
+      </w:pPr>
+      <w:rPr>
+        <w:rFonts w:ascii="Wingdings" w:hAnsi="Wingdings" w:hint="default"/>
+        <w:sz w:val="20"/>
+      </w:rPr>
+    </w:lvl>
+    <w:lvl w:ilvl="4" w:tentative="1">
+      <w:start w:val="1"/>
+      <w:numFmt w:val="bullet"/>
+      <w:lvlText w:val=""/>
+      <w:lvlJc w:val="left"/>
+      <w:pPr>
+        <w:tabs>
+          <w:tab w:val="num" w:pos="3600"/>
+        </w:tabs>
+        <w:ind w:left="3600" w:hanging="360"/>
+      </w:pPr>
+      <w:rPr>
+        <w:rFonts w:ascii="Wingdings" w:hAnsi="Wingdings" w:hint="default"/>
+        <w:sz w:val="20"/>
+      </w:rPr>
+    </w:lvl>
+    <w:lvl w:ilvl="5" w:tentative="1">
+      <w:start w:val="1"/>
+      <w:numFmt w:val="bullet"/>
+      <w:lvlText w:val=""/>
+      <w:lvlJc w:val="left"/>
+      <w:pPr>
+        <w:tabs>
+          <w:tab w:val="num" w:pos="4320"/>
+        </w:tabs>
+        <w:ind w:left="4320" w:hanging="360"/>
+      </w:pPr>
+      <w:rPr>
+        <w:rFonts w:ascii="Wingdings" w:hAnsi="Wingdings" w:hint="default"/>
+        <w:sz w:val="20"/>
+      </w:rPr>
+    </w:lvl>
+    <w:lvl w:ilvl="6" w:tentative="1">
+      <w:start w:val="1"/>
+      <w:numFmt w:val="bullet"/>
+      <w:lvlText w:val=""/>
+      <w:lvlJc w:val="left"/>
+      <w:pPr>
+        <w:tabs>
+          <w:tab w:val="num" w:pos="5040"/>
+        </w:tabs>
+        <w:ind w:left="5040" w:hanging="360"/>
+      </w:pPr>
+      <w:rPr>
+        <w:rFonts w:ascii="Wingdings" w:hAnsi="Wingdings" w:hint="default"/>
+        <w:sz w:val="20"/>
+      </w:rPr>
+    </w:lvl>
+    <w:lvl w:ilvl="7" w:tentative="1">
+      <w:start w:val="1"/>
+      <w:numFmt w:val="bullet"/>
+      <w:lvlText w:val=""/>
+      <w:lvlJc w:val="left"/>
+      <w:pPr>
+        <w:tabs>
+          <w:tab w:val="num" w:pos="5760"/>
+        </w:tabs>
+        <w:ind w:left="5760" w:hanging="360"/>
+      </w:pPr>
+      <w:rPr>
+        <w:rFonts w:ascii="Wingdings" w:hAnsi="Wingdings" w:hint="default"/>
+        <w:sz w:val="20"/>
+      </w:rPr>
+    </w:lvl>
+    <w:lvl w:ilvl="8" w:tentative="1">
+      <w:start w:val="1"/>
+      <w:numFmt w:val="bullet"/>
+      <w:lvlText w:val=""/>
+      <w:lvlJc w:val="left"/>
+      <w:pPr>
+        <w:tabs>
+          <w:tab w:val="num" w:pos="6480"/>
+        </w:tabs>
+        <w:ind w:left="6480" w:hanging="360"/>
+      </w:pPr>
+      <w:rPr>
+        <w:rFonts w:ascii="Wingdings" w:hAnsi="Wingdings" w:hint="default"/>
+        <w:sz w:val="20"/>
+      </w:rPr>
+    </w:lvl>
+  </w:abstractNum>
+  <w:abstractNum w:abstractNumId="10" w15:restartNumberingAfterBreak="0">
     <w:nsid w:val="22EB49CA"/>
     <w:multiLevelType w:val="hybridMultilevel"/>
     <w:tmpl w:val="40A8C424"/>
@@ -5002,7 +7720,156 @@
       </w:rPr>
     </w:lvl>
   </w:abstractNum>
-  <w:abstractNum w:abstractNumId="9" w15:restartNumberingAfterBreak="0">
+  <w:abstractNum w:abstractNumId="11" w15:restartNumberingAfterBreak="0">
+    <w:nsid w:val="26AA1435"/>
+    <w:multiLevelType w:val="multilevel"/>
+    <w:tmpl w:val="C6CAE1B4"/>
+    <w:lvl w:ilvl="0">
+      <w:start w:val="1"/>
+      <w:numFmt w:val="bullet"/>
+      <w:lvlText w:val=""/>
+      <w:lvlJc w:val="left"/>
+      <w:pPr>
+        <w:tabs>
+          <w:tab w:val="num" w:pos="720"/>
+        </w:tabs>
+        <w:ind w:left="720" w:hanging="360"/>
+      </w:pPr>
+      <w:rPr>
+        <w:rFonts w:ascii="Symbol" w:hAnsi="Symbol" w:hint="default"/>
+        <w:sz w:val="20"/>
+      </w:rPr>
+    </w:lvl>
+    <w:lvl w:ilvl="1" w:tentative="1">
+      <w:start w:val="1"/>
+      <w:numFmt w:val="bullet"/>
+      <w:lvlText w:val="o"/>
+      <w:lvlJc w:val="left"/>
+      <w:pPr>
+        <w:tabs>
+          <w:tab w:val="num" w:pos="1440"/>
+        </w:tabs>
+        <w:ind w:left="1440" w:hanging="360"/>
+      </w:pPr>
+      <w:rPr>
+        <w:rFonts w:ascii="Courier New" w:hAnsi="Courier New" w:hint="default"/>
+        <w:sz w:val="20"/>
+      </w:rPr>
+    </w:lvl>
+    <w:lvl w:ilvl="2" w:tentative="1">
+      <w:start w:val="1"/>
+      <w:numFmt w:val="bullet"/>
+      <w:lvlText w:val=""/>
+      <w:lvlJc w:val="left"/>
+      <w:pPr>
+        <w:tabs>
+          <w:tab w:val="num" w:pos="2160"/>
+        </w:tabs>
+        <w:ind w:left="2160" w:hanging="360"/>
+      </w:pPr>
+      <w:rPr>
+        <w:rFonts w:ascii="Wingdings" w:hAnsi="Wingdings" w:hint="default"/>
+        <w:sz w:val="20"/>
+      </w:rPr>
+    </w:lvl>
+    <w:lvl w:ilvl="3" w:tentative="1">
+      <w:start w:val="1"/>
+      <w:numFmt w:val="bullet"/>
+      <w:lvlText w:val=""/>
+      <w:lvlJc w:val="left"/>
+      <w:pPr>
+        <w:tabs>
+          <w:tab w:val="num" w:pos="2880"/>
+        </w:tabs>
+        <w:ind w:left="2880" w:hanging="360"/>
+      </w:pPr>
+      <w:rPr>
+        <w:rFonts w:ascii="Wingdings" w:hAnsi="Wingdings" w:hint="default"/>
+        <w:sz w:val="20"/>
+      </w:rPr>
+    </w:lvl>
+    <w:lvl w:ilvl="4" w:tentative="1">
+      <w:start w:val="1"/>
+      <w:numFmt w:val="bullet"/>
+      <w:lvlText w:val=""/>
+      <w:lvlJc w:val="left"/>
+      <w:pPr>
+        <w:tabs>
+          <w:tab w:val="num" w:pos="3600"/>
+        </w:tabs>
+        <w:ind w:left="3600" w:hanging="360"/>
+      </w:pPr>
+      <w:rPr>
+        <w:rFonts w:ascii="Wingdings" w:hAnsi="Wingdings" w:hint="default"/>
+        <w:sz w:val="20"/>
+      </w:rPr>
+    </w:lvl>
+    <w:lvl w:ilvl="5" w:tentative="1">
+      <w:start w:val="1"/>
+      <w:numFmt w:val="bullet"/>
+      <w:lvlText w:val=""/>
+      <w:lvlJc w:val="left"/>
+      <w:pPr>
+        <w:tabs>
+          <w:tab w:val="num" w:pos="4320"/>
+        </w:tabs>
+        <w:ind w:left="4320" w:hanging="360"/>
+      </w:pPr>
+      <w:rPr>
+        <w:rFonts w:ascii="Wingdings" w:hAnsi="Wingdings" w:hint="default"/>
+        <w:sz w:val="20"/>
+      </w:rPr>
+    </w:lvl>
+    <w:lvl w:ilvl="6" w:tentative="1">
+      <w:start w:val="1"/>
+      <w:numFmt w:val="bullet"/>
+      <w:lvlText w:val=""/>
+      <w:lvlJc w:val="left"/>
+      <w:pPr>
+        <w:tabs>
+          <w:tab w:val="num" w:pos="5040"/>
+        </w:tabs>
+        <w:ind w:left="5040" w:hanging="360"/>
+      </w:pPr>
+      <w:rPr>
+        <w:rFonts w:ascii="Wingdings" w:hAnsi="Wingdings" w:hint="default"/>
+        <w:sz w:val="20"/>
+      </w:rPr>
+    </w:lvl>
+    <w:lvl w:ilvl="7" w:tentative="1">
+      <w:start w:val="1"/>
+      <w:numFmt w:val="bullet"/>
+      <w:lvlText w:val=""/>
+      <w:lvlJc w:val="left"/>
+      <w:pPr>
+        <w:tabs>
+          <w:tab w:val="num" w:pos="5760"/>
+        </w:tabs>
+        <w:ind w:left="5760" w:hanging="360"/>
+      </w:pPr>
+      <w:rPr>
+        <w:rFonts w:ascii="Wingdings" w:hAnsi="Wingdings" w:hint="default"/>
+        <w:sz w:val="20"/>
+      </w:rPr>
+    </w:lvl>
+    <w:lvl w:ilvl="8" w:tentative="1">
+      <w:start w:val="1"/>
+      <w:numFmt w:val="bullet"/>
+      <w:lvlText w:val=""/>
+      <w:lvlJc w:val="left"/>
+      <w:pPr>
+        <w:tabs>
+          <w:tab w:val="num" w:pos="6480"/>
+        </w:tabs>
+        <w:ind w:left="6480" w:hanging="360"/>
+      </w:pPr>
+      <w:rPr>
+        <w:rFonts w:ascii="Wingdings" w:hAnsi="Wingdings" w:hint="default"/>
+        <w:sz w:val="20"/>
+      </w:rPr>
+    </w:lvl>
+  </w:abstractNum>
+  <w:abstractNum w:abstractNumId="12" w15:restartNumberingAfterBreak="0">
     <w:nsid w:val="27A06156"/>
     <w:multiLevelType w:val="hybridMultilevel"/>
     <w:tmpl w:val="E5A6AA62"/>
@@ -5114,7 +7981,7 @@
       </w:rPr>
     </w:lvl>
   </w:abstractNum>
-  <w:abstractNum w:abstractNumId="10" w15:restartNumberingAfterBreak="0">
+  <w:abstractNum w:abstractNumId="13" w15:restartNumberingAfterBreak="0">
     <w:nsid w:val="2F5342CA"/>
     <w:multiLevelType w:val="hybridMultilevel"/>
     <w:tmpl w:val="FE549BCA"/>
@@ -5226,7 +8093,7 @@
       </w:rPr>
     </w:lvl>
   </w:abstractNum>
-  <w:abstractNum w:abstractNumId="11" w15:restartNumberingAfterBreak="0">
+  <w:abstractNum w:abstractNumId="14" w15:restartNumberingAfterBreak="0">
     <w:nsid w:val="30667CEF"/>
     <w:multiLevelType w:val="hybridMultilevel"/>
     <w:tmpl w:val="7F5A1B2E"/>
@@ -5338,7 +8205,7 @@
       </w:rPr>
     </w:lvl>
   </w:abstractNum>
-  <w:abstractNum w:abstractNumId="12" w15:restartNumberingAfterBreak="0">
+  <w:abstractNum w:abstractNumId="15" w15:restartNumberingAfterBreak="0">
     <w:nsid w:val="328B404B"/>
     <w:multiLevelType w:val="hybridMultilevel"/>
     <w:tmpl w:val="898E9FD2"/>
@@ -5451,7 +8318,156 @@
       </w:rPr>
     </w:lvl>
   </w:abstractNum>
-  <w:abstractNum w:abstractNumId="13" w15:restartNumberingAfterBreak="0">
+  <w:abstractNum w:abstractNumId="16" w15:restartNumberingAfterBreak="0">
+    <w:nsid w:val="3483306E"/>
+    <w:multiLevelType w:val="multilevel"/>
+    <w:tmpl w:val="62DC134E"/>
+    <w:lvl w:ilvl="0">
+      <w:start w:val="1"/>
+      <w:numFmt w:val="bullet"/>
+      <w:lvlText w:val=""/>
+      <w:lvlJc w:val="left"/>
+      <w:pPr>
+        <w:tabs>
+          <w:tab w:val="num" w:pos="720"/>
+        </w:tabs>
+        <w:ind w:left="720" w:hanging="360"/>
+      </w:pPr>
+      <w:rPr>
+        <w:rFonts w:ascii="Symbol" w:hAnsi="Symbol" w:hint="default"/>
+        <w:sz w:val="20"/>
+      </w:rPr>
+    </w:lvl>
+    <w:lvl w:ilvl="1" w:tentative="1">
+      <w:start w:val="1"/>
+      <w:numFmt w:val="bullet"/>
+      <w:lvlText w:val="o"/>
+      <w:lvlJc w:val="left"/>
+      <w:pPr>
+        <w:tabs>
+          <w:tab w:val="num" w:pos="1440"/>
+        </w:tabs>
+        <w:ind w:left="1440" w:hanging="360"/>
+      </w:pPr>
+      <w:rPr>
+        <w:rFonts w:ascii="Courier New" w:hAnsi="Courier New" w:hint="default"/>
+        <w:sz w:val="20"/>
+      </w:rPr>
+    </w:lvl>
+    <w:lvl w:ilvl="2" w:tentative="1">
+      <w:start w:val="1"/>
+      <w:numFmt w:val="bullet"/>
+      <w:lvlText w:val=""/>
+      <w:lvlJc w:val="left"/>
+      <w:pPr>
+        <w:tabs>
+          <w:tab w:val="num" w:pos="2160"/>
+        </w:tabs>
+        <w:ind w:left="2160" w:hanging="360"/>
+      </w:pPr>
+      <w:rPr>
+        <w:rFonts w:ascii="Wingdings" w:hAnsi="Wingdings" w:hint="default"/>
+        <w:sz w:val="20"/>
+      </w:rPr>
+    </w:lvl>
+    <w:lvl w:ilvl="3" w:tentative="1">
+      <w:start w:val="1"/>
+      <w:numFmt w:val="bullet"/>
+      <w:lvlText w:val=""/>
+      <w:lvlJc w:val="left"/>
+      <w:pPr>
+        <w:tabs>
+          <w:tab w:val="num" w:pos="2880"/>
+        </w:tabs>
+        <w:ind w:left="2880" w:hanging="360"/>
+      </w:pPr>
+      <w:rPr>
+        <w:rFonts w:ascii="Wingdings" w:hAnsi="Wingdings" w:hint="default"/>
+        <w:sz w:val="20"/>
+      </w:rPr>
+    </w:lvl>
+    <w:lvl w:ilvl="4" w:tentative="1">
+      <w:start w:val="1"/>
+      <w:numFmt w:val="bullet"/>
+      <w:lvlText w:val=""/>
+      <w:lvlJc w:val="left"/>
+      <w:pPr>
+        <w:tabs>
+          <w:tab w:val="num" w:pos="3600"/>
+        </w:tabs>
+        <w:ind w:left="3600" w:hanging="360"/>
+      </w:pPr>
+      <w:rPr>
+        <w:rFonts w:ascii="Wingdings" w:hAnsi="Wingdings" w:hint="default"/>
+        <w:sz w:val="20"/>
+      </w:rPr>
+    </w:lvl>
+    <w:lvl w:ilvl="5" w:tentative="1">
+      <w:start w:val="1"/>
+      <w:numFmt w:val="bullet"/>
+      <w:lvlText w:val=""/>
+      <w:lvlJc w:val="left"/>
+      <w:pPr>
+        <w:tabs>
+          <w:tab w:val="num" w:pos="4320"/>
+        </w:tabs>
+        <w:ind w:left="4320" w:hanging="360"/>
+      </w:pPr>
+      <w:rPr>
+        <w:rFonts w:ascii="Wingdings" w:hAnsi="Wingdings" w:hint="default"/>
+        <w:sz w:val="20"/>
+      </w:rPr>
+    </w:lvl>
+    <w:lvl w:ilvl="6" w:tentative="1">
+      <w:start w:val="1"/>
+      <w:numFmt w:val="bullet"/>
+      <w:lvlText w:val=""/>
+      <w:lvlJc w:val="left"/>
+      <w:pPr>
+        <w:tabs>
+          <w:tab w:val="num" w:pos="5040"/>
+        </w:tabs>
+        <w:ind w:left="5040" w:hanging="360"/>
+      </w:pPr>
+      <w:rPr>
+        <w:rFonts w:ascii="Wingdings" w:hAnsi="Wingdings" w:hint="default"/>
+        <w:sz w:val="20"/>
+      </w:rPr>
+    </w:lvl>
+    <w:lvl w:ilvl="7" w:tentative="1">
+      <w:start w:val="1"/>
+      <w:numFmt w:val="bullet"/>
+      <w:lvlText w:val=""/>
+      <w:lvlJc w:val="left"/>
+      <w:pPr>
+        <w:tabs>
+          <w:tab w:val="num" w:pos="5760"/>
+        </w:tabs>
+        <w:ind w:left="5760" w:hanging="360"/>
+      </w:pPr>
+      <w:rPr>
+        <w:rFonts w:ascii="Wingdings" w:hAnsi="Wingdings" w:hint="default"/>
+        <w:sz w:val="20"/>
+      </w:rPr>
+    </w:lvl>
+    <w:lvl w:ilvl="8" w:tentative="1">
+      <w:start w:val="1"/>
+      <w:numFmt w:val="bullet"/>
+      <w:lvlText w:val=""/>
+      <w:lvlJc w:val="left"/>
+      <w:pPr>
+        <w:tabs>
+          <w:tab w:val="num" w:pos="6480"/>
+        </w:tabs>
+        <w:ind w:left="6480" w:hanging="360"/>
+      </w:pPr>
+      <w:rPr>
+        <w:rFonts w:ascii="Wingdings" w:hAnsi="Wingdings" w:hint="default"/>
+        <w:sz w:val="20"/>
+      </w:rPr>
+    </w:lvl>
+  </w:abstractNum>
+  <w:abstractNum w:abstractNumId="17" w15:restartNumberingAfterBreak="0">
     <w:nsid w:val="351D54D1"/>
     <w:multiLevelType w:val="hybridMultilevel"/>
     <w:tmpl w:val="D8D02C40"/>
@@ -5540,7 +8556,7 @@
       </w:pPr>
     </w:lvl>
   </w:abstractNum>
-  <w:abstractNum w:abstractNumId="14" w15:restartNumberingAfterBreak="0">
+  <w:abstractNum w:abstractNumId="18" w15:restartNumberingAfterBreak="0">
     <w:nsid w:val="368661E4"/>
     <w:multiLevelType w:val="hybridMultilevel"/>
     <w:tmpl w:val="52B688DA"/>
@@ -5653,7 +8669,7 @@
       </w:rPr>
     </w:lvl>
   </w:abstractNum>
-  <w:abstractNum w:abstractNumId="15" w15:restartNumberingAfterBreak="0">
+  <w:abstractNum w:abstractNumId="19" w15:restartNumberingAfterBreak="0">
     <w:nsid w:val="36CB44BC"/>
     <w:multiLevelType w:val="hybridMultilevel"/>
     <w:tmpl w:val="3FEEDE9C"/>
@@ -5765,7 +8781,7 @@
       </w:rPr>
     </w:lvl>
   </w:abstractNum>
-  <w:abstractNum w:abstractNumId="16" w15:restartNumberingAfterBreak="0">
+  <w:abstractNum w:abstractNumId="20" w15:restartNumberingAfterBreak="0">
     <w:nsid w:val="373F2C43"/>
     <w:multiLevelType w:val="hybridMultilevel"/>
     <w:tmpl w:val="3F4EF966"/>
@@ -5878,7 +8894,7 @@
       </w:rPr>
     </w:lvl>
   </w:abstractNum>
-  <w:abstractNum w:abstractNumId="17" w15:restartNumberingAfterBreak="0">
+  <w:abstractNum w:abstractNumId="21" w15:restartNumberingAfterBreak="0">
     <w:nsid w:val="378817BE"/>
     <w:multiLevelType w:val="hybridMultilevel"/>
     <w:tmpl w:val="068CA734"/>
@@ -5991,7 +9007,7 @@
       </w:rPr>
     </w:lvl>
   </w:abstractNum>
-  <w:abstractNum w:abstractNumId="18" w15:restartNumberingAfterBreak="0">
+  <w:abstractNum w:abstractNumId="22" w15:restartNumberingAfterBreak="0">
     <w:nsid w:val="37A6191D"/>
     <w:multiLevelType w:val="hybridMultilevel"/>
     <w:tmpl w:val="66A89A0E"/>
@@ -6077,7 +9093,7 @@
       </w:pPr>
     </w:lvl>
   </w:abstractNum>
-  <w:abstractNum w:abstractNumId="19" w15:restartNumberingAfterBreak="0">
+  <w:abstractNum w:abstractNumId="23" w15:restartNumberingAfterBreak="0">
     <w:nsid w:val="39541703"/>
     <w:multiLevelType w:val="hybridMultilevel"/>
     <w:tmpl w:val="92648C5E"/>
@@ -6189,7 +9205,7 @@
       </w:rPr>
     </w:lvl>
   </w:abstractNum>
-  <w:abstractNum w:abstractNumId="20" w15:restartNumberingAfterBreak="0">
+  <w:abstractNum w:abstractNumId="24" w15:restartNumberingAfterBreak="0">
     <w:nsid w:val="3A4414F0"/>
     <w:multiLevelType w:val="hybridMultilevel"/>
     <w:tmpl w:val="B9822460"/>
@@ -6302,7 +9318,7 @@
       </w:rPr>
     </w:lvl>
   </w:abstractNum>
-  <w:abstractNum w:abstractNumId="21" w15:restartNumberingAfterBreak="0">
+  <w:abstractNum w:abstractNumId="25" w15:restartNumberingAfterBreak="0">
     <w:nsid w:val="3B5C0A65"/>
     <w:multiLevelType w:val="hybridMultilevel"/>
     <w:tmpl w:val="CCA6B4A0"/>
@@ -6388,7 +9404,454 @@
       </w:pPr>
     </w:lvl>
   </w:abstractNum>
-  <w:abstractNum w:abstractNumId="22" w15:restartNumberingAfterBreak="0">
+  <w:abstractNum w:abstractNumId="26" w15:restartNumberingAfterBreak="0">
+    <w:nsid w:val="3EAC05C5"/>
+    <w:multiLevelType w:val="multilevel"/>
+    <w:tmpl w:val="F940CB92"/>
+    <w:lvl w:ilvl="0">
+      <w:start w:val="1"/>
+      <w:numFmt w:val="bullet"/>
+      <w:lvlText w:val=""/>
+      <w:lvlJc w:val="left"/>
+      <w:pPr>
+        <w:tabs>
+          <w:tab w:val="num" w:pos="720"/>
+        </w:tabs>
+        <w:ind w:left="720" w:hanging="360"/>
+      </w:pPr>
+      <w:rPr>
+        <w:rFonts w:ascii="Symbol" w:hAnsi="Symbol" w:hint="default"/>
+        <w:sz w:val="20"/>
+      </w:rPr>
+    </w:lvl>
+    <w:lvl w:ilvl="1" w:tentative="1">
+      <w:start w:val="1"/>
+      <w:numFmt w:val="bullet"/>
+      <w:lvlText w:val="o"/>
+      <w:lvlJc w:val="left"/>
+      <w:pPr>
+        <w:tabs>
+          <w:tab w:val="num" w:pos="1440"/>
+        </w:tabs>
+        <w:ind w:left="1440" w:hanging="360"/>
+      </w:pPr>
+      <w:rPr>
+        <w:rFonts w:ascii="Courier New" w:hAnsi="Courier New" w:hint="default"/>
+        <w:sz w:val="20"/>
+      </w:rPr>
+    </w:lvl>
+    <w:lvl w:ilvl="2" w:tentative="1">
+      <w:start w:val="1"/>
+      <w:numFmt w:val="bullet"/>
+      <w:lvlText w:val=""/>
+      <w:lvlJc w:val="left"/>
+      <w:pPr>
+        <w:tabs>
+          <w:tab w:val="num" w:pos="2160"/>
+        </w:tabs>
+        <w:ind w:left="2160" w:hanging="360"/>
+      </w:pPr>
+      <w:rPr>
+        <w:rFonts w:ascii="Wingdings" w:hAnsi="Wingdings" w:hint="default"/>
+        <w:sz w:val="20"/>
+      </w:rPr>
+    </w:lvl>
+    <w:lvl w:ilvl="3" w:tentative="1">
+      <w:start w:val="1"/>
+      <w:numFmt w:val="bullet"/>
+      <w:lvlText w:val=""/>
+      <w:lvlJc w:val="left"/>
+      <w:pPr>
+        <w:tabs>
+          <w:tab w:val="num" w:pos="2880"/>
+        </w:tabs>
+        <w:ind w:left="2880" w:hanging="360"/>
+      </w:pPr>
+      <w:rPr>
+        <w:rFonts w:ascii="Wingdings" w:hAnsi="Wingdings" w:hint="default"/>
+        <w:sz w:val="20"/>
+      </w:rPr>
+    </w:lvl>
+    <w:lvl w:ilvl="4" w:tentative="1">
+      <w:start w:val="1"/>
+      <w:numFmt w:val="bullet"/>
+      <w:lvlText w:val=""/>
+      <w:lvlJc w:val="left"/>
+      <w:pPr>
+        <w:tabs>
+          <w:tab w:val="num" w:pos="3600"/>
+        </w:tabs>
+        <w:ind w:left="3600" w:hanging="360"/>
+      </w:pPr>
+      <w:rPr>
+        <w:rFonts w:ascii="Wingdings" w:hAnsi="Wingdings" w:hint="default"/>
+        <w:sz w:val="20"/>
+      </w:rPr>
+    </w:lvl>
+    <w:lvl w:ilvl="5" w:tentative="1">
+      <w:start w:val="1"/>
+      <w:numFmt w:val="bullet"/>
+      <w:lvlText w:val=""/>
+      <w:lvlJc w:val="left"/>
+      <w:pPr>
+        <w:tabs>
+          <w:tab w:val="num" w:pos="4320"/>
+        </w:tabs>
+        <w:ind w:left="4320" w:hanging="360"/>
+      </w:pPr>
+      <w:rPr>
+        <w:rFonts w:ascii="Wingdings" w:hAnsi="Wingdings" w:hint="default"/>
+        <w:sz w:val="20"/>
+      </w:rPr>
+    </w:lvl>
+    <w:lvl w:ilvl="6" w:tentative="1">
+      <w:start w:val="1"/>
+      <w:numFmt w:val="bullet"/>
+      <w:lvlText w:val=""/>
+      <w:lvlJc w:val="left"/>
+      <w:pPr>
+        <w:tabs>
+          <w:tab w:val="num" w:pos="5040"/>
+        </w:tabs>
+        <w:ind w:left="5040" w:hanging="360"/>
+      </w:pPr>
+      <w:rPr>
+        <w:rFonts w:ascii="Wingdings" w:hAnsi="Wingdings" w:hint="default"/>
+        <w:sz w:val="20"/>
+      </w:rPr>
+    </w:lvl>
+    <w:lvl w:ilvl="7" w:tentative="1">
+      <w:start w:val="1"/>
+      <w:numFmt w:val="bullet"/>
+      <w:lvlText w:val=""/>
+      <w:lvlJc w:val="left"/>
+      <w:pPr>
+        <w:tabs>
+          <w:tab w:val="num" w:pos="5760"/>
+        </w:tabs>
+        <w:ind w:left="5760" w:hanging="360"/>
+      </w:pPr>
+      <w:rPr>
+        <w:rFonts w:ascii="Wingdings" w:hAnsi="Wingdings" w:hint="default"/>
+        <w:sz w:val="20"/>
+      </w:rPr>
+    </w:lvl>
+    <w:lvl w:ilvl="8" w:tentative="1">
+      <w:start w:val="1"/>
+      <w:numFmt w:val="bullet"/>
+      <w:lvlText w:val=""/>
+      <w:lvlJc w:val="left"/>
+      <w:pPr>
+        <w:tabs>
+          <w:tab w:val="num" w:pos="6480"/>
+        </w:tabs>
+        <w:ind w:left="6480" w:hanging="360"/>
+      </w:pPr>
+      <w:rPr>
+        <w:rFonts w:ascii="Wingdings" w:hAnsi="Wingdings" w:hint="default"/>
+        <w:sz w:val="20"/>
+      </w:rPr>
+    </w:lvl>
+  </w:abstractNum>
+  <w:abstractNum w:abstractNumId="27" w15:restartNumberingAfterBreak="0">
+    <w:nsid w:val="411A4547"/>
+    <w:multiLevelType w:val="multilevel"/>
+    <w:tmpl w:val="DB4C7450"/>
+    <w:lvl w:ilvl="0">
+      <w:start w:val="1"/>
+      <w:numFmt w:val="bullet"/>
+      <w:lvlText w:val=""/>
+      <w:lvlJc w:val="left"/>
+      <w:pPr>
+        <w:tabs>
+          <w:tab w:val="num" w:pos="720"/>
+        </w:tabs>
+        <w:ind w:left="720" w:hanging="360"/>
+      </w:pPr>
+      <w:rPr>
+        <w:rFonts w:ascii="Symbol" w:hAnsi="Symbol" w:hint="default"/>
+        <w:sz w:val="20"/>
+      </w:rPr>
+    </w:lvl>
+    <w:lvl w:ilvl="1" w:tentative="1">
+      <w:start w:val="1"/>
+      <w:numFmt w:val="bullet"/>
+      <w:lvlText w:val="o"/>
+      <w:lvlJc w:val="left"/>
+      <w:pPr>
+        <w:tabs>
+          <w:tab w:val="num" w:pos="1440"/>
+        </w:tabs>
+        <w:ind w:left="1440" w:hanging="360"/>
+      </w:pPr>
+      <w:rPr>
+        <w:rFonts w:ascii="Courier New" w:hAnsi="Courier New" w:hint="default"/>
+        <w:sz w:val="20"/>
+      </w:rPr>
+    </w:lvl>
+    <w:lvl w:ilvl="2" w:tentative="1">
+      <w:start w:val="1"/>
+      <w:numFmt w:val="bullet"/>
+      <w:lvlText w:val=""/>
+      <w:lvlJc w:val="left"/>
+      <w:pPr>
+        <w:tabs>
+          <w:tab w:val="num" w:pos="2160"/>
+        </w:tabs>
+        <w:ind w:left="2160" w:hanging="360"/>
+      </w:pPr>
+      <w:rPr>
+        <w:rFonts w:ascii="Wingdings" w:hAnsi="Wingdings" w:hint="default"/>
+        <w:sz w:val="20"/>
+      </w:rPr>
+    </w:lvl>
+    <w:lvl w:ilvl="3" w:tentative="1">
+      <w:start w:val="1"/>
+      <w:numFmt w:val="bullet"/>
+      <w:lvlText w:val=""/>
+      <w:lvlJc w:val="left"/>
+      <w:pPr>
+        <w:tabs>
+          <w:tab w:val="num" w:pos="2880"/>
+        </w:tabs>
+        <w:ind w:left="2880" w:hanging="360"/>
+      </w:pPr>
+      <w:rPr>
+        <w:rFonts w:ascii="Wingdings" w:hAnsi="Wingdings" w:hint="default"/>
+        <w:sz w:val="20"/>
+      </w:rPr>
+    </w:lvl>
+    <w:lvl w:ilvl="4" w:tentative="1">
+      <w:start w:val="1"/>
+      <w:numFmt w:val="bullet"/>
+      <w:lvlText w:val=""/>
+      <w:lvlJc w:val="left"/>
+      <w:pPr>
+        <w:tabs>
+          <w:tab w:val="num" w:pos="3600"/>
+        </w:tabs>
+        <w:ind w:left="3600" w:hanging="360"/>
+      </w:pPr>
+      <w:rPr>
+        <w:rFonts w:ascii="Wingdings" w:hAnsi="Wingdings" w:hint="default"/>
+        <w:sz w:val="20"/>
+      </w:rPr>
+    </w:lvl>
+    <w:lvl w:ilvl="5" w:tentative="1">
+      <w:start w:val="1"/>
+      <w:numFmt w:val="bullet"/>
+      <w:lvlText w:val=""/>
+      <w:lvlJc w:val="left"/>
+      <w:pPr>
+        <w:tabs>
+          <w:tab w:val="num" w:pos="4320"/>
+        </w:tabs>
+        <w:ind w:left="4320" w:hanging="360"/>
+      </w:pPr>
+      <w:rPr>
+        <w:rFonts w:ascii="Wingdings" w:hAnsi="Wingdings" w:hint="default"/>
+        <w:sz w:val="20"/>
+      </w:rPr>
+    </w:lvl>
+    <w:lvl w:ilvl="6" w:tentative="1">
+      <w:start w:val="1"/>
+      <w:numFmt w:val="bullet"/>
+      <w:lvlText w:val=""/>
+      <w:lvlJc w:val="left"/>
+      <w:pPr>
+        <w:tabs>
+          <w:tab w:val="num" w:pos="5040"/>
+        </w:tabs>
+        <w:ind w:left="5040" w:hanging="360"/>
+      </w:pPr>
+      <w:rPr>
+        <w:rFonts w:ascii="Wingdings" w:hAnsi="Wingdings" w:hint="default"/>
+        <w:sz w:val="20"/>
+      </w:rPr>
+    </w:lvl>
+    <w:lvl w:ilvl="7" w:tentative="1">
+      <w:start w:val="1"/>
+      <w:numFmt w:val="bullet"/>
+      <w:lvlText w:val=""/>
+      <w:lvlJc w:val="left"/>
+      <w:pPr>
+        <w:tabs>
+          <w:tab w:val="num" w:pos="5760"/>
+        </w:tabs>
+        <w:ind w:left="5760" w:hanging="360"/>
+      </w:pPr>
+      <w:rPr>
+        <w:rFonts w:ascii="Wingdings" w:hAnsi="Wingdings" w:hint="default"/>
+        <w:sz w:val="20"/>
+      </w:rPr>
+    </w:lvl>
+    <w:lvl w:ilvl="8" w:tentative="1">
+      <w:start w:val="1"/>
+      <w:numFmt w:val="bullet"/>
+      <w:lvlText w:val=""/>
+      <w:lvlJc w:val="left"/>
+      <w:pPr>
+        <w:tabs>
+          <w:tab w:val="num" w:pos="6480"/>
+        </w:tabs>
+        <w:ind w:left="6480" w:hanging="360"/>
+      </w:pPr>
+      <w:rPr>
+        <w:rFonts w:ascii="Wingdings" w:hAnsi="Wingdings" w:hint="default"/>
+        <w:sz w:val="20"/>
+      </w:rPr>
+    </w:lvl>
+  </w:abstractNum>
+  <w:abstractNum w:abstractNumId="28" w15:restartNumberingAfterBreak="0">
+    <w:nsid w:val="41767D80"/>
+    <w:multiLevelType w:val="multilevel"/>
+    <w:tmpl w:val="DD268BB0"/>
+    <w:lvl w:ilvl="0">
+      <w:start w:val="1"/>
+      <w:numFmt w:val="bullet"/>
+      <w:lvlText w:val=""/>
+      <w:lvlJc w:val="left"/>
+      <w:pPr>
+        <w:tabs>
+          <w:tab w:val="num" w:pos="720"/>
+        </w:tabs>
+        <w:ind w:left="720" w:hanging="360"/>
+      </w:pPr>
+      <w:rPr>
+        <w:rFonts w:ascii="Symbol" w:hAnsi="Symbol" w:hint="default"/>
+        <w:sz w:val="20"/>
+      </w:rPr>
+    </w:lvl>
+    <w:lvl w:ilvl="1" w:tentative="1">
+      <w:start w:val="1"/>
+      <w:numFmt w:val="bullet"/>
+      <w:lvlText w:val="o"/>
+      <w:lvlJc w:val="left"/>
+      <w:pPr>
+        <w:tabs>
+          <w:tab w:val="num" w:pos="1440"/>
+        </w:tabs>
+        <w:ind w:left="1440" w:hanging="360"/>
+      </w:pPr>
+      <w:rPr>
+        <w:rFonts w:ascii="Courier New" w:hAnsi="Courier New" w:hint="default"/>
+        <w:sz w:val="20"/>
+      </w:rPr>
+    </w:lvl>
+    <w:lvl w:ilvl="2" w:tentative="1">
+      <w:start w:val="1"/>
+      <w:numFmt w:val="bullet"/>
+      <w:lvlText w:val=""/>
+      <w:lvlJc w:val="left"/>
+      <w:pPr>
+        <w:tabs>
+          <w:tab w:val="num" w:pos="2160"/>
+        </w:tabs>
+        <w:ind w:left="2160" w:hanging="360"/>
+      </w:pPr>
+      <w:rPr>
+        <w:rFonts w:ascii="Wingdings" w:hAnsi="Wingdings" w:hint="default"/>
+        <w:sz w:val="20"/>
+      </w:rPr>
+    </w:lvl>
+    <w:lvl w:ilvl="3" w:tentative="1">
+      <w:start w:val="1"/>
+      <w:numFmt w:val="bullet"/>
+      <w:lvlText w:val=""/>
+      <w:lvlJc w:val="left"/>
+      <w:pPr>
+        <w:tabs>
+          <w:tab w:val="num" w:pos="2880"/>
+        </w:tabs>
+        <w:ind w:left="2880" w:hanging="360"/>
+      </w:pPr>
+      <w:rPr>
+        <w:rFonts w:ascii="Wingdings" w:hAnsi="Wingdings" w:hint="default"/>
+        <w:sz w:val="20"/>
+      </w:rPr>
+    </w:lvl>
+    <w:lvl w:ilvl="4" w:tentative="1">
+      <w:start w:val="1"/>
+      <w:numFmt w:val="bullet"/>
+      <w:lvlText w:val=""/>
+      <w:lvlJc w:val="left"/>
+      <w:pPr>
+        <w:tabs>
+          <w:tab w:val="num" w:pos="3600"/>
+        </w:tabs>
+        <w:ind w:left="3600" w:hanging="360"/>
+      </w:pPr>
+      <w:rPr>
+        <w:rFonts w:ascii="Wingdings" w:hAnsi="Wingdings" w:hint="default"/>
+        <w:sz w:val="20"/>
+      </w:rPr>
+    </w:lvl>
+    <w:lvl w:ilvl="5" w:tentative="1">
+      <w:start w:val="1"/>
+      <w:numFmt w:val="bullet"/>
+      <w:lvlText w:val=""/>
+      <w:lvlJc w:val="left"/>
+      <w:pPr>
+        <w:tabs>
+          <w:tab w:val="num" w:pos="4320"/>
+        </w:tabs>
+        <w:ind w:left="4320" w:hanging="360"/>
+      </w:pPr>
+      <w:rPr>
+        <w:rFonts w:ascii="Wingdings" w:hAnsi="Wingdings" w:hint="default"/>
+        <w:sz w:val="20"/>
+      </w:rPr>
+    </w:lvl>
+    <w:lvl w:ilvl="6" w:tentative="1">
+      <w:start w:val="1"/>
+      <w:numFmt w:val="bullet"/>
+      <w:lvlText w:val=""/>
+      <w:lvlJc w:val="left"/>
+      <w:pPr>
+        <w:tabs>
+          <w:tab w:val="num" w:pos="5040"/>
+        </w:tabs>
+        <w:ind w:left="5040" w:hanging="360"/>
+      </w:pPr>
+      <w:rPr>
+        <w:rFonts w:ascii="Wingdings" w:hAnsi="Wingdings" w:hint="default"/>
+        <w:sz w:val="20"/>
+      </w:rPr>
+    </w:lvl>
+    <w:lvl w:ilvl="7" w:tentative="1">
+      <w:start w:val="1"/>
+      <w:numFmt w:val="bullet"/>
+      <w:lvlText w:val=""/>
+      <w:lvlJc w:val="left"/>
+      <w:pPr>
+        <w:tabs>
+          <w:tab w:val="num" w:pos="5760"/>
+        </w:tabs>
+        <w:ind w:left="5760" w:hanging="360"/>
+      </w:pPr>
+      <w:rPr>
+        <w:rFonts w:ascii="Wingdings" w:hAnsi="Wingdings" w:hint="default"/>
+        <w:sz w:val="20"/>
+      </w:rPr>
+    </w:lvl>
+    <w:lvl w:ilvl="8" w:tentative="1">
+      <w:start w:val="1"/>
+      <w:numFmt w:val="bullet"/>
+      <w:lvlText w:val=""/>
+      <w:lvlJc w:val="left"/>
+      <w:pPr>
+        <w:tabs>
+          <w:tab w:val="num" w:pos="6480"/>
+        </w:tabs>
+        <w:ind w:left="6480" w:hanging="360"/>
+      </w:pPr>
+      <w:rPr>
+        <w:rFonts w:ascii="Wingdings" w:hAnsi="Wingdings" w:hint="default"/>
+        <w:sz w:val="20"/>
+      </w:rPr>
+    </w:lvl>
+  </w:abstractNum>
+  <w:abstractNum w:abstractNumId="29" w15:restartNumberingAfterBreak="0">
     <w:nsid w:val="425E424F"/>
     <w:multiLevelType w:val="hybridMultilevel"/>
     <w:tmpl w:val="4350ACA0"/>
@@ -6500,7 +9963,454 @@
       </w:rPr>
     </w:lvl>
   </w:abstractNum>
-  <w:abstractNum w:abstractNumId="23" w15:restartNumberingAfterBreak="0">
+  <w:abstractNum w:abstractNumId="30" w15:restartNumberingAfterBreak="0">
+    <w:nsid w:val="42E762CC"/>
+    <w:multiLevelType w:val="multilevel"/>
+    <w:tmpl w:val="EA9CF4D4"/>
+    <w:lvl w:ilvl="0">
+      <w:start w:val="1"/>
+      <w:numFmt w:val="bullet"/>
+      <w:lvlText w:val=""/>
+      <w:lvlJc w:val="left"/>
+      <w:pPr>
+        <w:tabs>
+          <w:tab w:val="num" w:pos="720"/>
+        </w:tabs>
+        <w:ind w:left="720" w:hanging="360"/>
+      </w:pPr>
+      <w:rPr>
+        <w:rFonts w:ascii="Symbol" w:hAnsi="Symbol" w:hint="default"/>
+        <w:sz w:val="20"/>
+      </w:rPr>
+    </w:lvl>
+    <w:lvl w:ilvl="1" w:tentative="1">
+      <w:start w:val="1"/>
+      <w:numFmt w:val="bullet"/>
+      <w:lvlText w:val="o"/>
+      <w:lvlJc w:val="left"/>
+      <w:pPr>
+        <w:tabs>
+          <w:tab w:val="num" w:pos="1440"/>
+        </w:tabs>
+        <w:ind w:left="1440" w:hanging="360"/>
+      </w:pPr>
+      <w:rPr>
+        <w:rFonts w:ascii="Courier New" w:hAnsi="Courier New" w:hint="default"/>
+        <w:sz w:val="20"/>
+      </w:rPr>
+    </w:lvl>
+    <w:lvl w:ilvl="2" w:tentative="1">
+      <w:start w:val="1"/>
+      <w:numFmt w:val="bullet"/>
+      <w:lvlText w:val=""/>
+      <w:lvlJc w:val="left"/>
+      <w:pPr>
+        <w:tabs>
+          <w:tab w:val="num" w:pos="2160"/>
+        </w:tabs>
+        <w:ind w:left="2160" w:hanging="360"/>
+      </w:pPr>
+      <w:rPr>
+        <w:rFonts w:ascii="Wingdings" w:hAnsi="Wingdings" w:hint="default"/>
+        <w:sz w:val="20"/>
+      </w:rPr>
+    </w:lvl>
+    <w:lvl w:ilvl="3" w:tentative="1">
+      <w:start w:val="1"/>
+      <w:numFmt w:val="bullet"/>
+      <w:lvlText w:val=""/>
+      <w:lvlJc w:val="left"/>
+      <w:pPr>
+        <w:tabs>
+          <w:tab w:val="num" w:pos="2880"/>
+        </w:tabs>
+        <w:ind w:left="2880" w:hanging="360"/>
+      </w:pPr>
+      <w:rPr>
+        <w:rFonts w:ascii="Wingdings" w:hAnsi="Wingdings" w:hint="default"/>
+        <w:sz w:val="20"/>
+      </w:rPr>
+    </w:lvl>
+    <w:lvl w:ilvl="4" w:tentative="1">
+      <w:start w:val="1"/>
+      <w:numFmt w:val="bullet"/>
+      <w:lvlText w:val=""/>
+      <w:lvlJc w:val="left"/>
+      <w:pPr>
+        <w:tabs>
+          <w:tab w:val="num" w:pos="3600"/>
+        </w:tabs>
+        <w:ind w:left="3600" w:hanging="360"/>
+      </w:pPr>
+      <w:rPr>
+        <w:rFonts w:ascii="Wingdings" w:hAnsi="Wingdings" w:hint="default"/>
+        <w:sz w:val="20"/>
+      </w:rPr>
+    </w:lvl>
+    <w:lvl w:ilvl="5" w:tentative="1">
+      <w:start w:val="1"/>
+      <w:numFmt w:val="bullet"/>
+      <w:lvlText w:val=""/>
+      <w:lvlJc w:val="left"/>
+      <w:pPr>
+        <w:tabs>
+          <w:tab w:val="num" w:pos="4320"/>
+        </w:tabs>
+        <w:ind w:left="4320" w:hanging="360"/>
+      </w:pPr>
+      <w:rPr>
+        <w:rFonts w:ascii="Wingdings" w:hAnsi="Wingdings" w:hint="default"/>
+        <w:sz w:val="20"/>
+      </w:rPr>
+    </w:lvl>
+    <w:lvl w:ilvl="6" w:tentative="1">
+      <w:start w:val="1"/>
+      <w:numFmt w:val="bullet"/>
+      <w:lvlText w:val=""/>
+      <w:lvlJc w:val="left"/>
+      <w:pPr>
+        <w:tabs>
+          <w:tab w:val="num" w:pos="5040"/>
+        </w:tabs>
+        <w:ind w:left="5040" w:hanging="360"/>
+      </w:pPr>
+      <w:rPr>
+        <w:rFonts w:ascii="Wingdings" w:hAnsi="Wingdings" w:hint="default"/>
+        <w:sz w:val="20"/>
+      </w:rPr>
+    </w:lvl>
+    <w:lvl w:ilvl="7" w:tentative="1">
+      <w:start w:val="1"/>
+      <w:numFmt w:val="bullet"/>
+      <w:lvlText w:val=""/>
+      <w:lvlJc w:val="left"/>
+      <w:pPr>
+        <w:tabs>
+          <w:tab w:val="num" w:pos="5760"/>
+        </w:tabs>
+        <w:ind w:left="5760" w:hanging="360"/>
+      </w:pPr>
+      <w:rPr>
+        <w:rFonts w:ascii="Wingdings" w:hAnsi="Wingdings" w:hint="default"/>
+        <w:sz w:val="20"/>
+      </w:rPr>
+    </w:lvl>
+    <w:lvl w:ilvl="8" w:tentative="1">
+      <w:start w:val="1"/>
+      <w:numFmt w:val="bullet"/>
+      <w:lvlText w:val=""/>
+      <w:lvlJc w:val="left"/>
+      <w:pPr>
+        <w:tabs>
+          <w:tab w:val="num" w:pos="6480"/>
+        </w:tabs>
+        <w:ind w:left="6480" w:hanging="360"/>
+      </w:pPr>
+      <w:rPr>
+        <w:rFonts w:ascii="Wingdings" w:hAnsi="Wingdings" w:hint="default"/>
+        <w:sz w:val="20"/>
+      </w:rPr>
+    </w:lvl>
+  </w:abstractNum>
+  <w:abstractNum w:abstractNumId="31" w15:restartNumberingAfterBreak="0">
+    <w:nsid w:val="43333F7C"/>
+    <w:multiLevelType w:val="multilevel"/>
+    <w:tmpl w:val="8A9C1736"/>
+    <w:lvl w:ilvl="0">
+      <w:start w:val="1"/>
+      <w:numFmt w:val="bullet"/>
+      <w:lvlText w:val=""/>
+      <w:lvlJc w:val="left"/>
+      <w:pPr>
+        <w:tabs>
+          <w:tab w:val="num" w:pos="720"/>
+        </w:tabs>
+        <w:ind w:left="720" w:hanging="360"/>
+      </w:pPr>
+      <w:rPr>
+        <w:rFonts w:ascii="Symbol" w:hAnsi="Symbol" w:hint="default"/>
+        <w:sz w:val="20"/>
+      </w:rPr>
+    </w:lvl>
+    <w:lvl w:ilvl="1" w:tentative="1">
+      <w:start w:val="1"/>
+      <w:numFmt w:val="bullet"/>
+      <w:lvlText w:val="o"/>
+      <w:lvlJc w:val="left"/>
+      <w:pPr>
+        <w:tabs>
+          <w:tab w:val="num" w:pos="1440"/>
+        </w:tabs>
+        <w:ind w:left="1440" w:hanging="360"/>
+      </w:pPr>
+      <w:rPr>
+        <w:rFonts w:ascii="Courier New" w:hAnsi="Courier New" w:hint="default"/>
+        <w:sz w:val="20"/>
+      </w:rPr>
+    </w:lvl>
+    <w:lvl w:ilvl="2" w:tentative="1">
+      <w:start w:val="1"/>
+      <w:numFmt w:val="bullet"/>
+      <w:lvlText w:val=""/>
+      <w:lvlJc w:val="left"/>
+      <w:pPr>
+        <w:tabs>
+          <w:tab w:val="num" w:pos="2160"/>
+        </w:tabs>
+        <w:ind w:left="2160" w:hanging="360"/>
+      </w:pPr>
+      <w:rPr>
+        <w:rFonts w:ascii="Wingdings" w:hAnsi="Wingdings" w:hint="default"/>
+        <w:sz w:val="20"/>
+      </w:rPr>
+    </w:lvl>
+    <w:lvl w:ilvl="3" w:tentative="1">
+      <w:start w:val="1"/>
+      <w:numFmt w:val="bullet"/>
+      <w:lvlText w:val=""/>
+      <w:lvlJc w:val="left"/>
+      <w:pPr>
+        <w:tabs>
+          <w:tab w:val="num" w:pos="2880"/>
+        </w:tabs>
+        <w:ind w:left="2880" w:hanging="360"/>
+      </w:pPr>
+      <w:rPr>
+        <w:rFonts w:ascii="Wingdings" w:hAnsi="Wingdings" w:hint="default"/>
+        <w:sz w:val="20"/>
+      </w:rPr>
+    </w:lvl>
+    <w:lvl w:ilvl="4" w:tentative="1">
+      <w:start w:val="1"/>
+      <w:numFmt w:val="bullet"/>
+      <w:lvlText w:val=""/>
+      <w:lvlJc w:val="left"/>
+      <w:pPr>
+        <w:tabs>
+          <w:tab w:val="num" w:pos="3600"/>
+        </w:tabs>
+        <w:ind w:left="3600" w:hanging="360"/>
+      </w:pPr>
+      <w:rPr>
+        <w:rFonts w:ascii="Wingdings" w:hAnsi="Wingdings" w:hint="default"/>
+        <w:sz w:val="20"/>
+      </w:rPr>
+    </w:lvl>
+    <w:lvl w:ilvl="5" w:tentative="1">
+      <w:start w:val="1"/>
+      <w:numFmt w:val="bullet"/>
+      <w:lvlText w:val=""/>
+      <w:lvlJc w:val="left"/>
+      <w:pPr>
+        <w:tabs>
+          <w:tab w:val="num" w:pos="4320"/>
+        </w:tabs>
+        <w:ind w:left="4320" w:hanging="360"/>
+      </w:pPr>
+      <w:rPr>
+        <w:rFonts w:ascii="Wingdings" w:hAnsi="Wingdings" w:hint="default"/>
+        <w:sz w:val="20"/>
+      </w:rPr>
+    </w:lvl>
+    <w:lvl w:ilvl="6" w:tentative="1">
+      <w:start w:val="1"/>
+      <w:numFmt w:val="bullet"/>
+      <w:lvlText w:val=""/>
+      <w:lvlJc w:val="left"/>
+      <w:pPr>
+        <w:tabs>
+          <w:tab w:val="num" w:pos="5040"/>
+        </w:tabs>
+        <w:ind w:left="5040" w:hanging="360"/>
+      </w:pPr>
+      <w:rPr>
+        <w:rFonts w:ascii="Wingdings" w:hAnsi="Wingdings" w:hint="default"/>
+        <w:sz w:val="20"/>
+      </w:rPr>
+    </w:lvl>
+    <w:lvl w:ilvl="7" w:tentative="1">
+      <w:start w:val="1"/>
+      <w:numFmt w:val="bullet"/>
+      <w:lvlText w:val=""/>
+      <w:lvlJc w:val="left"/>
+      <w:pPr>
+        <w:tabs>
+          <w:tab w:val="num" w:pos="5760"/>
+        </w:tabs>
+        <w:ind w:left="5760" w:hanging="360"/>
+      </w:pPr>
+      <w:rPr>
+        <w:rFonts w:ascii="Wingdings" w:hAnsi="Wingdings" w:hint="default"/>
+        <w:sz w:val="20"/>
+      </w:rPr>
+    </w:lvl>
+    <w:lvl w:ilvl="8" w:tentative="1">
+      <w:start w:val="1"/>
+      <w:numFmt w:val="bullet"/>
+      <w:lvlText w:val=""/>
+      <w:lvlJc w:val="left"/>
+      <w:pPr>
+        <w:tabs>
+          <w:tab w:val="num" w:pos="6480"/>
+        </w:tabs>
+        <w:ind w:left="6480" w:hanging="360"/>
+      </w:pPr>
+      <w:rPr>
+        <w:rFonts w:ascii="Wingdings" w:hAnsi="Wingdings" w:hint="default"/>
+        <w:sz w:val="20"/>
+      </w:rPr>
+    </w:lvl>
+  </w:abstractNum>
+  <w:abstractNum w:abstractNumId="32" w15:restartNumberingAfterBreak="0">
+    <w:nsid w:val="4690447E"/>
+    <w:multiLevelType w:val="multilevel"/>
+    <w:tmpl w:val="ADC4DFDE"/>
+    <w:lvl w:ilvl="0">
+      <w:start w:val="1"/>
+      <w:numFmt w:val="bullet"/>
+      <w:lvlText w:val=""/>
+      <w:lvlJc w:val="left"/>
+      <w:pPr>
+        <w:tabs>
+          <w:tab w:val="num" w:pos="720"/>
+        </w:tabs>
+        <w:ind w:left="720" w:hanging="360"/>
+      </w:pPr>
+      <w:rPr>
+        <w:rFonts w:ascii="Symbol" w:hAnsi="Symbol" w:hint="default"/>
+        <w:sz w:val="20"/>
+      </w:rPr>
+    </w:lvl>
+    <w:lvl w:ilvl="1" w:tentative="1">
+      <w:start w:val="1"/>
+      <w:numFmt w:val="bullet"/>
+      <w:lvlText w:val="o"/>
+      <w:lvlJc w:val="left"/>
+      <w:pPr>
+        <w:tabs>
+          <w:tab w:val="num" w:pos="1440"/>
+        </w:tabs>
+        <w:ind w:left="1440" w:hanging="360"/>
+      </w:pPr>
+      <w:rPr>
+        <w:rFonts w:ascii="Courier New" w:hAnsi="Courier New" w:hint="default"/>
+        <w:sz w:val="20"/>
+      </w:rPr>
+    </w:lvl>
+    <w:lvl w:ilvl="2" w:tentative="1">
+      <w:start w:val="1"/>
+      <w:numFmt w:val="bullet"/>
+      <w:lvlText w:val=""/>
+      <w:lvlJc w:val="left"/>
+      <w:pPr>
+        <w:tabs>
+          <w:tab w:val="num" w:pos="2160"/>
+        </w:tabs>
+        <w:ind w:left="2160" w:hanging="360"/>
+      </w:pPr>
+      <w:rPr>
+        <w:rFonts w:ascii="Wingdings" w:hAnsi="Wingdings" w:hint="default"/>
+        <w:sz w:val="20"/>
+      </w:rPr>
+    </w:lvl>
+    <w:lvl w:ilvl="3" w:tentative="1">
+      <w:start w:val="1"/>
+      <w:numFmt w:val="bullet"/>
+      <w:lvlText w:val=""/>
+      <w:lvlJc w:val="left"/>
+      <w:pPr>
+        <w:tabs>
+          <w:tab w:val="num" w:pos="2880"/>
+        </w:tabs>
+        <w:ind w:left="2880" w:hanging="360"/>
+      </w:pPr>
+      <w:rPr>
+        <w:rFonts w:ascii="Wingdings" w:hAnsi="Wingdings" w:hint="default"/>
+        <w:sz w:val="20"/>
+      </w:rPr>
+    </w:lvl>
+    <w:lvl w:ilvl="4" w:tentative="1">
+      <w:start w:val="1"/>
+      <w:numFmt w:val="bullet"/>
+      <w:lvlText w:val=""/>
+      <w:lvlJc w:val="left"/>
+      <w:pPr>
+        <w:tabs>
+          <w:tab w:val="num" w:pos="3600"/>
+        </w:tabs>
+        <w:ind w:left="3600" w:hanging="360"/>
+      </w:pPr>
+      <w:rPr>
+        <w:rFonts w:ascii="Wingdings" w:hAnsi="Wingdings" w:hint="default"/>
+        <w:sz w:val="20"/>
+      </w:rPr>
+    </w:lvl>
+    <w:lvl w:ilvl="5" w:tentative="1">
+      <w:start w:val="1"/>
+      <w:numFmt w:val="bullet"/>
+      <w:lvlText w:val=""/>
+      <w:lvlJc w:val="left"/>
+      <w:pPr>
+        <w:tabs>
+          <w:tab w:val="num" w:pos="4320"/>
+        </w:tabs>
+        <w:ind w:left="4320" w:hanging="360"/>
+      </w:pPr>
+      <w:rPr>
+        <w:rFonts w:ascii="Wingdings" w:hAnsi="Wingdings" w:hint="default"/>
+        <w:sz w:val="20"/>
+      </w:rPr>
+    </w:lvl>
+    <w:lvl w:ilvl="6" w:tentative="1">
+      <w:start w:val="1"/>
+      <w:numFmt w:val="bullet"/>
+      <w:lvlText w:val=""/>
+      <w:lvlJc w:val="left"/>
+      <w:pPr>
+        <w:tabs>
+          <w:tab w:val="num" w:pos="5040"/>
+        </w:tabs>
+        <w:ind w:left="5040" w:hanging="360"/>
+      </w:pPr>
+      <w:rPr>
+        <w:rFonts w:ascii="Wingdings" w:hAnsi="Wingdings" w:hint="default"/>
+        <w:sz w:val="20"/>
+      </w:rPr>
+    </w:lvl>
+    <w:lvl w:ilvl="7" w:tentative="1">
+      <w:start w:val="1"/>
+      <w:numFmt w:val="bullet"/>
+      <w:lvlText w:val=""/>
+      <w:lvlJc w:val="left"/>
+      <w:pPr>
+        <w:tabs>
+          <w:tab w:val="num" w:pos="5760"/>
+        </w:tabs>
+        <w:ind w:left="5760" w:hanging="360"/>
+      </w:pPr>
+      <w:rPr>
+        <w:rFonts w:ascii="Wingdings" w:hAnsi="Wingdings" w:hint="default"/>
+        <w:sz w:val="20"/>
+      </w:rPr>
+    </w:lvl>
+    <w:lvl w:ilvl="8" w:tentative="1">
+      <w:start w:val="1"/>
+      <w:numFmt w:val="bullet"/>
+      <w:lvlText w:val=""/>
+      <w:lvlJc w:val="left"/>
+      <w:pPr>
+        <w:tabs>
+          <w:tab w:val="num" w:pos="6480"/>
+        </w:tabs>
+        <w:ind w:left="6480" w:hanging="360"/>
+      </w:pPr>
+      <w:rPr>
+        <w:rFonts w:ascii="Wingdings" w:hAnsi="Wingdings" w:hint="default"/>
+        <w:sz w:val="20"/>
+      </w:rPr>
+    </w:lvl>
+  </w:abstractNum>
+  <w:abstractNum w:abstractNumId="33" w15:restartNumberingAfterBreak="0">
     <w:nsid w:val="4A475B95"/>
     <w:multiLevelType w:val="hybridMultilevel"/>
     <w:tmpl w:val="7A129084"/>
@@ -6588,7 +10498,603 @@
       </w:pPr>
     </w:lvl>
   </w:abstractNum>
-  <w:abstractNum w:abstractNumId="24" w15:restartNumberingAfterBreak="0">
+  <w:abstractNum w:abstractNumId="34" w15:restartNumberingAfterBreak="0">
+    <w:nsid w:val="4A7D6329"/>
+    <w:multiLevelType w:val="multilevel"/>
+    <w:tmpl w:val="D21652A8"/>
+    <w:lvl w:ilvl="0">
+      <w:start w:val="1"/>
+      <w:numFmt w:val="bullet"/>
+      <w:lvlText w:val=""/>
+      <w:lvlJc w:val="left"/>
+      <w:pPr>
+        <w:tabs>
+          <w:tab w:val="num" w:pos="720"/>
+        </w:tabs>
+        <w:ind w:left="720" w:hanging="360"/>
+      </w:pPr>
+      <w:rPr>
+        <w:rFonts w:ascii="Symbol" w:hAnsi="Symbol" w:hint="default"/>
+        <w:sz w:val="20"/>
+      </w:rPr>
+    </w:lvl>
+    <w:lvl w:ilvl="1" w:tentative="1">
+      <w:start w:val="1"/>
+      <w:numFmt w:val="bullet"/>
+      <w:lvlText w:val="o"/>
+      <w:lvlJc w:val="left"/>
+      <w:pPr>
+        <w:tabs>
+          <w:tab w:val="num" w:pos="1440"/>
+        </w:tabs>
+        <w:ind w:left="1440" w:hanging="360"/>
+      </w:pPr>
+      <w:rPr>
+        <w:rFonts w:ascii="Courier New" w:hAnsi="Courier New" w:hint="default"/>
+        <w:sz w:val="20"/>
+      </w:rPr>
+    </w:lvl>
+    <w:lvl w:ilvl="2" w:tentative="1">
+      <w:start w:val="1"/>
+      <w:numFmt w:val="bullet"/>
+      <w:lvlText w:val=""/>
+      <w:lvlJc w:val="left"/>
+      <w:pPr>
+        <w:tabs>
+          <w:tab w:val="num" w:pos="2160"/>
+        </w:tabs>
+        <w:ind w:left="2160" w:hanging="360"/>
+      </w:pPr>
+      <w:rPr>
+        <w:rFonts w:ascii="Wingdings" w:hAnsi="Wingdings" w:hint="default"/>
+        <w:sz w:val="20"/>
+      </w:rPr>
+    </w:lvl>
+    <w:lvl w:ilvl="3" w:tentative="1">
+      <w:start w:val="1"/>
+      <w:numFmt w:val="bullet"/>
+      <w:lvlText w:val=""/>
+      <w:lvlJc w:val="left"/>
+      <w:pPr>
+        <w:tabs>
+          <w:tab w:val="num" w:pos="2880"/>
+        </w:tabs>
+        <w:ind w:left="2880" w:hanging="360"/>
+      </w:pPr>
+      <w:rPr>
+        <w:rFonts w:ascii="Wingdings" w:hAnsi="Wingdings" w:hint="default"/>
+        <w:sz w:val="20"/>
+      </w:rPr>
+    </w:lvl>
+    <w:lvl w:ilvl="4" w:tentative="1">
+      <w:start w:val="1"/>
+      <w:numFmt w:val="bullet"/>
+      <w:lvlText w:val=""/>
+      <w:lvlJc w:val="left"/>
+      <w:pPr>
+        <w:tabs>
+          <w:tab w:val="num" w:pos="3600"/>
+        </w:tabs>
+        <w:ind w:left="3600" w:hanging="360"/>
+      </w:pPr>
+      <w:rPr>
+        <w:rFonts w:ascii="Wingdings" w:hAnsi="Wingdings" w:hint="default"/>
+        <w:sz w:val="20"/>
+      </w:rPr>
+    </w:lvl>
+    <w:lvl w:ilvl="5" w:tentative="1">
+      <w:start w:val="1"/>
+      <w:numFmt w:val="bullet"/>
+      <w:lvlText w:val=""/>
+      <w:lvlJc w:val="left"/>
+      <w:pPr>
+        <w:tabs>
+          <w:tab w:val="num" w:pos="4320"/>
+        </w:tabs>
+        <w:ind w:left="4320" w:hanging="360"/>
+      </w:pPr>
+      <w:rPr>
+        <w:rFonts w:ascii="Wingdings" w:hAnsi="Wingdings" w:hint="default"/>
+        <w:sz w:val="20"/>
+      </w:rPr>
+    </w:lvl>
+    <w:lvl w:ilvl="6" w:tentative="1">
+      <w:start w:val="1"/>
+      <w:numFmt w:val="bullet"/>
+      <w:lvlText w:val=""/>
+      <w:lvlJc w:val="left"/>
+      <w:pPr>
+        <w:tabs>
+          <w:tab w:val="num" w:pos="5040"/>
+        </w:tabs>
+        <w:ind w:left="5040" w:hanging="360"/>
+      </w:pPr>
+      <w:rPr>
+        <w:rFonts w:ascii="Wingdings" w:hAnsi="Wingdings" w:hint="default"/>
+        <w:sz w:val="20"/>
+      </w:rPr>
+    </w:lvl>
+    <w:lvl w:ilvl="7" w:tentative="1">
+      <w:start w:val="1"/>
+      <w:numFmt w:val="bullet"/>
+      <w:lvlText w:val=""/>
+      <w:lvlJc w:val="left"/>
+      <w:pPr>
+        <w:tabs>
+          <w:tab w:val="num" w:pos="5760"/>
+        </w:tabs>
+        <w:ind w:left="5760" w:hanging="360"/>
+      </w:pPr>
+      <w:rPr>
+        <w:rFonts w:ascii="Wingdings" w:hAnsi="Wingdings" w:hint="default"/>
+        <w:sz w:val="20"/>
+      </w:rPr>
+    </w:lvl>
+    <w:lvl w:ilvl="8" w:tentative="1">
+      <w:start w:val="1"/>
+      <w:numFmt w:val="bullet"/>
+      <w:lvlText w:val=""/>
+      <w:lvlJc w:val="left"/>
+      <w:pPr>
+        <w:tabs>
+          <w:tab w:val="num" w:pos="6480"/>
+        </w:tabs>
+        <w:ind w:left="6480" w:hanging="360"/>
+      </w:pPr>
+      <w:rPr>
+        <w:rFonts w:ascii="Wingdings" w:hAnsi="Wingdings" w:hint="default"/>
+        <w:sz w:val="20"/>
+      </w:rPr>
+    </w:lvl>
+  </w:abstractNum>
+  <w:abstractNum w:abstractNumId="35" w15:restartNumberingAfterBreak="0">
+    <w:nsid w:val="50F2249B"/>
+    <w:multiLevelType w:val="multilevel"/>
+    <w:tmpl w:val="ED28AF78"/>
+    <w:lvl w:ilvl="0">
+      <w:start w:val="1"/>
+      <w:numFmt w:val="bullet"/>
+      <w:lvlText w:val=""/>
+      <w:lvlJc w:val="left"/>
+      <w:pPr>
+        <w:tabs>
+          <w:tab w:val="num" w:pos="720"/>
+        </w:tabs>
+        <w:ind w:left="720" w:hanging="360"/>
+      </w:pPr>
+      <w:rPr>
+        <w:rFonts w:ascii="Symbol" w:hAnsi="Symbol" w:hint="default"/>
+        <w:sz w:val="20"/>
+      </w:rPr>
+    </w:lvl>
+    <w:lvl w:ilvl="1" w:tentative="1">
+      <w:start w:val="1"/>
+      <w:numFmt w:val="bullet"/>
+      <w:lvlText w:val="o"/>
+      <w:lvlJc w:val="left"/>
+      <w:pPr>
+        <w:tabs>
+          <w:tab w:val="num" w:pos="1440"/>
+        </w:tabs>
+        <w:ind w:left="1440" w:hanging="360"/>
+      </w:pPr>
+      <w:rPr>
+        <w:rFonts w:ascii="Courier New" w:hAnsi="Courier New" w:hint="default"/>
+        <w:sz w:val="20"/>
+      </w:rPr>
+    </w:lvl>
+    <w:lvl w:ilvl="2" w:tentative="1">
+      <w:start w:val="1"/>
+      <w:numFmt w:val="bullet"/>
+      <w:lvlText w:val=""/>
+      <w:lvlJc w:val="left"/>
+      <w:pPr>
+        <w:tabs>
+          <w:tab w:val="num" w:pos="2160"/>
+        </w:tabs>
+        <w:ind w:left="2160" w:hanging="360"/>
+      </w:pPr>
+      <w:rPr>
+        <w:rFonts w:ascii="Wingdings" w:hAnsi="Wingdings" w:hint="default"/>
+        <w:sz w:val="20"/>
+      </w:rPr>
+    </w:lvl>
+    <w:lvl w:ilvl="3" w:tentative="1">
+      <w:start w:val="1"/>
+      <w:numFmt w:val="bullet"/>
+      <w:lvlText w:val=""/>
+      <w:lvlJc w:val="left"/>
+      <w:pPr>
+        <w:tabs>
+          <w:tab w:val="num" w:pos="2880"/>
+        </w:tabs>
+        <w:ind w:left="2880" w:hanging="360"/>
+      </w:pPr>
+      <w:rPr>
+        <w:rFonts w:ascii="Wingdings" w:hAnsi="Wingdings" w:hint="default"/>
+        <w:sz w:val="20"/>
+      </w:rPr>
+    </w:lvl>
+    <w:lvl w:ilvl="4" w:tentative="1">
+      <w:start w:val="1"/>
+      <w:numFmt w:val="bullet"/>
+      <w:lvlText w:val=""/>
+      <w:lvlJc w:val="left"/>
+      <w:pPr>
+        <w:tabs>
+          <w:tab w:val="num" w:pos="3600"/>
+        </w:tabs>
+        <w:ind w:left="3600" w:hanging="360"/>
+      </w:pPr>
+      <w:rPr>
+        <w:rFonts w:ascii="Wingdings" w:hAnsi="Wingdings" w:hint="default"/>
+        <w:sz w:val="20"/>
+      </w:rPr>
+    </w:lvl>
+    <w:lvl w:ilvl="5" w:tentative="1">
+      <w:start w:val="1"/>
+      <w:numFmt w:val="bullet"/>
+      <w:lvlText w:val=""/>
+      <w:lvlJc w:val="left"/>
+      <w:pPr>
+        <w:tabs>
+          <w:tab w:val="num" w:pos="4320"/>
+        </w:tabs>
+        <w:ind w:left="4320" w:hanging="360"/>
+      </w:pPr>
+      <w:rPr>
+        <w:rFonts w:ascii="Wingdings" w:hAnsi="Wingdings" w:hint="default"/>
+        <w:sz w:val="20"/>
+      </w:rPr>
+    </w:lvl>
+    <w:lvl w:ilvl="6" w:tentative="1">
+      <w:start w:val="1"/>
+      <w:numFmt w:val="bullet"/>
+      <w:lvlText w:val=""/>
+      <w:lvlJc w:val="left"/>
+      <w:pPr>
+        <w:tabs>
+          <w:tab w:val="num" w:pos="5040"/>
+        </w:tabs>
+        <w:ind w:left="5040" w:hanging="360"/>
+      </w:pPr>
+      <w:rPr>
+        <w:rFonts w:ascii="Wingdings" w:hAnsi="Wingdings" w:hint="default"/>
+        <w:sz w:val="20"/>
+      </w:rPr>
+    </w:lvl>
+    <w:lvl w:ilvl="7" w:tentative="1">
+      <w:start w:val="1"/>
+      <w:numFmt w:val="bullet"/>
+      <w:lvlText w:val=""/>
+      <w:lvlJc w:val="left"/>
+      <w:pPr>
+        <w:tabs>
+          <w:tab w:val="num" w:pos="5760"/>
+        </w:tabs>
+        <w:ind w:left="5760" w:hanging="360"/>
+      </w:pPr>
+      <w:rPr>
+        <w:rFonts w:ascii="Wingdings" w:hAnsi="Wingdings" w:hint="default"/>
+        <w:sz w:val="20"/>
+      </w:rPr>
+    </w:lvl>
+    <w:lvl w:ilvl="8" w:tentative="1">
+      <w:start w:val="1"/>
+      <w:numFmt w:val="bullet"/>
+      <w:lvlText w:val=""/>
+      <w:lvlJc w:val="left"/>
+      <w:pPr>
+        <w:tabs>
+          <w:tab w:val="num" w:pos="6480"/>
+        </w:tabs>
+        <w:ind w:left="6480" w:hanging="360"/>
+      </w:pPr>
+      <w:rPr>
+        <w:rFonts w:ascii="Wingdings" w:hAnsi="Wingdings" w:hint="default"/>
+        <w:sz w:val="20"/>
+      </w:rPr>
+    </w:lvl>
+  </w:abstractNum>
+  <w:abstractNum w:abstractNumId="36" w15:restartNumberingAfterBreak="0">
+    <w:nsid w:val="5356506D"/>
+    <w:multiLevelType w:val="multilevel"/>
+    <w:tmpl w:val="4BA80202"/>
+    <w:lvl w:ilvl="0">
+      <w:start w:val="1"/>
+      <w:numFmt w:val="bullet"/>
+      <w:lvlText w:val=""/>
+      <w:lvlJc w:val="left"/>
+      <w:pPr>
+        <w:tabs>
+          <w:tab w:val="num" w:pos="720"/>
+        </w:tabs>
+        <w:ind w:left="720" w:hanging="360"/>
+      </w:pPr>
+      <w:rPr>
+        <w:rFonts w:ascii="Symbol" w:hAnsi="Symbol" w:hint="default"/>
+        <w:sz w:val="20"/>
+      </w:rPr>
+    </w:lvl>
+    <w:lvl w:ilvl="1" w:tentative="1">
+      <w:start w:val="1"/>
+      <w:numFmt w:val="bullet"/>
+      <w:lvlText w:val="o"/>
+      <w:lvlJc w:val="left"/>
+      <w:pPr>
+        <w:tabs>
+          <w:tab w:val="num" w:pos="1440"/>
+        </w:tabs>
+        <w:ind w:left="1440" w:hanging="360"/>
+      </w:pPr>
+      <w:rPr>
+        <w:rFonts w:ascii="Courier New" w:hAnsi="Courier New" w:hint="default"/>
+        <w:sz w:val="20"/>
+      </w:rPr>
+    </w:lvl>
+    <w:lvl w:ilvl="2" w:tentative="1">
+      <w:start w:val="1"/>
+      <w:numFmt w:val="bullet"/>
+      <w:lvlText w:val=""/>
+      <w:lvlJc w:val="left"/>
+      <w:pPr>
+        <w:tabs>
+          <w:tab w:val="num" w:pos="2160"/>
+        </w:tabs>
+        <w:ind w:left="2160" w:hanging="360"/>
+      </w:pPr>
+      <w:rPr>
+        <w:rFonts w:ascii="Wingdings" w:hAnsi="Wingdings" w:hint="default"/>
+        <w:sz w:val="20"/>
+      </w:rPr>
+    </w:lvl>
+    <w:lvl w:ilvl="3" w:tentative="1">
+      <w:start w:val="1"/>
+      <w:numFmt w:val="bullet"/>
+      <w:lvlText w:val=""/>
+      <w:lvlJc w:val="left"/>
+      <w:pPr>
+        <w:tabs>
+          <w:tab w:val="num" w:pos="2880"/>
+        </w:tabs>
+        <w:ind w:left="2880" w:hanging="360"/>
+      </w:pPr>
+      <w:rPr>
+        <w:rFonts w:ascii="Wingdings" w:hAnsi="Wingdings" w:hint="default"/>
+        <w:sz w:val="20"/>
+      </w:rPr>
+    </w:lvl>
+    <w:lvl w:ilvl="4" w:tentative="1">
+      <w:start w:val="1"/>
+      <w:numFmt w:val="bullet"/>
+      <w:lvlText w:val=""/>
+      <w:lvlJc w:val="left"/>
+      <w:pPr>
+        <w:tabs>
+          <w:tab w:val="num" w:pos="3600"/>
+        </w:tabs>
+        <w:ind w:left="3600" w:hanging="360"/>
+      </w:pPr>
+      <w:rPr>
+        <w:rFonts w:ascii="Wingdings" w:hAnsi="Wingdings" w:hint="default"/>
+        <w:sz w:val="20"/>
+      </w:rPr>
+    </w:lvl>
+    <w:lvl w:ilvl="5" w:tentative="1">
+      <w:start w:val="1"/>
+      <w:numFmt w:val="bullet"/>
+      <w:lvlText w:val=""/>
+      <w:lvlJc w:val="left"/>
+      <w:pPr>
+        <w:tabs>
+          <w:tab w:val="num" w:pos="4320"/>
+        </w:tabs>
+        <w:ind w:left="4320" w:hanging="360"/>
+      </w:pPr>
+      <w:rPr>
+        <w:rFonts w:ascii="Wingdings" w:hAnsi="Wingdings" w:hint="default"/>
+        <w:sz w:val="20"/>
+      </w:rPr>
+    </w:lvl>
+    <w:lvl w:ilvl="6" w:tentative="1">
+      <w:start w:val="1"/>
+      <w:numFmt w:val="bullet"/>
+      <w:lvlText w:val=""/>
+      <w:lvlJc w:val="left"/>
+      <w:pPr>
+        <w:tabs>
+          <w:tab w:val="num" w:pos="5040"/>
+        </w:tabs>
+        <w:ind w:left="5040" w:hanging="360"/>
+      </w:pPr>
+      <w:rPr>
+        <w:rFonts w:ascii="Wingdings" w:hAnsi="Wingdings" w:hint="default"/>
+        <w:sz w:val="20"/>
+      </w:rPr>
+    </w:lvl>
+    <w:lvl w:ilvl="7" w:tentative="1">
+      <w:start w:val="1"/>
+      <w:numFmt w:val="bullet"/>
+      <w:lvlText w:val=""/>
+      <w:lvlJc w:val="left"/>
+      <w:pPr>
+        <w:tabs>
+          <w:tab w:val="num" w:pos="5760"/>
+        </w:tabs>
+        <w:ind w:left="5760" w:hanging="360"/>
+      </w:pPr>
+      <w:rPr>
+        <w:rFonts w:ascii="Wingdings" w:hAnsi="Wingdings" w:hint="default"/>
+        <w:sz w:val="20"/>
+      </w:rPr>
+    </w:lvl>
+    <w:lvl w:ilvl="8" w:tentative="1">
+      <w:start w:val="1"/>
+      <w:numFmt w:val="bullet"/>
+      <w:lvlText w:val=""/>
+      <w:lvlJc w:val="left"/>
+      <w:pPr>
+        <w:tabs>
+          <w:tab w:val="num" w:pos="6480"/>
+        </w:tabs>
+        <w:ind w:left="6480" w:hanging="360"/>
+      </w:pPr>
+      <w:rPr>
+        <w:rFonts w:ascii="Wingdings" w:hAnsi="Wingdings" w:hint="default"/>
+        <w:sz w:val="20"/>
+      </w:rPr>
+    </w:lvl>
+  </w:abstractNum>
+  <w:abstractNum w:abstractNumId="37" w15:restartNumberingAfterBreak="0">
+    <w:nsid w:val="53D5474B"/>
+    <w:multiLevelType w:val="multilevel"/>
+    <w:tmpl w:val="9F260F14"/>
+    <w:lvl w:ilvl="0">
+      <w:start w:val="1"/>
+      <w:numFmt w:val="bullet"/>
+      <w:lvlText w:val=""/>
+      <w:lvlJc w:val="left"/>
+      <w:pPr>
+        <w:tabs>
+          <w:tab w:val="num" w:pos="720"/>
+        </w:tabs>
+        <w:ind w:left="720" w:hanging="360"/>
+      </w:pPr>
+      <w:rPr>
+        <w:rFonts w:ascii="Symbol" w:hAnsi="Symbol" w:hint="default"/>
+        <w:sz w:val="20"/>
+      </w:rPr>
+    </w:lvl>
+    <w:lvl w:ilvl="1" w:tentative="1">
+      <w:start w:val="1"/>
+      <w:numFmt w:val="bullet"/>
+      <w:lvlText w:val="o"/>
+      <w:lvlJc w:val="left"/>
+      <w:pPr>
+        <w:tabs>
+          <w:tab w:val="num" w:pos="1440"/>
+        </w:tabs>
+        <w:ind w:left="1440" w:hanging="360"/>
+      </w:pPr>
+      <w:rPr>
+        <w:rFonts w:ascii="Courier New" w:hAnsi="Courier New" w:hint="default"/>
+        <w:sz w:val="20"/>
+      </w:rPr>
+    </w:lvl>
+    <w:lvl w:ilvl="2" w:tentative="1">
+      <w:start w:val="1"/>
+      <w:numFmt w:val="bullet"/>
+      <w:lvlText w:val=""/>
+      <w:lvlJc w:val="left"/>
+      <w:pPr>
+        <w:tabs>
+          <w:tab w:val="num" w:pos="2160"/>
+        </w:tabs>
+        <w:ind w:left="2160" w:hanging="360"/>
+      </w:pPr>
+      <w:rPr>
+        <w:rFonts w:ascii="Wingdings" w:hAnsi="Wingdings" w:hint="default"/>
+        <w:sz w:val="20"/>
+      </w:rPr>
+    </w:lvl>
+    <w:lvl w:ilvl="3" w:tentative="1">
+      <w:start w:val="1"/>
+      <w:numFmt w:val="bullet"/>
+      <w:lvlText w:val=""/>
+      <w:lvlJc w:val="left"/>
+      <w:pPr>
+        <w:tabs>
+          <w:tab w:val="num" w:pos="2880"/>
+        </w:tabs>
+        <w:ind w:left="2880" w:hanging="360"/>
+      </w:pPr>
+      <w:rPr>
+        <w:rFonts w:ascii="Wingdings" w:hAnsi="Wingdings" w:hint="default"/>
+        <w:sz w:val="20"/>
+      </w:rPr>
+    </w:lvl>
+    <w:lvl w:ilvl="4" w:tentative="1">
+      <w:start w:val="1"/>
+      <w:numFmt w:val="bullet"/>
+      <w:lvlText w:val=""/>
+      <w:lvlJc w:val="left"/>
+      <w:pPr>
+        <w:tabs>
+          <w:tab w:val="num" w:pos="3600"/>
+        </w:tabs>
+        <w:ind w:left="3600" w:hanging="360"/>
+      </w:pPr>
+      <w:rPr>
+        <w:rFonts w:ascii="Wingdings" w:hAnsi="Wingdings" w:hint="default"/>
+        <w:sz w:val="20"/>
+      </w:rPr>
+    </w:lvl>
+    <w:lvl w:ilvl="5" w:tentative="1">
+      <w:start w:val="1"/>
+      <w:numFmt w:val="bullet"/>
+      <w:lvlText w:val=""/>
+      <w:lvlJc w:val="left"/>
+      <w:pPr>
+        <w:tabs>
+          <w:tab w:val="num" w:pos="4320"/>
+        </w:tabs>
+        <w:ind w:left="4320" w:hanging="360"/>
+      </w:pPr>
+      <w:rPr>
+        <w:rFonts w:ascii="Wingdings" w:hAnsi="Wingdings" w:hint="default"/>
+        <w:sz w:val="20"/>
+      </w:rPr>
+    </w:lvl>
+    <w:lvl w:ilvl="6" w:tentative="1">
+      <w:start w:val="1"/>
+      <w:numFmt w:val="bullet"/>
+      <w:lvlText w:val=""/>
+      <w:lvlJc w:val="left"/>
+      <w:pPr>
+        <w:tabs>
+          <w:tab w:val="num" w:pos="5040"/>
+        </w:tabs>
+        <w:ind w:left="5040" w:hanging="360"/>
+      </w:pPr>
+      <w:rPr>
+        <w:rFonts w:ascii="Wingdings" w:hAnsi="Wingdings" w:hint="default"/>
+        <w:sz w:val="20"/>
+      </w:rPr>
+    </w:lvl>
+    <w:lvl w:ilvl="7" w:tentative="1">
+      <w:start w:val="1"/>
+      <w:numFmt w:val="bullet"/>
+      <w:lvlText w:val=""/>
+      <w:lvlJc w:val="left"/>
+      <w:pPr>
+        <w:tabs>
+          <w:tab w:val="num" w:pos="5760"/>
+        </w:tabs>
+        <w:ind w:left="5760" w:hanging="360"/>
+      </w:pPr>
+      <w:rPr>
+        <w:rFonts w:ascii="Wingdings" w:hAnsi="Wingdings" w:hint="default"/>
+        <w:sz w:val="20"/>
+      </w:rPr>
+    </w:lvl>
+    <w:lvl w:ilvl="8" w:tentative="1">
+      <w:start w:val="1"/>
+      <w:numFmt w:val="bullet"/>
+      <w:lvlText w:val=""/>
+      <w:lvlJc w:val="left"/>
+      <w:pPr>
+        <w:tabs>
+          <w:tab w:val="num" w:pos="6480"/>
+        </w:tabs>
+        <w:ind w:left="6480" w:hanging="360"/>
+      </w:pPr>
+      <w:rPr>
+        <w:rFonts w:ascii="Wingdings" w:hAnsi="Wingdings" w:hint="default"/>
+        <w:sz w:val="20"/>
+      </w:rPr>
+    </w:lvl>
+  </w:abstractNum>
+  <w:abstractNum w:abstractNumId="38" w15:restartNumberingAfterBreak="0">
     <w:nsid w:val="58F451F6"/>
     <w:multiLevelType w:val="hybridMultilevel"/>
     <w:tmpl w:val="6316AD74"/>
@@ -6700,7 +11206,156 @@
       </w:rPr>
     </w:lvl>
   </w:abstractNum>
-  <w:abstractNum w:abstractNumId="25" w15:restartNumberingAfterBreak="0">
+  <w:abstractNum w:abstractNumId="39" w15:restartNumberingAfterBreak="0">
+    <w:nsid w:val="592C2A58"/>
+    <w:multiLevelType w:val="multilevel"/>
+    <w:tmpl w:val="787C8EFA"/>
+    <w:lvl w:ilvl="0">
+      <w:start w:val="1"/>
+      <w:numFmt w:val="bullet"/>
+      <w:lvlText w:val=""/>
+      <w:lvlJc w:val="left"/>
+      <w:pPr>
+        <w:tabs>
+          <w:tab w:val="num" w:pos="720"/>
+        </w:tabs>
+        <w:ind w:left="720" w:hanging="360"/>
+      </w:pPr>
+      <w:rPr>
+        <w:rFonts w:ascii="Symbol" w:hAnsi="Symbol" w:hint="default"/>
+        <w:sz w:val="20"/>
+      </w:rPr>
+    </w:lvl>
+    <w:lvl w:ilvl="1" w:tentative="1">
+      <w:start w:val="1"/>
+      <w:numFmt w:val="bullet"/>
+      <w:lvlText w:val="o"/>
+      <w:lvlJc w:val="left"/>
+      <w:pPr>
+        <w:tabs>
+          <w:tab w:val="num" w:pos="1440"/>
+        </w:tabs>
+        <w:ind w:left="1440" w:hanging="360"/>
+      </w:pPr>
+      <w:rPr>
+        <w:rFonts w:ascii="Courier New" w:hAnsi="Courier New" w:hint="default"/>
+        <w:sz w:val="20"/>
+      </w:rPr>
+    </w:lvl>
+    <w:lvl w:ilvl="2" w:tentative="1">
+      <w:start w:val="1"/>
+      <w:numFmt w:val="bullet"/>
+      <w:lvlText w:val=""/>
+      <w:lvlJc w:val="left"/>
+      <w:pPr>
+        <w:tabs>
+          <w:tab w:val="num" w:pos="2160"/>
+        </w:tabs>
+        <w:ind w:left="2160" w:hanging="360"/>
+      </w:pPr>
+      <w:rPr>
+        <w:rFonts w:ascii="Wingdings" w:hAnsi="Wingdings" w:hint="default"/>
+        <w:sz w:val="20"/>
+      </w:rPr>
+    </w:lvl>
+    <w:lvl w:ilvl="3" w:tentative="1">
+      <w:start w:val="1"/>
+      <w:numFmt w:val="bullet"/>
+      <w:lvlText w:val=""/>
+      <w:lvlJc w:val="left"/>
+      <w:pPr>
+        <w:tabs>
+          <w:tab w:val="num" w:pos="2880"/>
+        </w:tabs>
+        <w:ind w:left="2880" w:hanging="360"/>
+      </w:pPr>
+      <w:rPr>
+        <w:rFonts w:ascii="Wingdings" w:hAnsi="Wingdings" w:hint="default"/>
+        <w:sz w:val="20"/>
+      </w:rPr>
+    </w:lvl>
+    <w:lvl w:ilvl="4" w:tentative="1">
+      <w:start w:val="1"/>
+      <w:numFmt w:val="bullet"/>
+      <w:lvlText w:val=""/>
+      <w:lvlJc w:val="left"/>
+      <w:pPr>
+        <w:tabs>
+          <w:tab w:val="num" w:pos="3600"/>
+        </w:tabs>
+        <w:ind w:left="3600" w:hanging="360"/>
+      </w:pPr>
+      <w:rPr>
+        <w:rFonts w:ascii="Wingdings" w:hAnsi="Wingdings" w:hint="default"/>
+        <w:sz w:val="20"/>
+      </w:rPr>
+    </w:lvl>
+    <w:lvl w:ilvl="5" w:tentative="1">
+      <w:start w:val="1"/>
+      <w:numFmt w:val="bullet"/>
+      <w:lvlText w:val=""/>
+      <w:lvlJc w:val="left"/>
+      <w:pPr>
+        <w:tabs>
+          <w:tab w:val="num" w:pos="4320"/>
+        </w:tabs>
+        <w:ind w:left="4320" w:hanging="360"/>
+      </w:pPr>
+      <w:rPr>
+        <w:rFonts w:ascii="Wingdings" w:hAnsi="Wingdings" w:hint="default"/>
+        <w:sz w:val="20"/>
+      </w:rPr>
+    </w:lvl>
+    <w:lvl w:ilvl="6" w:tentative="1">
+      <w:start w:val="1"/>
+      <w:numFmt w:val="bullet"/>
+      <w:lvlText w:val=""/>
+      <w:lvlJc w:val="left"/>
+      <w:pPr>
+        <w:tabs>
+          <w:tab w:val="num" w:pos="5040"/>
+        </w:tabs>
+        <w:ind w:left="5040" w:hanging="360"/>
+      </w:pPr>
+      <w:rPr>
+        <w:rFonts w:ascii="Wingdings" w:hAnsi="Wingdings" w:hint="default"/>
+        <w:sz w:val="20"/>
+      </w:rPr>
+    </w:lvl>
+    <w:lvl w:ilvl="7" w:tentative="1">
+      <w:start w:val="1"/>
+      <w:numFmt w:val="bullet"/>
+      <w:lvlText w:val=""/>
+      <w:lvlJc w:val="left"/>
+      <w:pPr>
+        <w:tabs>
+          <w:tab w:val="num" w:pos="5760"/>
+        </w:tabs>
+        <w:ind w:left="5760" w:hanging="360"/>
+      </w:pPr>
+      <w:rPr>
+        <w:rFonts w:ascii="Wingdings" w:hAnsi="Wingdings" w:hint="default"/>
+        <w:sz w:val="20"/>
+      </w:rPr>
+    </w:lvl>
+    <w:lvl w:ilvl="8" w:tentative="1">
+      <w:start w:val="1"/>
+      <w:numFmt w:val="bullet"/>
+      <w:lvlText w:val=""/>
+      <w:lvlJc w:val="left"/>
+      <w:pPr>
+        <w:tabs>
+          <w:tab w:val="num" w:pos="6480"/>
+        </w:tabs>
+        <w:ind w:left="6480" w:hanging="360"/>
+      </w:pPr>
+      <w:rPr>
+        <w:rFonts w:ascii="Wingdings" w:hAnsi="Wingdings" w:hint="default"/>
+        <w:sz w:val="20"/>
+      </w:rPr>
+    </w:lvl>
+  </w:abstractNum>
+  <w:abstractNum w:abstractNumId="40" w15:restartNumberingAfterBreak="0">
     <w:nsid w:val="59850A96"/>
     <w:multiLevelType w:val="multilevel"/>
     <w:tmpl w:val="E45EA1E2"/>
@@ -6835,7 +11490,7 @@
       </w:rPr>
     </w:lvl>
   </w:abstractNum>
-  <w:abstractNum w:abstractNumId="26" w15:restartNumberingAfterBreak="0">
+  <w:abstractNum w:abstractNumId="41" w15:restartNumberingAfterBreak="0">
     <w:nsid w:val="5D240A91"/>
     <w:multiLevelType w:val="hybridMultilevel"/>
     <w:tmpl w:val="147EA162"/>
@@ -6947,7 +11602,7 @@
       </w:rPr>
     </w:lvl>
   </w:abstractNum>
-  <w:abstractNum w:abstractNumId="27" w15:restartNumberingAfterBreak="0">
+  <w:abstractNum w:abstractNumId="42" w15:restartNumberingAfterBreak="0">
     <w:nsid w:val="61670855"/>
     <w:multiLevelType w:val="hybridMultilevel"/>
     <w:tmpl w:val="1616A58C"/>
@@ -7060,7 +11715,156 @@
       </w:rPr>
     </w:lvl>
   </w:abstractNum>
-  <w:abstractNum w:abstractNumId="28" w15:restartNumberingAfterBreak="0">
+  <w:abstractNum w:abstractNumId="43" w15:restartNumberingAfterBreak="0">
+    <w:nsid w:val="654F5B38"/>
+    <w:multiLevelType w:val="multilevel"/>
+    <w:tmpl w:val="5504F280"/>
+    <w:lvl w:ilvl="0">
+      <w:start w:val="1"/>
+      <w:numFmt w:val="bullet"/>
+      <w:lvlText w:val=""/>
+      <w:lvlJc w:val="left"/>
+      <w:pPr>
+        <w:tabs>
+          <w:tab w:val="num" w:pos="720"/>
+        </w:tabs>
+        <w:ind w:left="720" w:hanging="360"/>
+      </w:pPr>
+      <w:rPr>
+        <w:rFonts w:ascii="Symbol" w:hAnsi="Symbol" w:hint="default"/>
+        <w:sz w:val="20"/>
+      </w:rPr>
+    </w:lvl>
+    <w:lvl w:ilvl="1" w:tentative="1">
+      <w:start w:val="1"/>
+      <w:numFmt w:val="bullet"/>
+      <w:lvlText w:val="o"/>
+      <w:lvlJc w:val="left"/>
+      <w:pPr>
+        <w:tabs>
+          <w:tab w:val="num" w:pos="1440"/>
+        </w:tabs>
+        <w:ind w:left="1440" w:hanging="360"/>
+      </w:pPr>
+      <w:rPr>
+        <w:rFonts w:ascii="Courier New" w:hAnsi="Courier New" w:hint="default"/>
+        <w:sz w:val="20"/>
+      </w:rPr>
+    </w:lvl>
+    <w:lvl w:ilvl="2" w:tentative="1">
+      <w:start w:val="1"/>
+      <w:numFmt w:val="bullet"/>
+      <w:lvlText w:val=""/>
+      <w:lvlJc w:val="left"/>
+      <w:pPr>
+        <w:tabs>
+          <w:tab w:val="num" w:pos="2160"/>
+        </w:tabs>
+        <w:ind w:left="2160" w:hanging="360"/>
+      </w:pPr>
+      <w:rPr>
+        <w:rFonts w:ascii="Wingdings" w:hAnsi="Wingdings" w:hint="default"/>
+        <w:sz w:val="20"/>
+      </w:rPr>
+    </w:lvl>
+    <w:lvl w:ilvl="3" w:tentative="1">
+      <w:start w:val="1"/>
+      <w:numFmt w:val="bullet"/>
+      <w:lvlText w:val=""/>
+      <w:lvlJc w:val="left"/>
+      <w:pPr>
+        <w:tabs>
+          <w:tab w:val="num" w:pos="2880"/>
+        </w:tabs>
+        <w:ind w:left="2880" w:hanging="360"/>
+      </w:pPr>
+      <w:rPr>
+        <w:rFonts w:ascii="Wingdings" w:hAnsi="Wingdings" w:hint="default"/>
+        <w:sz w:val="20"/>
+      </w:rPr>
+    </w:lvl>
+    <w:lvl w:ilvl="4" w:tentative="1">
+      <w:start w:val="1"/>
+      <w:numFmt w:val="bullet"/>
+      <w:lvlText w:val=""/>
+      <w:lvlJc w:val="left"/>
+      <w:pPr>
+        <w:tabs>
+          <w:tab w:val="num" w:pos="3600"/>
+        </w:tabs>
+        <w:ind w:left="3600" w:hanging="360"/>
+      </w:pPr>
+      <w:rPr>
+        <w:rFonts w:ascii="Wingdings" w:hAnsi="Wingdings" w:hint="default"/>
+        <w:sz w:val="20"/>
+      </w:rPr>
+    </w:lvl>
+    <w:lvl w:ilvl="5" w:tentative="1">
+      <w:start w:val="1"/>
+      <w:numFmt w:val="bullet"/>
+      <w:lvlText w:val=""/>
+      <w:lvlJc w:val="left"/>
+      <w:pPr>
+        <w:tabs>
+          <w:tab w:val="num" w:pos="4320"/>
+        </w:tabs>
+        <w:ind w:left="4320" w:hanging="360"/>
+      </w:pPr>
+      <w:rPr>
+        <w:rFonts w:ascii="Wingdings" w:hAnsi="Wingdings" w:hint="default"/>
+        <w:sz w:val="20"/>
+      </w:rPr>
+    </w:lvl>
+    <w:lvl w:ilvl="6" w:tentative="1">
+      <w:start w:val="1"/>
+      <w:numFmt w:val="bullet"/>
+      <w:lvlText w:val=""/>
+      <w:lvlJc w:val="left"/>
+      <w:pPr>
+        <w:tabs>
+          <w:tab w:val="num" w:pos="5040"/>
+        </w:tabs>
+        <w:ind w:left="5040" w:hanging="360"/>
+      </w:pPr>
+      <w:rPr>
+        <w:rFonts w:ascii="Wingdings" w:hAnsi="Wingdings" w:hint="default"/>
+        <w:sz w:val="20"/>
+      </w:rPr>
+    </w:lvl>
+    <w:lvl w:ilvl="7" w:tentative="1">
+      <w:start w:val="1"/>
+      <w:numFmt w:val="bullet"/>
+      <w:lvlText w:val=""/>
+      <w:lvlJc w:val="left"/>
+      <w:pPr>
+        <w:tabs>
+          <w:tab w:val="num" w:pos="5760"/>
+        </w:tabs>
+        <w:ind w:left="5760" w:hanging="360"/>
+      </w:pPr>
+      <w:rPr>
+        <w:rFonts w:ascii="Wingdings" w:hAnsi="Wingdings" w:hint="default"/>
+        <w:sz w:val="20"/>
+      </w:rPr>
+    </w:lvl>
+    <w:lvl w:ilvl="8" w:tentative="1">
+      <w:start w:val="1"/>
+      <w:numFmt w:val="bullet"/>
+      <w:lvlText w:val=""/>
+      <w:lvlJc w:val="left"/>
+      <w:pPr>
+        <w:tabs>
+          <w:tab w:val="num" w:pos="6480"/>
+        </w:tabs>
+        <w:ind w:left="6480" w:hanging="360"/>
+      </w:pPr>
+      <w:rPr>
+        <w:rFonts w:ascii="Wingdings" w:hAnsi="Wingdings" w:hint="default"/>
+        <w:sz w:val="20"/>
+      </w:rPr>
+    </w:lvl>
+  </w:abstractNum>
+  <w:abstractNum w:abstractNumId="44" w15:restartNumberingAfterBreak="0">
     <w:nsid w:val="66546FF2"/>
     <w:multiLevelType w:val="hybridMultilevel"/>
     <w:tmpl w:val="9ADC8252"/>
@@ -7172,7 +11976,7 @@
       </w:rPr>
     </w:lvl>
   </w:abstractNum>
-  <w:abstractNum w:abstractNumId="29" w15:restartNumberingAfterBreak="0">
+  <w:abstractNum w:abstractNumId="45" w15:restartNumberingAfterBreak="0">
     <w:nsid w:val="69313994"/>
     <w:multiLevelType w:val="hybridMultilevel"/>
     <w:tmpl w:val="21D658C8"/>
@@ -7285,7 +12089,7 @@
       </w:rPr>
     </w:lvl>
   </w:abstractNum>
-  <w:abstractNum w:abstractNumId="30" w15:restartNumberingAfterBreak="0">
+  <w:abstractNum w:abstractNumId="46" w15:restartNumberingAfterBreak="0">
     <w:nsid w:val="6A477B2A"/>
     <w:multiLevelType w:val="hybridMultilevel"/>
     <w:tmpl w:val="7D548D3C"/>
@@ -7397,7 +12201,156 @@
       </w:rPr>
     </w:lvl>
   </w:abstractNum>
-  <w:abstractNum w:abstractNumId="31" w15:restartNumberingAfterBreak="0">
+  <w:abstractNum w:abstractNumId="47" w15:restartNumberingAfterBreak="0">
+    <w:nsid w:val="6DB17AEF"/>
+    <w:multiLevelType w:val="multilevel"/>
+    <w:tmpl w:val="E698E7A8"/>
+    <w:lvl w:ilvl="0">
+      <w:start w:val="1"/>
+      <w:numFmt w:val="bullet"/>
+      <w:lvlText w:val=""/>
+      <w:lvlJc w:val="left"/>
+      <w:pPr>
+        <w:tabs>
+          <w:tab w:val="num" w:pos="720"/>
+        </w:tabs>
+        <w:ind w:left="720" w:hanging="360"/>
+      </w:pPr>
+      <w:rPr>
+        <w:rFonts w:ascii="Symbol" w:hAnsi="Symbol" w:hint="default"/>
+        <w:sz w:val="20"/>
+      </w:rPr>
+    </w:lvl>
+    <w:lvl w:ilvl="1" w:tentative="1">
+      <w:start w:val="1"/>
+      <w:numFmt w:val="bullet"/>
+      <w:lvlText w:val="o"/>
+      <w:lvlJc w:val="left"/>
+      <w:pPr>
+        <w:tabs>
+          <w:tab w:val="num" w:pos="1440"/>
+        </w:tabs>
+        <w:ind w:left="1440" w:hanging="360"/>
+      </w:pPr>
+      <w:rPr>
+        <w:rFonts w:ascii="Courier New" w:hAnsi="Courier New" w:hint="default"/>
+        <w:sz w:val="20"/>
+      </w:rPr>
+    </w:lvl>
+    <w:lvl w:ilvl="2" w:tentative="1">
+      <w:start w:val="1"/>
+      <w:numFmt w:val="bullet"/>
+      <w:lvlText w:val=""/>
+      <w:lvlJc w:val="left"/>
+      <w:pPr>
+        <w:tabs>
+          <w:tab w:val="num" w:pos="2160"/>
+        </w:tabs>
+        <w:ind w:left="2160" w:hanging="360"/>
+      </w:pPr>
+      <w:rPr>
+        <w:rFonts w:ascii="Wingdings" w:hAnsi="Wingdings" w:hint="default"/>
+        <w:sz w:val="20"/>
+      </w:rPr>
+    </w:lvl>
+    <w:lvl w:ilvl="3" w:tentative="1">
+      <w:start w:val="1"/>
+      <w:numFmt w:val="bullet"/>
+      <w:lvlText w:val=""/>
+      <w:lvlJc w:val="left"/>
+      <w:pPr>
+        <w:tabs>
+          <w:tab w:val="num" w:pos="2880"/>
+        </w:tabs>
+        <w:ind w:left="2880" w:hanging="360"/>
+      </w:pPr>
+      <w:rPr>
+        <w:rFonts w:ascii="Wingdings" w:hAnsi="Wingdings" w:hint="default"/>
+        <w:sz w:val="20"/>
+      </w:rPr>
+    </w:lvl>
+    <w:lvl w:ilvl="4" w:tentative="1">
+      <w:start w:val="1"/>
+      <w:numFmt w:val="bullet"/>
+      <w:lvlText w:val=""/>
+      <w:lvlJc w:val="left"/>
+      <w:pPr>
+        <w:tabs>
+          <w:tab w:val="num" w:pos="3600"/>
+        </w:tabs>
+        <w:ind w:left="3600" w:hanging="360"/>
+      </w:pPr>
+      <w:rPr>
+        <w:rFonts w:ascii="Wingdings" w:hAnsi="Wingdings" w:hint="default"/>
+        <w:sz w:val="20"/>
+      </w:rPr>
+    </w:lvl>
+    <w:lvl w:ilvl="5" w:tentative="1">
+      <w:start w:val="1"/>
+      <w:numFmt w:val="bullet"/>
+      <w:lvlText w:val=""/>
+      <w:lvlJc w:val="left"/>
+      <w:pPr>
+        <w:tabs>
+          <w:tab w:val="num" w:pos="4320"/>
+        </w:tabs>
+        <w:ind w:left="4320" w:hanging="360"/>
+      </w:pPr>
+      <w:rPr>
+        <w:rFonts w:ascii="Wingdings" w:hAnsi="Wingdings" w:hint="default"/>
+        <w:sz w:val="20"/>
+      </w:rPr>
+    </w:lvl>
+    <w:lvl w:ilvl="6" w:tentative="1">
+      <w:start w:val="1"/>
+      <w:numFmt w:val="bullet"/>
+      <w:lvlText w:val=""/>
+      <w:lvlJc w:val="left"/>
+      <w:pPr>
+        <w:tabs>
+          <w:tab w:val="num" w:pos="5040"/>
+        </w:tabs>
+        <w:ind w:left="5040" w:hanging="360"/>
+      </w:pPr>
+      <w:rPr>
+        <w:rFonts w:ascii="Wingdings" w:hAnsi="Wingdings" w:hint="default"/>
+        <w:sz w:val="20"/>
+      </w:rPr>
+    </w:lvl>
+    <w:lvl w:ilvl="7" w:tentative="1">
+      <w:start w:val="1"/>
+      <w:numFmt w:val="bullet"/>
+      <w:lvlText w:val=""/>
+      <w:lvlJc w:val="left"/>
+      <w:pPr>
+        <w:tabs>
+          <w:tab w:val="num" w:pos="5760"/>
+        </w:tabs>
+        <w:ind w:left="5760" w:hanging="360"/>
+      </w:pPr>
+      <w:rPr>
+        <w:rFonts w:ascii="Wingdings" w:hAnsi="Wingdings" w:hint="default"/>
+        <w:sz w:val="20"/>
+      </w:rPr>
+    </w:lvl>
+    <w:lvl w:ilvl="8" w:tentative="1">
+      <w:start w:val="1"/>
+      <w:numFmt w:val="bullet"/>
+      <w:lvlText w:val=""/>
+      <w:lvlJc w:val="left"/>
+      <w:pPr>
+        <w:tabs>
+          <w:tab w:val="num" w:pos="6480"/>
+        </w:tabs>
+        <w:ind w:left="6480" w:hanging="360"/>
+      </w:pPr>
+      <w:rPr>
+        <w:rFonts w:ascii="Wingdings" w:hAnsi="Wingdings" w:hint="default"/>
+        <w:sz w:val="20"/>
+      </w:rPr>
+    </w:lvl>
+  </w:abstractNum>
+  <w:abstractNum w:abstractNumId="48" w15:restartNumberingAfterBreak="0">
     <w:nsid w:val="6E016A80"/>
     <w:multiLevelType w:val="hybridMultilevel"/>
     <w:tmpl w:val="19F07A2C"/>
@@ -7509,7 +12462,7 @@
       </w:rPr>
     </w:lvl>
   </w:abstractNum>
-  <w:abstractNum w:abstractNumId="32" w15:restartNumberingAfterBreak="0">
+  <w:abstractNum w:abstractNumId="49" w15:restartNumberingAfterBreak="0">
     <w:nsid w:val="708167F1"/>
     <w:multiLevelType w:val="hybridMultilevel"/>
     <w:tmpl w:val="BB7E831C"/>
@@ -7621,7 +12574,156 @@
       </w:rPr>
     </w:lvl>
   </w:abstractNum>
-  <w:abstractNum w:abstractNumId="33" w15:restartNumberingAfterBreak="0">
+  <w:abstractNum w:abstractNumId="50" w15:restartNumberingAfterBreak="0">
+    <w:nsid w:val="708D2544"/>
+    <w:multiLevelType w:val="multilevel"/>
+    <w:tmpl w:val="9E1E72B2"/>
+    <w:lvl w:ilvl="0">
+      <w:start w:val="1"/>
+      <w:numFmt w:val="bullet"/>
+      <w:lvlText w:val=""/>
+      <w:lvlJc w:val="left"/>
+      <w:pPr>
+        <w:tabs>
+          <w:tab w:val="num" w:pos="720"/>
+        </w:tabs>
+        <w:ind w:left="720" w:hanging="360"/>
+      </w:pPr>
+      <w:rPr>
+        <w:rFonts w:ascii="Symbol" w:hAnsi="Symbol" w:hint="default"/>
+        <w:sz w:val="20"/>
+      </w:rPr>
+    </w:lvl>
+    <w:lvl w:ilvl="1" w:tentative="1">
+      <w:start w:val="1"/>
+      <w:numFmt w:val="bullet"/>
+      <w:lvlText w:val="o"/>
+      <w:lvlJc w:val="left"/>
+      <w:pPr>
+        <w:tabs>
+          <w:tab w:val="num" w:pos="1440"/>
+        </w:tabs>
+        <w:ind w:left="1440" w:hanging="360"/>
+      </w:pPr>
+      <w:rPr>
+        <w:rFonts w:ascii="Courier New" w:hAnsi="Courier New" w:hint="default"/>
+        <w:sz w:val="20"/>
+      </w:rPr>
+    </w:lvl>
+    <w:lvl w:ilvl="2" w:tentative="1">
+      <w:start w:val="1"/>
+      <w:numFmt w:val="bullet"/>
+      <w:lvlText w:val=""/>
+      <w:lvlJc w:val="left"/>
+      <w:pPr>
+        <w:tabs>
+          <w:tab w:val="num" w:pos="2160"/>
+        </w:tabs>
+        <w:ind w:left="2160" w:hanging="360"/>
+      </w:pPr>
+      <w:rPr>
+        <w:rFonts w:ascii="Wingdings" w:hAnsi="Wingdings" w:hint="default"/>
+        <w:sz w:val="20"/>
+      </w:rPr>
+    </w:lvl>
+    <w:lvl w:ilvl="3" w:tentative="1">
+      <w:start w:val="1"/>
+      <w:numFmt w:val="bullet"/>
+      <w:lvlText w:val=""/>
+      <w:lvlJc w:val="left"/>
+      <w:pPr>
+        <w:tabs>
+          <w:tab w:val="num" w:pos="2880"/>
+        </w:tabs>
+        <w:ind w:left="2880" w:hanging="360"/>
+      </w:pPr>
+      <w:rPr>
+        <w:rFonts w:ascii="Wingdings" w:hAnsi="Wingdings" w:hint="default"/>
+        <w:sz w:val="20"/>
+      </w:rPr>
+    </w:lvl>
+    <w:lvl w:ilvl="4" w:tentative="1">
+      <w:start w:val="1"/>
+      <w:numFmt w:val="bullet"/>
+      <w:lvlText w:val=""/>
+      <w:lvlJc w:val="left"/>
+      <w:pPr>
+        <w:tabs>
+          <w:tab w:val="num" w:pos="3600"/>
+        </w:tabs>
+        <w:ind w:left="3600" w:hanging="360"/>
+      </w:pPr>
+      <w:rPr>
+        <w:rFonts w:ascii="Wingdings" w:hAnsi="Wingdings" w:hint="default"/>
+        <w:sz w:val="20"/>
+      </w:rPr>
+    </w:lvl>
+    <w:lvl w:ilvl="5" w:tentative="1">
+      <w:start w:val="1"/>
+      <w:numFmt w:val="bullet"/>
+      <w:lvlText w:val=""/>
+      <w:lvlJc w:val="left"/>
+      <w:pPr>
+        <w:tabs>
+          <w:tab w:val="num" w:pos="4320"/>
+        </w:tabs>
+        <w:ind w:left="4320" w:hanging="360"/>
+      </w:pPr>
+      <w:rPr>
+        <w:rFonts w:ascii="Wingdings" w:hAnsi="Wingdings" w:hint="default"/>
+        <w:sz w:val="20"/>
+      </w:rPr>
+    </w:lvl>
+    <w:lvl w:ilvl="6" w:tentative="1">
+      <w:start w:val="1"/>
+      <w:numFmt w:val="bullet"/>
+      <w:lvlText w:val=""/>
+      <w:lvlJc w:val="left"/>
+      <w:pPr>
+        <w:tabs>
+          <w:tab w:val="num" w:pos="5040"/>
+        </w:tabs>
+        <w:ind w:left="5040" w:hanging="360"/>
+      </w:pPr>
+      <w:rPr>
+        <w:rFonts w:ascii="Wingdings" w:hAnsi="Wingdings" w:hint="default"/>
+        <w:sz w:val="20"/>
+      </w:rPr>
+    </w:lvl>
+    <w:lvl w:ilvl="7" w:tentative="1">
+      <w:start w:val="1"/>
+      <w:numFmt w:val="bullet"/>
+      <w:lvlText w:val=""/>
+      <w:lvlJc w:val="left"/>
+      <w:pPr>
+        <w:tabs>
+          <w:tab w:val="num" w:pos="5760"/>
+        </w:tabs>
+        <w:ind w:left="5760" w:hanging="360"/>
+      </w:pPr>
+      <w:rPr>
+        <w:rFonts w:ascii="Wingdings" w:hAnsi="Wingdings" w:hint="default"/>
+        <w:sz w:val="20"/>
+      </w:rPr>
+    </w:lvl>
+    <w:lvl w:ilvl="8" w:tentative="1">
+      <w:start w:val="1"/>
+      <w:numFmt w:val="bullet"/>
+      <w:lvlText w:val=""/>
+      <w:lvlJc w:val="left"/>
+      <w:pPr>
+        <w:tabs>
+          <w:tab w:val="num" w:pos="6480"/>
+        </w:tabs>
+        <w:ind w:left="6480" w:hanging="360"/>
+      </w:pPr>
+      <w:rPr>
+        <w:rFonts w:ascii="Wingdings" w:hAnsi="Wingdings" w:hint="default"/>
+        <w:sz w:val="20"/>
+      </w:rPr>
+    </w:lvl>
+  </w:abstractNum>
+  <w:abstractNum w:abstractNumId="51" w15:restartNumberingAfterBreak="0">
     <w:nsid w:val="70E30877"/>
     <w:multiLevelType w:val="hybridMultilevel"/>
     <w:tmpl w:val="31980276"/>
@@ -7733,7 +12835,156 @@
       </w:rPr>
     </w:lvl>
   </w:abstractNum>
-  <w:abstractNum w:abstractNumId="34" w15:restartNumberingAfterBreak="0">
+  <w:abstractNum w:abstractNumId="52" w15:restartNumberingAfterBreak="0">
+    <w:nsid w:val="720456CF"/>
+    <w:multiLevelType w:val="multilevel"/>
+    <w:tmpl w:val="0C402EEC"/>
+    <w:lvl w:ilvl="0">
+      <w:start w:val="1"/>
+      <w:numFmt w:val="bullet"/>
+      <w:lvlText w:val=""/>
+      <w:lvlJc w:val="left"/>
+      <w:pPr>
+        <w:tabs>
+          <w:tab w:val="num" w:pos="720"/>
+        </w:tabs>
+        <w:ind w:left="720" w:hanging="360"/>
+      </w:pPr>
+      <w:rPr>
+        <w:rFonts w:ascii="Symbol" w:hAnsi="Symbol" w:hint="default"/>
+        <w:sz w:val="20"/>
+      </w:rPr>
+    </w:lvl>
+    <w:lvl w:ilvl="1" w:tentative="1">
+      <w:start w:val="1"/>
+      <w:numFmt w:val="bullet"/>
+      <w:lvlText w:val="o"/>
+      <w:lvlJc w:val="left"/>
+      <w:pPr>
+        <w:tabs>
+          <w:tab w:val="num" w:pos="1440"/>
+        </w:tabs>
+        <w:ind w:left="1440" w:hanging="360"/>
+      </w:pPr>
+      <w:rPr>
+        <w:rFonts w:ascii="Courier New" w:hAnsi="Courier New" w:hint="default"/>
+        <w:sz w:val="20"/>
+      </w:rPr>
+    </w:lvl>
+    <w:lvl w:ilvl="2" w:tentative="1">
+      <w:start w:val="1"/>
+      <w:numFmt w:val="bullet"/>
+      <w:lvlText w:val=""/>
+      <w:lvlJc w:val="left"/>
+      <w:pPr>
+        <w:tabs>
+          <w:tab w:val="num" w:pos="2160"/>
+        </w:tabs>
+        <w:ind w:left="2160" w:hanging="360"/>
+      </w:pPr>
+      <w:rPr>
+        <w:rFonts w:ascii="Wingdings" w:hAnsi="Wingdings" w:hint="default"/>
+        <w:sz w:val="20"/>
+      </w:rPr>
+    </w:lvl>
+    <w:lvl w:ilvl="3" w:tentative="1">
+      <w:start w:val="1"/>
+      <w:numFmt w:val="bullet"/>
+      <w:lvlText w:val=""/>
+      <w:lvlJc w:val="left"/>
+      <w:pPr>
+        <w:tabs>
+          <w:tab w:val="num" w:pos="2880"/>
+        </w:tabs>
+        <w:ind w:left="2880" w:hanging="360"/>
+      </w:pPr>
+      <w:rPr>
+        <w:rFonts w:ascii="Wingdings" w:hAnsi="Wingdings" w:hint="default"/>
+        <w:sz w:val="20"/>
+      </w:rPr>
+    </w:lvl>
+    <w:lvl w:ilvl="4" w:tentative="1">
+      <w:start w:val="1"/>
+      <w:numFmt w:val="bullet"/>
+      <w:lvlText w:val=""/>
+      <w:lvlJc w:val="left"/>
+      <w:pPr>
+        <w:tabs>
+          <w:tab w:val="num" w:pos="3600"/>
+        </w:tabs>
+        <w:ind w:left="3600" w:hanging="360"/>
+      </w:pPr>
+      <w:rPr>
+        <w:rFonts w:ascii="Wingdings" w:hAnsi="Wingdings" w:hint="default"/>
+        <w:sz w:val="20"/>
+      </w:rPr>
+    </w:lvl>
+    <w:lvl w:ilvl="5" w:tentative="1">
+      <w:start w:val="1"/>
+      <w:numFmt w:val="bullet"/>
+      <w:lvlText w:val=""/>
+      <w:lvlJc w:val="left"/>
+      <w:pPr>
+        <w:tabs>
+          <w:tab w:val="num" w:pos="4320"/>
+        </w:tabs>
+        <w:ind w:left="4320" w:hanging="360"/>
+      </w:pPr>
+      <w:rPr>
+        <w:rFonts w:ascii="Wingdings" w:hAnsi="Wingdings" w:hint="default"/>
+        <w:sz w:val="20"/>
+      </w:rPr>
+    </w:lvl>
+    <w:lvl w:ilvl="6" w:tentative="1">
+      <w:start w:val="1"/>
+      <w:numFmt w:val="bullet"/>
+      <w:lvlText w:val=""/>
+      <w:lvlJc w:val="left"/>
+      <w:pPr>
+        <w:tabs>
+          <w:tab w:val="num" w:pos="5040"/>
+        </w:tabs>
+        <w:ind w:left="5040" w:hanging="360"/>
+      </w:pPr>
+      <w:rPr>
+        <w:rFonts w:ascii="Wingdings" w:hAnsi="Wingdings" w:hint="default"/>
+        <w:sz w:val="20"/>
+      </w:rPr>
+    </w:lvl>
+    <w:lvl w:ilvl="7" w:tentative="1">
+      <w:start w:val="1"/>
+      <w:numFmt w:val="bullet"/>
+      <w:lvlText w:val=""/>
+      <w:lvlJc w:val="left"/>
+      <w:pPr>
+        <w:tabs>
+          <w:tab w:val="num" w:pos="5760"/>
+        </w:tabs>
+        <w:ind w:left="5760" w:hanging="360"/>
+      </w:pPr>
+      <w:rPr>
+        <w:rFonts w:ascii="Wingdings" w:hAnsi="Wingdings" w:hint="default"/>
+        <w:sz w:val="20"/>
+      </w:rPr>
+    </w:lvl>
+    <w:lvl w:ilvl="8" w:tentative="1">
+      <w:start w:val="1"/>
+      <w:numFmt w:val="bullet"/>
+      <w:lvlText w:val=""/>
+      <w:lvlJc w:val="left"/>
+      <w:pPr>
+        <w:tabs>
+          <w:tab w:val="num" w:pos="6480"/>
+        </w:tabs>
+        <w:ind w:left="6480" w:hanging="360"/>
+      </w:pPr>
+      <w:rPr>
+        <w:rFonts w:ascii="Wingdings" w:hAnsi="Wingdings" w:hint="default"/>
+        <w:sz w:val="20"/>
+      </w:rPr>
+    </w:lvl>
+  </w:abstractNum>
+  <w:abstractNum w:abstractNumId="53" w15:restartNumberingAfterBreak="0">
     <w:nsid w:val="741758E2"/>
     <w:multiLevelType w:val="multilevel"/>
     <w:tmpl w:val="DCFA18EA"/>
@@ -7881,7 +13132,7 @@
       </w:rPr>
     </w:lvl>
   </w:abstractNum>
-  <w:abstractNum w:abstractNumId="35" w15:restartNumberingAfterBreak="0">
+  <w:abstractNum w:abstractNumId="54" w15:restartNumberingAfterBreak="0">
     <w:nsid w:val="79226349"/>
     <w:multiLevelType w:val="hybridMultilevel"/>
     <w:tmpl w:val="31C22870"/>
@@ -7993,7 +13244,7 @@
       </w:rPr>
     </w:lvl>
   </w:abstractNum>
-  <w:abstractNum w:abstractNumId="36" w15:restartNumberingAfterBreak="0">
+  <w:abstractNum w:abstractNumId="55" w15:restartNumberingAfterBreak="0">
     <w:nsid w:val="7D7F4046"/>
     <w:multiLevelType w:val="hybridMultilevel"/>
     <w:tmpl w:val="0EC6249E"/>
@@ -8080,10 +13331,10 @@
     </w:lvl>
   </w:abstractNum>
   <w:num w:numId="1" w16cid:durableId="1013414468">
-    <w:abstractNumId w:val="25"/>
+    <w:abstractNumId w:val="40"/>
   </w:num>
   <w:num w:numId="2" w16cid:durableId="1175457178">
-    <w:abstractNumId w:val="25"/>
+    <w:abstractNumId w:val="40"/>
     <w:lvlOverride w:ilvl="0">
       <w:startOverride w:val="1"/>
     </w:lvlOverride>
@@ -8113,19 +13364,19 @@
     </w:lvlOverride>
   </w:num>
   <w:num w:numId="3" w16cid:durableId="2083945052">
-    <w:abstractNumId w:val="36"/>
+    <w:abstractNumId w:val="55"/>
   </w:num>
   <w:num w:numId="4" w16cid:durableId="1064599196">
-    <w:abstractNumId w:val="16"/>
+    <w:abstractNumId w:val="20"/>
   </w:num>
   <w:num w:numId="5" w16cid:durableId="675885295">
-    <w:abstractNumId w:val="32"/>
+    <w:abstractNumId w:val="49"/>
   </w:num>
   <w:num w:numId="6" w16cid:durableId="968317092">
-    <w:abstractNumId w:val="22"/>
+    <w:abstractNumId w:val="29"/>
   </w:num>
   <w:num w:numId="7" w16cid:durableId="1185481116">
-    <w:abstractNumId w:val="35"/>
+    <w:abstractNumId w:val="54"/>
   </w:num>
   <w:num w:numId="8" w16cid:durableId="1464882302">
     <w:abstractNumId w:val="6"/>
@@ -8134,19 +13385,19 @@
     <w:abstractNumId w:val="1"/>
   </w:num>
   <w:num w:numId="10" w16cid:durableId="572088924">
-    <w:abstractNumId w:val="23"/>
+    <w:abstractNumId w:val="33"/>
   </w:num>
   <w:num w:numId="11" w16cid:durableId="1604655256">
-    <w:abstractNumId w:val="12"/>
+    <w:abstractNumId w:val="15"/>
   </w:num>
   <w:num w:numId="12" w16cid:durableId="460347803">
-    <w:abstractNumId w:val="28"/>
+    <w:abstractNumId w:val="44"/>
   </w:num>
   <w:num w:numId="13" w16cid:durableId="352461228">
     <w:abstractNumId w:val="4"/>
   </w:num>
   <w:num w:numId="14" w16cid:durableId="620503304">
-    <w:abstractNumId w:val="13"/>
+    <w:abstractNumId w:val="17"/>
   </w:num>
   <w:num w:numId="15" w16cid:durableId="773092736">
     <w:abstractNumId w:val="5"/>
@@ -8179,67 +13430,67 @@
     </w:lvlOverride>
   </w:num>
   <w:num w:numId="16" w16cid:durableId="286394441">
-    <w:abstractNumId w:val="17"/>
+    <w:abstractNumId w:val="21"/>
   </w:num>
   <w:num w:numId="17" w16cid:durableId="1158351082">
-    <w:abstractNumId w:val="20"/>
+    <w:abstractNumId w:val="24"/>
   </w:num>
   <w:num w:numId="18" w16cid:durableId="1328900224">
-    <w:abstractNumId w:val="7"/>
+    <w:abstractNumId w:val="8"/>
   </w:num>
   <w:num w:numId="19" w16cid:durableId="1708800650">
-    <w:abstractNumId w:val="27"/>
+    <w:abstractNumId w:val="42"/>
   </w:num>
   <w:num w:numId="20" w16cid:durableId="896554941">
-    <w:abstractNumId w:val="18"/>
+    <w:abstractNumId w:val="22"/>
   </w:num>
   <w:num w:numId="21" w16cid:durableId="685400493">
-    <w:abstractNumId w:val="29"/>
+    <w:abstractNumId w:val="45"/>
   </w:num>
   <w:num w:numId="22" w16cid:durableId="2090809066">
-    <w:abstractNumId w:val="31"/>
+    <w:abstractNumId w:val="48"/>
   </w:num>
   <w:num w:numId="23" w16cid:durableId="1094938280">
-    <w:abstractNumId w:val="30"/>
+    <w:abstractNumId w:val="46"/>
   </w:num>
   <w:num w:numId="24" w16cid:durableId="568421877">
     <w:abstractNumId w:val="5"/>
   </w:num>
   <w:num w:numId="25" w16cid:durableId="216208105">
+    <w:abstractNumId w:val="13"/>
+  </w:num>
+  <w:num w:numId="26" w16cid:durableId="775640467">
+    <w:abstractNumId w:val="18"/>
+  </w:num>
+  <w:num w:numId="27" w16cid:durableId="593132097">
+    <w:abstractNumId w:val="41"/>
+  </w:num>
+  <w:num w:numId="28" w16cid:durableId="1955596852">
+    <w:abstractNumId w:val="51"/>
+  </w:num>
+  <w:num w:numId="29" w16cid:durableId="1800806099">
+    <w:abstractNumId w:val="14"/>
+  </w:num>
+  <w:num w:numId="30" w16cid:durableId="820198910">
+    <w:abstractNumId w:val="53"/>
+  </w:num>
+  <w:num w:numId="31" w16cid:durableId="2110195940">
+    <w:abstractNumId w:val="19"/>
+  </w:num>
+  <w:num w:numId="32" w16cid:durableId="1784617134">
+    <w:abstractNumId w:val="12"/>
+  </w:num>
+  <w:num w:numId="33" w16cid:durableId="866212790">
     <w:abstractNumId w:val="10"/>
   </w:num>
-  <w:num w:numId="26" w16cid:durableId="775640467">
-    <w:abstractNumId w:val="14"/>
-  </w:num>
-  <w:num w:numId="27" w16cid:durableId="593132097">
-    <w:abstractNumId w:val="26"/>
-  </w:num>
-  <w:num w:numId="28" w16cid:durableId="1955596852">
-    <w:abstractNumId w:val="33"/>
-  </w:num>
-  <w:num w:numId="29" w16cid:durableId="1800806099">
-    <w:abstractNumId w:val="11"/>
-  </w:num>
-  <w:num w:numId="30" w16cid:durableId="820198910">
-    <w:abstractNumId w:val="34"/>
-  </w:num>
-  <w:num w:numId="31" w16cid:durableId="2110195940">
-    <w:abstractNumId w:val="15"/>
-  </w:num>
-  <w:num w:numId="32" w16cid:durableId="1784617134">
-    <w:abstractNumId w:val="9"/>
-  </w:num>
-  <w:num w:numId="33" w16cid:durableId="866212790">
-    <w:abstractNumId w:val="8"/>
-  </w:num>
   <w:num w:numId="34" w16cid:durableId="438917937">
-    <w:abstractNumId w:val="24"/>
+    <w:abstractNumId w:val="38"/>
   </w:num>
   <w:num w:numId="35" w16cid:durableId="1556503524">
     <w:abstractNumId w:val="0"/>
   </w:num>
   <w:num w:numId="36" w16cid:durableId="2048722441">
-    <w:abstractNumId w:val="19"/>
+    <w:abstractNumId w:val="23"/>
   </w:num>
   <w:num w:numId="37" w16cid:durableId="1784573028">
     <w:abstractNumId w:val="3"/>
@@ -8248,7 +13499,64 @@
     <w:abstractNumId w:val="2"/>
   </w:num>
   <w:num w:numId="39" w16cid:durableId="1091244190">
-    <w:abstractNumId w:val="21"/>
+    <w:abstractNumId w:val="25"/>
+  </w:num>
+  <w:num w:numId="40" w16cid:durableId="2139715117">
+    <w:abstractNumId w:val="32"/>
+  </w:num>
+  <w:num w:numId="41" w16cid:durableId="1623077095">
+    <w:abstractNumId w:val="37"/>
+  </w:num>
+  <w:num w:numId="42" w16cid:durableId="303392305">
+    <w:abstractNumId w:val="30"/>
+  </w:num>
+  <w:num w:numId="43" w16cid:durableId="1659654838">
+    <w:abstractNumId w:val="27"/>
+  </w:num>
+  <w:num w:numId="44" w16cid:durableId="1368531590">
+    <w:abstractNumId w:val="50"/>
+  </w:num>
+  <w:num w:numId="45" w16cid:durableId="745959299">
+    <w:abstractNumId w:val="34"/>
+  </w:num>
+  <w:num w:numId="46" w16cid:durableId="1119573241">
+    <w:abstractNumId w:val="52"/>
+  </w:num>
+  <w:num w:numId="47" w16cid:durableId="1456945172">
+    <w:abstractNumId w:val="7"/>
+  </w:num>
+  <w:num w:numId="48" w16cid:durableId="786002517">
+    <w:abstractNumId w:val="9"/>
+  </w:num>
+  <w:num w:numId="49" w16cid:durableId="1474062717">
+    <w:abstractNumId w:val="43"/>
+  </w:num>
+  <w:num w:numId="50" w16cid:durableId="1330058999">
+    <w:abstractNumId w:val="39"/>
+  </w:num>
+  <w:num w:numId="51" w16cid:durableId="33578115">
+    <w:abstractNumId w:val="16"/>
+  </w:num>
+  <w:num w:numId="52" w16cid:durableId="399449966">
+    <w:abstractNumId w:val="35"/>
+  </w:num>
+  <w:num w:numId="53" w16cid:durableId="1829205842">
+    <w:abstractNumId w:val="47"/>
+  </w:num>
+  <w:num w:numId="54" w16cid:durableId="1669867314">
+    <w:abstractNumId w:val="31"/>
+  </w:num>
+  <w:num w:numId="55" w16cid:durableId="1029993067">
+    <w:abstractNumId w:val="36"/>
+  </w:num>
+  <w:num w:numId="56" w16cid:durableId="692346217">
+    <w:abstractNumId w:val="28"/>
+  </w:num>
+  <w:num w:numId="57" w16cid:durableId="724334423">
+    <w:abstractNumId w:val="26"/>
+  </w:num>
+  <w:num w:numId="58" w16cid:durableId="701444710">
+    <w:abstractNumId w:val="11"/>
   </w:num>
 </w:numbering>
 </file>

--- a/SRS.docx
+++ b/SRS.docx
@@ -3778,7 +3778,13 @@
         <w:pStyle w:val="Heading4"/>
       </w:pPr>
       <w:r>
-        <w:t>Project Owner</w:t>
+        <w:t>P</w:t>
+      </w:r>
+      <w:r>
+        <w:t>roduct</w:t>
+      </w:r>
+      <w:r>
+        <w:t xml:space="preserve"> Owner</w:t>
       </w:r>
     </w:p>
     <w:p>
@@ -3786,6 +3792,14 @@
         <w:pStyle w:val="Heading4"/>
       </w:pPr>
       <w:r>
+        <w:t>Project Manager</w:t>
+      </w:r>
+    </w:p>
+    <w:p>
+      <w:pPr>
+        <w:pStyle w:val="Heading4"/>
+      </w:pPr>
+      <w:r>
         <w:t>Member</w:t>
       </w:r>
     </w:p>
@@ -3820,23 +3834,27 @@
         <w:ind w:firstLine="720"/>
       </w:pPr>
       <w:r>
-        <w:t xml:space="preserve">Khách có thể đăng ký để tạo ra tài khoản cho mình. Sau đó có thể đăng nhập để sử dụng các chức năng của phần mềm. Nếu khách quên mật khẩu, khách có thể yêu cầu hệ thống cho phép mình thiết lập lại mật khẩu. Lúc này, hệ thống sẽ gửi liên kết qua email đã đăng ký và có thể vào liên kết đó để thực hiện việc thiết lập lại mật khẩu. Sau khi đăng nhập </w:t>
+        <w:t xml:space="preserve">Khách có thể đăng ký để tạo ra tài khoản cho mình. Sau đó có thể đăng nhập để sử dụng các chức năng của phần mềm. Nếu khách quên mật khẩu, khách có thể yêu cầu hệ </w:t>
       </w:r>
       <w:r>
         <w:lastRenderedPageBreak/>
-        <w:t>thành công vào hệ thống, người dùng có thể sử dụng các chức năng như Xem và cập nhật thông tin cá nhân của mình, Thay đổi mật khẩu, và các chức năng trong phạm vi của mình mà hệ thống đã cấp phát.</w:t>
-      </w:r>
-    </w:p>
-    <w:p>
-      <w:pPr>
-        <w:ind w:firstLine="360"/>
-      </w:pPr>
-      <w:r>
+        <w:t>thống cho phép mình thiết lập lại mật khẩu. Lúc này, hệ thống sẽ gửi liên kết qua email đã đăng ký và có thể vào liên kết đó để thực hiện việc thiết lập lại mật khẩu. Sau khi đăng nhập thành công vào hệ thống, người dùng có thể sử dụng các chức năng như Xem và cập nhật thông tin cá nhân của mình, Thay đổi mật khẩu, và các chức năng trong phạm vi của mình mà hệ thống đã cấp phát.</w:t>
+      </w:r>
+    </w:p>
+    <w:p>
+      <w:pPr>
+        <w:ind w:firstLine="0"/>
+      </w:pPr>
+      <w:r>
+        <w:rPr>
+          <w:noProof/>
+        </w:rPr>
+        <w:lastRenderedPageBreak/>
         <w:drawing>
-          <wp:inline distT="0" distB="0" distL="0" distR="0" wp14:anchorId="37F7A1A3" wp14:editId="3200B212">
-            <wp:extent cx="5706271" cy="6487430"/>
-            <wp:effectExtent l="0" t="0" r="8890" b="8890"/>
-            <wp:docPr id="1329281969" name="Picture 1"/>
+          <wp:inline distT="0" distB="0" distL="0" distR="0" wp14:anchorId="54E01383" wp14:editId="0903B9B9">
+            <wp:extent cx="5970905" cy="7285990"/>
+            <wp:effectExtent l="0" t="0" r="0" b="0"/>
+            <wp:docPr id="510645687" name="Picture 1"/>
             <wp:cNvGraphicFramePr>
               <a:graphicFrameLocks xmlns:a="http://schemas.openxmlformats.org/drawingml/2006/main" noChangeAspect="1"/>
             </wp:cNvGraphicFramePr>
@@ -3844,11 +3862,17 @@
               <a:graphicData uri="http://schemas.openxmlformats.org/drawingml/2006/picture">
                 <pic:pic xmlns:pic="http://schemas.openxmlformats.org/drawingml/2006/picture">
                   <pic:nvPicPr>
-                    <pic:cNvPr id="1329281969" name=""/>
+                    <pic:cNvPr id="510645687" name="Picture 510645687"/>
                     <pic:cNvPicPr/>
                   </pic:nvPicPr>
                   <pic:blipFill>
-                    <a:blip r:embed="rId11"/>
+                    <a:blip r:embed="rId11">
+                      <a:extLst>
+                        <a:ext uri="{28A0092B-C50C-407E-A947-70E740481C1C}">
+                          <a14:useLocalDpi xmlns:a14="http://schemas.microsoft.com/office/drawing/2010/main" val="0"/>
+                        </a:ext>
+                      </a:extLst>
+                    </a:blip>
                     <a:stretch>
                       <a:fillRect/>
                     </a:stretch>
@@ -3856,7 +3880,7 @@
                   <pic:spPr>
                     <a:xfrm>
                       <a:off x="0" y="0"/>
-                      <a:ext cx="5706271" cy="6487430"/>
+                      <a:ext cx="5970905" cy="7285990"/>
                     </a:xfrm>
                     <a:prstGeom prst="rect">
                       <a:avLst/>
@@ -3879,6 +3903,598 @@
         <w:t>Đặc tả các usecase</w:t>
       </w:r>
       <w:bookmarkEnd w:id="13"/>
+    </w:p>
+    <w:p>
+      <w:pPr>
+        <w:pStyle w:val="Heading4"/>
+      </w:pPr>
+      <w:r>
+        <w:t xml:space="preserve">Đăng </w:t>
+      </w:r>
+      <w:r>
+        <w:t xml:space="preserve">nhập hệ thống </w:t>
+      </w:r>
+    </w:p>
+    <w:p>
+      <w:r>
+        <w:rPr>
+          <w:noProof/>
+        </w:rPr>
+        <w:drawing>
+          <wp:inline distT="0" distB="0" distL="0" distR="0" wp14:anchorId="5BF57E08" wp14:editId="1DD11DEE">
+            <wp:extent cx="5970905" cy="4767580"/>
+            <wp:effectExtent l="0" t="0" r="0" b="0"/>
+            <wp:docPr id="277900427" name="Picture 1"/>
+            <wp:cNvGraphicFramePr>
+              <a:graphicFrameLocks xmlns:a="http://schemas.openxmlformats.org/drawingml/2006/main" noChangeAspect="1"/>
+            </wp:cNvGraphicFramePr>
+            <a:graphic xmlns:a="http://schemas.openxmlformats.org/drawingml/2006/main">
+              <a:graphicData uri="http://schemas.openxmlformats.org/drawingml/2006/picture">
+                <pic:pic xmlns:pic="http://schemas.openxmlformats.org/drawingml/2006/picture">
+                  <pic:nvPicPr>
+                    <pic:cNvPr id="277900427" name=""/>
+                    <pic:cNvPicPr/>
+                  </pic:nvPicPr>
+                  <pic:blipFill>
+                    <a:blip r:embed="rId12"/>
+                    <a:stretch>
+                      <a:fillRect/>
+                    </a:stretch>
+                  </pic:blipFill>
+                  <pic:spPr>
+                    <a:xfrm>
+                      <a:off x="0" y="0"/>
+                      <a:ext cx="5970905" cy="4767580"/>
+                    </a:xfrm>
+                    <a:prstGeom prst="rect">
+                      <a:avLst/>
+                    </a:prstGeom>
+                  </pic:spPr>
+                </pic:pic>
+              </a:graphicData>
+            </a:graphic>
+          </wp:inline>
+        </w:drawing>
+      </w:r>
+    </w:p>
+    <w:p>
+      <w:pPr>
+        <w:pStyle w:val="Heading4"/>
+      </w:pPr>
+      <w:r>
+        <w:lastRenderedPageBreak/>
+        <w:t xml:space="preserve">Đăng </w:t>
+      </w:r>
+      <w:r>
+        <w:t>ký tài khoản</w:t>
+      </w:r>
+    </w:p>
+    <w:p>
+      <w:r>
+        <w:drawing>
+          <wp:inline distT="0" distB="0" distL="0" distR="0" wp14:anchorId="0976E8F0" wp14:editId="1268168A">
+            <wp:extent cx="5970905" cy="4826635"/>
+            <wp:effectExtent l="0" t="0" r="0" b="0"/>
+            <wp:docPr id="381175095" name="Picture 1"/>
+            <wp:cNvGraphicFramePr>
+              <a:graphicFrameLocks xmlns:a="http://schemas.openxmlformats.org/drawingml/2006/main" noChangeAspect="1"/>
+            </wp:cNvGraphicFramePr>
+            <a:graphic xmlns:a="http://schemas.openxmlformats.org/drawingml/2006/main">
+              <a:graphicData uri="http://schemas.openxmlformats.org/drawingml/2006/picture">
+                <pic:pic xmlns:pic="http://schemas.openxmlformats.org/drawingml/2006/picture">
+                  <pic:nvPicPr>
+                    <pic:cNvPr id="381175095" name=""/>
+                    <pic:cNvPicPr/>
+                  </pic:nvPicPr>
+                  <pic:blipFill>
+                    <a:blip r:embed="rId13"/>
+                    <a:stretch>
+                      <a:fillRect/>
+                    </a:stretch>
+                  </pic:blipFill>
+                  <pic:spPr>
+                    <a:xfrm>
+                      <a:off x="0" y="0"/>
+                      <a:ext cx="5970905" cy="4826635"/>
+                    </a:xfrm>
+                    <a:prstGeom prst="rect">
+                      <a:avLst/>
+                    </a:prstGeom>
+                  </pic:spPr>
+                </pic:pic>
+              </a:graphicData>
+            </a:graphic>
+          </wp:inline>
+        </w:drawing>
+      </w:r>
+    </w:p>
+    <w:p>
+      <w:pPr>
+        <w:pStyle w:val="Heading4"/>
+      </w:pPr>
+      <w:r>
+        <w:lastRenderedPageBreak/>
+        <w:t>Thay đổi mật khẩu</w:t>
+      </w:r>
+    </w:p>
+    <w:p>
+      <w:r>
+        <w:rPr>
+          <w:noProof/>
+        </w:rPr>
+        <w:drawing>
+          <wp:inline distT="0" distB="0" distL="0" distR="0" wp14:anchorId="148FFCE8" wp14:editId="2FDBD0F7">
+            <wp:extent cx="5970905" cy="3683635"/>
+            <wp:effectExtent l="0" t="0" r="0" b="0"/>
+            <wp:docPr id="1224103013" name="Picture 1"/>
+            <wp:cNvGraphicFramePr>
+              <a:graphicFrameLocks xmlns:a="http://schemas.openxmlformats.org/drawingml/2006/main" noChangeAspect="1"/>
+            </wp:cNvGraphicFramePr>
+            <a:graphic xmlns:a="http://schemas.openxmlformats.org/drawingml/2006/main">
+              <a:graphicData uri="http://schemas.openxmlformats.org/drawingml/2006/picture">
+                <pic:pic xmlns:pic="http://schemas.openxmlformats.org/drawingml/2006/picture">
+                  <pic:nvPicPr>
+                    <pic:cNvPr id="1224103013" name=""/>
+                    <pic:cNvPicPr/>
+                  </pic:nvPicPr>
+                  <pic:blipFill>
+                    <a:blip r:embed="rId14"/>
+                    <a:stretch>
+                      <a:fillRect/>
+                    </a:stretch>
+                  </pic:blipFill>
+                  <pic:spPr>
+                    <a:xfrm>
+                      <a:off x="0" y="0"/>
+                      <a:ext cx="5970905" cy="3683635"/>
+                    </a:xfrm>
+                    <a:prstGeom prst="rect">
+                      <a:avLst/>
+                    </a:prstGeom>
+                  </pic:spPr>
+                </pic:pic>
+              </a:graphicData>
+            </a:graphic>
+          </wp:inline>
+        </w:drawing>
+      </w:r>
+    </w:p>
+    <w:p>
+      <w:pPr>
+        <w:pStyle w:val="Heading4"/>
+      </w:pPr>
+      <w:r>
+        <w:lastRenderedPageBreak/>
+        <w:t>Thiết lập lại mật khẩu</w:t>
+      </w:r>
+    </w:p>
+    <w:p>
+      <w:r>
+        <w:rPr>
+          <w:noProof/>
+        </w:rPr>
+        <w:drawing>
+          <wp:inline distT="0" distB="0" distL="0" distR="0" wp14:anchorId="26B1DF33" wp14:editId="53853BA8">
+            <wp:extent cx="5970905" cy="4625975"/>
+            <wp:effectExtent l="0" t="0" r="0" b="3175"/>
+            <wp:docPr id="827025705" name="Picture 1"/>
+            <wp:cNvGraphicFramePr>
+              <a:graphicFrameLocks xmlns:a="http://schemas.openxmlformats.org/drawingml/2006/main" noChangeAspect="1"/>
+            </wp:cNvGraphicFramePr>
+            <a:graphic xmlns:a="http://schemas.openxmlformats.org/drawingml/2006/main">
+              <a:graphicData uri="http://schemas.openxmlformats.org/drawingml/2006/picture">
+                <pic:pic xmlns:pic="http://schemas.openxmlformats.org/drawingml/2006/picture">
+                  <pic:nvPicPr>
+                    <pic:cNvPr id="827025705" name=""/>
+                    <pic:cNvPicPr/>
+                  </pic:nvPicPr>
+                  <pic:blipFill>
+                    <a:blip r:embed="rId15"/>
+                    <a:stretch>
+                      <a:fillRect/>
+                    </a:stretch>
+                  </pic:blipFill>
+                  <pic:spPr>
+                    <a:xfrm>
+                      <a:off x="0" y="0"/>
+                      <a:ext cx="5970905" cy="4625975"/>
+                    </a:xfrm>
+                    <a:prstGeom prst="rect">
+                      <a:avLst/>
+                    </a:prstGeom>
+                  </pic:spPr>
+                </pic:pic>
+              </a:graphicData>
+            </a:graphic>
+          </wp:inline>
+        </w:drawing>
+      </w:r>
+    </w:p>
+    <w:p>
+      <w:pPr>
+        <w:pStyle w:val="Heading4"/>
+      </w:pPr>
+      <w:r>
+        <w:lastRenderedPageBreak/>
+        <w:t>Cập nhật thông tin các nhân</w:t>
+      </w:r>
+    </w:p>
+    <w:p>
+      <w:r>
+        <w:rPr>
+          <w:noProof/>
+        </w:rPr>
+        <w:drawing>
+          <wp:inline distT="0" distB="0" distL="0" distR="0" wp14:anchorId="75D75F9C" wp14:editId="009A731C">
+            <wp:extent cx="5970905" cy="4401185"/>
+            <wp:effectExtent l="0" t="0" r="0" b="0"/>
+            <wp:docPr id="1570403148" name="Picture 1"/>
+            <wp:cNvGraphicFramePr>
+              <a:graphicFrameLocks xmlns:a="http://schemas.openxmlformats.org/drawingml/2006/main" noChangeAspect="1"/>
+            </wp:cNvGraphicFramePr>
+            <a:graphic xmlns:a="http://schemas.openxmlformats.org/drawingml/2006/main">
+              <a:graphicData uri="http://schemas.openxmlformats.org/drawingml/2006/picture">
+                <pic:pic xmlns:pic="http://schemas.openxmlformats.org/drawingml/2006/picture">
+                  <pic:nvPicPr>
+                    <pic:cNvPr id="1570403148" name=""/>
+                    <pic:cNvPicPr/>
+                  </pic:nvPicPr>
+                  <pic:blipFill>
+                    <a:blip r:embed="rId16"/>
+                    <a:stretch>
+                      <a:fillRect/>
+                    </a:stretch>
+                  </pic:blipFill>
+                  <pic:spPr>
+                    <a:xfrm>
+                      <a:off x="0" y="0"/>
+                      <a:ext cx="5970905" cy="4401185"/>
+                    </a:xfrm>
+                    <a:prstGeom prst="rect">
+                      <a:avLst/>
+                    </a:prstGeom>
+                  </pic:spPr>
+                </pic:pic>
+              </a:graphicData>
+            </a:graphic>
+          </wp:inline>
+        </w:drawing>
+      </w:r>
+    </w:p>
+    <w:p>
+      <w:pPr>
+        <w:pStyle w:val="Heading4"/>
+      </w:pPr>
+      <w:r>
+        <w:lastRenderedPageBreak/>
+        <w:t>Quản lý dự án</w:t>
+      </w:r>
+    </w:p>
+    <w:p>
+      <w:r>
+        <w:drawing>
+          <wp:inline distT="0" distB="0" distL="0" distR="0" wp14:anchorId="581DD38E" wp14:editId="438D3063">
+            <wp:extent cx="5970905" cy="4941570"/>
+            <wp:effectExtent l="0" t="0" r="0" b="0"/>
+            <wp:docPr id="2138023632" name="Picture 1"/>
+            <wp:cNvGraphicFramePr>
+              <a:graphicFrameLocks xmlns:a="http://schemas.openxmlformats.org/drawingml/2006/main" noChangeAspect="1"/>
+            </wp:cNvGraphicFramePr>
+            <a:graphic xmlns:a="http://schemas.openxmlformats.org/drawingml/2006/main">
+              <a:graphicData uri="http://schemas.openxmlformats.org/drawingml/2006/picture">
+                <pic:pic xmlns:pic="http://schemas.openxmlformats.org/drawingml/2006/picture">
+                  <pic:nvPicPr>
+                    <pic:cNvPr id="2138023632" name=""/>
+                    <pic:cNvPicPr/>
+                  </pic:nvPicPr>
+                  <pic:blipFill>
+                    <a:blip r:embed="rId17"/>
+                    <a:stretch>
+                      <a:fillRect/>
+                    </a:stretch>
+                  </pic:blipFill>
+                  <pic:spPr>
+                    <a:xfrm>
+                      <a:off x="0" y="0"/>
+                      <a:ext cx="5970905" cy="4941570"/>
+                    </a:xfrm>
+                    <a:prstGeom prst="rect">
+                      <a:avLst/>
+                    </a:prstGeom>
+                  </pic:spPr>
+                </pic:pic>
+              </a:graphicData>
+            </a:graphic>
+          </wp:inline>
+        </w:drawing>
+      </w:r>
+    </w:p>
+    <w:p>
+      <w:r>
+        <w:lastRenderedPageBreak/>
+        <w:drawing>
+          <wp:inline distT="0" distB="0" distL="0" distR="0" wp14:anchorId="3ACC2162" wp14:editId="29911110">
+            <wp:extent cx="5970905" cy="4330700"/>
+            <wp:effectExtent l="0" t="0" r="0" b="0"/>
+            <wp:docPr id="634618398" name="Picture 1"/>
+            <wp:cNvGraphicFramePr>
+              <a:graphicFrameLocks xmlns:a="http://schemas.openxmlformats.org/drawingml/2006/main" noChangeAspect="1"/>
+            </wp:cNvGraphicFramePr>
+            <a:graphic xmlns:a="http://schemas.openxmlformats.org/drawingml/2006/main">
+              <a:graphicData uri="http://schemas.openxmlformats.org/drawingml/2006/picture">
+                <pic:pic xmlns:pic="http://schemas.openxmlformats.org/drawingml/2006/picture">
+                  <pic:nvPicPr>
+                    <pic:cNvPr id="634618398" name=""/>
+                    <pic:cNvPicPr/>
+                  </pic:nvPicPr>
+                  <pic:blipFill>
+                    <a:blip r:embed="rId18"/>
+                    <a:stretch>
+                      <a:fillRect/>
+                    </a:stretch>
+                  </pic:blipFill>
+                  <pic:spPr>
+                    <a:xfrm>
+                      <a:off x="0" y="0"/>
+                      <a:ext cx="5970905" cy="4330700"/>
+                    </a:xfrm>
+                    <a:prstGeom prst="rect">
+                      <a:avLst/>
+                    </a:prstGeom>
+                  </pic:spPr>
+                </pic:pic>
+              </a:graphicData>
+            </a:graphic>
+          </wp:inline>
+        </w:drawing>
+      </w:r>
+    </w:p>
+    <w:p>
+      <w:pPr>
+        <w:pStyle w:val="Heading4"/>
+      </w:pPr>
+      <w:r>
+        <w:lastRenderedPageBreak/>
+        <w:t>Quản lý nhóm</w:t>
+      </w:r>
+    </w:p>
+    <w:p>
+      <w:r>
+        <w:drawing>
+          <wp:inline distT="0" distB="0" distL="0" distR="0" wp14:anchorId="5F0EEC82" wp14:editId="768A8F32">
+            <wp:extent cx="5970905" cy="5124450"/>
+            <wp:effectExtent l="0" t="0" r="0" b="0"/>
+            <wp:docPr id="1182663259" name="Picture 1"/>
+            <wp:cNvGraphicFramePr>
+              <a:graphicFrameLocks xmlns:a="http://schemas.openxmlformats.org/drawingml/2006/main" noChangeAspect="1"/>
+            </wp:cNvGraphicFramePr>
+            <a:graphic xmlns:a="http://schemas.openxmlformats.org/drawingml/2006/main">
+              <a:graphicData uri="http://schemas.openxmlformats.org/drawingml/2006/picture">
+                <pic:pic xmlns:pic="http://schemas.openxmlformats.org/drawingml/2006/picture">
+                  <pic:nvPicPr>
+                    <pic:cNvPr id="1182663259" name=""/>
+                    <pic:cNvPicPr/>
+                  </pic:nvPicPr>
+                  <pic:blipFill>
+                    <a:blip r:embed="rId19"/>
+                    <a:stretch>
+                      <a:fillRect/>
+                    </a:stretch>
+                  </pic:blipFill>
+                  <pic:spPr>
+                    <a:xfrm>
+                      <a:off x="0" y="0"/>
+                      <a:ext cx="5970905" cy="5124450"/>
+                    </a:xfrm>
+                    <a:prstGeom prst="rect">
+                      <a:avLst/>
+                    </a:prstGeom>
+                  </pic:spPr>
+                </pic:pic>
+              </a:graphicData>
+            </a:graphic>
+          </wp:inline>
+        </w:drawing>
+      </w:r>
+    </w:p>
+    <w:p>
+      <w:r>
+        <w:lastRenderedPageBreak/>
+        <w:drawing>
+          <wp:inline distT="0" distB="0" distL="0" distR="0" wp14:anchorId="5CC71622" wp14:editId="306E0E64">
+            <wp:extent cx="5970905" cy="4535170"/>
+            <wp:effectExtent l="0" t="0" r="0" b="0"/>
+            <wp:docPr id="1835178068" name="Picture 1"/>
+            <wp:cNvGraphicFramePr>
+              <a:graphicFrameLocks xmlns:a="http://schemas.openxmlformats.org/drawingml/2006/main" noChangeAspect="1"/>
+            </wp:cNvGraphicFramePr>
+            <a:graphic xmlns:a="http://schemas.openxmlformats.org/drawingml/2006/main">
+              <a:graphicData uri="http://schemas.openxmlformats.org/drawingml/2006/picture">
+                <pic:pic xmlns:pic="http://schemas.openxmlformats.org/drawingml/2006/picture">
+                  <pic:nvPicPr>
+                    <pic:cNvPr id="1835178068" name=""/>
+                    <pic:cNvPicPr/>
+                  </pic:nvPicPr>
+                  <pic:blipFill>
+                    <a:blip r:embed="rId20"/>
+                    <a:stretch>
+                      <a:fillRect/>
+                    </a:stretch>
+                  </pic:blipFill>
+                  <pic:spPr>
+                    <a:xfrm>
+                      <a:off x="0" y="0"/>
+                      <a:ext cx="5970905" cy="4535170"/>
+                    </a:xfrm>
+                    <a:prstGeom prst="rect">
+                      <a:avLst/>
+                    </a:prstGeom>
+                  </pic:spPr>
+                </pic:pic>
+              </a:graphicData>
+            </a:graphic>
+          </wp:inline>
+        </w:drawing>
+      </w:r>
+    </w:p>
+    <w:p>
+      <w:pPr>
+        <w:pStyle w:val="Heading4"/>
+      </w:pPr>
+      <w:r>
+        <w:t>Quản lý công việc</w:t>
+      </w:r>
+    </w:p>
+    <w:p>
+      <w:r>
+        <w:drawing>
+          <wp:inline distT="0" distB="0" distL="0" distR="0" wp14:anchorId="4E8FE7CE" wp14:editId="65514787">
+            <wp:extent cx="5970905" cy="3068320"/>
+            <wp:effectExtent l="0" t="0" r="0" b="0"/>
+            <wp:docPr id="1877430039" name="Picture 1"/>
+            <wp:cNvGraphicFramePr>
+              <a:graphicFrameLocks xmlns:a="http://schemas.openxmlformats.org/drawingml/2006/main" noChangeAspect="1"/>
+            </wp:cNvGraphicFramePr>
+            <a:graphic xmlns:a="http://schemas.openxmlformats.org/drawingml/2006/main">
+              <a:graphicData uri="http://schemas.openxmlformats.org/drawingml/2006/picture">
+                <pic:pic xmlns:pic="http://schemas.openxmlformats.org/drawingml/2006/picture">
+                  <pic:nvPicPr>
+                    <pic:cNvPr id="1877430039" name=""/>
+                    <pic:cNvPicPr/>
+                  </pic:nvPicPr>
+                  <pic:blipFill>
+                    <a:blip r:embed="rId21"/>
+                    <a:stretch>
+                      <a:fillRect/>
+                    </a:stretch>
+                  </pic:blipFill>
+                  <pic:spPr>
+                    <a:xfrm>
+                      <a:off x="0" y="0"/>
+                      <a:ext cx="5970905" cy="3068320"/>
+                    </a:xfrm>
+                    <a:prstGeom prst="rect">
+                      <a:avLst/>
+                    </a:prstGeom>
+                  </pic:spPr>
+                </pic:pic>
+              </a:graphicData>
+            </a:graphic>
+          </wp:inline>
+        </w:drawing>
+      </w:r>
+    </w:p>
+    <w:p>
+      <w:r>
+        <w:lastRenderedPageBreak/>
+        <w:drawing>
+          <wp:inline distT="0" distB="0" distL="0" distR="0" wp14:anchorId="6A9ADBA2" wp14:editId="0B60C199">
+            <wp:extent cx="5970905" cy="4003675"/>
+            <wp:effectExtent l="0" t="0" r="0" b="0"/>
+            <wp:docPr id="593020240" name="Picture 1"/>
+            <wp:cNvGraphicFramePr>
+              <a:graphicFrameLocks xmlns:a="http://schemas.openxmlformats.org/drawingml/2006/main" noChangeAspect="1"/>
+            </wp:cNvGraphicFramePr>
+            <a:graphic xmlns:a="http://schemas.openxmlformats.org/drawingml/2006/main">
+              <a:graphicData uri="http://schemas.openxmlformats.org/drawingml/2006/picture">
+                <pic:pic xmlns:pic="http://schemas.openxmlformats.org/drawingml/2006/picture">
+                  <pic:nvPicPr>
+                    <pic:cNvPr id="593020240" name=""/>
+                    <pic:cNvPicPr/>
+                  </pic:nvPicPr>
+                  <pic:blipFill>
+                    <a:blip r:embed="rId22"/>
+                    <a:stretch>
+                      <a:fillRect/>
+                    </a:stretch>
+                  </pic:blipFill>
+                  <pic:spPr>
+                    <a:xfrm>
+                      <a:off x="0" y="0"/>
+                      <a:ext cx="5970905" cy="4003675"/>
+                    </a:xfrm>
+                    <a:prstGeom prst="rect">
+                      <a:avLst/>
+                    </a:prstGeom>
+                  </pic:spPr>
+                </pic:pic>
+              </a:graphicData>
+            </a:graphic>
+          </wp:inline>
+        </w:drawing>
+      </w:r>
+    </w:p>
+    <w:p>
+      <w:r>
+        <w:lastRenderedPageBreak/>
+        <w:drawing>
+          <wp:inline distT="0" distB="0" distL="0" distR="0" wp14:anchorId="7081A28D" wp14:editId="1318320E">
+            <wp:extent cx="5970905" cy="4321810"/>
+            <wp:effectExtent l="0" t="0" r="0" b="2540"/>
+            <wp:docPr id="234148146" name="Picture 1"/>
+            <wp:cNvGraphicFramePr>
+              <a:graphicFrameLocks xmlns:a="http://schemas.openxmlformats.org/drawingml/2006/main" noChangeAspect="1"/>
+            </wp:cNvGraphicFramePr>
+            <a:graphic xmlns:a="http://schemas.openxmlformats.org/drawingml/2006/main">
+              <a:graphicData uri="http://schemas.openxmlformats.org/drawingml/2006/picture">
+                <pic:pic xmlns:pic="http://schemas.openxmlformats.org/drawingml/2006/picture">
+                  <pic:nvPicPr>
+                    <pic:cNvPr id="234148146" name=""/>
+                    <pic:cNvPicPr/>
+                  </pic:nvPicPr>
+                  <pic:blipFill>
+                    <a:blip r:embed="rId23"/>
+                    <a:stretch>
+                      <a:fillRect/>
+                    </a:stretch>
+                  </pic:blipFill>
+                  <pic:spPr>
+                    <a:xfrm>
+                      <a:off x="0" y="0"/>
+                      <a:ext cx="5970905" cy="4321810"/>
+                    </a:xfrm>
+                    <a:prstGeom prst="rect">
+                      <a:avLst/>
+                    </a:prstGeom>
+                  </pic:spPr>
+                </pic:pic>
+              </a:graphicData>
+            </a:graphic>
+          </wp:inline>
+        </w:drawing>
+      </w:r>
+    </w:p>
+    <w:p>
+      <w:pPr>
+        <w:pStyle w:val="Heading4"/>
+      </w:pPr>
+      <w:r>
+        <w:t>Quản lý chức năng</w:t>
+      </w:r>
+    </w:p>
+    <w:p>
+      <w:pPr>
+        <w:pStyle w:val="Heading4"/>
+      </w:pPr>
+      <w:r>
+        <w:t>Quản lý sprint</w:t>
+      </w:r>
+    </w:p>
+    <w:p>
+      <w:pPr>
+        <w:pStyle w:val="Heading4"/>
+      </w:pPr>
+      <w:r>
+        <w:t>Quản lý issue</w:t>
+      </w:r>
+    </w:p>
+    <w:p>
+      <w:pPr>
+        <w:pStyle w:val="Heading4"/>
+      </w:pPr>
+      <w:r>
+        <w:t>Sắp xếp công việc</w:t>
+      </w:r>
     </w:p>
     <w:p>
       <w:pPr>
@@ -3936,7 +4552,7 @@
       </w:pPr>
     </w:p>
     <w:sectPr>
-      <w:footerReference w:type="default" r:id="rId12"/>
+      <w:footerReference w:type="default" r:id="rId24"/>
       <w:pgSz w:w="12240" w:h="15840"/>
       <w:pgMar w:top="1138" w:right="1138" w:bottom="1411" w:left="1699" w:header="720" w:footer="720" w:gutter="0"/>
       <w:pgNumType w:start="1"/>
@@ -6776,7 +7392,7 @@
   <w:abstractNum w:abstractNumId="25" w15:restartNumberingAfterBreak="0">
     <w:nsid w:val="59850A96"/>
     <w:multiLevelType w:val="multilevel"/>
-    <w:tmpl w:val="E45EA1E2"/>
+    <w:tmpl w:val="0368F544"/>
     <w:lvl w:ilvl="0">
       <w:start w:val="1"/>
       <w:numFmt w:val="none"/>
@@ -8946,7 +9562,7 @@
     <w:uiPriority w:val="9"/>
     <w:unhideWhenUsed/>
     <w:qFormat/>
-    <w:rsid w:val="0007667E"/>
+    <w:rsid w:val="00C76F8A"/>
     <w:pPr>
       <w:keepNext/>
       <w:keepLines/>
@@ -8955,6 +9571,7 @@
         <w:numId w:val="1"/>
       </w:numPr>
       <w:spacing w:before="80" w:after="40"/>
+      <w:ind w:left="900" w:hanging="900"/>
       <w:jc w:val="left"/>
       <w:outlineLvl w:val="3"/>
     </w:pPr>
@@ -9083,6 +9700,7 @@
   <w:style w:type="character" w:default="1" w:styleId="DefaultParagraphFont">
     <w:name w:val="Default Paragraph Font"/>
     <w:uiPriority w:val="1"/>
+    <w:semiHidden/>
     <w:unhideWhenUsed/>
   </w:style>
   <w:style w:type="table" w:default="1" w:styleId="TableNormal">
@@ -9156,7 +9774,7 @@
     <w:basedOn w:val="DefaultParagraphFont"/>
     <w:link w:val="Heading4"/>
     <w:uiPriority w:val="9"/>
-    <w:rsid w:val="0007667E"/>
+    <w:rsid w:val="00C76F8A"/>
     <w:rPr>
       <w:rFonts w:ascii="Times New Roman" w:eastAsiaTheme="majorEastAsia" w:hAnsi="Times New Roman" w:cstheme="majorBidi"/>
       <w:b/>

--- a/SRS.docx
+++ b/SRS.docx
@@ -255,6 +255,7 @@
           <w:szCs w:val="28"/>
         </w:rPr>
       </w:pPr>
+      <w:proofErr w:type="spellStart"/>
       <w:r>
         <w:rPr>
           <w:rFonts w:cs="Times New Roman"/>
@@ -262,7 +263,17 @@
           <w:sz w:val="28"/>
           <w:szCs w:val="28"/>
         </w:rPr>
-        <w:t xml:space="preserve">Ngành: </w:t>
+        <w:t>Ngành</w:t>
+      </w:r>
+      <w:proofErr w:type="spellEnd"/>
+      <w:r>
+        <w:rPr>
+          <w:rFonts w:cs="Times New Roman"/>
+          <w:bCs/>
+          <w:sz w:val="28"/>
+          <w:szCs w:val="28"/>
+        </w:rPr>
+        <w:t xml:space="preserve">: </w:t>
       </w:r>
       <w:r>
         <w:rPr>
@@ -299,7 +310,29 @@
           <w:sz w:val="28"/>
           <w:szCs w:val="28"/>
         </w:rPr>
-        <w:t>Công Nghệ Thông Tin</w:t>
+        <w:t xml:space="preserve">Công </w:t>
+      </w:r>
+      <w:proofErr w:type="spellStart"/>
+      <w:r>
+        <w:rPr>
+          <w:rFonts w:cs="Times New Roman"/>
+          <w:b/>
+          <w:bCs/>
+          <w:sz w:val="28"/>
+          <w:szCs w:val="28"/>
+        </w:rPr>
+        <w:t>Nghệ</w:t>
+      </w:r>
+      <w:proofErr w:type="spellEnd"/>
+      <w:r>
+        <w:rPr>
+          <w:rFonts w:cs="Times New Roman"/>
+          <w:b/>
+          <w:bCs/>
+          <w:sz w:val="28"/>
+          <w:szCs w:val="28"/>
+        </w:rPr>
+        <w:t xml:space="preserve"> Thông Tin</w:t>
       </w:r>
     </w:p>
     <w:p>
@@ -329,6 +362,7 @@
           <w:szCs w:val="28"/>
         </w:rPr>
       </w:pPr>
+      <w:proofErr w:type="spellStart"/>
       <w:r>
         <w:rPr>
           <w:rFonts w:cs="Times New Roman"/>
@@ -336,8 +370,9 @@
           <w:sz w:val="28"/>
           <w:szCs w:val="28"/>
         </w:rPr>
-        <w:t>Giảng viên hướng dẫn:</w:t>
-      </w:r>
+        <w:t>Giảng</w:t>
+      </w:r>
+      <w:proofErr w:type="spellEnd"/>
       <w:r>
         <w:rPr>
           <w:rFonts w:cs="Times New Roman"/>
@@ -345,8 +380,78 @@
           <w:sz w:val="28"/>
           <w:szCs w:val="28"/>
         </w:rPr>
+        <w:t xml:space="preserve"> </w:t>
+      </w:r>
+      <w:proofErr w:type="spellStart"/>
+      <w:r>
+        <w:rPr>
+          <w:rFonts w:cs="Times New Roman"/>
+          <w:bCs/>
+          <w:sz w:val="28"/>
+          <w:szCs w:val="28"/>
+        </w:rPr>
+        <w:t>viên</w:t>
+      </w:r>
+      <w:proofErr w:type="spellEnd"/>
+      <w:r>
+        <w:rPr>
+          <w:rFonts w:cs="Times New Roman"/>
+          <w:bCs/>
+          <w:sz w:val="28"/>
+          <w:szCs w:val="28"/>
+        </w:rPr>
+        <w:t xml:space="preserve"> </w:t>
+      </w:r>
+      <w:proofErr w:type="spellStart"/>
+      <w:r>
+        <w:rPr>
+          <w:rFonts w:cs="Times New Roman"/>
+          <w:bCs/>
+          <w:sz w:val="28"/>
+          <w:szCs w:val="28"/>
+        </w:rPr>
+        <w:t>hướng</w:t>
+      </w:r>
+      <w:proofErr w:type="spellEnd"/>
+      <w:r>
+        <w:rPr>
+          <w:rFonts w:cs="Times New Roman"/>
+          <w:bCs/>
+          <w:sz w:val="28"/>
+          <w:szCs w:val="28"/>
+        </w:rPr>
+        <w:t xml:space="preserve"> </w:t>
+      </w:r>
+      <w:proofErr w:type="spellStart"/>
+      <w:r>
+        <w:rPr>
+          <w:rFonts w:cs="Times New Roman"/>
+          <w:bCs/>
+          <w:sz w:val="28"/>
+          <w:szCs w:val="28"/>
+        </w:rPr>
+        <w:t>dẫn</w:t>
+      </w:r>
+      <w:proofErr w:type="spellEnd"/>
+      <w:r>
+        <w:rPr>
+          <w:rFonts w:cs="Times New Roman"/>
+          <w:bCs/>
+          <w:sz w:val="28"/>
+          <w:szCs w:val="28"/>
+        </w:rPr>
+        <w:t>:</w:t>
+      </w:r>
+      <w:r>
+        <w:rPr>
+          <w:rFonts w:cs="Times New Roman"/>
+          <w:bCs/>
+          <w:sz w:val="28"/>
+          <w:szCs w:val="28"/>
+        </w:rPr>
         <w:tab/>
       </w:r>
+      <w:proofErr w:type="spellStart"/>
       <w:r>
         <w:rPr>
           <w:rFonts w:cs="Times New Roman"/>
@@ -354,7 +459,17 @@
           <w:sz w:val="28"/>
           <w:szCs w:val="28"/>
         </w:rPr>
-        <w:t>ThS. Võ Hoàng Khang</w:t>
+        <w:t>ThS</w:t>
+      </w:r>
+      <w:proofErr w:type="spellEnd"/>
+      <w:r>
+        <w:rPr>
+          <w:rFonts w:cs="Times New Roman"/>
+          <w:b/>
+          <w:sz w:val="28"/>
+          <w:szCs w:val="28"/>
+        </w:rPr>
+        <w:t>. Võ Hoàng Khang</w:t>
       </w:r>
     </w:p>
     <w:p>
@@ -377,7 +492,67 @@
           <w:sz w:val="28"/>
           <w:szCs w:val="28"/>
         </w:rPr>
-        <w:t>Sinh viên thực hiện:</w:t>
+        <w:t xml:space="preserve">Sinh </w:t>
+      </w:r>
+      <w:proofErr w:type="spellStart"/>
+      <w:r>
+        <w:rPr>
+          <w:rFonts w:cs="Times New Roman"/>
+          <w:bCs/>
+          <w:sz w:val="28"/>
+          <w:szCs w:val="28"/>
+        </w:rPr>
+        <w:t>viên</w:t>
+      </w:r>
+      <w:proofErr w:type="spellEnd"/>
+      <w:r>
+        <w:rPr>
+          <w:rFonts w:cs="Times New Roman"/>
+          <w:bCs/>
+          <w:sz w:val="28"/>
+          <w:szCs w:val="28"/>
+        </w:rPr>
+        <w:t xml:space="preserve"> </w:t>
+      </w:r>
+      <w:proofErr w:type="spellStart"/>
+      <w:r>
+        <w:rPr>
+          <w:rFonts w:cs="Times New Roman"/>
+          <w:bCs/>
+          <w:sz w:val="28"/>
+          <w:szCs w:val="28"/>
+        </w:rPr>
+        <w:t>thực</w:t>
+      </w:r>
+      <w:proofErr w:type="spellEnd"/>
+      <w:r>
+        <w:rPr>
+          <w:rFonts w:cs="Times New Roman"/>
+          <w:bCs/>
+          <w:sz w:val="28"/>
+          <w:szCs w:val="28"/>
+        </w:rPr>
+        <w:t xml:space="preserve"> </w:t>
+      </w:r>
+      <w:proofErr w:type="spellStart"/>
+      <w:r>
+        <w:rPr>
+          <w:rFonts w:cs="Times New Roman"/>
+          <w:bCs/>
+          <w:sz w:val="28"/>
+          <w:szCs w:val="28"/>
+        </w:rPr>
+        <w:t>hiện</w:t>
+      </w:r>
+      <w:proofErr w:type="spellEnd"/>
+      <w:r>
+        <w:rPr>
+          <w:rFonts w:cs="Times New Roman"/>
+          <w:bCs/>
+          <w:sz w:val="28"/>
+          <w:szCs w:val="28"/>
+        </w:rPr>
+        <w:t>:</w:t>
       </w:r>
       <w:r>
         <w:rPr>
@@ -484,11 +659,19 @@
                 <w:bCs/>
               </w:rPr>
             </w:pPr>
+            <w:proofErr w:type="spellStart"/>
             <w:r>
               <w:rPr>
                 <w:rFonts w:cs="Times New Roman"/>
               </w:rPr>
-              <w:t>Lớp:</w:t>
+              <w:t>Lớp</w:t>
+            </w:r>
+            <w:proofErr w:type="spellEnd"/>
+            <w:r>
+              <w:rPr>
+                <w:rFonts w:cs="Times New Roman"/>
+              </w:rPr>
+              <w:t>:</w:t>
             </w:r>
             <w:r>
               <w:rPr>
@@ -566,13 +749,23 @@
               </w:rPr>
               <w:t xml:space="preserve">2/ </w:t>
             </w:r>
+            <w:proofErr w:type="spellStart"/>
             <w:r>
               <w:rPr>
                 <w:rFonts w:cs="Times New Roman"/>
                 <w:b/>
                 <w:bCs/>
               </w:rPr>
-              <w:t>Trần Thị Kim Thanh</w:t>
+              <w:t>Trần</w:t>
+            </w:r>
+            <w:proofErr w:type="spellEnd"/>
+            <w:r>
+              <w:rPr>
+                <w:rFonts w:cs="Times New Roman"/>
+                <w:b/>
+                <w:bCs/>
+              </w:rPr>
+              <w:t xml:space="preserve"> Thị Kim Thanh</w:t>
             </w:r>
           </w:p>
         </w:tc>
@@ -618,11 +811,19 @@
                 <w:bCs/>
               </w:rPr>
             </w:pPr>
+            <w:proofErr w:type="spellStart"/>
             <w:r>
               <w:rPr>
                 <w:rFonts w:cs="Times New Roman"/>
               </w:rPr>
-              <w:t xml:space="preserve">Lớp: </w:t>
+              <w:t>Lớp</w:t>
+            </w:r>
+            <w:proofErr w:type="spellEnd"/>
+            <w:r>
+              <w:rPr>
+                <w:rFonts w:cs="Times New Roman"/>
+              </w:rPr>
+              <w:t xml:space="preserve">: </w:t>
             </w:r>
             <w:r>
               <w:rPr>
@@ -754,11 +955,19 @@
                 <w:bCs/>
               </w:rPr>
             </w:pPr>
+            <w:proofErr w:type="spellStart"/>
             <w:r>
               <w:rPr>
                 <w:rFonts w:cs="Times New Roman"/>
               </w:rPr>
-              <w:t>Lớp:</w:t>
+              <w:t>Lớp</w:t>
+            </w:r>
+            <w:proofErr w:type="spellEnd"/>
+            <w:r>
+              <w:rPr>
+                <w:rFonts w:cs="Times New Roman"/>
+              </w:rPr>
+              <w:t>:</w:t>
             </w:r>
             <w:r>
               <w:rPr>
@@ -836,13 +1045,23 @@
               </w:rPr>
               <w:t xml:space="preserve">4/ </w:t>
             </w:r>
+            <w:proofErr w:type="spellStart"/>
             <w:r>
               <w:rPr>
                 <w:rFonts w:cs="Times New Roman"/>
                 <w:b/>
                 <w:bCs/>
               </w:rPr>
-              <w:t>Trần Thị Ánh Nguyên</w:t>
+              <w:t>Trần</w:t>
+            </w:r>
+            <w:proofErr w:type="spellEnd"/>
+            <w:r>
+              <w:rPr>
+                <w:rFonts w:cs="Times New Roman"/>
+                <w:b/>
+                <w:bCs/>
+              </w:rPr>
+              <w:t xml:space="preserve"> Thị Ánh Nguyên</w:t>
             </w:r>
           </w:p>
         </w:tc>
@@ -884,11 +1103,19 @@
                 <w:rFonts w:cs="Times New Roman"/>
               </w:rPr>
             </w:pPr>
+            <w:proofErr w:type="spellStart"/>
             <w:r>
               <w:rPr>
                 <w:rFonts w:cs="Times New Roman"/>
               </w:rPr>
-              <w:t xml:space="preserve">Lớp: </w:t>
+              <w:t>Lớp</w:t>
+            </w:r>
+            <w:proofErr w:type="spellEnd"/>
+            <w:r>
+              <w:rPr>
+                <w:rFonts w:cs="Times New Roman"/>
+              </w:rPr>
+              <w:t xml:space="preserve">: </w:t>
             </w:r>
             <w:r>
               <w:rPr>
@@ -1014,11 +1241,19 @@
                 <w:rFonts w:cs="Times New Roman"/>
               </w:rPr>
             </w:pPr>
+            <w:proofErr w:type="spellStart"/>
             <w:r>
               <w:rPr>
                 <w:rFonts w:cs="Times New Roman"/>
               </w:rPr>
-              <w:t xml:space="preserve">Lớp: </w:t>
+              <w:t>Lớp</w:t>
+            </w:r>
+            <w:proofErr w:type="spellEnd"/>
+            <w:r>
+              <w:rPr>
+                <w:rFonts w:cs="Times New Roman"/>
+              </w:rPr>
+              <w:t xml:space="preserve">: </w:t>
             </w:r>
             <w:r>
               <w:rPr>
@@ -3944,7 +4179,329 @@
         <w:rPr>
           <w:rFonts w:cs="Times New Roman"/>
         </w:rPr>
-        <w:t xml:space="preserve">Tài liệu Đặc tả Yêu cầu Phần mềm (Software Requirement Specification – SRS) này mô tả toàn bộ các yêu cầu chức năng và phi chức năng của hệ thống </w:t>
+        <w:t xml:space="preserve">Tài </w:t>
+      </w:r>
+      <w:proofErr w:type="spellStart"/>
+      <w:r>
+        <w:rPr>
+          <w:rFonts w:cs="Times New Roman"/>
+        </w:rPr>
+        <w:t>liệu</w:t>
+      </w:r>
+      <w:proofErr w:type="spellEnd"/>
+      <w:r>
+        <w:rPr>
+          <w:rFonts w:cs="Times New Roman"/>
+        </w:rPr>
+        <w:t xml:space="preserve"> </w:t>
+      </w:r>
+      <w:proofErr w:type="spellStart"/>
+      <w:r>
+        <w:rPr>
+          <w:rFonts w:cs="Times New Roman"/>
+        </w:rPr>
+        <w:t>Đặc</w:t>
+      </w:r>
+      <w:proofErr w:type="spellEnd"/>
+      <w:r>
+        <w:rPr>
+          <w:rFonts w:cs="Times New Roman"/>
+        </w:rPr>
+        <w:t xml:space="preserve"> </w:t>
+      </w:r>
+      <w:proofErr w:type="spellStart"/>
+      <w:r>
+        <w:rPr>
+          <w:rFonts w:cs="Times New Roman"/>
+        </w:rPr>
+        <w:t>tả</w:t>
+      </w:r>
+      <w:proofErr w:type="spellEnd"/>
+      <w:r>
+        <w:rPr>
+          <w:rFonts w:cs="Times New Roman"/>
+        </w:rPr>
+        <w:t xml:space="preserve"> </w:t>
+      </w:r>
+      <w:proofErr w:type="spellStart"/>
+      <w:r>
+        <w:rPr>
+          <w:rFonts w:cs="Times New Roman"/>
+        </w:rPr>
+        <w:t>Yêu</w:t>
+      </w:r>
+      <w:proofErr w:type="spellEnd"/>
+      <w:r>
+        <w:rPr>
+          <w:rFonts w:cs="Times New Roman"/>
+        </w:rPr>
+        <w:t xml:space="preserve"> </w:t>
+      </w:r>
+      <w:proofErr w:type="spellStart"/>
+      <w:r>
+        <w:rPr>
+          <w:rFonts w:cs="Times New Roman"/>
+        </w:rPr>
+        <w:t>cầu</w:t>
+      </w:r>
+      <w:proofErr w:type="spellEnd"/>
+      <w:r>
+        <w:rPr>
+          <w:rFonts w:cs="Times New Roman"/>
+        </w:rPr>
+        <w:t xml:space="preserve"> </w:t>
+      </w:r>
+      <w:proofErr w:type="spellStart"/>
+      <w:r>
+        <w:rPr>
+          <w:rFonts w:cs="Times New Roman"/>
+        </w:rPr>
+        <w:t>Phần</w:t>
+      </w:r>
+      <w:proofErr w:type="spellEnd"/>
+      <w:r>
+        <w:rPr>
+          <w:rFonts w:cs="Times New Roman"/>
+        </w:rPr>
+        <w:t xml:space="preserve"> </w:t>
+      </w:r>
+      <w:proofErr w:type="spellStart"/>
+      <w:r>
+        <w:rPr>
+          <w:rFonts w:cs="Times New Roman"/>
+        </w:rPr>
+        <w:t>mềm</w:t>
+      </w:r>
+      <w:proofErr w:type="spellEnd"/>
+      <w:r>
+        <w:rPr>
+          <w:rFonts w:cs="Times New Roman"/>
+        </w:rPr>
+        <w:t xml:space="preserve"> (Software Requirement Specification – SRS) </w:t>
+      </w:r>
+      <w:proofErr w:type="spellStart"/>
+      <w:r>
+        <w:rPr>
+          <w:rFonts w:cs="Times New Roman"/>
+        </w:rPr>
+        <w:t>này</w:t>
+      </w:r>
+      <w:proofErr w:type="spellEnd"/>
+      <w:r>
+        <w:rPr>
+          <w:rFonts w:cs="Times New Roman"/>
+        </w:rPr>
+        <w:t xml:space="preserve"> </w:t>
+      </w:r>
+      <w:proofErr w:type="spellStart"/>
+      <w:r>
+        <w:rPr>
+          <w:rFonts w:cs="Times New Roman"/>
+        </w:rPr>
+        <w:t>mô</w:t>
+      </w:r>
+      <w:proofErr w:type="spellEnd"/>
+      <w:r>
+        <w:rPr>
+          <w:rFonts w:cs="Times New Roman"/>
+        </w:rPr>
+        <w:t xml:space="preserve"> </w:t>
+      </w:r>
+      <w:proofErr w:type="spellStart"/>
+      <w:r>
+        <w:rPr>
+          <w:rFonts w:cs="Times New Roman"/>
+        </w:rPr>
+        <w:t>tả</w:t>
+      </w:r>
+      <w:proofErr w:type="spellEnd"/>
+      <w:r>
+        <w:rPr>
+          <w:rFonts w:cs="Times New Roman"/>
+        </w:rPr>
+        <w:t xml:space="preserve"> </w:t>
+      </w:r>
+      <w:proofErr w:type="spellStart"/>
+      <w:r>
+        <w:rPr>
+          <w:rFonts w:cs="Times New Roman"/>
+        </w:rPr>
+        <w:t>toàn</w:t>
+      </w:r>
+      <w:proofErr w:type="spellEnd"/>
+      <w:r>
+        <w:rPr>
+          <w:rFonts w:cs="Times New Roman"/>
+        </w:rPr>
+        <w:t xml:space="preserve"> </w:t>
+      </w:r>
+      <w:proofErr w:type="spellStart"/>
+      <w:r>
+        <w:rPr>
+          <w:rFonts w:cs="Times New Roman"/>
+        </w:rPr>
+        <w:t>bộ</w:t>
+      </w:r>
+      <w:proofErr w:type="spellEnd"/>
+      <w:r>
+        <w:rPr>
+          <w:rFonts w:cs="Times New Roman"/>
+        </w:rPr>
+        <w:t xml:space="preserve"> </w:t>
+      </w:r>
+      <w:proofErr w:type="spellStart"/>
+      <w:r>
+        <w:rPr>
+          <w:rFonts w:cs="Times New Roman"/>
+        </w:rPr>
+        <w:t>các</w:t>
+      </w:r>
+      <w:proofErr w:type="spellEnd"/>
+      <w:r>
+        <w:rPr>
+          <w:rFonts w:cs="Times New Roman"/>
+        </w:rPr>
+        <w:t xml:space="preserve"> </w:t>
+      </w:r>
+      <w:proofErr w:type="spellStart"/>
+      <w:r>
+        <w:rPr>
+          <w:rFonts w:cs="Times New Roman"/>
+        </w:rPr>
+        <w:t>yêu</w:t>
+      </w:r>
+      <w:proofErr w:type="spellEnd"/>
+      <w:r>
+        <w:rPr>
+          <w:rFonts w:cs="Times New Roman"/>
+        </w:rPr>
+        <w:t xml:space="preserve"> </w:t>
+      </w:r>
+      <w:proofErr w:type="spellStart"/>
+      <w:r>
+        <w:rPr>
+          <w:rFonts w:cs="Times New Roman"/>
+        </w:rPr>
+        <w:t>cầu</w:t>
+      </w:r>
+      <w:proofErr w:type="spellEnd"/>
+      <w:r>
+        <w:rPr>
+          <w:rFonts w:cs="Times New Roman"/>
+        </w:rPr>
+        <w:t xml:space="preserve"> </w:t>
+      </w:r>
+      <w:proofErr w:type="spellStart"/>
+      <w:r>
+        <w:rPr>
+          <w:rFonts w:cs="Times New Roman"/>
+        </w:rPr>
+        <w:t>chức</w:t>
+      </w:r>
+      <w:proofErr w:type="spellEnd"/>
+      <w:r>
+        <w:rPr>
+          <w:rFonts w:cs="Times New Roman"/>
+        </w:rPr>
+        <w:t xml:space="preserve"> </w:t>
+      </w:r>
+      <w:proofErr w:type="spellStart"/>
+      <w:r>
+        <w:rPr>
+          <w:rFonts w:cs="Times New Roman"/>
+        </w:rPr>
+        <w:t>năng</w:t>
+      </w:r>
+      <w:proofErr w:type="spellEnd"/>
+      <w:r>
+        <w:rPr>
+          <w:rFonts w:cs="Times New Roman"/>
+        </w:rPr>
+        <w:t xml:space="preserve"> </w:t>
+      </w:r>
+      <w:proofErr w:type="spellStart"/>
+      <w:r>
+        <w:rPr>
+          <w:rFonts w:cs="Times New Roman"/>
+        </w:rPr>
+        <w:t>và</w:t>
+      </w:r>
+      <w:proofErr w:type="spellEnd"/>
+      <w:r>
+        <w:rPr>
+          <w:rFonts w:cs="Times New Roman"/>
+        </w:rPr>
+        <w:t xml:space="preserve"> phi </w:t>
+      </w:r>
+      <w:proofErr w:type="spellStart"/>
+      <w:r>
+        <w:rPr>
+          <w:rFonts w:cs="Times New Roman"/>
+        </w:rPr>
+        <w:t>chức</w:t>
+      </w:r>
+      <w:proofErr w:type="spellEnd"/>
+      <w:r>
+        <w:rPr>
+          <w:rFonts w:cs="Times New Roman"/>
+        </w:rPr>
+        <w:t xml:space="preserve"> </w:t>
+      </w:r>
+      <w:proofErr w:type="spellStart"/>
+      <w:r>
+        <w:rPr>
+          <w:rFonts w:cs="Times New Roman"/>
+        </w:rPr>
+        <w:t>năng</w:t>
+      </w:r>
+      <w:proofErr w:type="spellEnd"/>
+      <w:r>
+        <w:rPr>
+          <w:rFonts w:cs="Times New Roman"/>
+        </w:rPr>
+        <w:t xml:space="preserve"> </w:t>
+      </w:r>
+      <w:proofErr w:type="spellStart"/>
+      <w:r>
+        <w:rPr>
+          <w:rFonts w:cs="Times New Roman"/>
+        </w:rPr>
+        <w:t>của</w:t>
+      </w:r>
+      <w:proofErr w:type="spellEnd"/>
+      <w:r>
+        <w:rPr>
+          <w:rFonts w:cs="Times New Roman"/>
+        </w:rPr>
+        <w:t xml:space="preserve"> </w:t>
+      </w:r>
+      <w:proofErr w:type="spellStart"/>
+      <w:r>
+        <w:rPr>
+          <w:rFonts w:cs="Times New Roman"/>
+        </w:rPr>
+        <w:t>hệ</w:t>
+      </w:r>
+      <w:proofErr w:type="spellEnd"/>
+      <w:r>
+        <w:rPr>
+          <w:rFonts w:cs="Times New Roman"/>
+        </w:rPr>
+        <w:t xml:space="preserve"> </w:t>
+      </w:r>
+      <w:proofErr w:type="spellStart"/>
+      <w:r>
+        <w:rPr>
+          <w:rFonts w:cs="Times New Roman"/>
+        </w:rPr>
+        <w:t>thống</w:t>
+      </w:r>
+      <w:proofErr w:type="spellEnd"/>
+      <w:r>
+        <w:rPr>
+          <w:rFonts w:cs="Times New Roman"/>
+        </w:rPr>
+        <w:t xml:space="preserve"> </w:t>
       </w:r>
       <w:r>
         <w:rPr>
@@ -3967,11 +4524,75 @@
           <w:rFonts w:cs="Times New Roman"/>
         </w:rPr>
       </w:pPr>
-      <w:r>
-        <w:rPr>
-          <w:rFonts w:cs="Times New Roman"/>
-        </w:rPr>
-        <w:t>Mục đích của tài liệu:</w:t>
+      <w:proofErr w:type="spellStart"/>
+      <w:r>
+        <w:rPr>
+          <w:rFonts w:cs="Times New Roman"/>
+        </w:rPr>
+        <w:t>Mục</w:t>
+      </w:r>
+      <w:proofErr w:type="spellEnd"/>
+      <w:r>
+        <w:rPr>
+          <w:rFonts w:cs="Times New Roman"/>
+        </w:rPr>
+        <w:t xml:space="preserve"> </w:t>
+      </w:r>
+      <w:proofErr w:type="spellStart"/>
+      <w:r>
+        <w:rPr>
+          <w:rFonts w:cs="Times New Roman"/>
+        </w:rPr>
+        <w:t>đích</w:t>
+      </w:r>
+      <w:proofErr w:type="spellEnd"/>
+      <w:r>
+        <w:rPr>
+          <w:rFonts w:cs="Times New Roman"/>
+        </w:rPr>
+        <w:t xml:space="preserve"> </w:t>
+      </w:r>
+      <w:proofErr w:type="spellStart"/>
+      <w:r>
+        <w:rPr>
+          <w:rFonts w:cs="Times New Roman"/>
+        </w:rPr>
+        <w:t>của</w:t>
+      </w:r>
+      <w:proofErr w:type="spellEnd"/>
+      <w:r>
+        <w:rPr>
+          <w:rFonts w:cs="Times New Roman"/>
+        </w:rPr>
+        <w:t xml:space="preserve"> </w:t>
+      </w:r>
+      <w:proofErr w:type="spellStart"/>
+      <w:r>
+        <w:rPr>
+          <w:rFonts w:cs="Times New Roman"/>
+        </w:rPr>
+        <w:t>tài</w:t>
+      </w:r>
+      <w:proofErr w:type="spellEnd"/>
+      <w:r>
+        <w:rPr>
+          <w:rFonts w:cs="Times New Roman"/>
+        </w:rPr>
+        <w:t xml:space="preserve"> </w:t>
+      </w:r>
+      <w:proofErr w:type="spellStart"/>
+      <w:r>
+        <w:rPr>
+          <w:rFonts w:cs="Times New Roman"/>
+        </w:rPr>
+        <w:t>liệu</w:t>
+      </w:r>
+      <w:proofErr w:type="spellEnd"/>
+      <w:r>
+        <w:rPr>
+          <w:rFonts w:cs="Times New Roman"/>
+        </w:rPr>
+        <w:t>:</w:t>
       </w:r>
     </w:p>
     <w:p>
@@ -3984,11 +4605,299 @@
           <w:rFonts w:cs="Times New Roman"/>
         </w:rPr>
       </w:pPr>
-      <w:r>
-        <w:rPr>
-          <w:rFonts w:cs="Times New Roman"/>
-        </w:rPr>
-        <w:t>Làm cơ sở thống nhất giữa khách hàng, người phát triển và các bên liên quan về yêu cầu hệ thống.</w:t>
+      <w:proofErr w:type="spellStart"/>
+      <w:r>
+        <w:rPr>
+          <w:rFonts w:cs="Times New Roman"/>
+        </w:rPr>
+        <w:t>Làm</w:t>
+      </w:r>
+      <w:proofErr w:type="spellEnd"/>
+      <w:r>
+        <w:rPr>
+          <w:rFonts w:cs="Times New Roman"/>
+        </w:rPr>
+        <w:t xml:space="preserve"> </w:t>
+      </w:r>
+      <w:proofErr w:type="spellStart"/>
+      <w:r>
+        <w:rPr>
+          <w:rFonts w:cs="Times New Roman"/>
+        </w:rPr>
+        <w:t>cơ</w:t>
+      </w:r>
+      <w:proofErr w:type="spellEnd"/>
+      <w:r>
+        <w:rPr>
+          <w:rFonts w:cs="Times New Roman"/>
+        </w:rPr>
+        <w:t xml:space="preserve"> </w:t>
+      </w:r>
+      <w:proofErr w:type="spellStart"/>
+      <w:r>
+        <w:rPr>
+          <w:rFonts w:cs="Times New Roman"/>
+        </w:rPr>
+        <w:t>sở</w:t>
+      </w:r>
+      <w:proofErr w:type="spellEnd"/>
+      <w:r>
+        <w:rPr>
+          <w:rFonts w:cs="Times New Roman"/>
+        </w:rPr>
+        <w:t xml:space="preserve"> </w:t>
+      </w:r>
+      <w:proofErr w:type="spellStart"/>
+      <w:r>
+        <w:rPr>
+          <w:rFonts w:cs="Times New Roman"/>
+        </w:rPr>
+        <w:t>thống</w:t>
+      </w:r>
+      <w:proofErr w:type="spellEnd"/>
+      <w:r>
+        <w:rPr>
+          <w:rFonts w:cs="Times New Roman"/>
+        </w:rPr>
+        <w:t xml:space="preserve"> </w:t>
+      </w:r>
+      <w:proofErr w:type="spellStart"/>
+      <w:r>
+        <w:rPr>
+          <w:rFonts w:cs="Times New Roman"/>
+        </w:rPr>
+        <w:t>nhất</w:t>
+      </w:r>
+      <w:proofErr w:type="spellEnd"/>
+      <w:r>
+        <w:rPr>
+          <w:rFonts w:cs="Times New Roman"/>
+        </w:rPr>
+        <w:t xml:space="preserve"> </w:t>
+      </w:r>
+      <w:proofErr w:type="spellStart"/>
+      <w:r>
+        <w:rPr>
+          <w:rFonts w:cs="Times New Roman"/>
+        </w:rPr>
+        <w:t>giữa</w:t>
+      </w:r>
+      <w:proofErr w:type="spellEnd"/>
+      <w:r>
+        <w:rPr>
+          <w:rFonts w:cs="Times New Roman"/>
+        </w:rPr>
+        <w:t xml:space="preserve"> </w:t>
+      </w:r>
+      <w:proofErr w:type="spellStart"/>
+      <w:r>
+        <w:rPr>
+          <w:rFonts w:cs="Times New Roman"/>
+        </w:rPr>
+        <w:t>khách</w:t>
+      </w:r>
+      <w:proofErr w:type="spellEnd"/>
+      <w:r>
+        <w:rPr>
+          <w:rFonts w:cs="Times New Roman"/>
+        </w:rPr>
+        <w:t xml:space="preserve"> </w:t>
+      </w:r>
+      <w:proofErr w:type="spellStart"/>
+      <w:r>
+        <w:rPr>
+          <w:rFonts w:cs="Times New Roman"/>
+        </w:rPr>
+        <w:t>hàng</w:t>
+      </w:r>
+      <w:proofErr w:type="spellEnd"/>
+      <w:r>
+        <w:rPr>
+          <w:rFonts w:cs="Times New Roman"/>
+        </w:rPr>
+        <w:t xml:space="preserve">, </w:t>
+      </w:r>
+      <w:proofErr w:type="spellStart"/>
+      <w:r>
+        <w:rPr>
+          <w:rFonts w:cs="Times New Roman"/>
+        </w:rPr>
+        <w:t>người</w:t>
+      </w:r>
+      <w:proofErr w:type="spellEnd"/>
+      <w:r>
+        <w:rPr>
+          <w:rFonts w:cs="Times New Roman"/>
+        </w:rPr>
+        <w:t xml:space="preserve"> </w:t>
+      </w:r>
+      <w:proofErr w:type="spellStart"/>
+      <w:r>
+        <w:rPr>
+          <w:rFonts w:cs="Times New Roman"/>
+        </w:rPr>
+        <w:t>phát</w:t>
+      </w:r>
+      <w:proofErr w:type="spellEnd"/>
+      <w:r>
+        <w:rPr>
+          <w:rFonts w:cs="Times New Roman"/>
+        </w:rPr>
+        <w:t xml:space="preserve"> </w:t>
+      </w:r>
+      <w:proofErr w:type="spellStart"/>
+      <w:r>
+        <w:rPr>
+          <w:rFonts w:cs="Times New Roman"/>
+        </w:rPr>
+        <w:t>triển</w:t>
+      </w:r>
+      <w:proofErr w:type="spellEnd"/>
+      <w:r>
+        <w:rPr>
+          <w:rFonts w:cs="Times New Roman"/>
+        </w:rPr>
+        <w:t xml:space="preserve"> </w:t>
+      </w:r>
+      <w:proofErr w:type="spellStart"/>
+      <w:r>
+        <w:rPr>
+          <w:rFonts w:cs="Times New Roman"/>
+        </w:rPr>
+        <w:t>và</w:t>
+      </w:r>
+      <w:proofErr w:type="spellEnd"/>
+      <w:r>
+        <w:rPr>
+          <w:rFonts w:cs="Times New Roman"/>
+        </w:rPr>
+        <w:t xml:space="preserve"> </w:t>
+      </w:r>
+      <w:proofErr w:type="spellStart"/>
+      <w:r>
+        <w:rPr>
+          <w:rFonts w:cs="Times New Roman"/>
+        </w:rPr>
+        <w:t>các</w:t>
+      </w:r>
+      <w:proofErr w:type="spellEnd"/>
+      <w:r>
+        <w:rPr>
+          <w:rFonts w:cs="Times New Roman"/>
+        </w:rPr>
+        <w:t xml:space="preserve"> </w:t>
+      </w:r>
+      <w:proofErr w:type="spellStart"/>
+      <w:r>
+        <w:rPr>
+          <w:rFonts w:cs="Times New Roman"/>
+        </w:rPr>
+        <w:t>bên</w:t>
+      </w:r>
+      <w:proofErr w:type="spellEnd"/>
+      <w:r>
+        <w:rPr>
+          <w:rFonts w:cs="Times New Roman"/>
+        </w:rPr>
+        <w:t xml:space="preserve"> </w:t>
+      </w:r>
+      <w:proofErr w:type="spellStart"/>
+      <w:r>
+        <w:rPr>
+          <w:rFonts w:cs="Times New Roman"/>
+        </w:rPr>
+        <w:t>liên</w:t>
+      </w:r>
+      <w:proofErr w:type="spellEnd"/>
+      <w:r>
+        <w:rPr>
+          <w:rFonts w:cs="Times New Roman"/>
+        </w:rPr>
+        <w:t xml:space="preserve"> </w:t>
+      </w:r>
+      <w:proofErr w:type="spellStart"/>
+      <w:r>
+        <w:rPr>
+          <w:rFonts w:cs="Times New Roman"/>
+        </w:rPr>
+        <w:t>quan</w:t>
+      </w:r>
+      <w:proofErr w:type="spellEnd"/>
+      <w:r>
+        <w:rPr>
+          <w:rFonts w:cs="Times New Roman"/>
+        </w:rPr>
+        <w:t xml:space="preserve"> </w:t>
+      </w:r>
+      <w:proofErr w:type="spellStart"/>
+      <w:r>
+        <w:rPr>
+          <w:rFonts w:cs="Times New Roman"/>
+        </w:rPr>
+        <w:t>về</w:t>
+      </w:r>
+      <w:proofErr w:type="spellEnd"/>
+      <w:r>
+        <w:rPr>
+          <w:rFonts w:cs="Times New Roman"/>
+        </w:rPr>
+        <w:t xml:space="preserve"> </w:t>
+      </w:r>
+      <w:proofErr w:type="spellStart"/>
+      <w:r>
+        <w:rPr>
+          <w:rFonts w:cs="Times New Roman"/>
+        </w:rPr>
+        <w:t>yêu</w:t>
+      </w:r>
+      <w:proofErr w:type="spellEnd"/>
+      <w:r>
+        <w:rPr>
+          <w:rFonts w:cs="Times New Roman"/>
+        </w:rPr>
+        <w:t xml:space="preserve"> </w:t>
+      </w:r>
+      <w:proofErr w:type="spellStart"/>
+      <w:r>
+        <w:rPr>
+          <w:rFonts w:cs="Times New Roman"/>
+        </w:rPr>
+        <w:t>cầu</w:t>
+      </w:r>
+      <w:proofErr w:type="spellEnd"/>
+      <w:r>
+        <w:rPr>
+          <w:rFonts w:cs="Times New Roman"/>
+        </w:rPr>
+        <w:t xml:space="preserve"> </w:t>
+      </w:r>
+      <w:proofErr w:type="spellStart"/>
+      <w:r>
+        <w:rPr>
+          <w:rFonts w:cs="Times New Roman"/>
+        </w:rPr>
+        <w:t>hệ</w:t>
+      </w:r>
+      <w:proofErr w:type="spellEnd"/>
+      <w:r>
+        <w:rPr>
+          <w:rFonts w:cs="Times New Roman"/>
+        </w:rPr>
+        <w:t xml:space="preserve"> </w:t>
+      </w:r>
+      <w:proofErr w:type="spellStart"/>
+      <w:r>
+        <w:rPr>
+          <w:rFonts w:cs="Times New Roman"/>
+        </w:rPr>
+        <w:t>thống</w:t>
+      </w:r>
+      <w:proofErr w:type="spellEnd"/>
+      <w:r>
+        <w:rPr>
+          <w:rFonts w:cs="Times New Roman"/>
+        </w:rPr>
+        <w:t>.</w:t>
       </w:r>
     </w:p>
     <w:p>
@@ -4001,11 +4910,243 @@
           <w:rFonts w:cs="Times New Roman"/>
         </w:rPr>
       </w:pPr>
-      <w:r>
-        <w:rPr>
-          <w:rFonts w:cs="Times New Roman"/>
-        </w:rPr>
-        <w:t>Hỗ trợ nhóm phát triển trong quá trình phân tích, thiết kế, lập trình và kiểm thử.</w:t>
+      <w:proofErr w:type="spellStart"/>
+      <w:r>
+        <w:rPr>
+          <w:rFonts w:cs="Times New Roman"/>
+        </w:rPr>
+        <w:t>Hỗ</w:t>
+      </w:r>
+      <w:proofErr w:type="spellEnd"/>
+      <w:r>
+        <w:rPr>
+          <w:rFonts w:cs="Times New Roman"/>
+        </w:rPr>
+        <w:t xml:space="preserve"> </w:t>
+      </w:r>
+      <w:proofErr w:type="spellStart"/>
+      <w:r>
+        <w:rPr>
+          <w:rFonts w:cs="Times New Roman"/>
+        </w:rPr>
+        <w:t>trợ</w:t>
+      </w:r>
+      <w:proofErr w:type="spellEnd"/>
+      <w:r>
+        <w:rPr>
+          <w:rFonts w:cs="Times New Roman"/>
+        </w:rPr>
+        <w:t xml:space="preserve"> </w:t>
+      </w:r>
+      <w:proofErr w:type="spellStart"/>
+      <w:r>
+        <w:rPr>
+          <w:rFonts w:cs="Times New Roman"/>
+        </w:rPr>
+        <w:t>nhóm</w:t>
+      </w:r>
+      <w:proofErr w:type="spellEnd"/>
+      <w:r>
+        <w:rPr>
+          <w:rFonts w:cs="Times New Roman"/>
+        </w:rPr>
+        <w:t xml:space="preserve"> </w:t>
+      </w:r>
+      <w:proofErr w:type="spellStart"/>
+      <w:r>
+        <w:rPr>
+          <w:rFonts w:cs="Times New Roman"/>
+        </w:rPr>
+        <w:t>phát</w:t>
+      </w:r>
+      <w:proofErr w:type="spellEnd"/>
+      <w:r>
+        <w:rPr>
+          <w:rFonts w:cs="Times New Roman"/>
+        </w:rPr>
+        <w:t xml:space="preserve"> </w:t>
+      </w:r>
+      <w:proofErr w:type="spellStart"/>
+      <w:r>
+        <w:rPr>
+          <w:rFonts w:cs="Times New Roman"/>
+        </w:rPr>
+        <w:t>triển</w:t>
+      </w:r>
+      <w:proofErr w:type="spellEnd"/>
+      <w:r>
+        <w:rPr>
+          <w:rFonts w:cs="Times New Roman"/>
+        </w:rPr>
+        <w:t xml:space="preserve"> </w:t>
+      </w:r>
+      <w:proofErr w:type="spellStart"/>
+      <w:r>
+        <w:rPr>
+          <w:rFonts w:cs="Times New Roman"/>
+        </w:rPr>
+        <w:t>trong</w:t>
+      </w:r>
+      <w:proofErr w:type="spellEnd"/>
+      <w:r>
+        <w:rPr>
+          <w:rFonts w:cs="Times New Roman"/>
+        </w:rPr>
+        <w:t xml:space="preserve"> </w:t>
+      </w:r>
+      <w:proofErr w:type="spellStart"/>
+      <w:r>
+        <w:rPr>
+          <w:rFonts w:cs="Times New Roman"/>
+        </w:rPr>
+        <w:t>quá</w:t>
+      </w:r>
+      <w:proofErr w:type="spellEnd"/>
+      <w:r>
+        <w:rPr>
+          <w:rFonts w:cs="Times New Roman"/>
+        </w:rPr>
+        <w:t xml:space="preserve"> </w:t>
+      </w:r>
+      <w:proofErr w:type="spellStart"/>
+      <w:r>
+        <w:rPr>
+          <w:rFonts w:cs="Times New Roman"/>
+        </w:rPr>
+        <w:t>trình</w:t>
+      </w:r>
+      <w:proofErr w:type="spellEnd"/>
+      <w:r>
+        <w:rPr>
+          <w:rFonts w:cs="Times New Roman"/>
+        </w:rPr>
+        <w:t xml:space="preserve"> </w:t>
+      </w:r>
+      <w:proofErr w:type="spellStart"/>
+      <w:r>
+        <w:rPr>
+          <w:rFonts w:cs="Times New Roman"/>
+        </w:rPr>
+        <w:t>phân</w:t>
+      </w:r>
+      <w:proofErr w:type="spellEnd"/>
+      <w:r>
+        <w:rPr>
+          <w:rFonts w:cs="Times New Roman"/>
+        </w:rPr>
+        <w:t xml:space="preserve"> </w:t>
+      </w:r>
+      <w:proofErr w:type="spellStart"/>
+      <w:r>
+        <w:rPr>
+          <w:rFonts w:cs="Times New Roman"/>
+        </w:rPr>
+        <w:t>tích</w:t>
+      </w:r>
+      <w:proofErr w:type="spellEnd"/>
+      <w:r>
+        <w:rPr>
+          <w:rFonts w:cs="Times New Roman"/>
+        </w:rPr>
+        <w:t xml:space="preserve">, </w:t>
+      </w:r>
+      <w:proofErr w:type="spellStart"/>
+      <w:r>
+        <w:rPr>
+          <w:rFonts w:cs="Times New Roman"/>
+        </w:rPr>
+        <w:t>thiết</w:t>
+      </w:r>
+      <w:proofErr w:type="spellEnd"/>
+      <w:r>
+        <w:rPr>
+          <w:rFonts w:cs="Times New Roman"/>
+        </w:rPr>
+        <w:t xml:space="preserve"> </w:t>
+      </w:r>
+      <w:proofErr w:type="spellStart"/>
+      <w:r>
+        <w:rPr>
+          <w:rFonts w:cs="Times New Roman"/>
+        </w:rPr>
+        <w:t>kế</w:t>
+      </w:r>
+      <w:proofErr w:type="spellEnd"/>
+      <w:r>
+        <w:rPr>
+          <w:rFonts w:cs="Times New Roman"/>
+        </w:rPr>
+        <w:t xml:space="preserve">, </w:t>
+      </w:r>
+      <w:proofErr w:type="spellStart"/>
+      <w:r>
+        <w:rPr>
+          <w:rFonts w:cs="Times New Roman"/>
+        </w:rPr>
+        <w:t>lập</w:t>
+      </w:r>
+      <w:proofErr w:type="spellEnd"/>
+      <w:r>
+        <w:rPr>
+          <w:rFonts w:cs="Times New Roman"/>
+        </w:rPr>
+        <w:t xml:space="preserve"> </w:t>
+      </w:r>
+      <w:proofErr w:type="spellStart"/>
+      <w:r>
+        <w:rPr>
+          <w:rFonts w:cs="Times New Roman"/>
+        </w:rPr>
+        <w:t>trình</w:t>
+      </w:r>
+      <w:proofErr w:type="spellEnd"/>
+      <w:r>
+        <w:rPr>
+          <w:rFonts w:cs="Times New Roman"/>
+        </w:rPr>
+        <w:t xml:space="preserve"> </w:t>
+      </w:r>
+      <w:proofErr w:type="spellStart"/>
+      <w:r>
+        <w:rPr>
+          <w:rFonts w:cs="Times New Roman"/>
+        </w:rPr>
+        <w:t>và</w:t>
+      </w:r>
+      <w:proofErr w:type="spellEnd"/>
+      <w:r>
+        <w:rPr>
+          <w:rFonts w:cs="Times New Roman"/>
+        </w:rPr>
+        <w:t xml:space="preserve"> </w:t>
+      </w:r>
+      <w:proofErr w:type="spellStart"/>
+      <w:r>
+        <w:rPr>
+          <w:rFonts w:cs="Times New Roman"/>
+        </w:rPr>
+        <w:t>kiểm</w:t>
+      </w:r>
+      <w:proofErr w:type="spellEnd"/>
+      <w:r>
+        <w:rPr>
+          <w:rFonts w:cs="Times New Roman"/>
+        </w:rPr>
+        <w:t xml:space="preserve"> </w:t>
+      </w:r>
+      <w:proofErr w:type="spellStart"/>
+      <w:r>
+        <w:rPr>
+          <w:rFonts w:cs="Times New Roman"/>
+        </w:rPr>
+        <w:t>thử</w:t>
+      </w:r>
+      <w:proofErr w:type="spellEnd"/>
+      <w:r>
+        <w:rPr>
+          <w:rFonts w:cs="Times New Roman"/>
+        </w:rPr>
+        <w:t>.</w:t>
       </w:r>
     </w:p>
     <w:p>
@@ -4018,11 +5159,215 @@
           <w:rFonts w:cs="Times New Roman"/>
         </w:rPr>
       </w:pPr>
-      <w:r>
-        <w:rPr>
-          <w:rFonts w:cs="Times New Roman"/>
-        </w:rPr>
-        <w:t>Là tài liệu tham chiếu trong quá trình bảo trì và nâng cấp hệ thống.</w:t>
+      <w:proofErr w:type="spellStart"/>
+      <w:r>
+        <w:rPr>
+          <w:rFonts w:cs="Times New Roman"/>
+        </w:rPr>
+        <w:t>Là</w:t>
+      </w:r>
+      <w:proofErr w:type="spellEnd"/>
+      <w:r>
+        <w:rPr>
+          <w:rFonts w:cs="Times New Roman"/>
+        </w:rPr>
+        <w:t xml:space="preserve"> </w:t>
+      </w:r>
+      <w:proofErr w:type="spellStart"/>
+      <w:r>
+        <w:rPr>
+          <w:rFonts w:cs="Times New Roman"/>
+        </w:rPr>
+        <w:t>tài</w:t>
+      </w:r>
+      <w:proofErr w:type="spellEnd"/>
+      <w:r>
+        <w:rPr>
+          <w:rFonts w:cs="Times New Roman"/>
+        </w:rPr>
+        <w:t xml:space="preserve"> </w:t>
+      </w:r>
+      <w:proofErr w:type="spellStart"/>
+      <w:r>
+        <w:rPr>
+          <w:rFonts w:cs="Times New Roman"/>
+        </w:rPr>
+        <w:t>liệu</w:t>
+      </w:r>
+      <w:proofErr w:type="spellEnd"/>
+      <w:r>
+        <w:rPr>
+          <w:rFonts w:cs="Times New Roman"/>
+        </w:rPr>
+        <w:t xml:space="preserve"> </w:t>
+      </w:r>
+      <w:proofErr w:type="spellStart"/>
+      <w:r>
+        <w:rPr>
+          <w:rFonts w:cs="Times New Roman"/>
+        </w:rPr>
+        <w:t>tham</w:t>
+      </w:r>
+      <w:proofErr w:type="spellEnd"/>
+      <w:r>
+        <w:rPr>
+          <w:rFonts w:cs="Times New Roman"/>
+        </w:rPr>
+        <w:t xml:space="preserve"> </w:t>
+      </w:r>
+      <w:proofErr w:type="spellStart"/>
+      <w:r>
+        <w:rPr>
+          <w:rFonts w:cs="Times New Roman"/>
+        </w:rPr>
+        <w:t>chiếu</w:t>
+      </w:r>
+      <w:proofErr w:type="spellEnd"/>
+      <w:r>
+        <w:rPr>
+          <w:rFonts w:cs="Times New Roman"/>
+        </w:rPr>
+        <w:t xml:space="preserve"> </w:t>
+      </w:r>
+      <w:proofErr w:type="spellStart"/>
+      <w:r>
+        <w:rPr>
+          <w:rFonts w:cs="Times New Roman"/>
+        </w:rPr>
+        <w:t>trong</w:t>
+      </w:r>
+      <w:proofErr w:type="spellEnd"/>
+      <w:r>
+        <w:rPr>
+          <w:rFonts w:cs="Times New Roman"/>
+        </w:rPr>
+        <w:t xml:space="preserve"> </w:t>
+      </w:r>
+      <w:proofErr w:type="spellStart"/>
+      <w:r>
+        <w:rPr>
+          <w:rFonts w:cs="Times New Roman"/>
+        </w:rPr>
+        <w:t>quá</w:t>
+      </w:r>
+      <w:proofErr w:type="spellEnd"/>
+      <w:r>
+        <w:rPr>
+          <w:rFonts w:cs="Times New Roman"/>
+        </w:rPr>
+        <w:t xml:space="preserve"> </w:t>
+      </w:r>
+      <w:proofErr w:type="spellStart"/>
+      <w:r>
+        <w:rPr>
+          <w:rFonts w:cs="Times New Roman"/>
+        </w:rPr>
+        <w:t>trình</w:t>
+      </w:r>
+      <w:proofErr w:type="spellEnd"/>
+      <w:r>
+        <w:rPr>
+          <w:rFonts w:cs="Times New Roman"/>
+        </w:rPr>
+        <w:t xml:space="preserve"> </w:t>
+      </w:r>
+      <w:proofErr w:type="spellStart"/>
+      <w:r>
+        <w:rPr>
+          <w:rFonts w:cs="Times New Roman"/>
+        </w:rPr>
+        <w:t>bảo</w:t>
+      </w:r>
+      <w:proofErr w:type="spellEnd"/>
+      <w:r>
+        <w:rPr>
+          <w:rFonts w:cs="Times New Roman"/>
+        </w:rPr>
+        <w:t xml:space="preserve"> </w:t>
+      </w:r>
+      <w:proofErr w:type="spellStart"/>
+      <w:r>
+        <w:rPr>
+          <w:rFonts w:cs="Times New Roman"/>
+        </w:rPr>
+        <w:t>trì</w:t>
+      </w:r>
+      <w:proofErr w:type="spellEnd"/>
+      <w:r>
+        <w:rPr>
+          <w:rFonts w:cs="Times New Roman"/>
+        </w:rPr>
+        <w:t xml:space="preserve"> </w:t>
+      </w:r>
+      <w:proofErr w:type="spellStart"/>
+      <w:r>
+        <w:rPr>
+          <w:rFonts w:cs="Times New Roman"/>
+        </w:rPr>
+        <w:t>và</w:t>
+      </w:r>
+      <w:proofErr w:type="spellEnd"/>
+      <w:r>
+        <w:rPr>
+          <w:rFonts w:cs="Times New Roman"/>
+        </w:rPr>
+        <w:t xml:space="preserve"> </w:t>
+      </w:r>
+      <w:proofErr w:type="spellStart"/>
+      <w:r>
+        <w:rPr>
+          <w:rFonts w:cs="Times New Roman"/>
+        </w:rPr>
+        <w:t>nâng</w:t>
+      </w:r>
+      <w:proofErr w:type="spellEnd"/>
+      <w:r>
+        <w:rPr>
+          <w:rFonts w:cs="Times New Roman"/>
+        </w:rPr>
+        <w:t xml:space="preserve"> </w:t>
+      </w:r>
+      <w:proofErr w:type="spellStart"/>
+      <w:r>
+        <w:rPr>
+          <w:rFonts w:cs="Times New Roman"/>
+        </w:rPr>
+        <w:t>cấp</w:t>
+      </w:r>
+      <w:proofErr w:type="spellEnd"/>
+      <w:r>
+        <w:rPr>
+          <w:rFonts w:cs="Times New Roman"/>
+        </w:rPr>
+        <w:t xml:space="preserve"> </w:t>
+      </w:r>
+      <w:proofErr w:type="spellStart"/>
+      <w:r>
+        <w:rPr>
+          <w:rFonts w:cs="Times New Roman"/>
+        </w:rPr>
+        <w:t>hệ</w:t>
+      </w:r>
+      <w:proofErr w:type="spellEnd"/>
+      <w:r>
+        <w:rPr>
+          <w:rFonts w:cs="Times New Roman"/>
+        </w:rPr>
+        <w:t xml:space="preserve"> </w:t>
+      </w:r>
+      <w:proofErr w:type="spellStart"/>
+      <w:r>
+        <w:rPr>
+          <w:rFonts w:cs="Times New Roman"/>
+        </w:rPr>
+        <w:t>thống</w:t>
+      </w:r>
+      <w:proofErr w:type="spellEnd"/>
+      <w:r>
+        <w:rPr>
+          <w:rFonts w:cs="Times New Roman"/>
+        </w:rPr>
+        <w:t>.</w:t>
       </w:r>
     </w:p>
     <w:p>
@@ -4035,11 +5380,117 @@
           <w:rFonts w:cs="Times New Roman"/>
         </w:rPr>
       </w:pPr>
-      <w:r>
-        <w:rPr>
-          <w:rFonts w:cs="Times New Roman"/>
-        </w:rPr>
-        <w:t>Giảm thiểu sai sót do hiểu nhầm yêu cầu.</w:t>
+      <w:proofErr w:type="spellStart"/>
+      <w:r>
+        <w:rPr>
+          <w:rFonts w:cs="Times New Roman"/>
+        </w:rPr>
+        <w:t>Giảm</w:t>
+      </w:r>
+      <w:proofErr w:type="spellEnd"/>
+      <w:r>
+        <w:rPr>
+          <w:rFonts w:cs="Times New Roman"/>
+        </w:rPr>
+        <w:t xml:space="preserve"> </w:t>
+      </w:r>
+      <w:proofErr w:type="spellStart"/>
+      <w:r>
+        <w:rPr>
+          <w:rFonts w:cs="Times New Roman"/>
+        </w:rPr>
+        <w:t>thiểu</w:t>
+      </w:r>
+      <w:proofErr w:type="spellEnd"/>
+      <w:r>
+        <w:rPr>
+          <w:rFonts w:cs="Times New Roman"/>
+        </w:rPr>
+        <w:t xml:space="preserve"> </w:t>
+      </w:r>
+      <w:proofErr w:type="spellStart"/>
+      <w:r>
+        <w:rPr>
+          <w:rFonts w:cs="Times New Roman"/>
+        </w:rPr>
+        <w:t>sai</w:t>
+      </w:r>
+      <w:proofErr w:type="spellEnd"/>
+      <w:r>
+        <w:rPr>
+          <w:rFonts w:cs="Times New Roman"/>
+        </w:rPr>
+        <w:t xml:space="preserve"> </w:t>
+      </w:r>
+      <w:proofErr w:type="spellStart"/>
+      <w:r>
+        <w:rPr>
+          <w:rFonts w:cs="Times New Roman"/>
+        </w:rPr>
+        <w:t>sót</w:t>
+      </w:r>
+      <w:proofErr w:type="spellEnd"/>
+      <w:r>
+        <w:rPr>
+          <w:rFonts w:cs="Times New Roman"/>
+        </w:rPr>
+        <w:t xml:space="preserve"> do </w:t>
+      </w:r>
+      <w:proofErr w:type="spellStart"/>
+      <w:r>
+        <w:rPr>
+          <w:rFonts w:cs="Times New Roman"/>
+        </w:rPr>
+        <w:t>hiểu</w:t>
+      </w:r>
+      <w:proofErr w:type="spellEnd"/>
+      <w:r>
+        <w:rPr>
+          <w:rFonts w:cs="Times New Roman"/>
+        </w:rPr>
+        <w:t xml:space="preserve"> </w:t>
+      </w:r>
+      <w:proofErr w:type="spellStart"/>
+      <w:r>
+        <w:rPr>
+          <w:rFonts w:cs="Times New Roman"/>
+        </w:rPr>
+        <w:t>nhầm</w:t>
+      </w:r>
+      <w:proofErr w:type="spellEnd"/>
+      <w:r>
+        <w:rPr>
+          <w:rFonts w:cs="Times New Roman"/>
+        </w:rPr>
+        <w:t xml:space="preserve"> </w:t>
+      </w:r>
+      <w:proofErr w:type="spellStart"/>
+      <w:r>
+        <w:rPr>
+          <w:rFonts w:cs="Times New Roman"/>
+        </w:rPr>
+        <w:t>yêu</w:t>
+      </w:r>
+      <w:proofErr w:type="spellEnd"/>
+      <w:r>
+        <w:rPr>
+          <w:rFonts w:cs="Times New Roman"/>
+        </w:rPr>
+        <w:t xml:space="preserve"> </w:t>
+      </w:r>
+      <w:proofErr w:type="spellStart"/>
+      <w:r>
+        <w:rPr>
+          <w:rFonts w:cs="Times New Roman"/>
+        </w:rPr>
+        <w:t>cầu</w:t>
+      </w:r>
+      <w:proofErr w:type="spellEnd"/>
+      <w:r>
+        <w:rPr>
+          <w:rFonts w:cs="Times New Roman"/>
+        </w:rPr>
+        <w:t>.</w:t>
       </w:r>
     </w:p>
     <w:p>
@@ -4048,11 +5499,425 @@
           <w:rFonts w:cs="Times New Roman"/>
         </w:rPr>
       </w:pPr>
-      <w:r>
-        <w:rPr>
-          <w:rFonts w:cs="Times New Roman"/>
-        </w:rPr>
-        <w:t>Hệ thống hướng đến việc hỗ trợ cá nhân và doanh nghiệp quản lý công việc, dự án và tiến độ thực hiện một cách hiệu quả trên nền tảng web.</w:t>
+      <w:proofErr w:type="spellStart"/>
+      <w:r>
+        <w:rPr>
+          <w:rFonts w:cs="Times New Roman"/>
+        </w:rPr>
+        <w:t>Hệ</w:t>
+      </w:r>
+      <w:proofErr w:type="spellEnd"/>
+      <w:r>
+        <w:rPr>
+          <w:rFonts w:cs="Times New Roman"/>
+        </w:rPr>
+        <w:t xml:space="preserve"> </w:t>
+      </w:r>
+      <w:proofErr w:type="spellStart"/>
+      <w:r>
+        <w:rPr>
+          <w:rFonts w:cs="Times New Roman"/>
+        </w:rPr>
+        <w:t>thống</w:t>
+      </w:r>
+      <w:proofErr w:type="spellEnd"/>
+      <w:r>
+        <w:rPr>
+          <w:rFonts w:cs="Times New Roman"/>
+        </w:rPr>
+        <w:t xml:space="preserve"> </w:t>
+      </w:r>
+      <w:proofErr w:type="spellStart"/>
+      <w:r>
+        <w:rPr>
+          <w:rFonts w:cs="Times New Roman"/>
+        </w:rPr>
+        <w:t>hướng</w:t>
+      </w:r>
+      <w:proofErr w:type="spellEnd"/>
+      <w:r>
+        <w:rPr>
+          <w:rFonts w:cs="Times New Roman"/>
+        </w:rPr>
+        <w:t xml:space="preserve"> </w:t>
+      </w:r>
+      <w:proofErr w:type="spellStart"/>
+      <w:r>
+        <w:rPr>
+          <w:rFonts w:cs="Times New Roman"/>
+        </w:rPr>
+        <w:t>đến</w:t>
+      </w:r>
+      <w:proofErr w:type="spellEnd"/>
+      <w:r>
+        <w:rPr>
+          <w:rFonts w:cs="Times New Roman"/>
+        </w:rPr>
+        <w:t xml:space="preserve"> </w:t>
+      </w:r>
+      <w:proofErr w:type="spellStart"/>
+      <w:r>
+        <w:rPr>
+          <w:rFonts w:cs="Times New Roman"/>
+        </w:rPr>
+        <w:t>việc</w:t>
+      </w:r>
+      <w:proofErr w:type="spellEnd"/>
+      <w:r>
+        <w:rPr>
+          <w:rFonts w:cs="Times New Roman"/>
+        </w:rPr>
+        <w:t xml:space="preserve"> </w:t>
+      </w:r>
+      <w:proofErr w:type="spellStart"/>
+      <w:r>
+        <w:rPr>
+          <w:rFonts w:cs="Times New Roman"/>
+        </w:rPr>
+        <w:t>hỗ</w:t>
+      </w:r>
+      <w:proofErr w:type="spellEnd"/>
+      <w:r>
+        <w:rPr>
+          <w:rFonts w:cs="Times New Roman"/>
+        </w:rPr>
+        <w:t xml:space="preserve"> </w:t>
+      </w:r>
+      <w:proofErr w:type="spellStart"/>
+      <w:r>
+        <w:rPr>
+          <w:rFonts w:cs="Times New Roman"/>
+        </w:rPr>
+        <w:t>trợ</w:t>
+      </w:r>
+      <w:proofErr w:type="spellEnd"/>
+      <w:r>
+        <w:rPr>
+          <w:rFonts w:cs="Times New Roman"/>
+        </w:rPr>
+        <w:t xml:space="preserve"> </w:t>
+      </w:r>
+      <w:proofErr w:type="spellStart"/>
+      <w:r>
+        <w:rPr>
+          <w:rFonts w:cs="Times New Roman"/>
+        </w:rPr>
+        <w:t>cá</w:t>
+      </w:r>
+      <w:proofErr w:type="spellEnd"/>
+      <w:r>
+        <w:rPr>
+          <w:rFonts w:cs="Times New Roman"/>
+        </w:rPr>
+        <w:t xml:space="preserve"> </w:t>
+      </w:r>
+      <w:proofErr w:type="spellStart"/>
+      <w:r>
+        <w:rPr>
+          <w:rFonts w:cs="Times New Roman"/>
+        </w:rPr>
+        <w:t>nhân</w:t>
+      </w:r>
+      <w:proofErr w:type="spellEnd"/>
+      <w:r>
+        <w:rPr>
+          <w:rFonts w:cs="Times New Roman"/>
+        </w:rPr>
+        <w:t xml:space="preserve"> </w:t>
+      </w:r>
+      <w:proofErr w:type="spellStart"/>
+      <w:r>
+        <w:rPr>
+          <w:rFonts w:cs="Times New Roman"/>
+        </w:rPr>
+        <w:t>và</w:t>
+      </w:r>
+      <w:proofErr w:type="spellEnd"/>
+      <w:r>
+        <w:rPr>
+          <w:rFonts w:cs="Times New Roman"/>
+        </w:rPr>
+        <w:t xml:space="preserve"> </w:t>
+      </w:r>
+      <w:proofErr w:type="spellStart"/>
+      <w:r>
+        <w:rPr>
+          <w:rFonts w:cs="Times New Roman"/>
+        </w:rPr>
+        <w:t>doanh</w:t>
+      </w:r>
+      <w:proofErr w:type="spellEnd"/>
+      <w:r>
+        <w:rPr>
+          <w:rFonts w:cs="Times New Roman"/>
+        </w:rPr>
+        <w:t xml:space="preserve"> </w:t>
+      </w:r>
+      <w:proofErr w:type="spellStart"/>
+      <w:r>
+        <w:rPr>
+          <w:rFonts w:cs="Times New Roman"/>
+        </w:rPr>
+        <w:t>nghiệp</w:t>
+      </w:r>
+      <w:proofErr w:type="spellEnd"/>
+      <w:r>
+        <w:rPr>
+          <w:rFonts w:cs="Times New Roman"/>
+        </w:rPr>
+        <w:t xml:space="preserve"> </w:t>
+      </w:r>
+      <w:proofErr w:type="spellStart"/>
+      <w:r>
+        <w:rPr>
+          <w:rFonts w:cs="Times New Roman"/>
+        </w:rPr>
+        <w:t>quản</w:t>
+      </w:r>
+      <w:proofErr w:type="spellEnd"/>
+      <w:r>
+        <w:rPr>
+          <w:rFonts w:cs="Times New Roman"/>
+        </w:rPr>
+        <w:t xml:space="preserve"> </w:t>
+      </w:r>
+      <w:proofErr w:type="spellStart"/>
+      <w:r>
+        <w:rPr>
+          <w:rFonts w:cs="Times New Roman"/>
+        </w:rPr>
+        <w:t>lý</w:t>
+      </w:r>
+      <w:proofErr w:type="spellEnd"/>
+      <w:r>
+        <w:rPr>
+          <w:rFonts w:cs="Times New Roman"/>
+        </w:rPr>
+        <w:t xml:space="preserve"> </w:t>
+      </w:r>
+      <w:proofErr w:type="spellStart"/>
+      <w:r>
+        <w:rPr>
+          <w:rFonts w:cs="Times New Roman"/>
+        </w:rPr>
+        <w:t>công</w:t>
+      </w:r>
+      <w:proofErr w:type="spellEnd"/>
+      <w:r>
+        <w:rPr>
+          <w:rFonts w:cs="Times New Roman"/>
+        </w:rPr>
+        <w:t xml:space="preserve"> </w:t>
+      </w:r>
+      <w:proofErr w:type="spellStart"/>
+      <w:r>
+        <w:rPr>
+          <w:rFonts w:cs="Times New Roman"/>
+        </w:rPr>
+        <w:t>việc</w:t>
+      </w:r>
+      <w:proofErr w:type="spellEnd"/>
+      <w:r>
+        <w:rPr>
+          <w:rFonts w:cs="Times New Roman"/>
+        </w:rPr>
+        <w:t xml:space="preserve">, </w:t>
+      </w:r>
+      <w:proofErr w:type="spellStart"/>
+      <w:r>
+        <w:rPr>
+          <w:rFonts w:cs="Times New Roman"/>
+        </w:rPr>
+        <w:t>dự</w:t>
+      </w:r>
+      <w:proofErr w:type="spellEnd"/>
+      <w:r>
+        <w:rPr>
+          <w:rFonts w:cs="Times New Roman"/>
+        </w:rPr>
+        <w:t xml:space="preserve"> </w:t>
+      </w:r>
+      <w:proofErr w:type="spellStart"/>
+      <w:r>
+        <w:rPr>
+          <w:rFonts w:cs="Times New Roman"/>
+        </w:rPr>
+        <w:t>án</w:t>
+      </w:r>
+      <w:proofErr w:type="spellEnd"/>
+      <w:r>
+        <w:rPr>
+          <w:rFonts w:cs="Times New Roman"/>
+        </w:rPr>
+        <w:t xml:space="preserve"> </w:t>
+      </w:r>
+      <w:proofErr w:type="spellStart"/>
+      <w:r>
+        <w:rPr>
+          <w:rFonts w:cs="Times New Roman"/>
+        </w:rPr>
+        <w:t>và</w:t>
+      </w:r>
+      <w:proofErr w:type="spellEnd"/>
+      <w:r>
+        <w:rPr>
+          <w:rFonts w:cs="Times New Roman"/>
+        </w:rPr>
+        <w:t xml:space="preserve"> </w:t>
+      </w:r>
+      <w:proofErr w:type="spellStart"/>
+      <w:r>
+        <w:rPr>
+          <w:rFonts w:cs="Times New Roman"/>
+        </w:rPr>
+        <w:t>tiến</w:t>
+      </w:r>
+      <w:proofErr w:type="spellEnd"/>
+      <w:r>
+        <w:rPr>
+          <w:rFonts w:cs="Times New Roman"/>
+        </w:rPr>
+        <w:t xml:space="preserve"> </w:t>
+      </w:r>
+      <w:proofErr w:type="spellStart"/>
+      <w:r>
+        <w:rPr>
+          <w:rFonts w:cs="Times New Roman"/>
+        </w:rPr>
+        <w:t>độ</w:t>
+      </w:r>
+      <w:proofErr w:type="spellEnd"/>
+      <w:r>
+        <w:rPr>
+          <w:rFonts w:cs="Times New Roman"/>
+        </w:rPr>
+        <w:t xml:space="preserve"> </w:t>
+      </w:r>
+      <w:proofErr w:type="spellStart"/>
+      <w:r>
+        <w:rPr>
+          <w:rFonts w:cs="Times New Roman"/>
+        </w:rPr>
+        <w:t>thực</w:t>
+      </w:r>
+      <w:proofErr w:type="spellEnd"/>
+      <w:r>
+        <w:rPr>
+          <w:rFonts w:cs="Times New Roman"/>
+        </w:rPr>
+        <w:t xml:space="preserve"> </w:t>
+      </w:r>
+      <w:proofErr w:type="spellStart"/>
+      <w:r>
+        <w:rPr>
+          <w:rFonts w:cs="Times New Roman"/>
+        </w:rPr>
+        <w:t>hiện</w:t>
+      </w:r>
+      <w:proofErr w:type="spellEnd"/>
+      <w:r>
+        <w:rPr>
+          <w:rFonts w:cs="Times New Roman"/>
+        </w:rPr>
+        <w:t xml:space="preserve"> </w:t>
+      </w:r>
+      <w:proofErr w:type="spellStart"/>
+      <w:r>
+        <w:rPr>
+          <w:rFonts w:cs="Times New Roman"/>
+        </w:rPr>
+        <w:t>một</w:t>
+      </w:r>
+      <w:proofErr w:type="spellEnd"/>
+      <w:r>
+        <w:rPr>
+          <w:rFonts w:cs="Times New Roman"/>
+        </w:rPr>
+        <w:t xml:space="preserve"> </w:t>
+      </w:r>
+      <w:proofErr w:type="spellStart"/>
+      <w:r>
+        <w:rPr>
+          <w:rFonts w:cs="Times New Roman"/>
+        </w:rPr>
+        <w:t>cách</w:t>
+      </w:r>
+      <w:proofErr w:type="spellEnd"/>
+      <w:r>
+        <w:rPr>
+          <w:rFonts w:cs="Times New Roman"/>
+        </w:rPr>
+        <w:t xml:space="preserve"> </w:t>
+      </w:r>
+      <w:proofErr w:type="spellStart"/>
+      <w:r>
+        <w:rPr>
+          <w:rFonts w:cs="Times New Roman"/>
+        </w:rPr>
+        <w:t>hiệu</w:t>
+      </w:r>
+      <w:proofErr w:type="spellEnd"/>
+      <w:r>
+        <w:rPr>
+          <w:rFonts w:cs="Times New Roman"/>
+        </w:rPr>
+        <w:t xml:space="preserve"> </w:t>
+      </w:r>
+      <w:proofErr w:type="spellStart"/>
+      <w:r>
+        <w:rPr>
+          <w:rFonts w:cs="Times New Roman"/>
+        </w:rPr>
+        <w:t>quả</w:t>
+      </w:r>
+      <w:proofErr w:type="spellEnd"/>
+      <w:r>
+        <w:rPr>
+          <w:rFonts w:cs="Times New Roman"/>
+        </w:rPr>
+        <w:t xml:space="preserve"> </w:t>
+      </w:r>
+      <w:proofErr w:type="spellStart"/>
+      <w:r>
+        <w:rPr>
+          <w:rFonts w:cs="Times New Roman"/>
+        </w:rPr>
+        <w:t>trên</w:t>
+      </w:r>
+      <w:proofErr w:type="spellEnd"/>
+      <w:r>
+        <w:rPr>
+          <w:rFonts w:cs="Times New Roman"/>
+        </w:rPr>
+        <w:t xml:space="preserve"> </w:t>
+      </w:r>
+      <w:proofErr w:type="spellStart"/>
+      <w:r>
+        <w:rPr>
+          <w:rFonts w:cs="Times New Roman"/>
+        </w:rPr>
+        <w:t>nền</w:t>
+      </w:r>
+      <w:proofErr w:type="spellEnd"/>
+      <w:r>
+        <w:rPr>
+          <w:rFonts w:cs="Times New Roman"/>
+        </w:rPr>
+        <w:t xml:space="preserve"> </w:t>
+      </w:r>
+      <w:proofErr w:type="spellStart"/>
+      <w:r>
+        <w:rPr>
+          <w:rFonts w:cs="Times New Roman"/>
+        </w:rPr>
+        <w:t>tảng</w:t>
+      </w:r>
+      <w:proofErr w:type="spellEnd"/>
+      <w:r>
+        <w:rPr>
+          <w:rFonts w:cs="Times New Roman"/>
+        </w:rPr>
+        <w:t xml:space="preserve"> web.</w:t>
       </w:r>
     </w:p>
     <w:p>
@@ -4081,7 +5946,329 @@
         <w:rPr>
           <w:rFonts w:cs="Times New Roman"/>
         </w:rPr>
-        <w:t>Website Quản Lý Công Việc là hệ thống chạy trên nền tảng trình duyệt web, cho phép người dùng quản lý công việc và dự án trực tuyến.</w:t>
+        <w:t xml:space="preserve">Website Quản Lý Công </w:t>
+      </w:r>
+      <w:proofErr w:type="spellStart"/>
+      <w:r>
+        <w:rPr>
+          <w:rFonts w:cs="Times New Roman"/>
+        </w:rPr>
+        <w:t>Việc</w:t>
+      </w:r>
+      <w:proofErr w:type="spellEnd"/>
+      <w:r>
+        <w:rPr>
+          <w:rFonts w:cs="Times New Roman"/>
+        </w:rPr>
+        <w:t xml:space="preserve"> </w:t>
+      </w:r>
+      <w:proofErr w:type="spellStart"/>
+      <w:r>
+        <w:rPr>
+          <w:rFonts w:cs="Times New Roman"/>
+        </w:rPr>
+        <w:t>là</w:t>
+      </w:r>
+      <w:proofErr w:type="spellEnd"/>
+      <w:r>
+        <w:rPr>
+          <w:rFonts w:cs="Times New Roman"/>
+        </w:rPr>
+        <w:t xml:space="preserve"> </w:t>
+      </w:r>
+      <w:proofErr w:type="spellStart"/>
+      <w:r>
+        <w:rPr>
+          <w:rFonts w:cs="Times New Roman"/>
+        </w:rPr>
+        <w:t>hệ</w:t>
+      </w:r>
+      <w:proofErr w:type="spellEnd"/>
+      <w:r>
+        <w:rPr>
+          <w:rFonts w:cs="Times New Roman"/>
+        </w:rPr>
+        <w:t xml:space="preserve"> </w:t>
+      </w:r>
+      <w:proofErr w:type="spellStart"/>
+      <w:r>
+        <w:rPr>
+          <w:rFonts w:cs="Times New Roman"/>
+        </w:rPr>
+        <w:t>thống</w:t>
+      </w:r>
+      <w:proofErr w:type="spellEnd"/>
+      <w:r>
+        <w:rPr>
+          <w:rFonts w:cs="Times New Roman"/>
+        </w:rPr>
+        <w:t xml:space="preserve"> </w:t>
+      </w:r>
+      <w:proofErr w:type="spellStart"/>
+      <w:r>
+        <w:rPr>
+          <w:rFonts w:cs="Times New Roman"/>
+        </w:rPr>
+        <w:t>chạy</w:t>
+      </w:r>
+      <w:proofErr w:type="spellEnd"/>
+      <w:r>
+        <w:rPr>
+          <w:rFonts w:cs="Times New Roman"/>
+        </w:rPr>
+        <w:t xml:space="preserve"> </w:t>
+      </w:r>
+      <w:proofErr w:type="spellStart"/>
+      <w:r>
+        <w:rPr>
+          <w:rFonts w:cs="Times New Roman"/>
+        </w:rPr>
+        <w:t>trên</w:t>
+      </w:r>
+      <w:proofErr w:type="spellEnd"/>
+      <w:r>
+        <w:rPr>
+          <w:rFonts w:cs="Times New Roman"/>
+        </w:rPr>
+        <w:t xml:space="preserve"> </w:t>
+      </w:r>
+      <w:proofErr w:type="spellStart"/>
+      <w:r>
+        <w:rPr>
+          <w:rFonts w:cs="Times New Roman"/>
+        </w:rPr>
+        <w:t>nền</w:t>
+      </w:r>
+      <w:proofErr w:type="spellEnd"/>
+      <w:r>
+        <w:rPr>
+          <w:rFonts w:cs="Times New Roman"/>
+        </w:rPr>
+        <w:t xml:space="preserve"> </w:t>
+      </w:r>
+      <w:proofErr w:type="spellStart"/>
+      <w:r>
+        <w:rPr>
+          <w:rFonts w:cs="Times New Roman"/>
+        </w:rPr>
+        <w:t>tảng</w:t>
+      </w:r>
+      <w:proofErr w:type="spellEnd"/>
+      <w:r>
+        <w:rPr>
+          <w:rFonts w:cs="Times New Roman"/>
+        </w:rPr>
+        <w:t xml:space="preserve"> </w:t>
+      </w:r>
+      <w:proofErr w:type="spellStart"/>
+      <w:r>
+        <w:rPr>
+          <w:rFonts w:cs="Times New Roman"/>
+        </w:rPr>
+        <w:t>trình</w:t>
+      </w:r>
+      <w:proofErr w:type="spellEnd"/>
+      <w:r>
+        <w:rPr>
+          <w:rFonts w:cs="Times New Roman"/>
+        </w:rPr>
+        <w:t xml:space="preserve"> </w:t>
+      </w:r>
+      <w:proofErr w:type="spellStart"/>
+      <w:r>
+        <w:rPr>
+          <w:rFonts w:cs="Times New Roman"/>
+        </w:rPr>
+        <w:t>duyệt</w:t>
+      </w:r>
+      <w:proofErr w:type="spellEnd"/>
+      <w:r>
+        <w:rPr>
+          <w:rFonts w:cs="Times New Roman"/>
+        </w:rPr>
+        <w:t xml:space="preserve"> web, </w:t>
+      </w:r>
+      <w:proofErr w:type="spellStart"/>
+      <w:r>
+        <w:rPr>
+          <w:rFonts w:cs="Times New Roman"/>
+        </w:rPr>
+        <w:t>cho</w:t>
+      </w:r>
+      <w:proofErr w:type="spellEnd"/>
+      <w:r>
+        <w:rPr>
+          <w:rFonts w:cs="Times New Roman"/>
+        </w:rPr>
+        <w:t xml:space="preserve"> </w:t>
+      </w:r>
+      <w:proofErr w:type="spellStart"/>
+      <w:r>
+        <w:rPr>
+          <w:rFonts w:cs="Times New Roman"/>
+        </w:rPr>
+        <w:t>phép</w:t>
+      </w:r>
+      <w:proofErr w:type="spellEnd"/>
+      <w:r>
+        <w:rPr>
+          <w:rFonts w:cs="Times New Roman"/>
+        </w:rPr>
+        <w:t xml:space="preserve"> </w:t>
+      </w:r>
+      <w:proofErr w:type="spellStart"/>
+      <w:r>
+        <w:rPr>
+          <w:rFonts w:cs="Times New Roman"/>
+        </w:rPr>
+        <w:t>người</w:t>
+      </w:r>
+      <w:proofErr w:type="spellEnd"/>
+      <w:r>
+        <w:rPr>
+          <w:rFonts w:cs="Times New Roman"/>
+        </w:rPr>
+        <w:t xml:space="preserve"> </w:t>
+      </w:r>
+      <w:proofErr w:type="spellStart"/>
+      <w:r>
+        <w:rPr>
+          <w:rFonts w:cs="Times New Roman"/>
+        </w:rPr>
+        <w:t>dùng</w:t>
+      </w:r>
+      <w:proofErr w:type="spellEnd"/>
+      <w:r>
+        <w:rPr>
+          <w:rFonts w:cs="Times New Roman"/>
+        </w:rPr>
+        <w:t xml:space="preserve"> </w:t>
+      </w:r>
+      <w:proofErr w:type="spellStart"/>
+      <w:r>
+        <w:rPr>
+          <w:rFonts w:cs="Times New Roman"/>
+        </w:rPr>
+        <w:t>quản</w:t>
+      </w:r>
+      <w:proofErr w:type="spellEnd"/>
+      <w:r>
+        <w:rPr>
+          <w:rFonts w:cs="Times New Roman"/>
+        </w:rPr>
+        <w:t xml:space="preserve"> </w:t>
+      </w:r>
+      <w:proofErr w:type="spellStart"/>
+      <w:r>
+        <w:rPr>
+          <w:rFonts w:cs="Times New Roman"/>
+        </w:rPr>
+        <w:t>lý</w:t>
+      </w:r>
+      <w:proofErr w:type="spellEnd"/>
+      <w:r>
+        <w:rPr>
+          <w:rFonts w:cs="Times New Roman"/>
+        </w:rPr>
+        <w:t xml:space="preserve"> </w:t>
+      </w:r>
+      <w:proofErr w:type="spellStart"/>
+      <w:r>
+        <w:rPr>
+          <w:rFonts w:cs="Times New Roman"/>
+        </w:rPr>
+        <w:t>công</w:t>
+      </w:r>
+      <w:proofErr w:type="spellEnd"/>
+      <w:r>
+        <w:rPr>
+          <w:rFonts w:cs="Times New Roman"/>
+        </w:rPr>
+        <w:t xml:space="preserve"> </w:t>
+      </w:r>
+      <w:proofErr w:type="spellStart"/>
+      <w:r>
+        <w:rPr>
+          <w:rFonts w:cs="Times New Roman"/>
+        </w:rPr>
+        <w:t>việc</w:t>
+      </w:r>
+      <w:proofErr w:type="spellEnd"/>
+      <w:r>
+        <w:rPr>
+          <w:rFonts w:cs="Times New Roman"/>
+        </w:rPr>
+        <w:t xml:space="preserve"> </w:t>
+      </w:r>
+      <w:proofErr w:type="spellStart"/>
+      <w:r>
+        <w:rPr>
+          <w:rFonts w:cs="Times New Roman"/>
+        </w:rPr>
+        <w:t>và</w:t>
+      </w:r>
+      <w:proofErr w:type="spellEnd"/>
+      <w:r>
+        <w:rPr>
+          <w:rFonts w:cs="Times New Roman"/>
+        </w:rPr>
+        <w:t xml:space="preserve"> </w:t>
+      </w:r>
+      <w:proofErr w:type="spellStart"/>
+      <w:r>
+        <w:rPr>
+          <w:rFonts w:cs="Times New Roman"/>
+        </w:rPr>
+        <w:t>dự</w:t>
+      </w:r>
+      <w:proofErr w:type="spellEnd"/>
+      <w:r>
+        <w:rPr>
+          <w:rFonts w:cs="Times New Roman"/>
+        </w:rPr>
+        <w:t xml:space="preserve"> </w:t>
+      </w:r>
+      <w:proofErr w:type="spellStart"/>
+      <w:r>
+        <w:rPr>
+          <w:rFonts w:cs="Times New Roman"/>
+        </w:rPr>
+        <w:t>án</w:t>
+      </w:r>
+      <w:proofErr w:type="spellEnd"/>
+      <w:r>
+        <w:rPr>
+          <w:rFonts w:cs="Times New Roman"/>
+        </w:rPr>
+        <w:t xml:space="preserve"> </w:t>
+      </w:r>
+      <w:proofErr w:type="spellStart"/>
+      <w:r>
+        <w:rPr>
+          <w:rFonts w:cs="Times New Roman"/>
+        </w:rPr>
+        <w:t>trực</w:t>
+      </w:r>
+      <w:proofErr w:type="spellEnd"/>
+      <w:r>
+        <w:rPr>
+          <w:rFonts w:cs="Times New Roman"/>
+        </w:rPr>
+        <w:t xml:space="preserve"> </w:t>
+      </w:r>
+      <w:proofErr w:type="spellStart"/>
+      <w:r>
+        <w:rPr>
+          <w:rFonts w:cs="Times New Roman"/>
+        </w:rPr>
+        <w:t>tuyến</w:t>
+      </w:r>
+      <w:proofErr w:type="spellEnd"/>
+      <w:r>
+        <w:rPr>
+          <w:rFonts w:cs="Times New Roman"/>
+        </w:rPr>
+        <w:t>.</w:t>
       </w:r>
     </w:p>
     <w:p>
@@ -4094,7 +6281,49 @@
         <w:rPr>
           <w:rFonts w:cs="Times New Roman"/>
         </w:rPr>
-        <w:t>Phạm vi hệ thống bao gồm:</w:t>
+        <w:t xml:space="preserve">Phạm vi </w:t>
+      </w:r>
+      <w:proofErr w:type="spellStart"/>
+      <w:r>
+        <w:rPr>
+          <w:rFonts w:cs="Times New Roman"/>
+        </w:rPr>
+        <w:t>hệ</w:t>
+      </w:r>
+      <w:proofErr w:type="spellEnd"/>
+      <w:r>
+        <w:rPr>
+          <w:rFonts w:cs="Times New Roman"/>
+        </w:rPr>
+        <w:t xml:space="preserve"> </w:t>
+      </w:r>
+      <w:proofErr w:type="spellStart"/>
+      <w:r>
+        <w:rPr>
+          <w:rFonts w:cs="Times New Roman"/>
+        </w:rPr>
+        <w:t>thống</w:t>
+      </w:r>
+      <w:proofErr w:type="spellEnd"/>
+      <w:r>
+        <w:rPr>
+          <w:rFonts w:cs="Times New Roman"/>
+        </w:rPr>
+        <w:t xml:space="preserve"> bao </w:t>
+      </w:r>
+      <w:proofErr w:type="spellStart"/>
+      <w:r>
+        <w:rPr>
+          <w:rFonts w:cs="Times New Roman"/>
+        </w:rPr>
+        <w:t>gồm</w:t>
+      </w:r>
+      <w:proofErr w:type="spellEnd"/>
+      <w:r>
+        <w:rPr>
+          <w:rFonts w:cs="Times New Roman"/>
+        </w:rPr>
+        <w:t>:</w:t>
       </w:r>
     </w:p>
     <w:p>
@@ -4111,7 +6340,77 @@
         <w:rPr>
           <w:rFonts w:cs="Times New Roman"/>
         </w:rPr>
-        <w:t>Quản lý tài khoản người dùng.</w:t>
+        <w:t xml:space="preserve">Quản </w:t>
+      </w:r>
+      <w:proofErr w:type="spellStart"/>
+      <w:r>
+        <w:rPr>
+          <w:rFonts w:cs="Times New Roman"/>
+        </w:rPr>
+        <w:t>lý</w:t>
+      </w:r>
+      <w:proofErr w:type="spellEnd"/>
+      <w:r>
+        <w:rPr>
+          <w:rFonts w:cs="Times New Roman"/>
+        </w:rPr>
+        <w:t xml:space="preserve"> </w:t>
+      </w:r>
+      <w:proofErr w:type="spellStart"/>
+      <w:r>
+        <w:rPr>
+          <w:rFonts w:cs="Times New Roman"/>
+        </w:rPr>
+        <w:t>tài</w:t>
+      </w:r>
+      <w:proofErr w:type="spellEnd"/>
+      <w:r>
+        <w:rPr>
+          <w:rFonts w:cs="Times New Roman"/>
+        </w:rPr>
+        <w:t xml:space="preserve"> </w:t>
+      </w:r>
+      <w:proofErr w:type="spellStart"/>
+      <w:r>
+        <w:rPr>
+          <w:rFonts w:cs="Times New Roman"/>
+        </w:rPr>
+        <w:t>khoản</w:t>
+      </w:r>
+      <w:proofErr w:type="spellEnd"/>
+      <w:r>
+        <w:rPr>
+          <w:rFonts w:cs="Times New Roman"/>
+        </w:rPr>
+        <w:t xml:space="preserve"> </w:t>
+      </w:r>
+      <w:proofErr w:type="spellStart"/>
+      <w:r>
+        <w:rPr>
+          <w:rFonts w:cs="Times New Roman"/>
+        </w:rPr>
+        <w:t>người</w:t>
+      </w:r>
+      <w:proofErr w:type="spellEnd"/>
+      <w:r>
+        <w:rPr>
+          <w:rFonts w:cs="Times New Roman"/>
+        </w:rPr>
+        <w:t xml:space="preserve"> </w:t>
+      </w:r>
+      <w:proofErr w:type="spellStart"/>
+      <w:r>
+        <w:rPr>
+          <w:rFonts w:cs="Times New Roman"/>
+        </w:rPr>
+        <w:t>dùng</w:t>
+      </w:r>
+      <w:proofErr w:type="spellEnd"/>
+      <w:r>
+        <w:rPr>
+          <w:rFonts w:cs="Times New Roman"/>
+        </w:rPr>
+        <w:t>.</w:t>
       </w:r>
     </w:p>
     <w:p>
@@ -4124,11 +6423,61 @@
           <w:rFonts w:cs="Times New Roman"/>
         </w:rPr>
       </w:pPr>
-      <w:r>
-        <w:rPr>
-          <w:rFonts w:cs="Times New Roman"/>
-        </w:rPr>
-        <w:t>Tạo và quản lý Project.</w:t>
+      <w:proofErr w:type="spellStart"/>
+      <w:r>
+        <w:rPr>
+          <w:rFonts w:cs="Times New Roman"/>
+        </w:rPr>
+        <w:t>Tạo</w:t>
+      </w:r>
+      <w:proofErr w:type="spellEnd"/>
+      <w:r>
+        <w:rPr>
+          <w:rFonts w:cs="Times New Roman"/>
+        </w:rPr>
+        <w:t xml:space="preserve"> </w:t>
+      </w:r>
+      <w:proofErr w:type="spellStart"/>
+      <w:r>
+        <w:rPr>
+          <w:rFonts w:cs="Times New Roman"/>
+        </w:rPr>
+        <w:t>và</w:t>
+      </w:r>
+      <w:proofErr w:type="spellEnd"/>
+      <w:r>
+        <w:rPr>
+          <w:rFonts w:cs="Times New Roman"/>
+        </w:rPr>
+        <w:t xml:space="preserve"> </w:t>
+      </w:r>
+      <w:proofErr w:type="spellStart"/>
+      <w:r>
+        <w:rPr>
+          <w:rFonts w:cs="Times New Roman"/>
+        </w:rPr>
+        <w:t>quản</w:t>
+      </w:r>
+      <w:proofErr w:type="spellEnd"/>
+      <w:r>
+        <w:rPr>
+          <w:rFonts w:cs="Times New Roman"/>
+        </w:rPr>
+        <w:t xml:space="preserve"> </w:t>
+      </w:r>
+      <w:proofErr w:type="spellStart"/>
+      <w:r>
+        <w:rPr>
+          <w:rFonts w:cs="Times New Roman"/>
+        </w:rPr>
+        <w:t>lý</w:t>
+      </w:r>
+      <w:proofErr w:type="spellEnd"/>
+      <w:r>
+        <w:rPr>
+          <w:rFonts w:cs="Times New Roman"/>
+        </w:rPr>
+        <w:t xml:space="preserve"> Project.</w:t>
       </w:r>
     </w:p>
     <w:p>
@@ -4141,11 +6490,89 @@
           <w:rFonts w:cs="Times New Roman"/>
         </w:rPr>
       </w:pPr>
-      <w:r>
-        <w:rPr>
-          <w:rFonts w:cs="Times New Roman"/>
-        </w:rPr>
-        <w:t>Tạo, phân công và theo dõi Task.</w:t>
+      <w:proofErr w:type="spellStart"/>
+      <w:r>
+        <w:rPr>
+          <w:rFonts w:cs="Times New Roman"/>
+        </w:rPr>
+        <w:t>Tạo</w:t>
+      </w:r>
+      <w:proofErr w:type="spellEnd"/>
+      <w:r>
+        <w:rPr>
+          <w:rFonts w:cs="Times New Roman"/>
+        </w:rPr>
+        <w:t xml:space="preserve">, </w:t>
+      </w:r>
+      <w:proofErr w:type="spellStart"/>
+      <w:r>
+        <w:rPr>
+          <w:rFonts w:cs="Times New Roman"/>
+        </w:rPr>
+        <w:t>phân</w:t>
+      </w:r>
+      <w:proofErr w:type="spellEnd"/>
+      <w:r>
+        <w:rPr>
+          <w:rFonts w:cs="Times New Roman"/>
+        </w:rPr>
+        <w:t xml:space="preserve"> </w:t>
+      </w:r>
+      <w:proofErr w:type="spellStart"/>
+      <w:r>
+        <w:rPr>
+          <w:rFonts w:cs="Times New Roman"/>
+        </w:rPr>
+        <w:t>công</w:t>
+      </w:r>
+      <w:proofErr w:type="spellEnd"/>
+      <w:r>
+        <w:rPr>
+          <w:rFonts w:cs="Times New Roman"/>
+        </w:rPr>
+        <w:t xml:space="preserve"> </w:t>
+      </w:r>
+      <w:proofErr w:type="spellStart"/>
+      <w:r>
+        <w:rPr>
+          <w:rFonts w:cs="Times New Roman"/>
+        </w:rPr>
+        <w:t>và</w:t>
+      </w:r>
+      <w:proofErr w:type="spellEnd"/>
+      <w:r>
+        <w:rPr>
+          <w:rFonts w:cs="Times New Roman"/>
+        </w:rPr>
+        <w:t xml:space="preserve"> </w:t>
+      </w:r>
+      <w:proofErr w:type="spellStart"/>
+      <w:r>
+        <w:rPr>
+          <w:rFonts w:cs="Times New Roman"/>
+        </w:rPr>
+        <w:t>theo</w:t>
+      </w:r>
+      <w:proofErr w:type="spellEnd"/>
+      <w:r>
+        <w:rPr>
+          <w:rFonts w:cs="Times New Roman"/>
+        </w:rPr>
+        <w:t xml:space="preserve"> </w:t>
+      </w:r>
+      <w:proofErr w:type="spellStart"/>
+      <w:r>
+        <w:rPr>
+          <w:rFonts w:cs="Times New Roman"/>
+        </w:rPr>
+        <w:t>dõi</w:t>
+      </w:r>
+      <w:proofErr w:type="spellEnd"/>
+      <w:r>
+        <w:rPr>
+          <w:rFonts w:cs="Times New Roman"/>
+        </w:rPr>
+        <w:t xml:space="preserve"> Task.</w:t>
       </w:r>
     </w:p>
     <w:p>
@@ -4162,7 +6589,91 @@
         <w:rPr>
           <w:rFonts w:cs="Times New Roman"/>
         </w:rPr>
-        <w:t>Quản lý tiến độ công việc theo Board (Kanban).</w:t>
+        <w:t xml:space="preserve">Quản </w:t>
+      </w:r>
+      <w:proofErr w:type="spellStart"/>
+      <w:r>
+        <w:rPr>
+          <w:rFonts w:cs="Times New Roman"/>
+        </w:rPr>
+        <w:t>lý</w:t>
+      </w:r>
+      <w:proofErr w:type="spellEnd"/>
+      <w:r>
+        <w:rPr>
+          <w:rFonts w:cs="Times New Roman"/>
+        </w:rPr>
+        <w:t xml:space="preserve"> </w:t>
+      </w:r>
+      <w:proofErr w:type="spellStart"/>
+      <w:r>
+        <w:rPr>
+          <w:rFonts w:cs="Times New Roman"/>
+        </w:rPr>
+        <w:t>tiến</w:t>
+      </w:r>
+      <w:proofErr w:type="spellEnd"/>
+      <w:r>
+        <w:rPr>
+          <w:rFonts w:cs="Times New Roman"/>
+        </w:rPr>
+        <w:t xml:space="preserve"> </w:t>
+      </w:r>
+      <w:proofErr w:type="spellStart"/>
+      <w:r>
+        <w:rPr>
+          <w:rFonts w:cs="Times New Roman"/>
+        </w:rPr>
+        <w:t>độ</w:t>
+      </w:r>
+      <w:proofErr w:type="spellEnd"/>
+      <w:r>
+        <w:rPr>
+          <w:rFonts w:cs="Times New Roman"/>
+        </w:rPr>
+        <w:t xml:space="preserve"> </w:t>
+      </w:r>
+      <w:proofErr w:type="spellStart"/>
+      <w:r>
+        <w:rPr>
+          <w:rFonts w:cs="Times New Roman"/>
+        </w:rPr>
+        <w:t>công</w:t>
+      </w:r>
+      <w:proofErr w:type="spellEnd"/>
+      <w:r>
+        <w:rPr>
+          <w:rFonts w:cs="Times New Roman"/>
+        </w:rPr>
+        <w:t xml:space="preserve"> </w:t>
+      </w:r>
+      <w:proofErr w:type="spellStart"/>
+      <w:r>
+        <w:rPr>
+          <w:rFonts w:cs="Times New Roman"/>
+        </w:rPr>
+        <w:t>việc</w:t>
+      </w:r>
+      <w:proofErr w:type="spellEnd"/>
+      <w:r>
+        <w:rPr>
+          <w:rFonts w:cs="Times New Roman"/>
+        </w:rPr>
+        <w:t xml:space="preserve"> </w:t>
+      </w:r>
+      <w:proofErr w:type="spellStart"/>
+      <w:r>
+        <w:rPr>
+          <w:rFonts w:cs="Times New Roman"/>
+        </w:rPr>
+        <w:t>theo</w:t>
+      </w:r>
+      <w:proofErr w:type="spellEnd"/>
+      <w:r>
+        <w:rPr>
+          <w:rFonts w:cs="Times New Roman"/>
+        </w:rPr>
+        <w:t xml:space="preserve"> Board (Kanban).</w:t>
       </w:r>
     </w:p>
     <w:p>
@@ -4179,7 +6690,49 @@
         <w:rPr>
           <w:rFonts w:cs="Times New Roman"/>
         </w:rPr>
-        <w:t>Theo dõi trạng thái: To-do, In-progress, Done.</w:t>
+        <w:t xml:space="preserve">Theo </w:t>
+      </w:r>
+      <w:proofErr w:type="spellStart"/>
+      <w:r>
+        <w:rPr>
+          <w:rFonts w:cs="Times New Roman"/>
+        </w:rPr>
+        <w:t>dõi</w:t>
+      </w:r>
+      <w:proofErr w:type="spellEnd"/>
+      <w:r>
+        <w:rPr>
+          <w:rFonts w:cs="Times New Roman"/>
+        </w:rPr>
+        <w:t xml:space="preserve"> </w:t>
+      </w:r>
+      <w:proofErr w:type="spellStart"/>
+      <w:r>
+        <w:rPr>
+          <w:rFonts w:cs="Times New Roman"/>
+        </w:rPr>
+        <w:t>trạng</w:t>
+      </w:r>
+      <w:proofErr w:type="spellEnd"/>
+      <w:r>
+        <w:rPr>
+          <w:rFonts w:cs="Times New Roman"/>
+        </w:rPr>
+        <w:t xml:space="preserve"> </w:t>
+      </w:r>
+      <w:proofErr w:type="spellStart"/>
+      <w:r>
+        <w:rPr>
+          <w:rFonts w:cs="Times New Roman"/>
+        </w:rPr>
+        <w:t>thái</w:t>
+      </w:r>
+      <w:proofErr w:type="spellEnd"/>
+      <w:r>
+        <w:rPr>
+          <w:rFonts w:cs="Times New Roman"/>
+        </w:rPr>
+        <w:t>: To-do, In-progress, Done.</w:t>
       </w:r>
     </w:p>
     <w:p>
@@ -4197,7 +6750,63 @@
           <w:rFonts w:cs="Times New Roman"/>
         </w:rPr>
         <w:lastRenderedPageBreak/>
-        <w:t>Thông báo thời gian thực (real-time).</w:t>
+        <w:t xml:space="preserve">Thông </w:t>
+      </w:r>
+      <w:proofErr w:type="spellStart"/>
+      <w:r>
+        <w:rPr>
+          <w:rFonts w:cs="Times New Roman"/>
+        </w:rPr>
+        <w:t>báo</w:t>
+      </w:r>
+      <w:proofErr w:type="spellEnd"/>
+      <w:r>
+        <w:rPr>
+          <w:rFonts w:cs="Times New Roman"/>
+        </w:rPr>
+        <w:t xml:space="preserve"> </w:t>
+      </w:r>
+      <w:proofErr w:type="spellStart"/>
+      <w:r>
+        <w:rPr>
+          <w:rFonts w:cs="Times New Roman"/>
+        </w:rPr>
+        <w:t>thời</w:t>
+      </w:r>
+      <w:proofErr w:type="spellEnd"/>
+      <w:r>
+        <w:rPr>
+          <w:rFonts w:cs="Times New Roman"/>
+        </w:rPr>
+        <w:t xml:space="preserve"> </w:t>
+      </w:r>
+      <w:proofErr w:type="spellStart"/>
+      <w:r>
+        <w:rPr>
+          <w:rFonts w:cs="Times New Roman"/>
+        </w:rPr>
+        <w:t>gian</w:t>
+      </w:r>
+      <w:proofErr w:type="spellEnd"/>
+      <w:r>
+        <w:rPr>
+          <w:rFonts w:cs="Times New Roman"/>
+        </w:rPr>
+        <w:t xml:space="preserve"> </w:t>
+      </w:r>
+      <w:proofErr w:type="spellStart"/>
+      <w:r>
+        <w:rPr>
+          <w:rFonts w:cs="Times New Roman"/>
+        </w:rPr>
+        <w:t>thực</w:t>
+      </w:r>
+      <w:proofErr w:type="spellEnd"/>
+      <w:r>
+        <w:rPr>
+          <w:rFonts w:cs="Times New Roman"/>
+        </w:rPr>
+        <w:t xml:space="preserve"> (real-time).</w:t>
       </w:r>
     </w:p>
     <w:p>
@@ -4210,11 +6819,117 @@
           <w:rFonts w:cs="Times New Roman"/>
         </w:rPr>
       </w:pPr>
-      <w:r>
-        <w:rPr>
-          <w:rFonts w:cs="Times New Roman"/>
-        </w:rPr>
-        <w:t>Tìm kiếm, lọc và thống kê công việc.</w:t>
+      <w:proofErr w:type="spellStart"/>
+      <w:r>
+        <w:rPr>
+          <w:rFonts w:cs="Times New Roman"/>
+        </w:rPr>
+        <w:t>Tìm</w:t>
+      </w:r>
+      <w:proofErr w:type="spellEnd"/>
+      <w:r>
+        <w:rPr>
+          <w:rFonts w:cs="Times New Roman"/>
+        </w:rPr>
+        <w:t xml:space="preserve"> </w:t>
+      </w:r>
+      <w:proofErr w:type="spellStart"/>
+      <w:r>
+        <w:rPr>
+          <w:rFonts w:cs="Times New Roman"/>
+        </w:rPr>
+        <w:t>kiếm</w:t>
+      </w:r>
+      <w:proofErr w:type="spellEnd"/>
+      <w:r>
+        <w:rPr>
+          <w:rFonts w:cs="Times New Roman"/>
+        </w:rPr>
+        <w:t xml:space="preserve">, </w:t>
+      </w:r>
+      <w:proofErr w:type="spellStart"/>
+      <w:r>
+        <w:rPr>
+          <w:rFonts w:cs="Times New Roman"/>
+        </w:rPr>
+        <w:t>lọc</w:t>
+      </w:r>
+      <w:proofErr w:type="spellEnd"/>
+      <w:r>
+        <w:rPr>
+          <w:rFonts w:cs="Times New Roman"/>
+        </w:rPr>
+        <w:t xml:space="preserve"> </w:t>
+      </w:r>
+      <w:proofErr w:type="spellStart"/>
+      <w:r>
+        <w:rPr>
+          <w:rFonts w:cs="Times New Roman"/>
+        </w:rPr>
+        <w:t>và</w:t>
+      </w:r>
+      <w:proofErr w:type="spellEnd"/>
+      <w:r>
+        <w:rPr>
+          <w:rFonts w:cs="Times New Roman"/>
+        </w:rPr>
+        <w:t xml:space="preserve"> </w:t>
+      </w:r>
+      <w:proofErr w:type="spellStart"/>
+      <w:r>
+        <w:rPr>
+          <w:rFonts w:cs="Times New Roman"/>
+        </w:rPr>
+        <w:t>thống</w:t>
+      </w:r>
+      <w:proofErr w:type="spellEnd"/>
+      <w:r>
+        <w:rPr>
+          <w:rFonts w:cs="Times New Roman"/>
+        </w:rPr>
+        <w:t xml:space="preserve"> </w:t>
+      </w:r>
+      <w:proofErr w:type="spellStart"/>
+      <w:r>
+        <w:rPr>
+          <w:rFonts w:cs="Times New Roman"/>
+        </w:rPr>
+        <w:t>kê</w:t>
+      </w:r>
+      <w:proofErr w:type="spellEnd"/>
+      <w:r>
+        <w:rPr>
+          <w:rFonts w:cs="Times New Roman"/>
+        </w:rPr>
+        <w:t xml:space="preserve"> </w:t>
+      </w:r>
+      <w:proofErr w:type="spellStart"/>
+      <w:r>
+        <w:rPr>
+          <w:rFonts w:cs="Times New Roman"/>
+        </w:rPr>
+        <w:t>công</w:t>
+      </w:r>
+      <w:proofErr w:type="spellEnd"/>
+      <w:r>
+        <w:rPr>
+          <w:rFonts w:cs="Times New Roman"/>
+        </w:rPr>
+        <w:t xml:space="preserve"> </w:t>
+      </w:r>
+      <w:proofErr w:type="spellStart"/>
+      <w:r>
+        <w:rPr>
+          <w:rFonts w:cs="Times New Roman"/>
+        </w:rPr>
+        <w:t>việc</w:t>
+      </w:r>
+      <w:proofErr w:type="spellEnd"/>
+      <w:r>
+        <w:rPr>
+          <w:rFonts w:cs="Times New Roman"/>
+        </w:rPr>
+        <w:t>.</w:t>
       </w:r>
     </w:p>
     <w:p>
@@ -4223,11 +6938,61 @@
           <w:rFonts w:cs="Times New Roman"/>
         </w:rPr>
       </w:pPr>
-      <w:r>
-        <w:rPr>
-          <w:rFonts w:cs="Times New Roman"/>
-        </w:rPr>
-        <w:t>Đối tượng sử dụng:</w:t>
+      <w:proofErr w:type="spellStart"/>
+      <w:r>
+        <w:rPr>
+          <w:rFonts w:cs="Times New Roman"/>
+        </w:rPr>
+        <w:t>Đối</w:t>
+      </w:r>
+      <w:proofErr w:type="spellEnd"/>
+      <w:r>
+        <w:rPr>
+          <w:rFonts w:cs="Times New Roman"/>
+        </w:rPr>
+        <w:t xml:space="preserve"> </w:t>
+      </w:r>
+      <w:proofErr w:type="spellStart"/>
+      <w:r>
+        <w:rPr>
+          <w:rFonts w:cs="Times New Roman"/>
+        </w:rPr>
+        <w:t>tượng</w:t>
+      </w:r>
+      <w:proofErr w:type="spellEnd"/>
+      <w:r>
+        <w:rPr>
+          <w:rFonts w:cs="Times New Roman"/>
+        </w:rPr>
+        <w:t xml:space="preserve"> </w:t>
+      </w:r>
+      <w:proofErr w:type="spellStart"/>
+      <w:r>
+        <w:rPr>
+          <w:rFonts w:cs="Times New Roman"/>
+        </w:rPr>
+        <w:t>sử</w:t>
+      </w:r>
+      <w:proofErr w:type="spellEnd"/>
+      <w:r>
+        <w:rPr>
+          <w:rFonts w:cs="Times New Roman"/>
+        </w:rPr>
+        <w:t xml:space="preserve"> </w:t>
+      </w:r>
+      <w:proofErr w:type="spellStart"/>
+      <w:r>
+        <w:rPr>
+          <w:rFonts w:cs="Times New Roman"/>
+        </w:rPr>
+        <w:t>dụng</w:t>
+      </w:r>
+      <w:proofErr w:type="spellEnd"/>
+      <w:r>
+        <w:rPr>
+          <w:rFonts w:cs="Times New Roman"/>
+        </w:rPr>
+        <w:t>:</w:t>
       </w:r>
     </w:p>
     <w:p>
@@ -4240,11 +7005,89 @@
           <w:rFonts w:cs="Times New Roman"/>
         </w:rPr>
       </w:pPr>
-      <w:r>
-        <w:rPr>
-          <w:rFonts w:cs="Times New Roman"/>
-        </w:rPr>
-        <w:t>Cá nhân quản lý công việc.</w:t>
+      <w:proofErr w:type="spellStart"/>
+      <w:r>
+        <w:rPr>
+          <w:rFonts w:cs="Times New Roman"/>
+        </w:rPr>
+        <w:t>Cá</w:t>
+      </w:r>
+      <w:proofErr w:type="spellEnd"/>
+      <w:r>
+        <w:rPr>
+          <w:rFonts w:cs="Times New Roman"/>
+        </w:rPr>
+        <w:t xml:space="preserve"> </w:t>
+      </w:r>
+      <w:proofErr w:type="spellStart"/>
+      <w:r>
+        <w:rPr>
+          <w:rFonts w:cs="Times New Roman"/>
+        </w:rPr>
+        <w:t>nhân</w:t>
+      </w:r>
+      <w:proofErr w:type="spellEnd"/>
+      <w:r>
+        <w:rPr>
+          <w:rFonts w:cs="Times New Roman"/>
+        </w:rPr>
+        <w:t xml:space="preserve"> </w:t>
+      </w:r>
+      <w:proofErr w:type="spellStart"/>
+      <w:r>
+        <w:rPr>
+          <w:rFonts w:cs="Times New Roman"/>
+        </w:rPr>
+        <w:t>quản</w:t>
+      </w:r>
+      <w:proofErr w:type="spellEnd"/>
+      <w:r>
+        <w:rPr>
+          <w:rFonts w:cs="Times New Roman"/>
+        </w:rPr>
+        <w:t xml:space="preserve"> </w:t>
+      </w:r>
+      <w:proofErr w:type="spellStart"/>
+      <w:r>
+        <w:rPr>
+          <w:rFonts w:cs="Times New Roman"/>
+        </w:rPr>
+        <w:t>lý</w:t>
+      </w:r>
+      <w:proofErr w:type="spellEnd"/>
+      <w:r>
+        <w:rPr>
+          <w:rFonts w:cs="Times New Roman"/>
+        </w:rPr>
+        <w:t xml:space="preserve"> </w:t>
+      </w:r>
+      <w:proofErr w:type="spellStart"/>
+      <w:r>
+        <w:rPr>
+          <w:rFonts w:cs="Times New Roman"/>
+        </w:rPr>
+        <w:t>công</w:t>
+      </w:r>
+      <w:proofErr w:type="spellEnd"/>
+      <w:r>
+        <w:rPr>
+          <w:rFonts w:cs="Times New Roman"/>
+        </w:rPr>
+        <w:t xml:space="preserve"> </w:t>
+      </w:r>
+      <w:proofErr w:type="spellStart"/>
+      <w:r>
+        <w:rPr>
+          <w:rFonts w:cs="Times New Roman"/>
+        </w:rPr>
+        <w:t>việc</w:t>
+      </w:r>
+      <w:proofErr w:type="spellEnd"/>
+      <w:r>
+        <w:rPr>
+          <w:rFonts w:cs="Times New Roman"/>
+        </w:rPr>
+        <w:t>.</w:t>
       </w:r>
     </w:p>
     <w:p>
@@ -4257,11 +7100,75 @@
           <w:rFonts w:cs="Times New Roman"/>
         </w:rPr>
       </w:pPr>
-      <w:r>
-        <w:rPr>
-          <w:rFonts w:cs="Times New Roman"/>
-        </w:rPr>
-        <w:t>Nhóm làm việc nhỏ – vừa.</w:t>
+      <w:proofErr w:type="spellStart"/>
+      <w:r>
+        <w:rPr>
+          <w:rFonts w:cs="Times New Roman"/>
+        </w:rPr>
+        <w:t>Nhóm</w:t>
+      </w:r>
+      <w:proofErr w:type="spellEnd"/>
+      <w:r>
+        <w:rPr>
+          <w:rFonts w:cs="Times New Roman"/>
+        </w:rPr>
+        <w:t xml:space="preserve"> </w:t>
+      </w:r>
+      <w:proofErr w:type="spellStart"/>
+      <w:r>
+        <w:rPr>
+          <w:rFonts w:cs="Times New Roman"/>
+        </w:rPr>
+        <w:t>làm</w:t>
+      </w:r>
+      <w:proofErr w:type="spellEnd"/>
+      <w:r>
+        <w:rPr>
+          <w:rFonts w:cs="Times New Roman"/>
+        </w:rPr>
+        <w:t xml:space="preserve"> </w:t>
+      </w:r>
+      <w:proofErr w:type="spellStart"/>
+      <w:r>
+        <w:rPr>
+          <w:rFonts w:cs="Times New Roman"/>
+        </w:rPr>
+        <w:t>việc</w:t>
+      </w:r>
+      <w:proofErr w:type="spellEnd"/>
+      <w:r>
+        <w:rPr>
+          <w:rFonts w:cs="Times New Roman"/>
+        </w:rPr>
+        <w:t xml:space="preserve"> </w:t>
+      </w:r>
+      <w:proofErr w:type="spellStart"/>
+      <w:r>
+        <w:rPr>
+          <w:rFonts w:cs="Times New Roman"/>
+        </w:rPr>
+        <w:t>nhỏ</w:t>
+      </w:r>
+      <w:proofErr w:type="spellEnd"/>
+      <w:r>
+        <w:rPr>
+          <w:rFonts w:cs="Times New Roman"/>
+        </w:rPr>
+        <w:t xml:space="preserve"> – </w:t>
+      </w:r>
+      <w:proofErr w:type="spellStart"/>
+      <w:r>
+        <w:rPr>
+          <w:rFonts w:cs="Times New Roman"/>
+        </w:rPr>
+        <w:t>vừa</w:t>
+      </w:r>
+      <w:proofErr w:type="spellEnd"/>
+      <w:r>
+        <w:rPr>
+          <w:rFonts w:cs="Times New Roman"/>
+        </w:rPr>
+        <w:t>.</w:t>
       </w:r>
     </w:p>
     <w:p>
@@ -4278,7 +7185,119 @@
         <w:rPr>
           <w:rFonts w:cs="Times New Roman"/>
         </w:rPr>
-        <w:t>Doanh nghiệp cần theo dõi tiến độ dự án.</w:t>
+        <w:t xml:space="preserve">Doanh </w:t>
+      </w:r>
+      <w:proofErr w:type="spellStart"/>
+      <w:r>
+        <w:rPr>
+          <w:rFonts w:cs="Times New Roman"/>
+        </w:rPr>
+        <w:t>nghiệp</w:t>
+      </w:r>
+      <w:proofErr w:type="spellEnd"/>
+      <w:r>
+        <w:rPr>
+          <w:rFonts w:cs="Times New Roman"/>
+        </w:rPr>
+        <w:t xml:space="preserve"> </w:t>
+      </w:r>
+      <w:proofErr w:type="spellStart"/>
+      <w:r>
+        <w:rPr>
+          <w:rFonts w:cs="Times New Roman"/>
+        </w:rPr>
+        <w:t>cần</w:t>
+      </w:r>
+      <w:proofErr w:type="spellEnd"/>
+      <w:r>
+        <w:rPr>
+          <w:rFonts w:cs="Times New Roman"/>
+        </w:rPr>
+        <w:t xml:space="preserve"> </w:t>
+      </w:r>
+      <w:proofErr w:type="spellStart"/>
+      <w:r>
+        <w:rPr>
+          <w:rFonts w:cs="Times New Roman"/>
+        </w:rPr>
+        <w:t>theo</w:t>
+      </w:r>
+      <w:proofErr w:type="spellEnd"/>
+      <w:r>
+        <w:rPr>
+          <w:rFonts w:cs="Times New Roman"/>
+        </w:rPr>
+        <w:t xml:space="preserve"> </w:t>
+      </w:r>
+      <w:proofErr w:type="spellStart"/>
+      <w:r>
+        <w:rPr>
+          <w:rFonts w:cs="Times New Roman"/>
+        </w:rPr>
+        <w:t>dõi</w:t>
+      </w:r>
+      <w:proofErr w:type="spellEnd"/>
+      <w:r>
+        <w:rPr>
+          <w:rFonts w:cs="Times New Roman"/>
+        </w:rPr>
+        <w:t xml:space="preserve"> </w:t>
+      </w:r>
+      <w:proofErr w:type="spellStart"/>
+      <w:r>
+        <w:rPr>
+          <w:rFonts w:cs="Times New Roman"/>
+        </w:rPr>
+        <w:t>tiến</w:t>
+      </w:r>
+      <w:proofErr w:type="spellEnd"/>
+      <w:r>
+        <w:rPr>
+          <w:rFonts w:cs="Times New Roman"/>
+        </w:rPr>
+        <w:t xml:space="preserve"> </w:t>
+      </w:r>
+      <w:proofErr w:type="spellStart"/>
+      <w:r>
+        <w:rPr>
+          <w:rFonts w:cs="Times New Roman"/>
+        </w:rPr>
+        <w:t>độ</w:t>
+      </w:r>
+      <w:proofErr w:type="spellEnd"/>
+      <w:r>
+        <w:rPr>
+          <w:rFonts w:cs="Times New Roman"/>
+        </w:rPr>
+        <w:t xml:space="preserve"> </w:t>
+      </w:r>
+      <w:proofErr w:type="spellStart"/>
+      <w:r>
+        <w:rPr>
+          <w:rFonts w:cs="Times New Roman"/>
+        </w:rPr>
+        <w:t>dự</w:t>
+      </w:r>
+      <w:proofErr w:type="spellEnd"/>
+      <w:r>
+        <w:rPr>
+          <w:rFonts w:cs="Times New Roman"/>
+        </w:rPr>
+        <w:t xml:space="preserve"> </w:t>
+      </w:r>
+      <w:proofErr w:type="spellStart"/>
+      <w:r>
+        <w:rPr>
+          <w:rFonts w:cs="Times New Roman"/>
+        </w:rPr>
+        <w:t>án</w:t>
+      </w:r>
+      <w:proofErr w:type="spellEnd"/>
+      <w:r>
+        <w:rPr>
+          <w:rFonts w:cs="Times New Roman"/>
+        </w:rPr>
+        <w:t>.</w:t>
       </w:r>
     </w:p>
     <w:p>
@@ -4287,11 +7306,61 @@
           <w:rFonts w:cs="Times New Roman"/>
         </w:rPr>
       </w:pPr>
-      <w:r>
-        <w:rPr>
-          <w:rFonts w:cs="Times New Roman"/>
-        </w:rPr>
-        <w:t>Hệ thống không bao gồm:</w:t>
+      <w:proofErr w:type="spellStart"/>
+      <w:r>
+        <w:rPr>
+          <w:rFonts w:cs="Times New Roman"/>
+        </w:rPr>
+        <w:t>Hệ</w:t>
+      </w:r>
+      <w:proofErr w:type="spellEnd"/>
+      <w:r>
+        <w:rPr>
+          <w:rFonts w:cs="Times New Roman"/>
+        </w:rPr>
+        <w:t xml:space="preserve"> </w:t>
+      </w:r>
+      <w:proofErr w:type="spellStart"/>
+      <w:r>
+        <w:rPr>
+          <w:rFonts w:cs="Times New Roman"/>
+        </w:rPr>
+        <w:t>thống</w:t>
+      </w:r>
+      <w:proofErr w:type="spellEnd"/>
+      <w:r>
+        <w:rPr>
+          <w:rFonts w:cs="Times New Roman"/>
+        </w:rPr>
+        <w:t xml:space="preserve"> </w:t>
+      </w:r>
+      <w:proofErr w:type="spellStart"/>
+      <w:r>
+        <w:rPr>
+          <w:rFonts w:cs="Times New Roman"/>
+        </w:rPr>
+        <w:t>không</w:t>
+      </w:r>
+      <w:proofErr w:type="spellEnd"/>
+      <w:r>
+        <w:rPr>
+          <w:rFonts w:cs="Times New Roman"/>
+        </w:rPr>
+        <w:t xml:space="preserve"> bao </w:t>
+      </w:r>
+      <w:proofErr w:type="spellStart"/>
+      <w:r>
+        <w:rPr>
+          <w:rFonts w:cs="Times New Roman"/>
+        </w:rPr>
+        <w:t>gồm</w:t>
+      </w:r>
+      <w:proofErr w:type="spellEnd"/>
+      <w:r>
+        <w:rPr>
+          <w:rFonts w:cs="Times New Roman"/>
+        </w:rPr>
+        <w:t>:</w:t>
       </w:r>
     </w:p>
     <w:p>
@@ -4308,7 +7377,77 @@
         <w:rPr>
           <w:rFonts w:cs="Times New Roman"/>
         </w:rPr>
-        <w:t>Quản lý tài chính doanh nghiệp.</w:t>
+        <w:t xml:space="preserve">Quản </w:t>
+      </w:r>
+      <w:proofErr w:type="spellStart"/>
+      <w:r>
+        <w:rPr>
+          <w:rFonts w:cs="Times New Roman"/>
+        </w:rPr>
+        <w:t>lý</w:t>
+      </w:r>
+      <w:proofErr w:type="spellEnd"/>
+      <w:r>
+        <w:rPr>
+          <w:rFonts w:cs="Times New Roman"/>
+        </w:rPr>
+        <w:t xml:space="preserve"> </w:t>
+      </w:r>
+      <w:proofErr w:type="spellStart"/>
+      <w:r>
+        <w:rPr>
+          <w:rFonts w:cs="Times New Roman"/>
+        </w:rPr>
+        <w:t>tài</w:t>
+      </w:r>
+      <w:proofErr w:type="spellEnd"/>
+      <w:r>
+        <w:rPr>
+          <w:rFonts w:cs="Times New Roman"/>
+        </w:rPr>
+        <w:t xml:space="preserve"> </w:t>
+      </w:r>
+      <w:proofErr w:type="spellStart"/>
+      <w:r>
+        <w:rPr>
+          <w:rFonts w:cs="Times New Roman"/>
+        </w:rPr>
+        <w:t>chính</w:t>
+      </w:r>
+      <w:proofErr w:type="spellEnd"/>
+      <w:r>
+        <w:rPr>
+          <w:rFonts w:cs="Times New Roman"/>
+        </w:rPr>
+        <w:t xml:space="preserve"> </w:t>
+      </w:r>
+      <w:proofErr w:type="spellStart"/>
+      <w:r>
+        <w:rPr>
+          <w:rFonts w:cs="Times New Roman"/>
+        </w:rPr>
+        <w:t>doanh</w:t>
+      </w:r>
+      <w:proofErr w:type="spellEnd"/>
+      <w:r>
+        <w:rPr>
+          <w:rFonts w:cs="Times New Roman"/>
+        </w:rPr>
+        <w:t xml:space="preserve"> </w:t>
+      </w:r>
+      <w:proofErr w:type="spellStart"/>
+      <w:r>
+        <w:rPr>
+          <w:rFonts w:cs="Times New Roman"/>
+        </w:rPr>
+        <w:t>nghiệp</w:t>
+      </w:r>
+      <w:proofErr w:type="spellEnd"/>
+      <w:r>
+        <w:rPr>
+          <w:rFonts w:cs="Times New Roman"/>
+        </w:rPr>
+        <w:t>.</w:t>
       </w:r>
     </w:p>
     <w:p>
@@ -4321,11 +7460,103 @@
           <w:rFonts w:cs="Times New Roman"/>
         </w:rPr>
       </w:pPr>
-      <w:r>
-        <w:rPr>
-          <w:rFonts w:cs="Times New Roman"/>
-        </w:rPr>
-        <w:t>Tích hợp kế toán hoặc ERP chuyên sâu.</w:t>
+      <w:proofErr w:type="spellStart"/>
+      <w:r>
+        <w:rPr>
+          <w:rFonts w:cs="Times New Roman"/>
+        </w:rPr>
+        <w:t>Tích</w:t>
+      </w:r>
+      <w:proofErr w:type="spellEnd"/>
+      <w:r>
+        <w:rPr>
+          <w:rFonts w:cs="Times New Roman"/>
+        </w:rPr>
+        <w:t xml:space="preserve"> </w:t>
+      </w:r>
+      <w:proofErr w:type="spellStart"/>
+      <w:r>
+        <w:rPr>
+          <w:rFonts w:cs="Times New Roman"/>
+        </w:rPr>
+        <w:t>hợp</w:t>
+      </w:r>
+      <w:proofErr w:type="spellEnd"/>
+      <w:r>
+        <w:rPr>
+          <w:rFonts w:cs="Times New Roman"/>
+        </w:rPr>
+        <w:t xml:space="preserve"> </w:t>
+      </w:r>
+      <w:proofErr w:type="spellStart"/>
+      <w:r>
+        <w:rPr>
+          <w:rFonts w:cs="Times New Roman"/>
+        </w:rPr>
+        <w:t>kế</w:t>
+      </w:r>
+      <w:proofErr w:type="spellEnd"/>
+      <w:r>
+        <w:rPr>
+          <w:rFonts w:cs="Times New Roman"/>
+        </w:rPr>
+        <w:t xml:space="preserve"> </w:t>
+      </w:r>
+      <w:proofErr w:type="spellStart"/>
+      <w:r>
+        <w:rPr>
+          <w:rFonts w:cs="Times New Roman"/>
+        </w:rPr>
+        <w:t>toán</w:t>
+      </w:r>
+      <w:proofErr w:type="spellEnd"/>
+      <w:r>
+        <w:rPr>
+          <w:rFonts w:cs="Times New Roman"/>
+        </w:rPr>
+        <w:t xml:space="preserve"> </w:t>
+      </w:r>
+      <w:proofErr w:type="spellStart"/>
+      <w:r>
+        <w:rPr>
+          <w:rFonts w:cs="Times New Roman"/>
+        </w:rPr>
+        <w:t>hoặc</w:t>
+      </w:r>
+      <w:proofErr w:type="spellEnd"/>
+      <w:r>
+        <w:rPr>
+          <w:rFonts w:cs="Times New Roman"/>
+        </w:rPr>
+        <w:t xml:space="preserve"> ERP </w:t>
+      </w:r>
+      <w:proofErr w:type="spellStart"/>
+      <w:r>
+        <w:rPr>
+          <w:rFonts w:cs="Times New Roman"/>
+        </w:rPr>
+        <w:t>chuyên</w:t>
+      </w:r>
+      <w:proofErr w:type="spellEnd"/>
+      <w:r>
+        <w:rPr>
+          <w:rFonts w:cs="Times New Roman"/>
+        </w:rPr>
+        <w:t xml:space="preserve"> </w:t>
+      </w:r>
+      <w:proofErr w:type="spellStart"/>
+      <w:r>
+        <w:rPr>
+          <w:rFonts w:cs="Times New Roman"/>
+        </w:rPr>
+        <w:t>sâu</w:t>
+      </w:r>
+      <w:proofErr w:type="spellEnd"/>
+      <w:r>
+        <w:rPr>
+          <w:rFonts w:cs="Times New Roman"/>
+        </w:rPr>
+        <w:t>.</w:t>
       </w:r>
     </w:p>
     <w:p>
@@ -4367,14 +7598,34 @@
                 <w:rFonts w:cs="Times New Roman"/>
               </w:rPr>
             </w:pPr>
+            <w:proofErr w:type="spellStart"/>
             <w:r>
               <w:rPr>
                 <w:rFonts w:cs="Times New Roman"/>
                 <w:b/>
                 <w:bCs/>
               </w:rPr>
-              <w:t>Thuật ngữ</w:t>
+              <w:t>Thuật</w:t>
             </w:r>
+            <w:proofErr w:type="spellEnd"/>
+            <w:r>
+              <w:rPr>
+                <w:rFonts w:cs="Times New Roman"/>
+                <w:b/>
+                <w:bCs/>
+              </w:rPr>
+              <w:t xml:space="preserve"> </w:t>
+            </w:r>
+            <w:proofErr w:type="spellStart"/>
+            <w:r>
+              <w:rPr>
+                <w:rFonts w:cs="Times New Roman"/>
+                <w:b/>
+                <w:bCs/>
+              </w:rPr>
+              <w:t>ngữ</w:t>
+            </w:r>
+            <w:proofErr w:type="spellEnd"/>
           </w:p>
         </w:tc>
         <w:tc>
@@ -4395,8 +7646,18 @@
                 <w:b/>
                 <w:bCs/>
               </w:rPr>
-              <w:t>Ý nghĩa</w:t>
+              <w:t xml:space="preserve">Ý </w:t>
             </w:r>
+            <w:proofErr w:type="spellStart"/>
+            <w:r>
+              <w:rPr>
+                <w:rFonts w:cs="Times New Roman"/>
+                <w:b/>
+                <w:bCs/>
+              </w:rPr>
+              <w:t>nghĩa</w:t>
+            </w:r>
+            <w:proofErr w:type="spellEnd"/>
           </w:p>
         </w:tc>
       </w:tr>
@@ -4417,8 +7678,16 @@
               <w:rPr>
                 <w:rFonts w:cs="Times New Roman"/>
               </w:rPr>
-              <w:t>Website Quản Lý Công Việc</w:t>
+              <w:t xml:space="preserve">Website Quản Lý Công </w:t>
             </w:r>
+            <w:proofErr w:type="spellStart"/>
+            <w:r>
+              <w:rPr>
+                <w:rFonts w:cs="Times New Roman"/>
+              </w:rPr>
+              <w:t>Việc</w:t>
+            </w:r>
+            <w:proofErr w:type="spellEnd"/>
           </w:p>
         </w:tc>
         <w:tc>
@@ -4433,11 +7702,117 @@
                 <w:rFonts w:cs="Times New Roman"/>
               </w:rPr>
             </w:pPr>
+            <w:proofErr w:type="spellStart"/>
             <w:r>
               <w:rPr>
                 <w:rFonts w:cs="Times New Roman"/>
               </w:rPr>
-              <w:t>Hệ thống quản lý công việc trên nền web</w:t>
+              <w:t>Hệ</w:t>
+            </w:r>
+            <w:proofErr w:type="spellEnd"/>
+            <w:r>
+              <w:rPr>
+                <w:rFonts w:cs="Times New Roman"/>
+              </w:rPr>
+              <w:t xml:space="preserve"> </w:t>
+            </w:r>
+            <w:proofErr w:type="spellStart"/>
+            <w:r>
+              <w:rPr>
+                <w:rFonts w:cs="Times New Roman"/>
+              </w:rPr>
+              <w:t>thống</w:t>
+            </w:r>
+            <w:proofErr w:type="spellEnd"/>
+            <w:r>
+              <w:rPr>
+                <w:rFonts w:cs="Times New Roman"/>
+              </w:rPr>
+              <w:t xml:space="preserve"> </w:t>
+            </w:r>
+            <w:proofErr w:type="spellStart"/>
+            <w:r>
+              <w:rPr>
+                <w:rFonts w:cs="Times New Roman"/>
+              </w:rPr>
+              <w:t>quản</w:t>
+            </w:r>
+            <w:proofErr w:type="spellEnd"/>
+            <w:r>
+              <w:rPr>
+                <w:rFonts w:cs="Times New Roman"/>
+              </w:rPr>
+              <w:t xml:space="preserve"> </w:t>
+            </w:r>
+            <w:proofErr w:type="spellStart"/>
+            <w:r>
+              <w:rPr>
+                <w:rFonts w:cs="Times New Roman"/>
+              </w:rPr>
+              <w:t>lý</w:t>
+            </w:r>
+            <w:proofErr w:type="spellEnd"/>
+            <w:r>
+              <w:rPr>
+                <w:rFonts w:cs="Times New Roman"/>
+              </w:rPr>
+              <w:t xml:space="preserve"> </w:t>
+            </w:r>
+            <w:proofErr w:type="spellStart"/>
+            <w:r>
+              <w:rPr>
+                <w:rFonts w:cs="Times New Roman"/>
+              </w:rPr>
+              <w:t>công</w:t>
+            </w:r>
+            <w:proofErr w:type="spellEnd"/>
+            <w:r>
+              <w:rPr>
+                <w:rFonts w:cs="Times New Roman"/>
+              </w:rPr>
+              <w:t xml:space="preserve"> </w:t>
+            </w:r>
+            <w:proofErr w:type="spellStart"/>
+            <w:r>
+              <w:rPr>
+                <w:rFonts w:cs="Times New Roman"/>
+              </w:rPr>
+              <w:t>việc</w:t>
+            </w:r>
+            <w:proofErr w:type="spellEnd"/>
+            <w:r>
+              <w:rPr>
+                <w:rFonts w:cs="Times New Roman"/>
+              </w:rPr>
+              <w:t xml:space="preserve"> </w:t>
+            </w:r>
+            <w:proofErr w:type="spellStart"/>
+            <w:r>
+              <w:rPr>
+                <w:rFonts w:cs="Times New Roman"/>
+              </w:rPr>
+              <w:t>trên</w:t>
+            </w:r>
+            <w:proofErr w:type="spellEnd"/>
+            <w:r>
+              <w:rPr>
+                <w:rFonts w:cs="Times New Roman"/>
+              </w:rPr>
+              <w:t xml:space="preserve"> </w:t>
+            </w:r>
+            <w:proofErr w:type="spellStart"/>
+            <w:r>
+              <w:rPr>
+                <w:rFonts w:cs="Times New Roman"/>
+              </w:rPr>
+              <w:t>nền</w:t>
+            </w:r>
+            <w:proofErr w:type="spellEnd"/>
+            <w:r>
+              <w:rPr>
+                <w:rFonts w:cs="Times New Roman"/>
+              </w:rPr>
+              <w:t xml:space="preserve"> web</w:t>
             </w:r>
           </w:p>
         </w:tc>
@@ -4475,12 +7850,56 @@
                 <w:rFonts w:cs="Times New Roman"/>
               </w:rPr>
             </w:pPr>
+            <w:proofErr w:type="spellStart"/>
             <w:r>
               <w:rPr>
                 <w:rFonts w:cs="Times New Roman"/>
               </w:rPr>
-              <w:t>Người dùng hệ thống</w:t>
+              <w:t>Người</w:t>
             </w:r>
+            <w:proofErr w:type="spellEnd"/>
+            <w:r>
+              <w:rPr>
+                <w:rFonts w:cs="Times New Roman"/>
+              </w:rPr>
+              <w:t xml:space="preserve"> </w:t>
+            </w:r>
+            <w:proofErr w:type="spellStart"/>
+            <w:r>
+              <w:rPr>
+                <w:rFonts w:cs="Times New Roman"/>
+              </w:rPr>
+              <w:t>dùng</w:t>
+            </w:r>
+            <w:proofErr w:type="spellEnd"/>
+            <w:r>
+              <w:rPr>
+                <w:rFonts w:cs="Times New Roman"/>
+              </w:rPr>
+              <w:t xml:space="preserve"> </w:t>
+            </w:r>
+            <w:proofErr w:type="spellStart"/>
+            <w:r>
+              <w:rPr>
+                <w:rFonts w:cs="Times New Roman"/>
+              </w:rPr>
+              <w:t>hệ</w:t>
+            </w:r>
+            <w:proofErr w:type="spellEnd"/>
+            <w:r>
+              <w:rPr>
+                <w:rFonts w:cs="Times New Roman"/>
+              </w:rPr>
+              <w:t xml:space="preserve"> </w:t>
+            </w:r>
+            <w:proofErr w:type="spellStart"/>
+            <w:r>
+              <w:rPr>
+                <w:rFonts w:cs="Times New Roman"/>
+              </w:rPr>
+              <w:t>thống</w:t>
+            </w:r>
+            <w:proofErr w:type="spellEnd"/>
           </w:p>
         </w:tc>
       </w:tr>
@@ -4521,8 +7940,58 @@
               <w:rPr>
                 <w:rFonts w:cs="Times New Roman"/>
               </w:rPr>
-              <w:t>Quản trị viên hệ thống</w:t>
+              <w:t xml:space="preserve">Quản </w:t>
             </w:r>
+            <w:proofErr w:type="spellStart"/>
+            <w:r>
+              <w:rPr>
+                <w:rFonts w:cs="Times New Roman"/>
+              </w:rPr>
+              <w:t>trị</w:t>
+            </w:r>
+            <w:proofErr w:type="spellEnd"/>
+            <w:r>
+              <w:rPr>
+                <w:rFonts w:cs="Times New Roman"/>
+              </w:rPr>
+              <w:t xml:space="preserve"> </w:t>
+            </w:r>
+            <w:proofErr w:type="spellStart"/>
+            <w:r>
+              <w:rPr>
+                <w:rFonts w:cs="Times New Roman"/>
+              </w:rPr>
+              <w:t>viên</w:t>
+            </w:r>
+            <w:proofErr w:type="spellEnd"/>
+            <w:r>
+              <w:rPr>
+                <w:rFonts w:cs="Times New Roman"/>
+              </w:rPr>
+              <w:t xml:space="preserve"> </w:t>
+            </w:r>
+            <w:proofErr w:type="spellStart"/>
+            <w:r>
+              <w:rPr>
+                <w:rFonts w:cs="Times New Roman"/>
+              </w:rPr>
+              <w:t>hệ</w:t>
+            </w:r>
+            <w:proofErr w:type="spellEnd"/>
+            <w:r>
+              <w:rPr>
+                <w:rFonts w:cs="Times New Roman"/>
+              </w:rPr>
+              <w:t xml:space="preserve"> </w:t>
+            </w:r>
+            <w:proofErr w:type="spellStart"/>
+            <w:r>
+              <w:rPr>
+                <w:rFonts w:cs="Times New Roman"/>
+              </w:rPr>
+              <w:t>thống</w:t>
+            </w:r>
+            <w:proofErr w:type="spellEnd"/>
           </w:p>
         </w:tc>
       </w:tr>
@@ -4559,12 +8028,70 @@
                 <w:rFonts w:cs="Times New Roman"/>
               </w:rPr>
             </w:pPr>
+            <w:proofErr w:type="spellStart"/>
             <w:r>
               <w:rPr>
                 <w:rFonts w:cs="Times New Roman"/>
               </w:rPr>
-              <w:t>Dự án / Nhóm công việc</w:t>
+              <w:t>Dự</w:t>
             </w:r>
+            <w:proofErr w:type="spellEnd"/>
+            <w:r>
+              <w:rPr>
+                <w:rFonts w:cs="Times New Roman"/>
+              </w:rPr>
+              <w:t xml:space="preserve"> </w:t>
+            </w:r>
+            <w:proofErr w:type="spellStart"/>
+            <w:r>
+              <w:rPr>
+                <w:rFonts w:cs="Times New Roman"/>
+              </w:rPr>
+              <w:t>án</w:t>
+            </w:r>
+            <w:proofErr w:type="spellEnd"/>
+            <w:r>
+              <w:rPr>
+                <w:rFonts w:cs="Times New Roman"/>
+              </w:rPr>
+              <w:t xml:space="preserve"> / </w:t>
+            </w:r>
+            <w:proofErr w:type="spellStart"/>
+            <w:r>
+              <w:rPr>
+                <w:rFonts w:cs="Times New Roman"/>
+              </w:rPr>
+              <w:t>Nhóm</w:t>
+            </w:r>
+            <w:proofErr w:type="spellEnd"/>
+            <w:r>
+              <w:rPr>
+                <w:rFonts w:cs="Times New Roman"/>
+              </w:rPr>
+              <w:t xml:space="preserve"> </w:t>
+            </w:r>
+            <w:proofErr w:type="spellStart"/>
+            <w:r>
+              <w:rPr>
+                <w:rFonts w:cs="Times New Roman"/>
+              </w:rPr>
+              <w:t>công</w:t>
+            </w:r>
+            <w:proofErr w:type="spellEnd"/>
+            <w:r>
+              <w:rPr>
+                <w:rFonts w:cs="Times New Roman"/>
+              </w:rPr>
+              <w:t xml:space="preserve"> </w:t>
+            </w:r>
+            <w:proofErr w:type="spellStart"/>
+            <w:r>
+              <w:rPr>
+                <w:rFonts w:cs="Times New Roman"/>
+              </w:rPr>
+              <w:t>việc</w:t>
+            </w:r>
+            <w:proofErr w:type="spellEnd"/>
           </w:p>
         </w:tc>
       </w:tr>
@@ -4605,7 +8132,63 @@
               <w:rPr>
                 <w:rFonts w:cs="Times New Roman"/>
               </w:rPr>
-              <w:t>Công việc cụ thể trong Project</w:t>
+              <w:t xml:space="preserve">Công </w:t>
+            </w:r>
+            <w:proofErr w:type="spellStart"/>
+            <w:r>
+              <w:rPr>
+                <w:rFonts w:cs="Times New Roman"/>
+              </w:rPr>
+              <w:t>việc</w:t>
+            </w:r>
+            <w:proofErr w:type="spellEnd"/>
+            <w:r>
+              <w:rPr>
+                <w:rFonts w:cs="Times New Roman"/>
+              </w:rPr>
+              <w:t xml:space="preserve"> </w:t>
+            </w:r>
+            <w:proofErr w:type="spellStart"/>
+            <w:r>
+              <w:rPr>
+                <w:rFonts w:cs="Times New Roman"/>
+              </w:rPr>
+              <w:t>cụ</w:t>
+            </w:r>
+            <w:proofErr w:type="spellEnd"/>
+            <w:r>
+              <w:rPr>
+                <w:rFonts w:cs="Times New Roman"/>
+              </w:rPr>
+              <w:t xml:space="preserve"> </w:t>
+            </w:r>
+            <w:proofErr w:type="spellStart"/>
+            <w:r>
+              <w:rPr>
+                <w:rFonts w:cs="Times New Roman"/>
+              </w:rPr>
+              <w:t>thể</w:t>
+            </w:r>
+            <w:proofErr w:type="spellEnd"/>
+            <w:r>
+              <w:rPr>
+                <w:rFonts w:cs="Times New Roman"/>
+              </w:rPr>
+              <w:t xml:space="preserve"> </w:t>
+            </w:r>
+            <w:proofErr w:type="spellStart"/>
+            <w:r>
+              <w:rPr>
+                <w:rFonts w:cs="Times New Roman"/>
+              </w:rPr>
+              <w:t>trong</w:t>
+            </w:r>
+            <w:proofErr w:type="spellEnd"/>
+            <w:r>
+              <w:rPr>
+                <w:rFonts w:cs="Times New Roman"/>
+              </w:rPr>
+              <w:t xml:space="preserve"> Project</w:t>
             </w:r>
           </w:p>
         </w:tc>
@@ -4643,11 +8226,89 @@
                 <w:rFonts w:cs="Times New Roman"/>
               </w:rPr>
             </w:pPr>
+            <w:proofErr w:type="spellStart"/>
             <w:r>
               <w:rPr>
                 <w:rFonts w:cs="Times New Roman"/>
               </w:rPr>
-              <w:t>Bảng quản lý công việc dạng Kanban</w:t>
+              <w:t>Bảng</w:t>
+            </w:r>
+            <w:proofErr w:type="spellEnd"/>
+            <w:r>
+              <w:rPr>
+                <w:rFonts w:cs="Times New Roman"/>
+              </w:rPr>
+              <w:t xml:space="preserve"> </w:t>
+            </w:r>
+            <w:proofErr w:type="spellStart"/>
+            <w:r>
+              <w:rPr>
+                <w:rFonts w:cs="Times New Roman"/>
+              </w:rPr>
+              <w:t>quản</w:t>
+            </w:r>
+            <w:proofErr w:type="spellEnd"/>
+            <w:r>
+              <w:rPr>
+                <w:rFonts w:cs="Times New Roman"/>
+              </w:rPr>
+              <w:t xml:space="preserve"> </w:t>
+            </w:r>
+            <w:proofErr w:type="spellStart"/>
+            <w:r>
+              <w:rPr>
+                <w:rFonts w:cs="Times New Roman"/>
+              </w:rPr>
+              <w:t>lý</w:t>
+            </w:r>
+            <w:proofErr w:type="spellEnd"/>
+            <w:r>
+              <w:rPr>
+                <w:rFonts w:cs="Times New Roman"/>
+              </w:rPr>
+              <w:t xml:space="preserve"> </w:t>
+            </w:r>
+            <w:proofErr w:type="spellStart"/>
+            <w:r>
+              <w:rPr>
+                <w:rFonts w:cs="Times New Roman"/>
+              </w:rPr>
+              <w:t>công</w:t>
+            </w:r>
+            <w:proofErr w:type="spellEnd"/>
+            <w:r>
+              <w:rPr>
+                <w:rFonts w:cs="Times New Roman"/>
+              </w:rPr>
+              <w:t xml:space="preserve"> </w:t>
+            </w:r>
+            <w:proofErr w:type="spellStart"/>
+            <w:r>
+              <w:rPr>
+                <w:rFonts w:cs="Times New Roman"/>
+              </w:rPr>
+              <w:t>việc</w:t>
+            </w:r>
+            <w:proofErr w:type="spellEnd"/>
+            <w:r>
+              <w:rPr>
+                <w:rFonts w:cs="Times New Roman"/>
+              </w:rPr>
+              <w:t xml:space="preserve"> </w:t>
+            </w:r>
+            <w:proofErr w:type="spellStart"/>
+            <w:r>
+              <w:rPr>
+                <w:rFonts w:cs="Times New Roman"/>
+              </w:rPr>
+              <w:t>dạng</w:t>
+            </w:r>
+            <w:proofErr w:type="spellEnd"/>
+            <w:r>
+              <w:rPr>
+                <w:rFonts w:cs="Times New Roman"/>
+              </w:rPr>
+              <w:t xml:space="preserve"> Kanban</w:t>
             </w:r>
           </w:p>
         </w:tc>
@@ -4685,12 +8346,70 @@
                 <w:rFonts w:cs="Times New Roman"/>
               </w:rPr>
             </w:pPr>
+            <w:proofErr w:type="spellStart"/>
             <w:r>
               <w:rPr>
                 <w:rFonts w:cs="Times New Roman"/>
               </w:rPr>
-              <w:t>Hạn hoàn thành công việc</w:t>
+              <w:t>Hạn</w:t>
             </w:r>
+            <w:proofErr w:type="spellEnd"/>
+            <w:r>
+              <w:rPr>
+                <w:rFonts w:cs="Times New Roman"/>
+              </w:rPr>
+              <w:t xml:space="preserve"> </w:t>
+            </w:r>
+            <w:proofErr w:type="spellStart"/>
+            <w:r>
+              <w:rPr>
+                <w:rFonts w:cs="Times New Roman"/>
+              </w:rPr>
+              <w:t>hoàn</w:t>
+            </w:r>
+            <w:proofErr w:type="spellEnd"/>
+            <w:r>
+              <w:rPr>
+                <w:rFonts w:cs="Times New Roman"/>
+              </w:rPr>
+              <w:t xml:space="preserve"> </w:t>
+            </w:r>
+            <w:proofErr w:type="spellStart"/>
+            <w:r>
+              <w:rPr>
+                <w:rFonts w:cs="Times New Roman"/>
+              </w:rPr>
+              <w:t>thành</w:t>
+            </w:r>
+            <w:proofErr w:type="spellEnd"/>
+            <w:r>
+              <w:rPr>
+                <w:rFonts w:cs="Times New Roman"/>
+              </w:rPr>
+              <w:t xml:space="preserve"> </w:t>
+            </w:r>
+            <w:proofErr w:type="spellStart"/>
+            <w:r>
+              <w:rPr>
+                <w:rFonts w:cs="Times New Roman"/>
+              </w:rPr>
+              <w:t>công</w:t>
+            </w:r>
+            <w:proofErr w:type="spellEnd"/>
+            <w:r>
+              <w:rPr>
+                <w:rFonts w:cs="Times New Roman"/>
+              </w:rPr>
+              <w:t xml:space="preserve"> </w:t>
+            </w:r>
+            <w:proofErr w:type="spellStart"/>
+            <w:r>
+              <w:rPr>
+                <w:rFonts w:cs="Times New Roman"/>
+              </w:rPr>
+              <w:t>việc</w:t>
+            </w:r>
+            <w:proofErr w:type="spellEnd"/>
           </w:p>
         </w:tc>
       </w:tr>
@@ -4731,7 +8450,49 @@
               <w:rPr>
                 <w:rFonts w:cs="Times New Roman"/>
               </w:rPr>
-              <w:t>Thành viên tham gia Project</w:t>
+              <w:t xml:space="preserve">Thành </w:t>
+            </w:r>
+            <w:proofErr w:type="spellStart"/>
+            <w:r>
+              <w:rPr>
+                <w:rFonts w:cs="Times New Roman"/>
+              </w:rPr>
+              <w:t>viên</w:t>
+            </w:r>
+            <w:proofErr w:type="spellEnd"/>
+            <w:r>
+              <w:rPr>
+                <w:rFonts w:cs="Times New Roman"/>
+              </w:rPr>
+              <w:t xml:space="preserve"> </w:t>
+            </w:r>
+            <w:proofErr w:type="spellStart"/>
+            <w:r>
+              <w:rPr>
+                <w:rFonts w:cs="Times New Roman"/>
+              </w:rPr>
+              <w:t>tham</w:t>
+            </w:r>
+            <w:proofErr w:type="spellEnd"/>
+            <w:r>
+              <w:rPr>
+                <w:rFonts w:cs="Times New Roman"/>
+              </w:rPr>
+              <w:t xml:space="preserve"> </w:t>
+            </w:r>
+            <w:proofErr w:type="spellStart"/>
+            <w:r>
+              <w:rPr>
+                <w:rFonts w:cs="Times New Roman"/>
+              </w:rPr>
+              <w:t>gia</w:t>
+            </w:r>
+            <w:proofErr w:type="spellEnd"/>
+            <w:r>
+              <w:rPr>
+                <w:rFonts w:cs="Times New Roman"/>
+              </w:rPr>
+              <w:t xml:space="preserve"> Project</w:t>
             </w:r>
           </w:p>
         </w:tc>
@@ -4773,8 +8534,44 @@
               <w:rPr>
                 <w:rFonts w:cs="Times New Roman"/>
               </w:rPr>
-              <w:t>Thông báo hệ thống</w:t>
+              <w:t xml:space="preserve">Thông </w:t>
             </w:r>
+            <w:proofErr w:type="spellStart"/>
+            <w:r>
+              <w:rPr>
+                <w:rFonts w:cs="Times New Roman"/>
+              </w:rPr>
+              <w:t>báo</w:t>
+            </w:r>
+            <w:proofErr w:type="spellEnd"/>
+            <w:r>
+              <w:rPr>
+                <w:rFonts w:cs="Times New Roman"/>
+              </w:rPr>
+              <w:t xml:space="preserve"> </w:t>
+            </w:r>
+            <w:proofErr w:type="spellStart"/>
+            <w:r>
+              <w:rPr>
+                <w:rFonts w:cs="Times New Roman"/>
+              </w:rPr>
+              <w:t>hệ</w:t>
+            </w:r>
+            <w:proofErr w:type="spellEnd"/>
+            <w:r>
+              <w:rPr>
+                <w:rFonts w:cs="Times New Roman"/>
+              </w:rPr>
+              <w:t xml:space="preserve"> </w:t>
+            </w:r>
+            <w:proofErr w:type="spellStart"/>
+            <w:r>
+              <w:rPr>
+                <w:rFonts w:cs="Times New Roman"/>
+              </w:rPr>
+              <w:t>thống</w:t>
+            </w:r>
+            <w:proofErr w:type="spellEnd"/>
           </w:p>
         </w:tc>
       </w:tr>
@@ -4814,12 +8611,112 @@
                 <w:rFonts w:cs="Times New Roman"/>
               </w:rPr>
             </w:pPr>
+            <w:proofErr w:type="spellStart"/>
             <w:r>
               <w:rPr>
                 <w:rFonts w:cs="Times New Roman"/>
               </w:rPr>
-              <w:t>Cập nhật dữ liệu theo thời gian thực</w:t>
+              <w:t>Cập</w:t>
             </w:r>
+            <w:proofErr w:type="spellEnd"/>
+            <w:r>
+              <w:rPr>
+                <w:rFonts w:cs="Times New Roman"/>
+              </w:rPr>
+              <w:t xml:space="preserve"> </w:t>
+            </w:r>
+            <w:proofErr w:type="spellStart"/>
+            <w:r>
+              <w:rPr>
+                <w:rFonts w:cs="Times New Roman"/>
+              </w:rPr>
+              <w:t>nhật</w:t>
+            </w:r>
+            <w:proofErr w:type="spellEnd"/>
+            <w:r>
+              <w:rPr>
+                <w:rFonts w:cs="Times New Roman"/>
+              </w:rPr>
+              <w:t xml:space="preserve"> </w:t>
+            </w:r>
+            <w:proofErr w:type="spellStart"/>
+            <w:r>
+              <w:rPr>
+                <w:rFonts w:cs="Times New Roman"/>
+              </w:rPr>
+              <w:t>dữ</w:t>
+            </w:r>
+            <w:proofErr w:type="spellEnd"/>
+            <w:r>
+              <w:rPr>
+                <w:rFonts w:cs="Times New Roman"/>
+              </w:rPr>
+              <w:t xml:space="preserve"> </w:t>
+            </w:r>
+            <w:proofErr w:type="spellStart"/>
+            <w:r>
+              <w:rPr>
+                <w:rFonts w:cs="Times New Roman"/>
+              </w:rPr>
+              <w:t>liệu</w:t>
+            </w:r>
+            <w:proofErr w:type="spellEnd"/>
+            <w:r>
+              <w:rPr>
+                <w:rFonts w:cs="Times New Roman"/>
+              </w:rPr>
+              <w:t xml:space="preserve"> </w:t>
+            </w:r>
+            <w:proofErr w:type="spellStart"/>
+            <w:r>
+              <w:rPr>
+                <w:rFonts w:cs="Times New Roman"/>
+              </w:rPr>
+              <w:t>theo</w:t>
+            </w:r>
+            <w:proofErr w:type="spellEnd"/>
+            <w:r>
+              <w:rPr>
+                <w:rFonts w:cs="Times New Roman"/>
+              </w:rPr>
+              <w:t xml:space="preserve"> </w:t>
+            </w:r>
+            <w:proofErr w:type="spellStart"/>
+            <w:r>
+              <w:rPr>
+                <w:rFonts w:cs="Times New Roman"/>
+              </w:rPr>
+              <w:t>thời</w:t>
+            </w:r>
+            <w:proofErr w:type="spellEnd"/>
+            <w:r>
+              <w:rPr>
+                <w:rFonts w:cs="Times New Roman"/>
+              </w:rPr>
+              <w:t xml:space="preserve"> </w:t>
+            </w:r>
+            <w:proofErr w:type="spellStart"/>
+            <w:r>
+              <w:rPr>
+                <w:rFonts w:cs="Times New Roman"/>
+              </w:rPr>
+              <w:t>gian</w:t>
+            </w:r>
+            <w:proofErr w:type="spellEnd"/>
+            <w:r>
+              <w:rPr>
+                <w:rFonts w:cs="Times New Roman"/>
+              </w:rPr>
+              <w:t xml:space="preserve"> </w:t>
+            </w:r>
+            <w:proofErr w:type="spellStart"/>
+            <w:r>
+              <w:rPr>
+                <w:rFonts w:cs="Times New Roman"/>
+              </w:rPr>
+              <w:t>thực</w:t>
+            </w:r>
+            <w:proofErr w:type="spellEnd"/>
           </w:p>
         </w:tc>
       </w:tr>
@@ -4878,7 +8775,119 @@
         <w:rPr>
           <w:rFonts w:cs="Times New Roman"/>
         </w:rPr>
-        <w:t>  Giáo trình Công Nghệ Phần Mềm – Đại học Công Nghệ TP.HCM.</w:t>
+        <w:t xml:space="preserve">  </w:t>
+      </w:r>
+      <w:proofErr w:type="spellStart"/>
+      <w:r>
+        <w:rPr>
+          <w:rFonts w:cs="Times New Roman"/>
+        </w:rPr>
+        <w:t>Giáo</w:t>
+      </w:r>
+      <w:proofErr w:type="spellEnd"/>
+      <w:r>
+        <w:rPr>
+          <w:rFonts w:cs="Times New Roman"/>
+        </w:rPr>
+        <w:t xml:space="preserve"> </w:t>
+      </w:r>
+      <w:proofErr w:type="spellStart"/>
+      <w:r>
+        <w:rPr>
+          <w:rFonts w:cs="Times New Roman"/>
+        </w:rPr>
+        <w:t>trình</w:t>
+      </w:r>
+      <w:proofErr w:type="spellEnd"/>
+      <w:r>
+        <w:rPr>
+          <w:rFonts w:cs="Times New Roman"/>
+        </w:rPr>
+        <w:t xml:space="preserve"> Công </w:t>
+      </w:r>
+      <w:proofErr w:type="spellStart"/>
+      <w:r>
+        <w:rPr>
+          <w:rFonts w:cs="Times New Roman"/>
+        </w:rPr>
+        <w:t>Nghệ</w:t>
+      </w:r>
+      <w:proofErr w:type="spellEnd"/>
+      <w:r>
+        <w:rPr>
+          <w:rFonts w:cs="Times New Roman"/>
+        </w:rPr>
+        <w:t xml:space="preserve"> </w:t>
+      </w:r>
+      <w:proofErr w:type="spellStart"/>
+      <w:r>
+        <w:rPr>
+          <w:rFonts w:cs="Times New Roman"/>
+        </w:rPr>
+        <w:t>Phần</w:t>
+      </w:r>
+      <w:proofErr w:type="spellEnd"/>
+      <w:r>
+        <w:rPr>
+          <w:rFonts w:cs="Times New Roman"/>
+        </w:rPr>
+        <w:t xml:space="preserve"> </w:t>
+      </w:r>
+      <w:proofErr w:type="spellStart"/>
+      <w:r>
+        <w:rPr>
+          <w:rFonts w:cs="Times New Roman"/>
+        </w:rPr>
+        <w:t>Mềm</w:t>
+      </w:r>
+      <w:proofErr w:type="spellEnd"/>
+      <w:r>
+        <w:rPr>
+          <w:rFonts w:cs="Times New Roman"/>
+        </w:rPr>
+        <w:t xml:space="preserve"> – </w:t>
+      </w:r>
+      <w:proofErr w:type="spellStart"/>
+      <w:r>
+        <w:rPr>
+          <w:rFonts w:cs="Times New Roman"/>
+        </w:rPr>
+        <w:t>Đại</w:t>
+      </w:r>
+      <w:proofErr w:type="spellEnd"/>
+      <w:r>
+        <w:rPr>
+          <w:rFonts w:cs="Times New Roman"/>
+        </w:rPr>
+        <w:t xml:space="preserve"> </w:t>
+      </w:r>
+      <w:proofErr w:type="spellStart"/>
+      <w:r>
+        <w:rPr>
+          <w:rFonts w:cs="Times New Roman"/>
+        </w:rPr>
+        <w:t>học</w:t>
+      </w:r>
+      <w:proofErr w:type="spellEnd"/>
+      <w:r>
+        <w:rPr>
+          <w:rFonts w:cs="Times New Roman"/>
+        </w:rPr>
+        <w:t xml:space="preserve"> Công </w:t>
+      </w:r>
+      <w:proofErr w:type="spellStart"/>
+      <w:r>
+        <w:rPr>
+          <w:rFonts w:cs="Times New Roman"/>
+        </w:rPr>
+        <w:t>Nghệ</w:t>
+      </w:r>
+      <w:proofErr w:type="spellEnd"/>
+      <w:r>
+        <w:rPr>
+          <w:rFonts w:cs="Times New Roman"/>
+        </w:rPr>
+        <w:t xml:space="preserve"> TP.HCM.</w:t>
       </w:r>
     </w:p>
     <w:p>
@@ -4891,7 +8900,21 @@
         <w:rPr>
           <w:rFonts w:cs="Times New Roman"/>
         </w:rPr>
-        <w:t>  Tài liệu UML (Use Case, Class Diagram).</w:t>
+        <w:t xml:space="preserve">  Tài </w:t>
+      </w:r>
+      <w:proofErr w:type="spellStart"/>
+      <w:r>
+        <w:rPr>
+          <w:rFonts w:cs="Times New Roman"/>
+        </w:rPr>
+        <w:t>liệu</w:t>
+      </w:r>
+      <w:proofErr w:type="spellEnd"/>
+      <w:r>
+        <w:rPr>
+          <w:rFonts w:cs="Times New Roman"/>
+        </w:rPr>
+        <w:t xml:space="preserve"> UML (Use Case, Class Diagram).</w:t>
       </w:r>
     </w:p>
     <w:p>
@@ -4904,7 +8927,63 @@
         <w:rPr>
           <w:rFonts w:cs="Times New Roman"/>
         </w:rPr>
-        <w:t>  Các hệ thống tham khảo:</w:t>
+        <w:t xml:space="preserve">  Các </w:t>
+      </w:r>
+      <w:proofErr w:type="spellStart"/>
+      <w:r>
+        <w:rPr>
+          <w:rFonts w:cs="Times New Roman"/>
+        </w:rPr>
+        <w:t>hệ</w:t>
+      </w:r>
+      <w:proofErr w:type="spellEnd"/>
+      <w:r>
+        <w:rPr>
+          <w:rFonts w:cs="Times New Roman"/>
+        </w:rPr>
+        <w:t xml:space="preserve"> </w:t>
+      </w:r>
+      <w:proofErr w:type="spellStart"/>
+      <w:r>
+        <w:rPr>
+          <w:rFonts w:cs="Times New Roman"/>
+        </w:rPr>
+        <w:t>thống</w:t>
+      </w:r>
+      <w:proofErr w:type="spellEnd"/>
+      <w:r>
+        <w:rPr>
+          <w:rFonts w:cs="Times New Roman"/>
+        </w:rPr>
+        <w:t xml:space="preserve"> </w:t>
+      </w:r>
+      <w:proofErr w:type="spellStart"/>
+      <w:r>
+        <w:rPr>
+          <w:rFonts w:cs="Times New Roman"/>
+        </w:rPr>
+        <w:t>tham</w:t>
+      </w:r>
+      <w:proofErr w:type="spellEnd"/>
+      <w:r>
+        <w:rPr>
+          <w:rFonts w:cs="Times New Roman"/>
+        </w:rPr>
+        <w:t xml:space="preserve"> </w:t>
+      </w:r>
+      <w:proofErr w:type="spellStart"/>
+      <w:r>
+        <w:rPr>
+          <w:rFonts w:cs="Times New Roman"/>
+        </w:rPr>
+        <w:t>khảo</w:t>
+      </w:r>
+      <w:proofErr w:type="spellEnd"/>
+      <w:r>
+        <w:rPr>
+          <w:rFonts w:cs="Times New Roman"/>
+        </w:rPr>
+        <w:t>:</w:t>
       </w:r>
     </w:p>
     <w:p>
@@ -4984,7 +9063,105 @@
         <w:rPr>
           <w:rFonts w:cs="Times New Roman"/>
         </w:rPr>
-        <w:t>Tài liệu SRS được tổ chức thành các chương:</w:t>
+        <w:t xml:space="preserve">Tài </w:t>
+      </w:r>
+      <w:proofErr w:type="spellStart"/>
+      <w:r>
+        <w:rPr>
+          <w:rFonts w:cs="Times New Roman"/>
+        </w:rPr>
+        <w:t>liệu</w:t>
+      </w:r>
+      <w:proofErr w:type="spellEnd"/>
+      <w:r>
+        <w:rPr>
+          <w:rFonts w:cs="Times New Roman"/>
+        </w:rPr>
+        <w:t xml:space="preserve"> SRS </w:t>
+      </w:r>
+      <w:proofErr w:type="spellStart"/>
+      <w:r>
+        <w:rPr>
+          <w:rFonts w:cs="Times New Roman"/>
+        </w:rPr>
+        <w:t>được</w:t>
+      </w:r>
+      <w:proofErr w:type="spellEnd"/>
+      <w:r>
+        <w:rPr>
+          <w:rFonts w:cs="Times New Roman"/>
+        </w:rPr>
+        <w:t xml:space="preserve"> </w:t>
+      </w:r>
+      <w:proofErr w:type="spellStart"/>
+      <w:r>
+        <w:rPr>
+          <w:rFonts w:cs="Times New Roman"/>
+        </w:rPr>
+        <w:t>tổ</w:t>
+      </w:r>
+      <w:proofErr w:type="spellEnd"/>
+      <w:r>
+        <w:rPr>
+          <w:rFonts w:cs="Times New Roman"/>
+        </w:rPr>
+        <w:t xml:space="preserve"> </w:t>
+      </w:r>
+      <w:proofErr w:type="spellStart"/>
+      <w:r>
+        <w:rPr>
+          <w:rFonts w:cs="Times New Roman"/>
+        </w:rPr>
+        <w:t>chức</w:t>
+      </w:r>
+      <w:proofErr w:type="spellEnd"/>
+      <w:r>
+        <w:rPr>
+          <w:rFonts w:cs="Times New Roman"/>
+        </w:rPr>
+        <w:t xml:space="preserve"> </w:t>
+      </w:r>
+      <w:proofErr w:type="spellStart"/>
+      <w:r>
+        <w:rPr>
+          <w:rFonts w:cs="Times New Roman"/>
+        </w:rPr>
+        <w:t>thành</w:t>
+      </w:r>
+      <w:proofErr w:type="spellEnd"/>
+      <w:r>
+        <w:rPr>
+          <w:rFonts w:cs="Times New Roman"/>
+        </w:rPr>
+        <w:t xml:space="preserve"> </w:t>
+      </w:r>
+      <w:proofErr w:type="spellStart"/>
+      <w:r>
+        <w:rPr>
+          <w:rFonts w:cs="Times New Roman"/>
+        </w:rPr>
+        <w:t>các</w:t>
+      </w:r>
+      <w:proofErr w:type="spellEnd"/>
+      <w:r>
+        <w:rPr>
+          <w:rFonts w:cs="Times New Roman"/>
+        </w:rPr>
+        <w:t xml:space="preserve"> </w:t>
+      </w:r>
+      <w:proofErr w:type="spellStart"/>
+      <w:r>
+        <w:rPr>
+          <w:rFonts w:cs="Times New Roman"/>
+        </w:rPr>
+        <w:t>chương</w:t>
+      </w:r>
+      <w:proofErr w:type="spellEnd"/>
+      <w:r>
+        <w:rPr>
+          <w:rFonts w:cs="Times New Roman"/>
+        </w:rPr>
+        <w:t>:</w:t>
       </w:r>
     </w:p>
     <w:p>
@@ -4997,19 +9174,113 @@
           <w:rFonts w:cs="Times New Roman"/>
         </w:rPr>
       </w:pPr>
+      <w:proofErr w:type="spellStart"/>
       <w:r>
         <w:rPr>
           <w:rFonts w:cs="Times New Roman"/>
           <w:b/>
           <w:bCs/>
         </w:rPr>
-        <w:t>Chương 1:</w:t>
-      </w:r>
-      <w:r>
-        <w:rPr>
-          <w:rFonts w:cs="Times New Roman"/>
-        </w:rPr>
-        <w:t xml:space="preserve"> Giới thiệu chung về hệ thống.</w:t>
+        <w:t>Chương</w:t>
+      </w:r>
+      <w:proofErr w:type="spellEnd"/>
+      <w:r>
+        <w:rPr>
+          <w:rFonts w:cs="Times New Roman"/>
+          <w:b/>
+          <w:bCs/>
+        </w:rPr>
+        <w:t xml:space="preserve"> 1:</w:t>
+      </w:r>
+      <w:r>
+        <w:rPr>
+          <w:rFonts w:cs="Times New Roman"/>
+        </w:rPr>
+        <w:t xml:space="preserve"> </w:t>
+      </w:r>
+      <w:proofErr w:type="spellStart"/>
+      <w:r>
+        <w:rPr>
+          <w:rFonts w:cs="Times New Roman"/>
+        </w:rPr>
+        <w:t>Giới</w:t>
+      </w:r>
+      <w:proofErr w:type="spellEnd"/>
+      <w:r>
+        <w:rPr>
+          <w:rFonts w:cs="Times New Roman"/>
+        </w:rPr>
+        <w:t xml:space="preserve"> </w:t>
+      </w:r>
+      <w:proofErr w:type="spellStart"/>
+      <w:r>
+        <w:rPr>
+          <w:rFonts w:cs="Times New Roman"/>
+        </w:rPr>
+        <w:t>thiệu</w:t>
+      </w:r>
+      <w:proofErr w:type="spellEnd"/>
+      <w:r>
+        <w:rPr>
+          <w:rFonts w:cs="Times New Roman"/>
+        </w:rPr>
+        <w:t xml:space="preserve"> </w:t>
+      </w:r>
+      <w:proofErr w:type="spellStart"/>
+      <w:r>
+        <w:rPr>
+          <w:rFonts w:cs="Times New Roman"/>
+        </w:rPr>
+        <w:t>chung</w:t>
+      </w:r>
+      <w:proofErr w:type="spellEnd"/>
+      <w:r>
+        <w:rPr>
+          <w:rFonts w:cs="Times New Roman"/>
+        </w:rPr>
+        <w:t xml:space="preserve"> </w:t>
+      </w:r>
+      <w:proofErr w:type="spellStart"/>
+      <w:r>
+        <w:rPr>
+          <w:rFonts w:cs="Times New Roman"/>
+        </w:rPr>
+        <w:t>về</w:t>
+      </w:r>
+      <w:proofErr w:type="spellEnd"/>
+      <w:r>
+        <w:rPr>
+          <w:rFonts w:cs="Times New Roman"/>
+        </w:rPr>
+        <w:t xml:space="preserve"> </w:t>
+      </w:r>
+      <w:proofErr w:type="spellStart"/>
+      <w:r>
+        <w:rPr>
+          <w:rFonts w:cs="Times New Roman"/>
+        </w:rPr>
+        <w:t>hệ</w:t>
+      </w:r>
+      <w:proofErr w:type="spellEnd"/>
+      <w:r>
+        <w:rPr>
+          <w:rFonts w:cs="Times New Roman"/>
+        </w:rPr>
+        <w:t xml:space="preserve"> </w:t>
+      </w:r>
+      <w:proofErr w:type="spellStart"/>
+      <w:r>
+        <w:rPr>
+          <w:rFonts w:cs="Times New Roman"/>
+        </w:rPr>
+        <w:t>thống</w:t>
+      </w:r>
+      <w:proofErr w:type="spellEnd"/>
+      <w:r>
+        <w:rPr>
+          <w:rFonts w:cs="Times New Roman"/>
+        </w:rPr>
+        <w:t>.</w:t>
       </w:r>
     </w:p>
     <w:p>
@@ -5022,19 +9293,169 @@
           <w:rFonts w:cs="Times New Roman"/>
         </w:rPr>
       </w:pPr>
+      <w:proofErr w:type="spellStart"/>
       <w:r>
         <w:rPr>
           <w:rFonts w:cs="Times New Roman"/>
           <w:b/>
           <w:bCs/>
         </w:rPr>
-        <w:t>Chương 2:</w:t>
-      </w:r>
-      <w:r>
-        <w:rPr>
-          <w:rFonts w:cs="Times New Roman"/>
-        </w:rPr>
-        <w:t xml:space="preserve"> Các yêu cầu chức năng, tác nhân, Use Case, quy trình nghiệp vụ.</w:t>
+        <w:t>Chương</w:t>
+      </w:r>
+      <w:proofErr w:type="spellEnd"/>
+      <w:r>
+        <w:rPr>
+          <w:rFonts w:cs="Times New Roman"/>
+          <w:b/>
+          <w:bCs/>
+        </w:rPr>
+        <w:t xml:space="preserve"> 2:</w:t>
+      </w:r>
+      <w:r>
+        <w:rPr>
+          <w:rFonts w:cs="Times New Roman"/>
+        </w:rPr>
+        <w:t xml:space="preserve"> Các </w:t>
+      </w:r>
+      <w:proofErr w:type="spellStart"/>
+      <w:r>
+        <w:rPr>
+          <w:rFonts w:cs="Times New Roman"/>
+        </w:rPr>
+        <w:t>yêu</w:t>
+      </w:r>
+      <w:proofErr w:type="spellEnd"/>
+      <w:r>
+        <w:rPr>
+          <w:rFonts w:cs="Times New Roman"/>
+        </w:rPr>
+        <w:t xml:space="preserve"> </w:t>
+      </w:r>
+      <w:proofErr w:type="spellStart"/>
+      <w:r>
+        <w:rPr>
+          <w:rFonts w:cs="Times New Roman"/>
+        </w:rPr>
+        <w:t>cầu</w:t>
+      </w:r>
+      <w:proofErr w:type="spellEnd"/>
+      <w:r>
+        <w:rPr>
+          <w:rFonts w:cs="Times New Roman"/>
+        </w:rPr>
+        <w:t xml:space="preserve"> </w:t>
+      </w:r>
+      <w:proofErr w:type="spellStart"/>
+      <w:r>
+        <w:rPr>
+          <w:rFonts w:cs="Times New Roman"/>
+        </w:rPr>
+        <w:t>chức</w:t>
+      </w:r>
+      <w:proofErr w:type="spellEnd"/>
+      <w:r>
+        <w:rPr>
+          <w:rFonts w:cs="Times New Roman"/>
+        </w:rPr>
+        <w:t xml:space="preserve"> </w:t>
+      </w:r>
+      <w:proofErr w:type="spellStart"/>
+      <w:r>
+        <w:rPr>
+          <w:rFonts w:cs="Times New Roman"/>
+        </w:rPr>
+        <w:t>năng</w:t>
+      </w:r>
+      <w:proofErr w:type="spellEnd"/>
+      <w:r>
+        <w:rPr>
+          <w:rFonts w:cs="Times New Roman"/>
+        </w:rPr>
+        <w:t xml:space="preserve">, </w:t>
+      </w:r>
+      <w:proofErr w:type="spellStart"/>
+      <w:r>
+        <w:rPr>
+          <w:rFonts w:cs="Times New Roman"/>
+        </w:rPr>
+        <w:t>tác</w:t>
+      </w:r>
+      <w:proofErr w:type="spellEnd"/>
+      <w:r>
+        <w:rPr>
+          <w:rFonts w:cs="Times New Roman"/>
+        </w:rPr>
+        <w:t xml:space="preserve"> </w:t>
+      </w:r>
+      <w:proofErr w:type="spellStart"/>
+      <w:r>
+        <w:rPr>
+          <w:rFonts w:cs="Times New Roman"/>
+        </w:rPr>
+        <w:t>nhân</w:t>
+      </w:r>
+      <w:proofErr w:type="spellEnd"/>
+      <w:r>
+        <w:rPr>
+          <w:rFonts w:cs="Times New Roman"/>
+        </w:rPr>
+        <w:t xml:space="preserve">, Use Case, </w:t>
+      </w:r>
+      <w:proofErr w:type="spellStart"/>
+      <w:r>
+        <w:rPr>
+          <w:rFonts w:cs="Times New Roman"/>
+        </w:rPr>
+        <w:t>quy</w:t>
+      </w:r>
+      <w:proofErr w:type="spellEnd"/>
+      <w:r>
+        <w:rPr>
+          <w:rFonts w:cs="Times New Roman"/>
+        </w:rPr>
+        <w:t xml:space="preserve"> </w:t>
+      </w:r>
+      <w:proofErr w:type="spellStart"/>
+      <w:r>
+        <w:rPr>
+          <w:rFonts w:cs="Times New Roman"/>
+        </w:rPr>
+        <w:t>trình</w:t>
+      </w:r>
+      <w:proofErr w:type="spellEnd"/>
+      <w:r>
+        <w:rPr>
+          <w:rFonts w:cs="Times New Roman"/>
+        </w:rPr>
+        <w:t xml:space="preserve"> </w:t>
+      </w:r>
+      <w:proofErr w:type="spellStart"/>
+      <w:r>
+        <w:rPr>
+          <w:rFonts w:cs="Times New Roman"/>
+        </w:rPr>
+        <w:t>nghiệp</w:t>
+      </w:r>
+      <w:proofErr w:type="spellEnd"/>
+      <w:r>
+        <w:rPr>
+          <w:rFonts w:cs="Times New Roman"/>
+        </w:rPr>
+        <w:t xml:space="preserve"> </w:t>
+      </w:r>
+      <w:proofErr w:type="spellStart"/>
+      <w:r>
+        <w:rPr>
+          <w:rFonts w:cs="Times New Roman"/>
+        </w:rPr>
+        <w:t>vụ</w:t>
+      </w:r>
+      <w:proofErr w:type="spellEnd"/>
+      <w:r>
+        <w:rPr>
+          <w:rFonts w:cs="Times New Roman"/>
+        </w:rPr>
+        <w:t>.</w:t>
       </w:r>
     </w:p>
     <w:p>
@@ -5047,19 +9468,211 @@
           <w:rFonts w:cs="Times New Roman"/>
         </w:rPr>
       </w:pPr>
+      <w:proofErr w:type="spellStart"/>
       <w:r>
         <w:rPr>
           <w:rFonts w:cs="Times New Roman"/>
           <w:b/>
           <w:bCs/>
         </w:rPr>
-        <w:t>Chương 3:</w:t>
-      </w:r>
-      <w:r>
-        <w:rPr>
-          <w:rFonts w:cs="Times New Roman"/>
-        </w:rPr>
-        <w:t xml:space="preserve"> Các yêu cầu phi chức năng như giao diện, bảo mật, ràng buộc hệ thống.</w:t>
+        <w:t>Chương</w:t>
+      </w:r>
+      <w:proofErr w:type="spellEnd"/>
+      <w:r>
+        <w:rPr>
+          <w:rFonts w:cs="Times New Roman"/>
+          <w:b/>
+          <w:bCs/>
+        </w:rPr>
+        <w:t xml:space="preserve"> 3:</w:t>
+      </w:r>
+      <w:r>
+        <w:rPr>
+          <w:rFonts w:cs="Times New Roman"/>
+        </w:rPr>
+        <w:t xml:space="preserve"> Các </w:t>
+      </w:r>
+      <w:proofErr w:type="spellStart"/>
+      <w:r>
+        <w:rPr>
+          <w:rFonts w:cs="Times New Roman"/>
+        </w:rPr>
+        <w:t>yêu</w:t>
+      </w:r>
+      <w:proofErr w:type="spellEnd"/>
+      <w:r>
+        <w:rPr>
+          <w:rFonts w:cs="Times New Roman"/>
+        </w:rPr>
+        <w:t xml:space="preserve"> </w:t>
+      </w:r>
+      <w:proofErr w:type="spellStart"/>
+      <w:r>
+        <w:rPr>
+          <w:rFonts w:cs="Times New Roman"/>
+        </w:rPr>
+        <w:t>cầu</w:t>
+      </w:r>
+      <w:proofErr w:type="spellEnd"/>
+      <w:r>
+        <w:rPr>
+          <w:rFonts w:cs="Times New Roman"/>
+        </w:rPr>
+        <w:t xml:space="preserve"> phi </w:t>
+      </w:r>
+      <w:proofErr w:type="spellStart"/>
+      <w:r>
+        <w:rPr>
+          <w:rFonts w:cs="Times New Roman"/>
+        </w:rPr>
+        <w:t>chức</w:t>
+      </w:r>
+      <w:proofErr w:type="spellEnd"/>
+      <w:r>
+        <w:rPr>
+          <w:rFonts w:cs="Times New Roman"/>
+        </w:rPr>
+        <w:t xml:space="preserve"> </w:t>
+      </w:r>
+      <w:proofErr w:type="spellStart"/>
+      <w:r>
+        <w:rPr>
+          <w:rFonts w:cs="Times New Roman"/>
+        </w:rPr>
+        <w:t>năng</w:t>
+      </w:r>
+      <w:proofErr w:type="spellEnd"/>
+      <w:r>
+        <w:rPr>
+          <w:rFonts w:cs="Times New Roman"/>
+        </w:rPr>
+        <w:t xml:space="preserve"> </w:t>
+      </w:r>
+      <w:proofErr w:type="spellStart"/>
+      <w:r>
+        <w:rPr>
+          <w:rFonts w:cs="Times New Roman"/>
+        </w:rPr>
+        <w:t>như</w:t>
+      </w:r>
+      <w:proofErr w:type="spellEnd"/>
+      <w:r>
+        <w:rPr>
+          <w:rFonts w:cs="Times New Roman"/>
+        </w:rPr>
+        <w:t xml:space="preserve"> </w:t>
+      </w:r>
+      <w:proofErr w:type="spellStart"/>
+      <w:r>
+        <w:rPr>
+          <w:rFonts w:cs="Times New Roman"/>
+        </w:rPr>
+        <w:t>giao</w:t>
+      </w:r>
+      <w:proofErr w:type="spellEnd"/>
+      <w:r>
+        <w:rPr>
+          <w:rFonts w:cs="Times New Roman"/>
+        </w:rPr>
+        <w:t xml:space="preserve"> </w:t>
+      </w:r>
+      <w:proofErr w:type="spellStart"/>
+      <w:r>
+        <w:rPr>
+          <w:rFonts w:cs="Times New Roman"/>
+        </w:rPr>
+        <w:t>diện</w:t>
+      </w:r>
+      <w:proofErr w:type="spellEnd"/>
+      <w:r>
+        <w:rPr>
+          <w:rFonts w:cs="Times New Roman"/>
+        </w:rPr>
+        <w:t xml:space="preserve">, </w:t>
+      </w:r>
+      <w:proofErr w:type="spellStart"/>
+      <w:r>
+        <w:rPr>
+          <w:rFonts w:cs="Times New Roman"/>
+        </w:rPr>
+        <w:t>bảo</w:t>
+      </w:r>
+      <w:proofErr w:type="spellEnd"/>
+      <w:r>
+        <w:rPr>
+          <w:rFonts w:cs="Times New Roman"/>
+        </w:rPr>
+        <w:t xml:space="preserve"> </w:t>
+      </w:r>
+      <w:proofErr w:type="spellStart"/>
+      <w:r>
+        <w:rPr>
+          <w:rFonts w:cs="Times New Roman"/>
+        </w:rPr>
+        <w:t>mật</w:t>
+      </w:r>
+      <w:proofErr w:type="spellEnd"/>
+      <w:r>
+        <w:rPr>
+          <w:rFonts w:cs="Times New Roman"/>
+        </w:rPr>
+        <w:t xml:space="preserve">, </w:t>
+      </w:r>
+      <w:proofErr w:type="spellStart"/>
+      <w:r>
+        <w:rPr>
+          <w:rFonts w:cs="Times New Roman"/>
+        </w:rPr>
+        <w:t>ràng</w:t>
+      </w:r>
+      <w:proofErr w:type="spellEnd"/>
+      <w:r>
+        <w:rPr>
+          <w:rFonts w:cs="Times New Roman"/>
+        </w:rPr>
+        <w:t xml:space="preserve"> </w:t>
+      </w:r>
+      <w:proofErr w:type="spellStart"/>
+      <w:r>
+        <w:rPr>
+          <w:rFonts w:cs="Times New Roman"/>
+        </w:rPr>
+        <w:t>buộc</w:t>
+      </w:r>
+      <w:proofErr w:type="spellEnd"/>
+      <w:r>
+        <w:rPr>
+          <w:rFonts w:cs="Times New Roman"/>
+        </w:rPr>
+        <w:t xml:space="preserve"> </w:t>
+      </w:r>
+      <w:proofErr w:type="spellStart"/>
+      <w:r>
+        <w:rPr>
+          <w:rFonts w:cs="Times New Roman"/>
+        </w:rPr>
+        <w:t>hệ</w:t>
+      </w:r>
+      <w:proofErr w:type="spellEnd"/>
+      <w:r>
+        <w:rPr>
+          <w:rFonts w:cs="Times New Roman"/>
+        </w:rPr>
+        <w:t xml:space="preserve"> </w:t>
+      </w:r>
+      <w:proofErr w:type="spellStart"/>
+      <w:r>
+        <w:rPr>
+          <w:rFonts w:cs="Times New Roman"/>
+        </w:rPr>
+        <w:t>thống</w:t>
+      </w:r>
+      <w:proofErr w:type="spellEnd"/>
+      <w:r>
+        <w:rPr>
+          <w:rFonts w:cs="Times New Roman"/>
+        </w:rPr>
+        <w:t>.</w:t>
       </w:r>
     </w:p>
     <w:p>
@@ -5072,7 +9685,371 @@
         <w:rPr>
           <w:rFonts w:cs="Times New Roman"/>
         </w:rPr>
-        <w:t xml:space="preserve">Tài liệu này đóng vai trò nền tảng cho việc thiết kế hệ thống, xây dựng cơ sở dữ liệu, giao diện và triển khai phần mềm. </w:t>
+        <w:t xml:space="preserve">Tài </w:t>
+      </w:r>
+      <w:proofErr w:type="spellStart"/>
+      <w:r>
+        <w:rPr>
+          <w:rFonts w:cs="Times New Roman"/>
+        </w:rPr>
+        <w:t>liệu</w:t>
+      </w:r>
+      <w:proofErr w:type="spellEnd"/>
+      <w:r>
+        <w:rPr>
+          <w:rFonts w:cs="Times New Roman"/>
+        </w:rPr>
+        <w:t xml:space="preserve"> </w:t>
+      </w:r>
+      <w:proofErr w:type="spellStart"/>
+      <w:r>
+        <w:rPr>
+          <w:rFonts w:cs="Times New Roman"/>
+        </w:rPr>
+        <w:t>này</w:t>
+      </w:r>
+      <w:proofErr w:type="spellEnd"/>
+      <w:r>
+        <w:rPr>
+          <w:rFonts w:cs="Times New Roman"/>
+        </w:rPr>
+        <w:t xml:space="preserve"> </w:t>
+      </w:r>
+      <w:proofErr w:type="spellStart"/>
+      <w:r>
+        <w:rPr>
+          <w:rFonts w:cs="Times New Roman"/>
+        </w:rPr>
+        <w:t>đóng</w:t>
+      </w:r>
+      <w:proofErr w:type="spellEnd"/>
+      <w:r>
+        <w:rPr>
+          <w:rFonts w:cs="Times New Roman"/>
+        </w:rPr>
+        <w:t xml:space="preserve"> </w:t>
+      </w:r>
+      <w:proofErr w:type="spellStart"/>
+      <w:r>
+        <w:rPr>
+          <w:rFonts w:cs="Times New Roman"/>
+        </w:rPr>
+        <w:t>vai</w:t>
+      </w:r>
+      <w:proofErr w:type="spellEnd"/>
+      <w:r>
+        <w:rPr>
+          <w:rFonts w:cs="Times New Roman"/>
+        </w:rPr>
+        <w:t xml:space="preserve"> </w:t>
+      </w:r>
+      <w:proofErr w:type="spellStart"/>
+      <w:r>
+        <w:rPr>
+          <w:rFonts w:cs="Times New Roman"/>
+        </w:rPr>
+        <w:t>trò</w:t>
+      </w:r>
+      <w:proofErr w:type="spellEnd"/>
+      <w:r>
+        <w:rPr>
+          <w:rFonts w:cs="Times New Roman"/>
+        </w:rPr>
+        <w:t xml:space="preserve"> </w:t>
+      </w:r>
+      <w:proofErr w:type="spellStart"/>
+      <w:r>
+        <w:rPr>
+          <w:rFonts w:cs="Times New Roman"/>
+        </w:rPr>
+        <w:t>nền</w:t>
+      </w:r>
+      <w:proofErr w:type="spellEnd"/>
+      <w:r>
+        <w:rPr>
+          <w:rFonts w:cs="Times New Roman"/>
+        </w:rPr>
+        <w:t xml:space="preserve"> </w:t>
+      </w:r>
+      <w:proofErr w:type="spellStart"/>
+      <w:r>
+        <w:rPr>
+          <w:rFonts w:cs="Times New Roman"/>
+        </w:rPr>
+        <w:t>tảng</w:t>
+      </w:r>
+      <w:proofErr w:type="spellEnd"/>
+      <w:r>
+        <w:rPr>
+          <w:rFonts w:cs="Times New Roman"/>
+        </w:rPr>
+        <w:t xml:space="preserve"> </w:t>
+      </w:r>
+      <w:proofErr w:type="spellStart"/>
+      <w:r>
+        <w:rPr>
+          <w:rFonts w:cs="Times New Roman"/>
+        </w:rPr>
+        <w:t>cho</w:t>
+      </w:r>
+      <w:proofErr w:type="spellEnd"/>
+      <w:r>
+        <w:rPr>
+          <w:rFonts w:cs="Times New Roman"/>
+        </w:rPr>
+        <w:t xml:space="preserve"> </w:t>
+      </w:r>
+      <w:proofErr w:type="spellStart"/>
+      <w:r>
+        <w:rPr>
+          <w:rFonts w:cs="Times New Roman"/>
+        </w:rPr>
+        <w:t>việc</w:t>
+      </w:r>
+      <w:proofErr w:type="spellEnd"/>
+      <w:r>
+        <w:rPr>
+          <w:rFonts w:cs="Times New Roman"/>
+        </w:rPr>
+        <w:t xml:space="preserve"> </w:t>
+      </w:r>
+      <w:proofErr w:type="spellStart"/>
+      <w:r>
+        <w:rPr>
+          <w:rFonts w:cs="Times New Roman"/>
+        </w:rPr>
+        <w:t>thiết</w:t>
+      </w:r>
+      <w:proofErr w:type="spellEnd"/>
+      <w:r>
+        <w:rPr>
+          <w:rFonts w:cs="Times New Roman"/>
+        </w:rPr>
+        <w:t xml:space="preserve"> </w:t>
+      </w:r>
+      <w:proofErr w:type="spellStart"/>
+      <w:r>
+        <w:rPr>
+          <w:rFonts w:cs="Times New Roman"/>
+        </w:rPr>
+        <w:t>kế</w:t>
+      </w:r>
+      <w:proofErr w:type="spellEnd"/>
+      <w:r>
+        <w:rPr>
+          <w:rFonts w:cs="Times New Roman"/>
+        </w:rPr>
+        <w:t xml:space="preserve"> </w:t>
+      </w:r>
+      <w:proofErr w:type="spellStart"/>
+      <w:r>
+        <w:rPr>
+          <w:rFonts w:cs="Times New Roman"/>
+        </w:rPr>
+        <w:t>hệ</w:t>
+      </w:r>
+      <w:proofErr w:type="spellEnd"/>
+      <w:r>
+        <w:rPr>
+          <w:rFonts w:cs="Times New Roman"/>
+        </w:rPr>
+        <w:t xml:space="preserve"> </w:t>
+      </w:r>
+      <w:proofErr w:type="spellStart"/>
+      <w:r>
+        <w:rPr>
+          <w:rFonts w:cs="Times New Roman"/>
+        </w:rPr>
+        <w:t>thống</w:t>
+      </w:r>
+      <w:proofErr w:type="spellEnd"/>
+      <w:r>
+        <w:rPr>
+          <w:rFonts w:cs="Times New Roman"/>
+        </w:rPr>
+        <w:t xml:space="preserve">, </w:t>
+      </w:r>
+      <w:proofErr w:type="spellStart"/>
+      <w:r>
+        <w:rPr>
+          <w:rFonts w:cs="Times New Roman"/>
+        </w:rPr>
+        <w:t>xây</w:t>
+      </w:r>
+      <w:proofErr w:type="spellEnd"/>
+      <w:r>
+        <w:rPr>
+          <w:rFonts w:cs="Times New Roman"/>
+        </w:rPr>
+        <w:t xml:space="preserve"> </w:t>
+      </w:r>
+      <w:proofErr w:type="spellStart"/>
+      <w:r>
+        <w:rPr>
+          <w:rFonts w:cs="Times New Roman"/>
+        </w:rPr>
+        <w:t>dựng</w:t>
+      </w:r>
+      <w:proofErr w:type="spellEnd"/>
+      <w:r>
+        <w:rPr>
+          <w:rFonts w:cs="Times New Roman"/>
+        </w:rPr>
+        <w:t xml:space="preserve"> </w:t>
+      </w:r>
+      <w:proofErr w:type="spellStart"/>
+      <w:r>
+        <w:rPr>
+          <w:rFonts w:cs="Times New Roman"/>
+        </w:rPr>
+        <w:t>cơ</w:t>
+      </w:r>
+      <w:proofErr w:type="spellEnd"/>
+      <w:r>
+        <w:rPr>
+          <w:rFonts w:cs="Times New Roman"/>
+        </w:rPr>
+        <w:t xml:space="preserve"> </w:t>
+      </w:r>
+      <w:proofErr w:type="spellStart"/>
+      <w:r>
+        <w:rPr>
+          <w:rFonts w:cs="Times New Roman"/>
+        </w:rPr>
+        <w:t>sở</w:t>
+      </w:r>
+      <w:proofErr w:type="spellEnd"/>
+      <w:r>
+        <w:rPr>
+          <w:rFonts w:cs="Times New Roman"/>
+        </w:rPr>
+        <w:t xml:space="preserve"> </w:t>
+      </w:r>
+      <w:proofErr w:type="spellStart"/>
+      <w:r>
+        <w:rPr>
+          <w:rFonts w:cs="Times New Roman"/>
+        </w:rPr>
+        <w:t>dữ</w:t>
+      </w:r>
+      <w:proofErr w:type="spellEnd"/>
+      <w:r>
+        <w:rPr>
+          <w:rFonts w:cs="Times New Roman"/>
+        </w:rPr>
+        <w:t xml:space="preserve"> </w:t>
+      </w:r>
+      <w:proofErr w:type="spellStart"/>
+      <w:r>
+        <w:rPr>
+          <w:rFonts w:cs="Times New Roman"/>
+        </w:rPr>
+        <w:t>liệu</w:t>
+      </w:r>
+      <w:proofErr w:type="spellEnd"/>
+      <w:r>
+        <w:rPr>
+          <w:rFonts w:cs="Times New Roman"/>
+        </w:rPr>
+        <w:t xml:space="preserve">, </w:t>
+      </w:r>
+      <w:proofErr w:type="spellStart"/>
+      <w:r>
+        <w:rPr>
+          <w:rFonts w:cs="Times New Roman"/>
+        </w:rPr>
+        <w:t>giao</w:t>
+      </w:r>
+      <w:proofErr w:type="spellEnd"/>
+      <w:r>
+        <w:rPr>
+          <w:rFonts w:cs="Times New Roman"/>
+        </w:rPr>
+        <w:t xml:space="preserve"> </w:t>
+      </w:r>
+      <w:proofErr w:type="spellStart"/>
+      <w:r>
+        <w:rPr>
+          <w:rFonts w:cs="Times New Roman"/>
+        </w:rPr>
+        <w:t>diện</w:t>
+      </w:r>
+      <w:proofErr w:type="spellEnd"/>
+      <w:r>
+        <w:rPr>
+          <w:rFonts w:cs="Times New Roman"/>
+        </w:rPr>
+        <w:t xml:space="preserve"> </w:t>
+      </w:r>
+      <w:proofErr w:type="spellStart"/>
+      <w:r>
+        <w:rPr>
+          <w:rFonts w:cs="Times New Roman"/>
+        </w:rPr>
+        <w:t>và</w:t>
+      </w:r>
+      <w:proofErr w:type="spellEnd"/>
+      <w:r>
+        <w:rPr>
+          <w:rFonts w:cs="Times New Roman"/>
+        </w:rPr>
+        <w:t xml:space="preserve"> </w:t>
+      </w:r>
+      <w:proofErr w:type="spellStart"/>
+      <w:r>
+        <w:rPr>
+          <w:rFonts w:cs="Times New Roman"/>
+        </w:rPr>
+        <w:t>triển</w:t>
+      </w:r>
+      <w:proofErr w:type="spellEnd"/>
+      <w:r>
+        <w:rPr>
+          <w:rFonts w:cs="Times New Roman"/>
+        </w:rPr>
+        <w:t xml:space="preserve"> </w:t>
+      </w:r>
+      <w:proofErr w:type="spellStart"/>
+      <w:r>
+        <w:rPr>
+          <w:rFonts w:cs="Times New Roman"/>
+        </w:rPr>
+        <w:t>khai</w:t>
+      </w:r>
+      <w:proofErr w:type="spellEnd"/>
+      <w:r>
+        <w:rPr>
+          <w:rFonts w:cs="Times New Roman"/>
+        </w:rPr>
+        <w:t xml:space="preserve"> </w:t>
+      </w:r>
+      <w:proofErr w:type="spellStart"/>
+      <w:r>
+        <w:rPr>
+          <w:rFonts w:cs="Times New Roman"/>
+        </w:rPr>
+        <w:t>phần</w:t>
+      </w:r>
+      <w:proofErr w:type="spellEnd"/>
+      <w:r>
+        <w:rPr>
+          <w:rFonts w:cs="Times New Roman"/>
+        </w:rPr>
+        <w:t xml:space="preserve"> </w:t>
+      </w:r>
+      <w:proofErr w:type="spellStart"/>
+      <w:r>
+        <w:rPr>
+          <w:rFonts w:cs="Times New Roman"/>
+        </w:rPr>
+        <w:t>mềm</w:t>
+      </w:r>
+      <w:proofErr w:type="spellEnd"/>
+      <w:r>
+        <w:rPr>
+          <w:rFonts w:cs="Times New Roman"/>
+        </w:rPr>
+        <w:t xml:space="preserve">. </w:t>
       </w:r>
     </w:p>
     <w:p>
@@ -5194,12 +10171,28 @@
           <w:rFonts w:cs="Times New Roman"/>
         </w:rPr>
       </w:pPr>
-      <w:r>
-        <w:rPr>
-          <w:rFonts w:cs="Times New Roman"/>
-        </w:rPr>
-        <w:t>Đăng ký</w:t>
-      </w:r>
+      <w:proofErr w:type="spellStart"/>
+      <w:r>
+        <w:rPr>
+          <w:rFonts w:cs="Times New Roman"/>
+        </w:rPr>
+        <w:t>Đăng</w:t>
+      </w:r>
+      <w:proofErr w:type="spellEnd"/>
+      <w:r>
+        <w:rPr>
+          <w:rFonts w:cs="Times New Roman"/>
+        </w:rPr>
+        <w:t xml:space="preserve"> </w:t>
+      </w:r>
+      <w:proofErr w:type="spellStart"/>
+      <w:r>
+        <w:rPr>
+          <w:rFonts w:cs="Times New Roman"/>
+        </w:rPr>
+        <w:t>ký</w:t>
+      </w:r>
+      <w:proofErr w:type="spellEnd"/>
     </w:p>
     <w:p>
       <w:pPr>
@@ -5208,12 +10201,28 @@
           <w:rFonts w:cs="Times New Roman"/>
         </w:rPr>
       </w:pPr>
-      <w:r>
-        <w:rPr>
-          <w:rFonts w:cs="Times New Roman"/>
-        </w:rPr>
-        <w:t>Đăng nhập</w:t>
-      </w:r>
+      <w:proofErr w:type="spellStart"/>
+      <w:r>
+        <w:rPr>
+          <w:rFonts w:cs="Times New Roman"/>
+        </w:rPr>
+        <w:t>Đăng</w:t>
+      </w:r>
+      <w:proofErr w:type="spellEnd"/>
+      <w:r>
+        <w:rPr>
+          <w:rFonts w:cs="Times New Roman"/>
+        </w:rPr>
+        <w:t xml:space="preserve"> </w:t>
+      </w:r>
+      <w:proofErr w:type="spellStart"/>
+      <w:r>
+        <w:rPr>
+          <w:rFonts w:cs="Times New Roman"/>
+        </w:rPr>
+        <w:t>nhập</w:t>
+      </w:r>
+      <w:proofErr w:type="spellEnd"/>
     </w:p>
     <w:p>
       <w:pPr>
@@ -5226,7 +10235,21 @@
         <w:rPr>
           <w:rFonts w:cs="Times New Roman"/>
         </w:rPr>
-        <w:t>Quản lý Project</w:t>
+        <w:t xml:space="preserve">Quản </w:t>
+      </w:r>
+      <w:proofErr w:type="spellStart"/>
+      <w:r>
+        <w:rPr>
+          <w:rFonts w:cs="Times New Roman"/>
+        </w:rPr>
+        <w:t>lý</w:t>
+      </w:r>
+      <w:proofErr w:type="spellEnd"/>
+      <w:r>
+        <w:rPr>
+          <w:rFonts w:cs="Times New Roman"/>
+        </w:rPr>
+        <w:t xml:space="preserve"> Project</w:t>
       </w:r>
     </w:p>
     <w:p>
@@ -5240,7 +10263,21 @@
         <w:rPr>
           <w:rFonts w:cs="Times New Roman"/>
         </w:rPr>
-        <w:t>Quản lý Task</w:t>
+        <w:t xml:space="preserve">Quản </w:t>
+      </w:r>
+      <w:proofErr w:type="spellStart"/>
+      <w:r>
+        <w:rPr>
+          <w:rFonts w:cs="Times New Roman"/>
+        </w:rPr>
+        <w:t>lý</w:t>
+      </w:r>
+      <w:proofErr w:type="spellEnd"/>
+      <w:r>
+        <w:rPr>
+          <w:rFonts w:cs="Times New Roman"/>
+        </w:rPr>
+        <w:t xml:space="preserve"> Task</w:t>
       </w:r>
     </w:p>
     <w:p>
@@ -5250,11 +10287,47 @@
           <w:rFonts w:cs="Times New Roman"/>
         </w:rPr>
       </w:pPr>
-      <w:r>
-        <w:rPr>
-          <w:rFonts w:cs="Times New Roman"/>
-        </w:rPr>
-        <w:t>Biểu đồ dạng Board</w:t>
+      <w:proofErr w:type="spellStart"/>
+      <w:r>
+        <w:rPr>
+          <w:rFonts w:cs="Times New Roman"/>
+        </w:rPr>
+        <w:t>Biểu</w:t>
+      </w:r>
+      <w:proofErr w:type="spellEnd"/>
+      <w:r>
+        <w:rPr>
+          <w:rFonts w:cs="Times New Roman"/>
+        </w:rPr>
+        <w:t xml:space="preserve"> </w:t>
+      </w:r>
+      <w:proofErr w:type="spellStart"/>
+      <w:r>
+        <w:rPr>
+          <w:rFonts w:cs="Times New Roman"/>
+        </w:rPr>
+        <w:t>đồ</w:t>
+      </w:r>
+      <w:proofErr w:type="spellEnd"/>
+      <w:r>
+        <w:rPr>
+          <w:rFonts w:cs="Times New Roman"/>
+        </w:rPr>
+        <w:t xml:space="preserve"> </w:t>
+      </w:r>
+      <w:proofErr w:type="spellStart"/>
+      <w:r>
+        <w:rPr>
+          <w:rFonts w:cs="Times New Roman"/>
+        </w:rPr>
+        <w:t>dạng</w:t>
+      </w:r>
+      <w:proofErr w:type="spellEnd"/>
+      <w:r>
+        <w:rPr>
+          <w:rFonts w:cs="Times New Roman"/>
+        </w:rPr>
+        <w:t xml:space="preserve"> Board</w:t>
       </w:r>
     </w:p>
     <w:p>
@@ -5268,7 +10341,21 @@
         <w:rPr>
           <w:rFonts w:cs="Times New Roman"/>
         </w:rPr>
-        <w:t>Thông báo real-time</w:t>
+        <w:t xml:space="preserve">Thông </w:t>
+      </w:r>
+      <w:proofErr w:type="spellStart"/>
+      <w:r>
+        <w:rPr>
+          <w:rFonts w:cs="Times New Roman"/>
+        </w:rPr>
+        <w:t>báo</w:t>
+      </w:r>
+      <w:proofErr w:type="spellEnd"/>
+      <w:r>
+        <w:rPr>
+          <w:rFonts w:cs="Times New Roman"/>
+        </w:rPr>
+        <w:t xml:space="preserve"> real-time</w:t>
       </w:r>
     </w:p>
     <w:p>
@@ -5386,7 +10473,49 @@
         <w:rPr>
           <w:rFonts w:cs="Times New Roman"/>
         </w:rPr>
-        <w:t>Quy trình sử dụng website</w:t>
+        <w:t xml:space="preserve">Quy </w:t>
+      </w:r>
+      <w:proofErr w:type="spellStart"/>
+      <w:r>
+        <w:rPr>
+          <w:rFonts w:cs="Times New Roman"/>
+        </w:rPr>
+        <w:t>trình</w:t>
+      </w:r>
+      <w:proofErr w:type="spellEnd"/>
+      <w:r>
+        <w:rPr>
+          <w:rFonts w:cs="Times New Roman"/>
+        </w:rPr>
+        <w:t xml:space="preserve"> </w:t>
+      </w:r>
+      <w:proofErr w:type="spellStart"/>
+      <w:r>
+        <w:rPr>
+          <w:rFonts w:cs="Times New Roman"/>
+        </w:rPr>
+        <w:t>sử</w:t>
+      </w:r>
+      <w:proofErr w:type="spellEnd"/>
+      <w:r>
+        <w:rPr>
+          <w:rFonts w:cs="Times New Roman"/>
+        </w:rPr>
+        <w:t xml:space="preserve"> </w:t>
+      </w:r>
+      <w:proofErr w:type="spellStart"/>
+      <w:r>
+        <w:rPr>
+          <w:rFonts w:cs="Times New Roman"/>
+        </w:rPr>
+        <w:t>dụng</w:t>
+      </w:r>
+      <w:proofErr w:type="spellEnd"/>
+      <w:r>
+        <w:rPr>
+          <w:rFonts w:cs="Times New Roman"/>
+        </w:rPr>
+        <w:t xml:space="preserve"> website</w:t>
       </w:r>
     </w:p>
     <w:p>
@@ -5444,11 +10573,173 @@
           <w:rFonts w:cs="Times New Roman"/>
         </w:rPr>
       </w:pPr>
-      <w:r>
-        <w:rPr>
-          <w:rFonts w:cs="Times New Roman"/>
-        </w:rPr>
-        <w:t>Hệ thống Website Quản Lý Công Việc phải đảm bảo các yêu cầu giao diện sau:</w:t>
+      <w:proofErr w:type="spellStart"/>
+      <w:r>
+        <w:rPr>
+          <w:rFonts w:cs="Times New Roman"/>
+        </w:rPr>
+        <w:t>Hệ</w:t>
+      </w:r>
+      <w:proofErr w:type="spellEnd"/>
+      <w:r>
+        <w:rPr>
+          <w:rFonts w:cs="Times New Roman"/>
+        </w:rPr>
+        <w:t xml:space="preserve"> </w:t>
+      </w:r>
+      <w:proofErr w:type="spellStart"/>
+      <w:r>
+        <w:rPr>
+          <w:rFonts w:cs="Times New Roman"/>
+        </w:rPr>
+        <w:t>thống</w:t>
+      </w:r>
+      <w:proofErr w:type="spellEnd"/>
+      <w:r>
+        <w:rPr>
+          <w:rFonts w:cs="Times New Roman"/>
+        </w:rPr>
+        <w:t xml:space="preserve"> Website Quản Lý Công </w:t>
+      </w:r>
+      <w:proofErr w:type="spellStart"/>
+      <w:r>
+        <w:rPr>
+          <w:rFonts w:cs="Times New Roman"/>
+        </w:rPr>
+        <w:t>Việc</w:t>
+      </w:r>
+      <w:proofErr w:type="spellEnd"/>
+      <w:r>
+        <w:rPr>
+          <w:rFonts w:cs="Times New Roman"/>
+        </w:rPr>
+        <w:t xml:space="preserve"> </w:t>
+      </w:r>
+      <w:proofErr w:type="spellStart"/>
+      <w:r>
+        <w:rPr>
+          <w:rFonts w:cs="Times New Roman"/>
+        </w:rPr>
+        <w:t>phải</w:t>
+      </w:r>
+      <w:proofErr w:type="spellEnd"/>
+      <w:r>
+        <w:rPr>
+          <w:rFonts w:cs="Times New Roman"/>
+        </w:rPr>
+        <w:t xml:space="preserve"> </w:t>
+      </w:r>
+      <w:proofErr w:type="spellStart"/>
+      <w:r>
+        <w:rPr>
+          <w:rFonts w:cs="Times New Roman"/>
+        </w:rPr>
+        <w:t>đảm</w:t>
+      </w:r>
+      <w:proofErr w:type="spellEnd"/>
+      <w:r>
+        <w:rPr>
+          <w:rFonts w:cs="Times New Roman"/>
+        </w:rPr>
+        <w:t xml:space="preserve"> </w:t>
+      </w:r>
+      <w:proofErr w:type="spellStart"/>
+      <w:r>
+        <w:rPr>
+          <w:rFonts w:cs="Times New Roman"/>
+        </w:rPr>
+        <w:t>bảo</w:t>
+      </w:r>
+      <w:proofErr w:type="spellEnd"/>
+      <w:r>
+        <w:rPr>
+          <w:rFonts w:cs="Times New Roman"/>
+        </w:rPr>
+        <w:t xml:space="preserve"> </w:t>
+      </w:r>
+      <w:proofErr w:type="spellStart"/>
+      <w:r>
+        <w:rPr>
+          <w:rFonts w:cs="Times New Roman"/>
+        </w:rPr>
+        <w:t>các</w:t>
+      </w:r>
+      <w:proofErr w:type="spellEnd"/>
+      <w:r>
+        <w:rPr>
+          <w:rFonts w:cs="Times New Roman"/>
+        </w:rPr>
+        <w:t xml:space="preserve"> </w:t>
+      </w:r>
+      <w:proofErr w:type="spellStart"/>
+      <w:r>
+        <w:rPr>
+          <w:rFonts w:cs="Times New Roman"/>
+        </w:rPr>
+        <w:t>yêu</w:t>
+      </w:r>
+      <w:proofErr w:type="spellEnd"/>
+      <w:r>
+        <w:rPr>
+          <w:rFonts w:cs="Times New Roman"/>
+        </w:rPr>
+        <w:t xml:space="preserve"> </w:t>
+      </w:r>
+      <w:proofErr w:type="spellStart"/>
+      <w:r>
+        <w:rPr>
+          <w:rFonts w:cs="Times New Roman"/>
+        </w:rPr>
+        <w:t>cầu</w:t>
+      </w:r>
+      <w:proofErr w:type="spellEnd"/>
+      <w:r>
+        <w:rPr>
+          <w:rFonts w:cs="Times New Roman"/>
+        </w:rPr>
+        <w:t xml:space="preserve"> </w:t>
+      </w:r>
+      <w:proofErr w:type="spellStart"/>
+      <w:r>
+        <w:rPr>
+          <w:rFonts w:cs="Times New Roman"/>
+        </w:rPr>
+        <w:t>giao</w:t>
+      </w:r>
+      <w:proofErr w:type="spellEnd"/>
+      <w:r>
+        <w:rPr>
+          <w:rFonts w:cs="Times New Roman"/>
+        </w:rPr>
+        <w:t xml:space="preserve"> </w:t>
+      </w:r>
+      <w:proofErr w:type="spellStart"/>
+      <w:r>
+        <w:rPr>
+          <w:rFonts w:cs="Times New Roman"/>
+        </w:rPr>
+        <w:t>diện</w:t>
+      </w:r>
+      <w:proofErr w:type="spellEnd"/>
+      <w:r>
+        <w:rPr>
+          <w:rFonts w:cs="Times New Roman"/>
+        </w:rPr>
+        <w:t xml:space="preserve"> </w:t>
+      </w:r>
+      <w:proofErr w:type="spellStart"/>
+      <w:r>
+        <w:rPr>
+          <w:rFonts w:cs="Times New Roman"/>
+        </w:rPr>
+        <w:t>sau</w:t>
+      </w:r>
+      <w:proofErr w:type="spellEnd"/>
+      <w:r>
+        <w:rPr>
+          <w:rFonts w:cs="Times New Roman"/>
+        </w:rPr>
+        <w:t>:</w:t>
       </w:r>
     </w:p>
     <w:p>
@@ -5465,8 +10756,90 @@
           <w:b/>
           <w:bCs/>
         </w:rPr>
-        <w:t>3.1.1. Tính thân thiện người dùng</w:t>
-      </w:r>
+        <w:t xml:space="preserve">3.1.1. </w:t>
+      </w:r>
+      <w:proofErr w:type="spellStart"/>
+      <w:r>
+        <w:rPr>
+          <w:rFonts w:cs="Times New Roman"/>
+          <w:b/>
+          <w:bCs/>
+        </w:rPr>
+        <w:t>Tính</w:t>
+      </w:r>
+      <w:proofErr w:type="spellEnd"/>
+      <w:r>
+        <w:rPr>
+          <w:rFonts w:cs="Times New Roman"/>
+          <w:b/>
+          <w:bCs/>
+        </w:rPr>
+        <w:t xml:space="preserve"> </w:t>
+      </w:r>
+      <w:proofErr w:type="spellStart"/>
+      <w:r>
+        <w:rPr>
+          <w:rFonts w:cs="Times New Roman"/>
+          <w:b/>
+          <w:bCs/>
+        </w:rPr>
+        <w:t>thân</w:t>
+      </w:r>
+      <w:proofErr w:type="spellEnd"/>
+      <w:r>
+        <w:rPr>
+          <w:rFonts w:cs="Times New Roman"/>
+          <w:b/>
+          <w:bCs/>
+        </w:rPr>
+        <w:t xml:space="preserve"> </w:t>
+      </w:r>
+      <w:proofErr w:type="spellStart"/>
+      <w:r>
+        <w:rPr>
+          <w:rFonts w:cs="Times New Roman"/>
+          <w:b/>
+          <w:bCs/>
+        </w:rPr>
+        <w:t>thiện</w:t>
+      </w:r>
+      <w:proofErr w:type="spellEnd"/>
+      <w:r>
+        <w:rPr>
+          <w:rFonts w:cs="Times New Roman"/>
+          <w:b/>
+          <w:bCs/>
+        </w:rPr>
+        <w:t xml:space="preserve"> </w:t>
+      </w:r>
+      <w:proofErr w:type="spellStart"/>
+      <w:r>
+        <w:rPr>
+          <w:rFonts w:cs="Times New Roman"/>
+          <w:b/>
+          <w:bCs/>
+        </w:rPr>
+        <w:t>người</w:t>
+      </w:r>
+      <w:proofErr w:type="spellEnd"/>
+      <w:r>
+        <w:rPr>
+          <w:rFonts w:cs="Times New Roman"/>
+          <w:b/>
+          <w:bCs/>
+        </w:rPr>
+        <w:t xml:space="preserve"> </w:t>
+      </w:r>
+      <w:proofErr w:type="spellStart"/>
+      <w:r>
+        <w:rPr>
+          <w:rFonts w:cs="Times New Roman"/>
+          <w:b/>
+          <w:bCs/>
+        </w:rPr>
+        <w:t>dùng</w:t>
+      </w:r>
+      <w:proofErr w:type="spellEnd"/>
     </w:p>
     <w:p>
       <w:pPr>
@@ -5482,7 +10855,91 @@
         <w:rPr>
           <w:rFonts w:cs="Times New Roman"/>
         </w:rPr>
-        <w:t>Giao diện trực quan, dễ sử dụng.</w:t>
+        <w:t xml:space="preserve">Giao </w:t>
+      </w:r>
+      <w:proofErr w:type="spellStart"/>
+      <w:r>
+        <w:rPr>
+          <w:rFonts w:cs="Times New Roman"/>
+        </w:rPr>
+        <w:t>diện</w:t>
+      </w:r>
+      <w:proofErr w:type="spellEnd"/>
+      <w:r>
+        <w:rPr>
+          <w:rFonts w:cs="Times New Roman"/>
+        </w:rPr>
+        <w:t xml:space="preserve"> </w:t>
+      </w:r>
+      <w:proofErr w:type="spellStart"/>
+      <w:r>
+        <w:rPr>
+          <w:rFonts w:cs="Times New Roman"/>
+        </w:rPr>
+        <w:t>trực</w:t>
+      </w:r>
+      <w:proofErr w:type="spellEnd"/>
+      <w:r>
+        <w:rPr>
+          <w:rFonts w:cs="Times New Roman"/>
+        </w:rPr>
+        <w:t xml:space="preserve"> </w:t>
+      </w:r>
+      <w:proofErr w:type="spellStart"/>
+      <w:r>
+        <w:rPr>
+          <w:rFonts w:cs="Times New Roman"/>
+        </w:rPr>
+        <w:t>quan</w:t>
+      </w:r>
+      <w:proofErr w:type="spellEnd"/>
+      <w:r>
+        <w:rPr>
+          <w:rFonts w:cs="Times New Roman"/>
+        </w:rPr>
+        <w:t xml:space="preserve">, </w:t>
+      </w:r>
+      <w:proofErr w:type="spellStart"/>
+      <w:r>
+        <w:rPr>
+          <w:rFonts w:cs="Times New Roman"/>
+        </w:rPr>
+        <w:t>dễ</w:t>
+      </w:r>
+      <w:proofErr w:type="spellEnd"/>
+      <w:r>
+        <w:rPr>
+          <w:rFonts w:cs="Times New Roman"/>
+        </w:rPr>
+        <w:t xml:space="preserve"> </w:t>
+      </w:r>
+      <w:proofErr w:type="spellStart"/>
+      <w:r>
+        <w:rPr>
+          <w:rFonts w:cs="Times New Roman"/>
+        </w:rPr>
+        <w:t>sử</w:t>
+      </w:r>
+      <w:proofErr w:type="spellEnd"/>
+      <w:r>
+        <w:rPr>
+          <w:rFonts w:cs="Times New Roman"/>
+        </w:rPr>
+        <w:t xml:space="preserve"> </w:t>
+      </w:r>
+      <w:proofErr w:type="spellStart"/>
+      <w:r>
+        <w:rPr>
+          <w:rFonts w:cs="Times New Roman"/>
+        </w:rPr>
+        <w:t>dụng</w:t>
+      </w:r>
+      <w:proofErr w:type="spellEnd"/>
+      <w:r>
+        <w:rPr>
+          <w:rFonts w:cs="Times New Roman"/>
+        </w:rPr>
+        <w:t>.</w:t>
       </w:r>
     </w:p>
     <w:p>
@@ -5495,11 +10952,61 @@
           <w:rFonts w:cs="Times New Roman"/>
         </w:rPr>
       </w:pPr>
-      <w:r>
-        <w:rPr>
-          <w:rFonts w:cs="Times New Roman"/>
-        </w:rPr>
-        <w:t>Bố cục rõ ràng: Menu, Sidebar, Content.</w:t>
+      <w:proofErr w:type="spellStart"/>
+      <w:r>
+        <w:rPr>
+          <w:rFonts w:cs="Times New Roman"/>
+        </w:rPr>
+        <w:t>Bố</w:t>
+      </w:r>
+      <w:proofErr w:type="spellEnd"/>
+      <w:r>
+        <w:rPr>
+          <w:rFonts w:cs="Times New Roman"/>
+        </w:rPr>
+        <w:t xml:space="preserve"> </w:t>
+      </w:r>
+      <w:proofErr w:type="spellStart"/>
+      <w:r>
+        <w:rPr>
+          <w:rFonts w:cs="Times New Roman"/>
+        </w:rPr>
+        <w:t>cục</w:t>
+      </w:r>
+      <w:proofErr w:type="spellEnd"/>
+      <w:r>
+        <w:rPr>
+          <w:rFonts w:cs="Times New Roman"/>
+        </w:rPr>
+        <w:t xml:space="preserve"> </w:t>
+      </w:r>
+      <w:proofErr w:type="spellStart"/>
+      <w:r>
+        <w:rPr>
+          <w:rFonts w:cs="Times New Roman"/>
+        </w:rPr>
+        <w:t>rõ</w:t>
+      </w:r>
+      <w:proofErr w:type="spellEnd"/>
+      <w:r>
+        <w:rPr>
+          <w:rFonts w:cs="Times New Roman"/>
+        </w:rPr>
+        <w:t xml:space="preserve"> </w:t>
+      </w:r>
+      <w:proofErr w:type="spellStart"/>
+      <w:r>
+        <w:rPr>
+          <w:rFonts w:cs="Times New Roman"/>
+        </w:rPr>
+        <w:t>ràng</w:t>
+      </w:r>
+      <w:proofErr w:type="spellEnd"/>
+      <w:r>
+        <w:rPr>
+          <w:rFonts w:cs="Times New Roman"/>
+        </w:rPr>
+        <w:t>: Menu, Sidebar, Content.</w:t>
       </w:r>
     </w:p>
     <w:p>
@@ -5512,11 +11019,187 @@
           <w:rFonts w:cs="Times New Roman"/>
         </w:rPr>
       </w:pPr>
-      <w:r>
-        <w:rPr>
-          <w:rFonts w:cs="Times New Roman"/>
-        </w:rPr>
-        <w:t>Người mới có thể sử dụng mà không cần đào tạo chuyên sâu.</w:t>
+      <w:proofErr w:type="spellStart"/>
+      <w:r>
+        <w:rPr>
+          <w:rFonts w:cs="Times New Roman"/>
+        </w:rPr>
+        <w:t>Người</w:t>
+      </w:r>
+      <w:proofErr w:type="spellEnd"/>
+      <w:r>
+        <w:rPr>
+          <w:rFonts w:cs="Times New Roman"/>
+        </w:rPr>
+        <w:t xml:space="preserve"> </w:t>
+      </w:r>
+      <w:proofErr w:type="spellStart"/>
+      <w:r>
+        <w:rPr>
+          <w:rFonts w:cs="Times New Roman"/>
+        </w:rPr>
+        <w:t>mới</w:t>
+      </w:r>
+      <w:proofErr w:type="spellEnd"/>
+      <w:r>
+        <w:rPr>
+          <w:rFonts w:cs="Times New Roman"/>
+        </w:rPr>
+        <w:t xml:space="preserve"> </w:t>
+      </w:r>
+      <w:proofErr w:type="spellStart"/>
+      <w:r>
+        <w:rPr>
+          <w:rFonts w:cs="Times New Roman"/>
+        </w:rPr>
+        <w:t>có</w:t>
+      </w:r>
+      <w:proofErr w:type="spellEnd"/>
+      <w:r>
+        <w:rPr>
+          <w:rFonts w:cs="Times New Roman"/>
+        </w:rPr>
+        <w:t xml:space="preserve"> </w:t>
+      </w:r>
+      <w:proofErr w:type="spellStart"/>
+      <w:r>
+        <w:rPr>
+          <w:rFonts w:cs="Times New Roman"/>
+        </w:rPr>
+        <w:t>thể</w:t>
+      </w:r>
+      <w:proofErr w:type="spellEnd"/>
+      <w:r>
+        <w:rPr>
+          <w:rFonts w:cs="Times New Roman"/>
+        </w:rPr>
+        <w:t xml:space="preserve"> </w:t>
+      </w:r>
+      <w:proofErr w:type="spellStart"/>
+      <w:r>
+        <w:rPr>
+          <w:rFonts w:cs="Times New Roman"/>
+        </w:rPr>
+        <w:t>sử</w:t>
+      </w:r>
+      <w:proofErr w:type="spellEnd"/>
+      <w:r>
+        <w:rPr>
+          <w:rFonts w:cs="Times New Roman"/>
+        </w:rPr>
+        <w:t xml:space="preserve"> </w:t>
+      </w:r>
+      <w:proofErr w:type="spellStart"/>
+      <w:r>
+        <w:rPr>
+          <w:rFonts w:cs="Times New Roman"/>
+        </w:rPr>
+        <w:t>dụng</w:t>
+      </w:r>
+      <w:proofErr w:type="spellEnd"/>
+      <w:r>
+        <w:rPr>
+          <w:rFonts w:cs="Times New Roman"/>
+        </w:rPr>
+        <w:t xml:space="preserve"> </w:t>
+      </w:r>
+      <w:proofErr w:type="spellStart"/>
+      <w:r>
+        <w:rPr>
+          <w:rFonts w:cs="Times New Roman"/>
+        </w:rPr>
+        <w:t>mà</w:t>
+      </w:r>
+      <w:proofErr w:type="spellEnd"/>
+      <w:r>
+        <w:rPr>
+          <w:rFonts w:cs="Times New Roman"/>
+        </w:rPr>
+        <w:t xml:space="preserve"> </w:t>
+      </w:r>
+      <w:proofErr w:type="spellStart"/>
+      <w:r>
+        <w:rPr>
+          <w:rFonts w:cs="Times New Roman"/>
+        </w:rPr>
+        <w:t>không</w:t>
+      </w:r>
+      <w:proofErr w:type="spellEnd"/>
+      <w:r>
+        <w:rPr>
+          <w:rFonts w:cs="Times New Roman"/>
+        </w:rPr>
+        <w:t xml:space="preserve"> </w:t>
+      </w:r>
+      <w:proofErr w:type="spellStart"/>
+      <w:r>
+        <w:rPr>
+          <w:rFonts w:cs="Times New Roman"/>
+        </w:rPr>
+        <w:t>cần</w:t>
+      </w:r>
+      <w:proofErr w:type="spellEnd"/>
+      <w:r>
+        <w:rPr>
+          <w:rFonts w:cs="Times New Roman"/>
+        </w:rPr>
+        <w:t xml:space="preserve"> </w:t>
+      </w:r>
+      <w:proofErr w:type="spellStart"/>
+      <w:r>
+        <w:rPr>
+          <w:rFonts w:cs="Times New Roman"/>
+        </w:rPr>
+        <w:t>đào</w:t>
+      </w:r>
+      <w:proofErr w:type="spellEnd"/>
+      <w:r>
+        <w:rPr>
+          <w:rFonts w:cs="Times New Roman"/>
+        </w:rPr>
+        <w:t xml:space="preserve"> </w:t>
+      </w:r>
+      <w:proofErr w:type="spellStart"/>
+      <w:r>
+        <w:rPr>
+          <w:rFonts w:cs="Times New Roman"/>
+        </w:rPr>
+        <w:t>tạo</w:t>
+      </w:r>
+      <w:proofErr w:type="spellEnd"/>
+      <w:r>
+        <w:rPr>
+          <w:rFonts w:cs="Times New Roman"/>
+        </w:rPr>
+        <w:t xml:space="preserve"> </w:t>
+      </w:r>
+      <w:proofErr w:type="spellStart"/>
+      <w:r>
+        <w:rPr>
+          <w:rFonts w:cs="Times New Roman"/>
+        </w:rPr>
+        <w:t>chuyên</w:t>
+      </w:r>
+      <w:proofErr w:type="spellEnd"/>
+      <w:r>
+        <w:rPr>
+          <w:rFonts w:cs="Times New Roman"/>
+        </w:rPr>
+        <w:t xml:space="preserve"> </w:t>
+      </w:r>
+      <w:proofErr w:type="spellStart"/>
+      <w:r>
+        <w:rPr>
+          <w:rFonts w:cs="Times New Roman"/>
+        </w:rPr>
+        <w:t>sâu</w:t>
+      </w:r>
+      <w:proofErr w:type="spellEnd"/>
+      <w:r>
+        <w:rPr>
+          <w:rFonts w:cs="Times New Roman"/>
+        </w:rPr>
+        <w:t>.</w:t>
       </w:r>
     </w:p>
     <w:p>
@@ -5534,8 +11217,54 @@
           <w:b/>
           <w:bCs/>
         </w:rPr>
-        <w:t>3.1.2. Tính nhất quán</w:t>
-      </w:r>
+        <w:t xml:space="preserve">3.1.2. </w:t>
+      </w:r>
+      <w:proofErr w:type="spellStart"/>
+      <w:r>
+        <w:rPr>
+          <w:rFonts w:cs="Times New Roman"/>
+          <w:b/>
+          <w:bCs/>
+        </w:rPr>
+        <w:t>Tính</w:t>
+      </w:r>
+      <w:proofErr w:type="spellEnd"/>
+      <w:r>
+        <w:rPr>
+          <w:rFonts w:cs="Times New Roman"/>
+          <w:b/>
+          <w:bCs/>
+        </w:rPr>
+        <w:t xml:space="preserve"> </w:t>
+      </w:r>
+      <w:proofErr w:type="spellStart"/>
+      <w:r>
+        <w:rPr>
+          <w:rFonts w:cs="Times New Roman"/>
+          <w:b/>
+          <w:bCs/>
+        </w:rPr>
+        <w:t>nhất</w:t>
+      </w:r>
+      <w:proofErr w:type="spellEnd"/>
+      <w:r>
+        <w:rPr>
+          <w:rFonts w:cs="Times New Roman"/>
+          <w:b/>
+          <w:bCs/>
+        </w:rPr>
+        <w:t xml:space="preserve"> </w:t>
+      </w:r>
+      <w:proofErr w:type="spellStart"/>
+      <w:r>
+        <w:rPr>
+          <w:rFonts w:cs="Times New Roman"/>
+          <w:b/>
+          <w:bCs/>
+        </w:rPr>
+        <w:t>quán</w:t>
+      </w:r>
+      <w:proofErr w:type="spellEnd"/>
     </w:p>
     <w:p>
       <w:pPr>
@@ -5547,11 +11276,117 @@
           <w:rFonts w:cs="Times New Roman"/>
         </w:rPr>
       </w:pPr>
-      <w:r>
-        <w:rPr>
-          <w:rFonts w:cs="Times New Roman"/>
-        </w:rPr>
-        <w:t>Màu sắc, font chữ thống nhất toàn hệ thống.</w:t>
+      <w:proofErr w:type="spellStart"/>
+      <w:r>
+        <w:rPr>
+          <w:rFonts w:cs="Times New Roman"/>
+        </w:rPr>
+        <w:t>Màu</w:t>
+      </w:r>
+      <w:proofErr w:type="spellEnd"/>
+      <w:r>
+        <w:rPr>
+          <w:rFonts w:cs="Times New Roman"/>
+        </w:rPr>
+        <w:t xml:space="preserve"> </w:t>
+      </w:r>
+      <w:proofErr w:type="spellStart"/>
+      <w:r>
+        <w:rPr>
+          <w:rFonts w:cs="Times New Roman"/>
+        </w:rPr>
+        <w:t>sắc</w:t>
+      </w:r>
+      <w:proofErr w:type="spellEnd"/>
+      <w:r>
+        <w:rPr>
+          <w:rFonts w:cs="Times New Roman"/>
+        </w:rPr>
+        <w:t xml:space="preserve">, font </w:t>
+      </w:r>
+      <w:proofErr w:type="spellStart"/>
+      <w:r>
+        <w:rPr>
+          <w:rFonts w:cs="Times New Roman"/>
+        </w:rPr>
+        <w:t>chữ</w:t>
+      </w:r>
+      <w:proofErr w:type="spellEnd"/>
+      <w:r>
+        <w:rPr>
+          <w:rFonts w:cs="Times New Roman"/>
+        </w:rPr>
+        <w:t xml:space="preserve"> </w:t>
+      </w:r>
+      <w:proofErr w:type="spellStart"/>
+      <w:r>
+        <w:rPr>
+          <w:rFonts w:cs="Times New Roman"/>
+        </w:rPr>
+        <w:t>thống</w:t>
+      </w:r>
+      <w:proofErr w:type="spellEnd"/>
+      <w:r>
+        <w:rPr>
+          <w:rFonts w:cs="Times New Roman"/>
+        </w:rPr>
+        <w:t xml:space="preserve"> </w:t>
+      </w:r>
+      <w:proofErr w:type="spellStart"/>
+      <w:r>
+        <w:rPr>
+          <w:rFonts w:cs="Times New Roman"/>
+        </w:rPr>
+        <w:t>nhất</w:t>
+      </w:r>
+      <w:proofErr w:type="spellEnd"/>
+      <w:r>
+        <w:rPr>
+          <w:rFonts w:cs="Times New Roman"/>
+        </w:rPr>
+        <w:t xml:space="preserve"> </w:t>
+      </w:r>
+      <w:proofErr w:type="spellStart"/>
+      <w:r>
+        <w:rPr>
+          <w:rFonts w:cs="Times New Roman"/>
+        </w:rPr>
+        <w:t>toàn</w:t>
+      </w:r>
+      <w:proofErr w:type="spellEnd"/>
+      <w:r>
+        <w:rPr>
+          <w:rFonts w:cs="Times New Roman"/>
+        </w:rPr>
+        <w:t xml:space="preserve"> </w:t>
+      </w:r>
+      <w:proofErr w:type="spellStart"/>
+      <w:r>
+        <w:rPr>
+          <w:rFonts w:cs="Times New Roman"/>
+        </w:rPr>
+        <w:t>hệ</w:t>
+      </w:r>
+      <w:proofErr w:type="spellEnd"/>
+      <w:r>
+        <w:rPr>
+          <w:rFonts w:cs="Times New Roman"/>
+        </w:rPr>
+        <w:t xml:space="preserve"> </w:t>
+      </w:r>
+      <w:proofErr w:type="spellStart"/>
+      <w:r>
+        <w:rPr>
+          <w:rFonts w:cs="Times New Roman"/>
+        </w:rPr>
+        <w:t>thống</w:t>
+      </w:r>
+      <w:proofErr w:type="spellEnd"/>
+      <w:r>
+        <w:rPr>
+          <w:rFonts w:cs="Times New Roman"/>
+        </w:rPr>
+        <w:t>.</w:t>
       </w:r>
     </w:p>
     <w:p>
@@ -5568,7 +11403,161 @@
         <w:rPr>
           <w:rFonts w:cs="Times New Roman"/>
         </w:rPr>
-        <w:t>Các nút chức năng có cùng vị trí và kiểu hiển thị.</w:t>
+        <w:t xml:space="preserve">Các </w:t>
+      </w:r>
+      <w:proofErr w:type="spellStart"/>
+      <w:r>
+        <w:rPr>
+          <w:rFonts w:cs="Times New Roman"/>
+        </w:rPr>
+        <w:t>nút</w:t>
+      </w:r>
+      <w:proofErr w:type="spellEnd"/>
+      <w:r>
+        <w:rPr>
+          <w:rFonts w:cs="Times New Roman"/>
+        </w:rPr>
+        <w:t xml:space="preserve"> </w:t>
+      </w:r>
+      <w:proofErr w:type="spellStart"/>
+      <w:r>
+        <w:rPr>
+          <w:rFonts w:cs="Times New Roman"/>
+        </w:rPr>
+        <w:t>chức</w:t>
+      </w:r>
+      <w:proofErr w:type="spellEnd"/>
+      <w:r>
+        <w:rPr>
+          <w:rFonts w:cs="Times New Roman"/>
+        </w:rPr>
+        <w:t xml:space="preserve"> </w:t>
+      </w:r>
+      <w:proofErr w:type="spellStart"/>
+      <w:r>
+        <w:rPr>
+          <w:rFonts w:cs="Times New Roman"/>
+        </w:rPr>
+        <w:t>năng</w:t>
+      </w:r>
+      <w:proofErr w:type="spellEnd"/>
+      <w:r>
+        <w:rPr>
+          <w:rFonts w:cs="Times New Roman"/>
+        </w:rPr>
+        <w:t xml:space="preserve"> </w:t>
+      </w:r>
+      <w:proofErr w:type="spellStart"/>
+      <w:r>
+        <w:rPr>
+          <w:rFonts w:cs="Times New Roman"/>
+        </w:rPr>
+        <w:t>có</w:t>
+      </w:r>
+      <w:proofErr w:type="spellEnd"/>
+      <w:r>
+        <w:rPr>
+          <w:rFonts w:cs="Times New Roman"/>
+        </w:rPr>
+        <w:t xml:space="preserve"> </w:t>
+      </w:r>
+      <w:proofErr w:type="spellStart"/>
+      <w:r>
+        <w:rPr>
+          <w:rFonts w:cs="Times New Roman"/>
+        </w:rPr>
+        <w:t>cùng</w:t>
+      </w:r>
+      <w:proofErr w:type="spellEnd"/>
+      <w:r>
+        <w:rPr>
+          <w:rFonts w:cs="Times New Roman"/>
+        </w:rPr>
+        <w:t xml:space="preserve"> </w:t>
+      </w:r>
+      <w:proofErr w:type="spellStart"/>
+      <w:r>
+        <w:rPr>
+          <w:rFonts w:cs="Times New Roman"/>
+        </w:rPr>
+        <w:t>vị</w:t>
+      </w:r>
+      <w:proofErr w:type="spellEnd"/>
+      <w:r>
+        <w:rPr>
+          <w:rFonts w:cs="Times New Roman"/>
+        </w:rPr>
+        <w:t xml:space="preserve"> </w:t>
+      </w:r>
+      <w:proofErr w:type="spellStart"/>
+      <w:r>
+        <w:rPr>
+          <w:rFonts w:cs="Times New Roman"/>
+        </w:rPr>
+        <w:t>trí</w:t>
+      </w:r>
+      <w:proofErr w:type="spellEnd"/>
+      <w:r>
+        <w:rPr>
+          <w:rFonts w:cs="Times New Roman"/>
+        </w:rPr>
+        <w:t xml:space="preserve"> </w:t>
+      </w:r>
+      <w:proofErr w:type="spellStart"/>
+      <w:r>
+        <w:rPr>
+          <w:rFonts w:cs="Times New Roman"/>
+        </w:rPr>
+        <w:t>và</w:t>
+      </w:r>
+      <w:proofErr w:type="spellEnd"/>
+      <w:r>
+        <w:rPr>
+          <w:rFonts w:cs="Times New Roman"/>
+        </w:rPr>
+        <w:t xml:space="preserve"> </w:t>
+      </w:r>
+      <w:proofErr w:type="spellStart"/>
+      <w:r>
+        <w:rPr>
+          <w:rFonts w:cs="Times New Roman"/>
+        </w:rPr>
+        <w:t>kiểu</w:t>
+      </w:r>
+      <w:proofErr w:type="spellEnd"/>
+      <w:r>
+        <w:rPr>
+          <w:rFonts w:cs="Times New Roman"/>
+        </w:rPr>
+        <w:t xml:space="preserve"> </w:t>
+      </w:r>
+      <w:proofErr w:type="spellStart"/>
+      <w:r>
+        <w:rPr>
+          <w:rFonts w:cs="Times New Roman"/>
+        </w:rPr>
+        <w:t>hiển</w:t>
+      </w:r>
+      <w:proofErr w:type="spellEnd"/>
+      <w:r>
+        <w:rPr>
+          <w:rFonts w:cs="Times New Roman"/>
+        </w:rPr>
+        <w:t xml:space="preserve"> </w:t>
+      </w:r>
+      <w:proofErr w:type="spellStart"/>
+      <w:r>
+        <w:rPr>
+          <w:rFonts w:cs="Times New Roman"/>
+        </w:rPr>
+        <w:t>thị</w:t>
+      </w:r>
+      <w:proofErr w:type="spellEnd"/>
+      <w:r>
+        <w:rPr>
+          <w:rFonts w:cs="Times New Roman"/>
+        </w:rPr>
+        <w:t>.</w:t>
       </w:r>
     </w:p>
     <w:p>
@@ -5599,11 +11588,33 @@
           <w:rFonts w:cs="Times New Roman"/>
         </w:rPr>
       </w:pPr>
-      <w:r>
-        <w:rPr>
-          <w:rFonts w:cs="Times New Roman"/>
-        </w:rPr>
-        <w:t>Tương thích Desktop, Tablet, Mobile.</w:t>
+      <w:proofErr w:type="spellStart"/>
+      <w:r>
+        <w:rPr>
+          <w:rFonts w:cs="Times New Roman"/>
+        </w:rPr>
+        <w:t>Tương</w:t>
+      </w:r>
+      <w:proofErr w:type="spellEnd"/>
+      <w:r>
+        <w:rPr>
+          <w:rFonts w:cs="Times New Roman"/>
+        </w:rPr>
+        <w:t xml:space="preserve"> </w:t>
+      </w:r>
+      <w:proofErr w:type="spellStart"/>
+      <w:r>
+        <w:rPr>
+          <w:rFonts w:cs="Times New Roman"/>
+        </w:rPr>
+        <w:t>thích</w:t>
+      </w:r>
+      <w:proofErr w:type="spellEnd"/>
+      <w:r>
+        <w:rPr>
+          <w:rFonts w:cs="Times New Roman"/>
+        </w:rPr>
+        <w:t xml:space="preserve"> Desktop, Tablet, Mobile.</w:t>
       </w:r>
     </w:p>
     <w:p>
@@ -5620,7 +11631,91 @@
         <w:rPr>
           <w:rFonts w:cs="Times New Roman"/>
         </w:rPr>
-        <w:t>Hiển thị tốt trên các trình duyệt: Chrome, Edge, Firefox.</w:t>
+        <w:t xml:space="preserve">Hiển </w:t>
+      </w:r>
+      <w:proofErr w:type="spellStart"/>
+      <w:r>
+        <w:rPr>
+          <w:rFonts w:cs="Times New Roman"/>
+        </w:rPr>
+        <w:t>thị</w:t>
+      </w:r>
+      <w:proofErr w:type="spellEnd"/>
+      <w:r>
+        <w:rPr>
+          <w:rFonts w:cs="Times New Roman"/>
+        </w:rPr>
+        <w:t xml:space="preserve"> </w:t>
+      </w:r>
+      <w:proofErr w:type="spellStart"/>
+      <w:r>
+        <w:rPr>
+          <w:rFonts w:cs="Times New Roman"/>
+        </w:rPr>
+        <w:t>tốt</w:t>
+      </w:r>
+      <w:proofErr w:type="spellEnd"/>
+      <w:r>
+        <w:rPr>
+          <w:rFonts w:cs="Times New Roman"/>
+        </w:rPr>
+        <w:t xml:space="preserve"> </w:t>
+      </w:r>
+      <w:proofErr w:type="spellStart"/>
+      <w:r>
+        <w:rPr>
+          <w:rFonts w:cs="Times New Roman"/>
+        </w:rPr>
+        <w:t>trên</w:t>
+      </w:r>
+      <w:proofErr w:type="spellEnd"/>
+      <w:r>
+        <w:rPr>
+          <w:rFonts w:cs="Times New Roman"/>
+        </w:rPr>
+        <w:t xml:space="preserve"> </w:t>
+      </w:r>
+      <w:proofErr w:type="spellStart"/>
+      <w:r>
+        <w:rPr>
+          <w:rFonts w:cs="Times New Roman"/>
+        </w:rPr>
+        <w:t>các</w:t>
+      </w:r>
+      <w:proofErr w:type="spellEnd"/>
+      <w:r>
+        <w:rPr>
+          <w:rFonts w:cs="Times New Roman"/>
+        </w:rPr>
+        <w:t xml:space="preserve"> </w:t>
+      </w:r>
+      <w:proofErr w:type="spellStart"/>
+      <w:r>
+        <w:rPr>
+          <w:rFonts w:cs="Times New Roman"/>
+        </w:rPr>
+        <w:t>trình</w:t>
+      </w:r>
+      <w:proofErr w:type="spellEnd"/>
+      <w:r>
+        <w:rPr>
+          <w:rFonts w:cs="Times New Roman"/>
+        </w:rPr>
+        <w:t xml:space="preserve"> </w:t>
+      </w:r>
+      <w:proofErr w:type="spellStart"/>
+      <w:r>
+        <w:rPr>
+          <w:rFonts w:cs="Times New Roman"/>
+        </w:rPr>
+        <w:t>duyệt</w:t>
+      </w:r>
+      <w:proofErr w:type="spellEnd"/>
+      <w:r>
+        <w:rPr>
+          <w:rFonts w:cs="Times New Roman"/>
+        </w:rPr>
+        <w:t>: Chrome, Edge, Firefox.</w:t>
       </w:r>
     </w:p>
     <w:p>
@@ -5638,8 +11733,72 @@
           <w:b/>
           <w:bCs/>
         </w:rPr>
-        <w:t>3.1.4. Board quản lý công việc</w:t>
-      </w:r>
+        <w:t xml:space="preserve">3.1.4. Board </w:t>
+      </w:r>
+      <w:proofErr w:type="spellStart"/>
+      <w:r>
+        <w:rPr>
+          <w:rFonts w:cs="Times New Roman"/>
+          <w:b/>
+          <w:bCs/>
+        </w:rPr>
+        <w:t>quản</w:t>
+      </w:r>
+      <w:proofErr w:type="spellEnd"/>
+      <w:r>
+        <w:rPr>
+          <w:rFonts w:cs="Times New Roman"/>
+          <w:b/>
+          <w:bCs/>
+        </w:rPr>
+        <w:t xml:space="preserve"> </w:t>
+      </w:r>
+      <w:proofErr w:type="spellStart"/>
+      <w:r>
+        <w:rPr>
+          <w:rFonts w:cs="Times New Roman"/>
+          <w:b/>
+          <w:bCs/>
+        </w:rPr>
+        <w:t>lý</w:t>
+      </w:r>
+      <w:proofErr w:type="spellEnd"/>
+      <w:r>
+        <w:rPr>
+          <w:rFonts w:cs="Times New Roman"/>
+          <w:b/>
+          <w:bCs/>
+        </w:rPr>
+        <w:t xml:space="preserve"> </w:t>
+      </w:r>
+      <w:proofErr w:type="spellStart"/>
+      <w:r>
+        <w:rPr>
+          <w:rFonts w:cs="Times New Roman"/>
+          <w:b/>
+          <w:bCs/>
+        </w:rPr>
+        <w:t>công</w:t>
+      </w:r>
+      <w:proofErr w:type="spellEnd"/>
+      <w:r>
+        <w:rPr>
+          <w:rFonts w:cs="Times New Roman"/>
+          <w:b/>
+          <w:bCs/>
+        </w:rPr>
+        <w:t xml:space="preserve"> </w:t>
+      </w:r>
+      <w:proofErr w:type="spellStart"/>
+      <w:r>
+        <w:rPr>
+          <w:rFonts w:cs="Times New Roman"/>
+          <w:b/>
+          <w:bCs/>
+        </w:rPr>
+        <w:t>việc</w:t>
+      </w:r>
+      <w:proofErr w:type="spellEnd"/>
     </w:p>
     <w:p>
       <w:pPr>
@@ -5655,7 +11814,49 @@
         <w:rPr>
           <w:rFonts w:cs="Times New Roman"/>
         </w:rPr>
-        <w:t>Hiển thị dạng kéo-thả (Drag &amp; Drop).</w:t>
+        <w:t xml:space="preserve">Hiển </w:t>
+      </w:r>
+      <w:proofErr w:type="spellStart"/>
+      <w:r>
+        <w:rPr>
+          <w:rFonts w:cs="Times New Roman"/>
+        </w:rPr>
+        <w:t>thị</w:t>
+      </w:r>
+      <w:proofErr w:type="spellEnd"/>
+      <w:r>
+        <w:rPr>
+          <w:rFonts w:cs="Times New Roman"/>
+        </w:rPr>
+        <w:t xml:space="preserve"> </w:t>
+      </w:r>
+      <w:proofErr w:type="spellStart"/>
+      <w:r>
+        <w:rPr>
+          <w:rFonts w:cs="Times New Roman"/>
+        </w:rPr>
+        <w:t>dạng</w:t>
+      </w:r>
+      <w:proofErr w:type="spellEnd"/>
+      <w:r>
+        <w:rPr>
+          <w:rFonts w:cs="Times New Roman"/>
+        </w:rPr>
+        <w:t xml:space="preserve"> </w:t>
+      </w:r>
+      <w:proofErr w:type="spellStart"/>
+      <w:r>
+        <w:rPr>
+          <w:rFonts w:cs="Times New Roman"/>
+        </w:rPr>
+        <w:t>kéo-thả</w:t>
+      </w:r>
+      <w:proofErr w:type="spellEnd"/>
+      <w:r>
+        <w:rPr>
+          <w:rFonts w:cs="Times New Roman"/>
+        </w:rPr>
+        <w:t xml:space="preserve"> (Drag &amp; Drop).</w:t>
       </w:r>
     </w:p>
     <w:p>
@@ -5668,11 +11869,33 @@
           <w:rFonts w:cs="Times New Roman"/>
         </w:rPr>
       </w:pPr>
-      <w:r>
-        <w:rPr>
-          <w:rFonts w:cs="Times New Roman"/>
-        </w:rPr>
-        <w:t>Phân cột: To-do / In-progress / Done.</w:t>
+      <w:proofErr w:type="spellStart"/>
+      <w:r>
+        <w:rPr>
+          <w:rFonts w:cs="Times New Roman"/>
+        </w:rPr>
+        <w:t>Phân</w:t>
+      </w:r>
+      <w:proofErr w:type="spellEnd"/>
+      <w:r>
+        <w:rPr>
+          <w:rFonts w:cs="Times New Roman"/>
+        </w:rPr>
+        <w:t xml:space="preserve"> </w:t>
+      </w:r>
+      <w:proofErr w:type="spellStart"/>
+      <w:r>
+        <w:rPr>
+          <w:rFonts w:cs="Times New Roman"/>
+        </w:rPr>
+        <w:t>cột</w:t>
+      </w:r>
+      <w:proofErr w:type="spellEnd"/>
+      <w:r>
+        <w:rPr>
+          <w:rFonts w:cs="Times New Roman"/>
+        </w:rPr>
+        <w:t>: To-do / In-progress / Done.</w:t>
       </w:r>
     </w:p>
     <w:p>
@@ -5685,11 +11908,89 @@
           <w:rFonts w:cs="Times New Roman"/>
         </w:rPr>
       </w:pPr>
-      <w:r>
-        <w:rPr>
-          <w:rFonts w:cs="Times New Roman"/>
-        </w:rPr>
-        <w:t>Cập nhật trạng thái trực quan.</w:t>
+      <w:proofErr w:type="spellStart"/>
+      <w:r>
+        <w:rPr>
+          <w:rFonts w:cs="Times New Roman"/>
+        </w:rPr>
+        <w:t>Cập</w:t>
+      </w:r>
+      <w:proofErr w:type="spellEnd"/>
+      <w:r>
+        <w:rPr>
+          <w:rFonts w:cs="Times New Roman"/>
+        </w:rPr>
+        <w:t xml:space="preserve"> </w:t>
+      </w:r>
+      <w:proofErr w:type="spellStart"/>
+      <w:r>
+        <w:rPr>
+          <w:rFonts w:cs="Times New Roman"/>
+        </w:rPr>
+        <w:t>nhật</w:t>
+      </w:r>
+      <w:proofErr w:type="spellEnd"/>
+      <w:r>
+        <w:rPr>
+          <w:rFonts w:cs="Times New Roman"/>
+        </w:rPr>
+        <w:t xml:space="preserve"> </w:t>
+      </w:r>
+      <w:proofErr w:type="spellStart"/>
+      <w:r>
+        <w:rPr>
+          <w:rFonts w:cs="Times New Roman"/>
+        </w:rPr>
+        <w:t>trạng</w:t>
+      </w:r>
+      <w:proofErr w:type="spellEnd"/>
+      <w:r>
+        <w:rPr>
+          <w:rFonts w:cs="Times New Roman"/>
+        </w:rPr>
+        <w:t xml:space="preserve"> </w:t>
+      </w:r>
+      <w:proofErr w:type="spellStart"/>
+      <w:r>
+        <w:rPr>
+          <w:rFonts w:cs="Times New Roman"/>
+        </w:rPr>
+        <w:t>thái</w:t>
+      </w:r>
+      <w:proofErr w:type="spellEnd"/>
+      <w:r>
+        <w:rPr>
+          <w:rFonts w:cs="Times New Roman"/>
+        </w:rPr>
+        <w:t xml:space="preserve"> </w:t>
+      </w:r>
+      <w:proofErr w:type="spellStart"/>
+      <w:r>
+        <w:rPr>
+          <w:rFonts w:cs="Times New Roman"/>
+        </w:rPr>
+        <w:t>trực</w:t>
+      </w:r>
+      <w:proofErr w:type="spellEnd"/>
+      <w:r>
+        <w:rPr>
+          <w:rFonts w:cs="Times New Roman"/>
+        </w:rPr>
+        <w:t xml:space="preserve"> </w:t>
+      </w:r>
+      <w:proofErr w:type="spellStart"/>
+      <w:r>
+        <w:rPr>
+          <w:rFonts w:cs="Times New Roman"/>
+        </w:rPr>
+        <w:t>quan</w:t>
+      </w:r>
+      <w:proofErr w:type="spellEnd"/>
+      <w:r>
+        <w:rPr>
+          <w:rFonts w:cs="Times New Roman"/>
+        </w:rPr>
+        <w:t>.</w:t>
       </w:r>
     </w:p>
     <w:p>
@@ -5742,7 +12043,39 @@
           <w:b/>
           <w:bCs/>
         </w:rPr>
-        <w:t>3.2.1. Xác thực (Authentication)</w:t>
+        <w:t xml:space="preserve">3.2.1. </w:t>
+      </w:r>
+      <w:proofErr w:type="spellStart"/>
+      <w:r>
+        <w:rPr>
+          <w:b/>
+          <w:bCs/>
+        </w:rPr>
+        <w:t>Xác</w:t>
+      </w:r>
+      <w:proofErr w:type="spellEnd"/>
+      <w:r>
+        <w:rPr>
+          <w:b/>
+          <w:bCs/>
+        </w:rPr>
+        <w:t xml:space="preserve"> </w:t>
+      </w:r>
+      <w:proofErr w:type="spellStart"/>
+      <w:r>
+        <w:rPr>
+          <w:b/>
+          <w:bCs/>
+        </w:rPr>
+        <w:t>thực</w:t>
+      </w:r>
+      <w:proofErr w:type="spellEnd"/>
+      <w:r>
+        <w:rPr>
+          <w:b/>
+          <w:bCs/>
+        </w:rPr>
+        <w:t xml:space="preserve"> (Authentication)</w:t>
       </w:r>
     </w:p>
     <w:p>
@@ -5752,8 +12085,85 @@
           <w:numId w:val="50"/>
         </w:numPr>
       </w:pPr>
-      <w:r>
-        <w:t>Người dùng phải đăng nhập để sử dụng hệ thống.</w:t>
+      <w:proofErr w:type="spellStart"/>
+      <w:r>
+        <w:t>Người</w:t>
+      </w:r>
+      <w:proofErr w:type="spellEnd"/>
+      <w:r>
+        <w:t xml:space="preserve"> </w:t>
+      </w:r>
+      <w:proofErr w:type="spellStart"/>
+      <w:r>
+        <w:t>dùng</w:t>
+      </w:r>
+      <w:proofErr w:type="spellEnd"/>
+      <w:r>
+        <w:t xml:space="preserve"> </w:t>
+      </w:r>
+      <w:proofErr w:type="spellStart"/>
+      <w:r>
+        <w:t>phải</w:t>
+      </w:r>
+      <w:proofErr w:type="spellEnd"/>
+      <w:r>
+        <w:t xml:space="preserve"> </w:t>
+      </w:r>
+      <w:proofErr w:type="spellStart"/>
+      <w:r>
+        <w:t>đăng</w:t>
+      </w:r>
+      <w:proofErr w:type="spellEnd"/>
+      <w:r>
+        <w:t xml:space="preserve"> </w:t>
+      </w:r>
+      <w:proofErr w:type="spellStart"/>
+      <w:r>
+        <w:t>nhập</w:t>
+      </w:r>
+      <w:proofErr w:type="spellEnd"/>
+      <w:r>
+        <w:t xml:space="preserve"> </w:t>
+      </w:r>
+      <w:proofErr w:type="spellStart"/>
+      <w:r>
+        <w:t>để</w:t>
+      </w:r>
+      <w:proofErr w:type="spellEnd"/>
+      <w:r>
+        <w:t xml:space="preserve"> </w:t>
+      </w:r>
+      <w:proofErr w:type="spellStart"/>
+      <w:r>
+        <w:t>sử</w:t>
+      </w:r>
+      <w:proofErr w:type="spellEnd"/>
+      <w:r>
+        <w:t xml:space="preserve"> </w:t>
+      </w:r>
+      <w:proofErr w:type="spellStart"/>
+      <w:r>
+        <w:t>dụng</w:t>
+      </w:r>
+      <w:proofErr w:type="spellEnd"/>
+      <w:r>
+        <w:t xml:space="preserve"> </w:t>
+      </w:r>
+      <w:proofErr w:type="spellStart"/>
+      <w:r>
+        <w:t>hệ</w:t>
+      </w:r>
+      <w:proofErr w:type="spellEnd"/>
+      <w:r>
+        <w:t xml:space="preserve"> </w:t>
+      </w:r>
+      <w:proofErr w:type="spellStart"/>
+      <w:r>
+        <w:t>thống</w:t>
+      </w:r>
+      <w:proofErr w:type="spellEnd"/>
+      <w:r>
+        <w:t>.</w:t>
       </w:r>
     </w:p>
     <w:p>
@@ -5763,8 +12173,53 @@
           <w:numId w:val="50"/>
         </w:numPr>
       </w:pPr>
-      <w:r>
-        <w:t>Mật khẩu được mã hóa (Hash Password – BCrypt/MD5…).</w:t>
+      <w:proofErr w:type="spellStart"/>
+      <w:r>
+        <w:t>Mật</w:t>
+      </w:r>
+      <w:proofErr w:type="spellEnd"/>
+      <w:r>
+        <w:t xml:space="preserve"> </w:t>
+      </w:r>
+      <w:proofErr w:type="spellStart"/>
+      <w:r>
+        <w:t>khẩu</w:t>
+      </w:r>
+      <w:proofErr w:type="spellEnd"/>
+      <w:r>
+        <w:t xml:space="preserve"> </w:t>
+      </w:r>
+      <w:proofErr w:type="spellStart"/>
+      <w:r>
+        <w:t>được</w:t>
+      </w:r>
+      <w:proofErr w:type="spellEnd"/>
+      <w:r>
+        <w:t xml:space="preserve"> </w:t>
+      </w:r>
+      <w:proofErr w:type="spellStart"/>
+      <w:r>
+        <w:t>mã</w:t>
+      </w:r>
+      <w:proofErr w:type="spellEnd"/>
+      <w:r>
+        <w:t xml:space="preserve"> </w:t>
+      </w:r>
+      <w:proofErr w:type="spellStart"/>
+      <w:r>
+        <w:t>hóa</w:t>
+      </w:r>
+      <w:proofErr w:type="spellEnd"/>
+      <w:r>
+        <w:t xml:space="preserve"> (Hash Password – </w:t>
+      </w:r>
+      <w:proofErr w:type="spellStart"/>
+      <w:r>
+        <w:t>BCrypt</w:t>
+      </w:r>
+      <w:proofErr w:type="spellEnd"/>
+      <w:r>
+        <w:t>/MD5…).</w:t>
       </w:r>
     </w:p>
     <w:p>
@@ -5780,12 +12235,97 @@
           <w:b/>
           <w:bCs/>
         </w:rPr>
-        <w:t>3.2.2. Phân quyền (Authorization)</w:t>
+        <w:t xml:space="preserve">3.2.2. </w:t>
+      </w:r>
+      <w:proofErr w:type="spellStart"/>
+      <w:r>
+        <w:rPr>
+          <w:b/>
+          <w:bCs/>
+        </w:rPr>
+        <w:t>Phân</w:t>
+      </w:r>
+      <w:proofErr w:type="spellEnd"/>
+      <w:r>
+        <w:rPr>
+          <w:b/>
+          <w:bCs/>
+        </w:rPr>
+        <w:t xml:space="preserve"> </w:t>
+      </w:r>
+      <w:proofErr w:type="spellStart"/>
+      <w:r>
+        <w:rPr>
+          <w:b/>
+          <w:bCs/>
+        </w:rPr>
+        <w:t>quyền</w:t>
+      </w:r>
+      <w:proofErr w:type="spellEnd"/>
+      <w:r>
+        <w:rPr>
+          <w:b/>
+          <w:bCs/>
+        </w:rPr>
+        <w:t xml:space="preserve"> (Authorization)</w:t>
       </w:r>
     </w:p>
     <w:p>
-      <w:r>
-        <w:t>Hệ thống phân quyền theo vai trò:</w:t>
+      <w:proofErr w:type="spellStart"/>
+      <w:r>
+        <w:t>Hệ</w:t>
+      </w:r>
+      <w:proofErr w:type="spellEnd"/>
+      <w:r>
+        <w:t xml:space="preserve"> </w:t>
+      </w:r>
+      <w:proofErr w:type="spellStart"/>
+      <w:r>
+        <w:t>thống</w:t>
+      </w:r>
+      <w:proofErr w:type="spellEnd"/>
+      <w:r>
+        <w:t xml:space="preserve"> </w:t>
+      </w:r>
+      <w:proofErr w:type="spellStart"/>
+      <w:r>
+        <w:t>phân</w:t>
+      </w:r>
+      <w:proofErr w:type="spellEnd"/>
+      <w:r>
+        <w:t xml:space="preserve"> </w:t>
+      </w:r>
+      <w:proofErr w:type="spellStart"/>
+      <w:r>
+        <w:t>quyền</w:t>
+      </w:r>
+      <w:proofErr w:type="spellEnd"/>
+      <w:r>
+        <w:t xml:space="preserve"> </w:t>
+      </w:r>
+      <w:proofErr w:type="spellStart"/>
+      <w:r>
+        <w:t>theo</w:t>
+      </w:r>
+      <w:proofErr w:type="spellEnd"/>
+      <w:r>
+        <w:t xml:space="preserve"> </w:t>
+      </w:r>
+      <w:proofErr w:type="spellStart"/>
+      <w:r>
+        <w:t>vai</w:t>
+      </w:r>
+      <w:proofErr w:type="spellEnd"/>
+      <w:r>
+        <w:t xml:space="preserve"> </w:t>
+      </w:r>
+      <w:proofErr w:type="spellStart"/>
+      <w:r>
+        <w:t>trò</w:t>
+      </w:r>
+      <w:proofErr w:type="spellEnd"/>
+      <w:r>
+        <w:t>:</w:t>
       </w:r>
     </w:p>
     <w:p>
@@ -5803,7 +12343,39 @@
         <w:t>Admin:</w:t>
       </w:r>
       <w:r>
-        <w:t xml:space="preserve"> Quản lý toàn hệ thống.</w:t>
+        <w:t xml:space="preserve"> Quản </w:t>
+      </w:r>
+      <w:proofErr w:type="spellStart"/>
+      <w:r>
+        <w:t>lý</w:t>
+      </w:r>
+      <w:proofErr w:type="spellEnd"/>
+      <w:r>
+        <w:t xml:space="preserve"> </w:t>
+      </w:r>
+      <w:proofErr w:type="spellStart"/>
+      <w:r>
+        <w:t>toàn</w:t>
+      </w:r>
+      <w:proofErr w:type="spellEnd"/>
+      <w:r>
+        <w:t xml:space="preserve"> </w:t>
+      </w:r>
+      <w:proofErr w:type="spellStart"/>
+      <w:r>
+        <w:t>hệ</w:t>
+      </w:r>
+      <w:proofErr w:type="spellEnd"/>
+      <w:r>
+        <w:t xml:space="preserve"> </w:t>
+      </w:r>
+      <w:proofErr w:type="spellStart"/>
+      <w:r>
+        <w:t>thống</w:t>
+      </w:r>
+      <w:proofErr w:type="spellEnd"/>
+      <w:r>
+        <w:t>.</w:t>
       </w:r>
     </w:p>
     <w:p>
@@ -5821,7 +12393,31 @@
         <w:t>Project Manager:</w:t>
       </w:r>
       <w:r>
-        <w:t xml:space="preserve"> Quản lý dự án.</w:t>
+        <w:t xml:space="preserve"> Quản </w:t>
+      </w:r>
+      <w:proofErr w:type="spellStart"/>
+      <w:r>
+        <w:t>lý</w:t>
+      </w:r>
+      <w:proofErr w:type="spellEnd"/>
+      <w:r>
+        <w:t xml:space="preserve"> </w:t>
+      </w:r>
+      <w:proofErr w:type="spellStart"/>
+      <w:r>
+        <w:t>dự</w:t>
+      </w:r>
+      <w:proofErr w:type="spellEnd"/>
+      <w:r>
+        <w:t xml:space="preserve"> </w:t>
+      </w:r>
+      <w:proofErr w:type="spellStart"/>
+      <w:r>
+        <w:t>án</w:t>
+      </w:r>
+      <w:proofErr w:type="spellEnd"/>
+      <w:r>
+        <w:t>.</w:t>
       </w:r>
     </w:p>
     <w:p>
@@ -5839,12 +12435,129 @@
         <w:t>Member:</w:t>
       </w:r>
       <w:r>
-        <w:t xml:space="preserve"> Thực hiện công việc.</w:t>
+        <w:t xml:space="preserve"> </w:t>
+      </w:r>
+      <w:proofErr w:type="spellStart"/>
+      <w:r>
+        <w:t>Thực</w:t>
+      </w:r>
+      <w:proofErr w:type="spellEnd"/>
+      <w:r>
+        <w:t xml:space="preserve"> </w:t>
+      </w:r>
+      <w:proofErr w:type="spellStart"/>
+      <w:r>
+        <w:t>hiện</w:t>
+      </w:r>
+      <w:proofErr w:type="spellEnd"/>
+      <w:r>
+        <w:t xml:space="preserve"> </w:t>
+      </w:r>
+      <w:proofErr w:type="spellStart"/>
+      <w:r>
+        <w:t>công</w:t>
+      </w:r>
+      <w:proofErr w:type="spellEnd"/>
+      <w:r>
+        <w:t xml:space="preserve"> </w:t>
+      </w:r>
+      <w:proofErr w:type="spellStart"/>
+      <w:r>
+        <w:t>việc</w:t>
+      </w:r>
+      <w:proofErr w:type="spellEnd"/>
+      <w:r>
+        <w:t>.</w:t>
       </w:r>
     </w:p>
     <w:p>
-      <w:r>
-        <w:t>Mỗi vai trò có quyền truy cập chức năng khác nhau.</w:t>
+      <w:proofErr w:type="spellStart"/>
+      <w:r>
+        <w:t>Mỗi</w:t>
+      </w:r>
+      <w:proofErr w:type="spellEnd"/>
+      <w:r>
+        <w:t xml:space="preserve"> </w:t>
+      </w:r>
+      <w:proofErr w:type="spellStart"/>
+      <w:r>
+        <w:t>vai</w:t>
+      </w:r>
+      <w:proofErr w:type="spellEnd"/>
+      <w:r>
+        <w:t xml:space="preserve"> </w:t>
+      </w:r>
+      <w:proofErr w:type="spellStart"/>
+      <w:r>
+        <w:t>trò</w:t>
+      </w:r>
+      <w:proofErr w:type="spellEnd"/>
+      <w:r>
+        <w:t xml:space="preserve"> </w:t>
+      </w:r>
+      <w:proofErr w:type="spellStart"/>
+      <w:r>
+        <w:t>có</w:t>
+      </w:r>
+      <w:proofErr w:type="spellEnd"/>
+      <w:r>
+        <w:t xml:space="preserve"> </w:t>
+      </w:r>
+      <w:proofErr w:type="spellStart"/>
+      <w:r>
+        <w:t>quyền</w:t>
+      </w:r>
+      <w:proofErr w:type="spellEnd"/>
+      <w:r>
+        <w:t xml:space="preserve"> </w:t>
+      </w:r>
+      <w:proofErr w:type="spellStart"/>
+      <w:r>
+        <w:t>truy</w:t>
+      </w:r>
+      <w:proofErr w:type="spellEnd"/>
+      <w:r>
+        <w:t xml:space="preserve"> </w:t>
+      </w:r>
+      <w:proofErr w:type="spellStart"/>
+      <w:r>
+        <w:t>cập</w:t>
+      </w:r>
+      <w:proofErr w:type="spellEnd"/>
+      <w:r>
+        <w:t xml:space="preserve"> </w:t>
+      </w:r>
+      <w:proofErr w:type="spellStart"/>
+      <w:r>
+        <w:t>chức</w:t>
+      </w:r>
+      <w:proofErr w:type="spellEnd"/>
+      <w:r>
+        <w:t xml:space="preserve"> </w:t>
+      </w:r>
+      <w:proofErr w:type="spellStart"/>
+      <w:r>
+        <w:t>năng</w:t>
+      </w:r>
+      <w:proofErr w:type="spellEnd"/>
+      <w:r>
+        <w:t xml:space="preserve"> </w:t>
+      </w:r>
+      <w:proofErr w:type="spellStart"/>
+      <w:r>
+        <w:t>khác</w:t>
+      </w:r>
+      <w:proofErr w:type="spellEnd"/>
+      <w:r>
+        <w:t xml:space="preserve"> </w:t>
+      </w:r>
+      <w:proofErr w:type="spellStart"/>
+      <w:r>
+        <w:t>nhau</w:t>
+      </w:r>
+      <w:proofErr w:type="spellEnd"/>
+      <w:r>
+        <w:t>.</w:t>
       </w:r>
     </w:p>
     <w:p>
@@ -5859,8 +12572,49 @@
           <w:b/>
           <w:bCs/>
         </w:rPr>
-        <w:t>3.2.3. Bảo mật dữ liệu</w:t>
-      </w:r>
+        <w:t xml:space="preserve">3.2.3. Bảo </w:t>
+      </w:r>
+      <w:proofErr w:type="spellStart"/>
+      <w:r>
+        <w:rPr>
+          <w:b/>
+          <w:bCs/>
+        </w:rPr>
+        <w:t>mật</w:t>
+      </w:r>
+      <w:proofErr w:type="spellEnd"/>
+      <w:r>
+        <w:rPr>
+          <w:b/>
+          <w:bCs/>
+        </w:rPr>
+        <w:t xml:space="preserve"> </w:t>
+      </w:r>
+      <w:proofErr w:type="spellStart"/>
+      <w:r>
+        <w:rPr>
+          <w:b/>
+          <w:bCs/>
+        </w:rPr>
+        <w:t>dữ</w:t>
+      </w:r>
+      <w:proofErr w:type="spellEnd"/>
+      <w:r>
+        <w:rPr>
+          <w:b/>
+          <w:bCs/>
+        </w:rPr>
+        <w:t xml:space="preserve"> </w:t>
+      </w:r>
+      <w:proofErr w:type="spellStart"/>
+      <w:r>
+        <w:rPr>
+          <w:b/>
+          <w:bCs/>
+        </w:rPr>
+        <w:t>liệu</w:t>
+      </w:r>
+      <w:proofErr w:type="spellEnd"/>
     </w:p>
     <w:p>
       <w:pPr>
@@ -5869,8 +12623,29 @@
           <w:numId w:val="52"/>
         </w:numPr>
       </w:pPr>
-      <w:r>
-        <w:t>Dữ liệu truyền qua HTTPS.</w:t>
+      <w:proofErr w:type="spellStart"/>
+      <w:r>
+        <w:t>Dữ</w:t>
+      </w:r>
+      <w:proofErr w:type="spellEnd"/>
+      <w:r>
+        <w:t xml:space="preserve"> </w:t>
+      </w:r>
+      <w:proofErr w:type="spellStart"/>
+      <w:r>
+        <w:t>liệu</w:t>
+      </w:r>
+      <w:proofErr w:type="spellEnd"/>
+      <w:r>
+        <w:t xml:space="preserve"> </w:t>
+      </w:r>
+      <w:proofErr w:type="spellStart"/>
+      <w:r>
+        <w:t>truyền</w:t>
+      </w:r>
+      <w:proofErr w:type="spellEnd"/>
+      <w:r>
+        <w:t xml:space="preserve"> qua HTTPS.</w:t>
       </w:r>
     </w:p>
     <w:p>
@@ -5880,8 +12655,21 @@
           <w:numId w:val="52"/>
         </w:numPr>
       </w:pPr>
-      <w:r>
-        <w:t>Ngăn chặn SQL Injection, XSS.</w:t>
+      <w:proofErr w:type="spellStart"/>
+      <w:r>
+        <w:t>Ngăn</w:t>
+      </w:r>
+      <w:proofErr w:type="spellEnd"/>
+      <w:r>
+        <w:t xml:space="preserve"> </w:t>
+      </w:r>
+      <w:proofErr w:type="spellStart"/>
+      <w:r>
+        <w:t>chặn</w:t>
+      </w:r>
+      <w:proofErr w:type="spellEnd"/>
+      <w:r>
+        <w:t xml:space="preserve"> SQL Injection, XSS.</w:t>
       </w:r>
     </w:p>
     <w:p>
@@ -5891,8 +12679,53 @@
           <w:numId w:val="52"/>
         </w:numPr>
       </w:pPr>
-      <w:r>
-        <w:t>Kiểm tra dữ liệu đầu vào (Validation).</w:t>
+      <w:proofErr w:type="spellStart"/>
+      <w:r>
+        <w:t>Kiểm</w:t>
+      </w:r>
+      <w:proofErr w:type="spellEnd"/>
+      <w:r>
+        <w:t xml:space="preserve"> </w:t>
+      </w:r>
+      <w:proofErr w:type="spellStart"/>
+      <w:r>
+        <w:t>tra</w:t>
+      </w:r>
+      <w:proofErr w:type="spellEnd"/>
+      <w:r>
+        <w:t xml:space="preserve"> </w:t>
+      </w:r>
+      <w:proofErr w:type="spellStart"/>
+      <w:r>
+        <w:t>dữ</w:t>
+      </w:r>
+      <w:proofErr w:type="spellEnd"/>
+      <w:r>
+        <w:t xml:space="preserve"> </w:t>
+      </w:r>
+      <w:proofErr w:type="spellStart"/>
+      <w:r>
+        <w:t>liệu</w:t>
+      </w:r>
+      <w:proofErr w:type="spellEnd"/>
+      <w:r>
+        <w:t xml:space="preserve"> </w:t>
+      </w:r>
+      <w:proofErr w:type="spellStart"/>
+      <w:r>
+        <w:t>đầu</w:t>
+      </w:r>
+      <w:proofErr w:type="spellEnd"/>
+      <w:r>
+        <w:t xml:space="preserve"> </w:t>
+      </w:r>
+      <w:proofErr w:type="spellStart"/>
+      <w:r>
+        <w:t>vào</w:t>
+      </w:r>
+      <w:proofErr w:type="spellEnd"/>
+      <w:r>
+        <w:t xml:space="preserve"> (Validation).</w:t>
       </w:r>
     </w:p>
     <w:p>
@@ -5908,8 +12741,65 @@
           <w:b/>
           <w:bCs/>
         </w:rPr>
-        <w:t>3.2.4. Sao lưu và phục hồi</w:t>
-      </w:r>
+        <w:t xml:space="preserve">3.2.4. Sao </w:t>
+      </w:r>
+      <w:proofErr w:type="spellStart"/>
+      <w:r>
+        <w:rPr>
+          <w:b/>
+          <w:bCs/>
+        </w:rPr>
+        <w:t>lưu</w:t>
+      </w:r>
+      <w:proofErr w:type="spellEnd"/>
+      <w:r>
+        <w:rPr>
+          <w:b/>
+          <w:bCs/>
+        </w:rPr>
+        <w:t xml:space="preserve"> </w:t>
+      </w:r>
+      <w:proofErr w:type="spellStart"/>
+      <w:r>
+        <w:rPr>
+          <w:b/>
+          <w:bCs/>
+        </w:rPr>
+        <w:t>và</w:t>
+      </w:r>
+      <w:proofErr w:type="spellEnd"/>
+      <w:r>
+        <w:rPr>
+          <w:b/>
+          <w:bCs/>
+        </w:rPr>
+        <w:t xml:space="preserve"> </w:t>
+      </w:r>
+      <w:proofErr w:type="spellStart"/>
+      <w:r>
+        <w:rPr>
+          <w:b/>
+          <w:bCs/>
+        </w:rPr>
+        <w:t>phục</w:t>
+      </w:r>
+      <w:proofErr w:type="spellEnd"/>
+      <w:r>
+        <w:rPr>
+          <w:b/>
+          <w:bCs/>
+        </w:rPr>
+        <w:t xml:space="preserve"> </w:t>
+      </w:r>
+      <w:proofErr w:type="spellStart"/>
+      <w:r>
+        <w:rPr>
+          <w:b/>
+          <w:bCs/>
+        </w:rPr>
+        <w:t>hồi</w:t>
+      </w:r>
+      <w:proofErr w:type="spellEnd"/>
     </w:p>
     <w:p>
       <w:pPr>
@@ -5918,8 +12808,45 @@
           <w:numId w:val="53"/>
         </w:numPr>
       </w:pPr>
-      <w:r>
-        <w:t>Dữ liệu được backup định kỳ.</w:t>
+      <w:proofErr w:type="spellStart"/>
+      <w:r>
+        <w:t>Dữ</w:t>
+      </w:r>
+      <w:proofErr w:type="spellEnd"/>
+      <w:r>
+        <w:t xml:space="preserve"> </w:t>
+      </w:r>
+      <w:proofErr w:type="spellStart"/>
+      <w:r>
+        <w:t>liệu</w:t>
+      </w:r>
+      <w:proofErr w:type="spellEnd"/>
+      <w:r>
+        <w:t xml:space="preserve"> </w:t>
+      </w:r>
+      <w:proofErr w:type="spellStart"/>
+      <w:r>
+        <w:t>được</w:t>
+      </w:r>
+      <w:proofErr w:type="spellEnd"/>
+      <w:r>
+        <w:t xml:space="preserve"> backup </w:t>
+      </w:r>
+      <w:proofErr w:type="spellStart"/>
+      <w:r>
+        <w:t>định</w:t>
+      </w:r>
+      <w:proofErr w:type="spellEnd"/>
+      <w:r>
+        <w:t xml:space="preserve"> </w:t>
+      </w:r>
+      <w:proofErr w:type="spellStart"/>
+      <w:r>
+        <w:t>kỳ</w:t>
+      </w:r>
+      <w:proofErr w:type="spellEnd"/>
+      <w:r>
+        <w:t>.</w:t>
       </w:r>
     </w:p>
     <w:p>
@@ -5929,8 +12856,77 @@
           <w:numId w:val="53"/>
         </w:numPr>
       </w:pPr>
-      <w:r>
-        <w:t>Có khả năng phục hồi khi sự cố xảy r</w:t>
+      <w:proofErr w:type="spellStart"/>
+      <w:r>
+        <w:t>Có</w:t>
+      </w:r>
+      <w:proofErr w:type="spellEnd"/>
+      <w:r>
+        <w:t xml:space="preserve"> </w:t>
+      </w:r>
+      <w:proofErr w:type="spellStart"/>
+      <w:r>
+        <w:t>khả</w:t>
+      </w:r>
+      <w:proofErr w:type="spellEnd"/>
+      <w:r>
+        <w:t xml:space="preserve"> </w:t>
+      </w:r>
+      <w:proofErr w:type="spellStart"/>
+      <w:r>
+        <w:t>năng</w:t>
+      </w:r>
+      <w:proofErr w:type="spellEnd"/>
+      <w:r>
+        <w:t xml:space="preserve"> </w:t>
+      </w:r>
+      <w:proofErr w:type="spellStart"/>
+      <w:r>
+        <w:t>phục</w:t>
+      </w:r>
+      <w:proofErr w:type="spellEnd"/>
+      <w:r>
+        <w:t xml:space="preserve"> </w:t>
+      </w:r>
+      <w:proofErr w:type="spellStart"/>
+      <w:r>
+        <w:t>hồi</w:t>
+      </w:r>
+      <w:proofErr w:type="spellEnd"/>
+      <w:r>
+        <w:t xml:space="preserve"> </w:t>
+      </w:r>
+      <w:proofErr w:type="spellStart"/>
+      <w:r>
+        <w:t>khi</w:t>
+      </w:r>
+      <w:proofErr w:type="spellEnd"/>
+      <w:r>
+        <w:t xml:space="preserve"> </w:t>
+      </w:r>
+      <w:proofErr w:type="spellStart"/>
+      <w:r>
+        <w:t>sự</w:t>
+      </w:r>
+      <w:proofErr w:type="spellEnd"/>
+      <w:r>
+        <w:t xml:space="preserve"> </w:t>
+      </w:r>
+      <w:proofErr w:type="spellStart"/>
+      <w:r>
+        <w:t>cố</w:t>
+      </w:r>
+      <w:proofErr w:type="spellEnd"/>
+      <w:r>
+        <w:t xml:space="preserve"> </w:t>
+      </w:r>
+      <w:proofErr w:type="spellStart"/>
+      <w:r>
+        <w:t>xảy</w:t>
+      </w:r>
+      <w:proofErr w:type="spellEnd"/>
+      <w:r>
+        <w:t xml:space="preserve"> r</w:t>
       </w:r>
     </w:p>
     <w:p/>
@@ -5973,8 +12969,79 @@
           <w:sz w:val="36"/>
           <w:szCs w:val="36"/>
         </w:rPr>
-        <w:t>3.3.1. Ràng buộc công nghệ</w:t>
-      </w:r>
+        <w:t xml:space="preserve">3.3.1. </w:t>
+      </w:r>
+      <w:proofErr w:type="spellStart"/>
+      <w:r>
+        <w:rPr>
+          <w:b/>
+          <w:bCs/>
+          <w:sz w:val="36"/>
+          <w:szCs w:val="36"/>
+        </w:rPr>
+        <w:t>Ràng</w:t>
+      </w:r>
+      <w:proofErr w:type="spellEnd"/>
+      <w:r>
+        <w:rPr>
+          <w:b/>
+          <w:bCs/>
+          <w:sz w:val="36"/>
+          <w:szCs w:val="36"/>
+        </w:rPr>
+        <w:t xml:space="preserve"> </w:t>
+      </w:r>
+      <w:proofErr w:type="spellStart"/>
+      <w:r>
+        <w:rPr>
+          <w:b/>
+          <w:bCs/>
+          <w:sz w:val="36"/>
+          <w:szCs w:val="36"/>
+        </w:rPr>
+        <w:t>buộc</w:t>
+      </w:r>
+      <w:proofErr w:type="spellEnd"/>
+      <w:r>
+        <w:rPr>
+          <w:b/>
+          <w:bCs/>
+          <w:sz w:val="36"/>
+          <w:szCs w:val="36"/>
+        </w:rPr>
+        <w:t xml:space="preserve"> </w:t>
+      </w:r>
+      <w:proofErr w:type="spellStart"/>
+      <w:r>
+        <w:rPr>
+          <w:b/>
+          <w:bCs/>
+          <w:sz w:val="36"/>
+          <w:szCs w:val="36"/>
+        </w:rPr>
+        <w:t>công</w:t>
+      </w:r>
+      <w:proofErr w:type="spellEnd"/>
+      <w:r>
+        <w:rPr>
+          <w:b/>
+          <w:bCs/>
+          <w:sz w:val="36"/>
+          <w:szCs w:val="36"/>
+        </w:rPr>
+        <w:t xml:space="preserve"> </w:t>
+      </w:r>
+      <w:proofErr w:type="spellStart"/>
+      <w:r>
+        <w:rPr>
+          <w:b/>
+          <w:bCs/>
+          <w:sz w:val="36"/>
+          <w:szCs w:val="36"/>
+        </w:rPr>
+        <w:t>nghệ</w:t>
+      </w:r>
+      <w:proofErr w:type="spellEnd"/>
     </w:p>
     <w:p>
       <w:pPr>
@@ -5992,7 +13059,23 @@
           <w:sz w:val="36"/>
           <w:szCs w:val="36"/>
         </w:rPr>
-        <w:t>Frontend: HTML, CSS, JavaScript (ReactJS/VueJS…).</w:t>
+        <w:t>Frontend: HTML, CSS, JavaScript (ReactJS/</w:t>
+      </w:r>
+      <w:proofErr w:type="spellStart"/>
+      <w:r>
+        <w:rPr>
+          <w:sz w:val="36"/>
+          <w:szCs w:val="36"/>
+        </w:rPr>
+        <w:t>VueJS</w:t>
+      </w:r>
+      <w:proofErr w:type="spellEnd"/>
+      <w:r>
+        <w:rPr>
+          <w:sz w:val="36"/>
+          <w:szCs w:val="36"/>
+        </w:rPr>
+        <w:t>…).</w:t>
       </w:r>
     </w:p>
     <w:p>
@@ -6050,8 +13133,79 @@
           <w:sz w:val="36"/>
           <w:szCs w:val="36"/>
         </w:rPr>
-        <w:t>3.3.2. Ràng buộc hệ thống</w:t>
-      </w:r>
+        <w:t xml:space="preserve">3.3.2. </w:t>
+      </w:r>
+      <w:proofErr w:type="spellStart"/>
+      <w:r>
+        <w:rPr>
+          <w:b/>
+          <w:bCs/>
+          <w:sz w:val="36"/>
+          <w:szCs w:val="36"/>
+        </w:rPr>
+        <w:t>Ràng</w:t>
+      </w:r>
+      <w:proofErr w:type="spellEnd"/>
+      <w:r>
+        <w:rPr>
+          <w:b/>
+          <w:bCs/>
+          <w:sz w:val="36"/>
+          <w:szCs w:val="36"/>
+        </w:rPr>
+        <w:t xml:space="preserve"> </w:t>
+      </w:r>
+      <w:proofErr w:type="spellStart"/>
+      <w:r>
+        <w:rPr>
+          <w:b/>
+          <w:bCs/>
+          <w:sz w:val="36"/>
+          <w:szCs w:val="36"/>
+        </w:rPr>
+        <w:t>buộc</w:t>
+      </w:r>
+      <w:proofErr w:type="spellEnd"/>
+      <w:r>
+        <w:rPr>
+          <w:b/>
+          <w:bCs/>
+          <w:sz w:val="36"/>
+          <w:szCs w:val="36"/>
+        </w:rPr>
+        <w:t xml:space="preserve"> </w:t>
+      </w:r>
+      <w:proofErr w:type="spellStart"/>
+      <w:r>
+        <w:rPr>
+          <w:b/>
+          <w:bCs/>
+          <w:sz w:val="36"/>
+          <w:szCs w:val="36"/>
+        </w:rPr>
+        <w:t>hệ</w:t>
+      </w:r>
+      <w:proofErr w:type="spellEnd"/>
+      <w:r>
+        <w:rPr>
+          <w:b/>
+          <w:bCs/>
+          <w:sz w:val="36"/>
+          <w:szCs w:val="36"/>
+        </w:rPr>
+        <w:t xml:space="preserve"> </w:t>
+      </w:r>
+      <w:proofErr w:type="spellStart"/>
+      <w:r>
+        <w:rPr>
+          <w:b/>
+          <w:bCs/>
+          <w:sz w:val="36"/>
+          <w:szCs w:val="36"/>
+        </w:rPr>
+        <w:t>thống</w:t>
+      </w:r>
+      <w:proofErr w:type="spellEnd"/>
     </w:p>
     <w:p>
       <w:pPr>
@@ -6064,12 +13218,37 @@
           <w:szCs w:val="36"/>
         </w:rPr>
       </w:pPr>
+      <w:proofErr w:type="spellStart"/>
       <w:r>
         <w:rPr>
           <w:sz w:val="36"/>
           <w:szCs w:val="36"/>
         </w:rPr>
-        <w:t>Chạy trên Web Server (IIS, Apache…).</w:t>
+        <w:t>Chạy</w:t>
+      </w:r>
+      <w:proofErr w:type="spellEnd"/>
+      <w:r>
+        <w:rPr>
+          <w:sz w:val="36"/>
+          <w:szCs w:val="36"/>
+        </w:rPr>
+        <w:t xml:space="preserve"> </w:t>
+      </w:r>
+      <w:proofErr w:type="spellStart"/>
+      <w:r>
+        <w:rPr>
+          <w:sz w:val="36"/>
+          <w:szCs w:val="36"/>
+        </w:rPr>
+        <w:t>trên</w:t>
+      </w:r>
+      <w:proofErr w:type="spellEnd"/>
+      <w:r>
+        <w:rPr>
+          <w:sz w:val="36"/>
+          <w:szCs w:val="36"/>
+        </w:rPr>
+        <w:t xml:space="preserve"> Web Server (IIS, Apache…).</w:t>
       </w:r>
     </w:p>
     <w:p>
@@ -6083,12 +13262,85 @@
           <w:szCs w:val="36"/>
         </w:rPr>
       </w:pPr>
+      <w:proofErr w:type="spellStart"/>
       <w:r>
         <w:rPr>
           <w:sz w:val="36"/>
           <w:szCs w:val="36"/>
         </w:rPr>
-        <w:t>Yêu cầu Internet để hoạt động.</w:t>
+        <w:t>Yêu</w:t>
+      </w:r>
+      <w:proofErr w:type="spellEnd"/>
+      <w:r>
+        <w:rPr>
+          <w:sz w:val="36"/>
+          <w:szCs w:val="36"/>
+        </w:rPr>
+        <w:t xml:space="preserve"> </w:t>
+      </w:r>
+      <w:proofErr w:type="spellStart"/>
+      <w:r>
+        <w:rPr>
+          <w:sz w:val="36"/>
+          <w:szCs w:val="36"/>
+        </w:rPr>
+        <w:t>cầu</w:t>
+      </w:r>
+      <w:proofErr w:type="spellEnd"/>
+      <w:r>
+        <w:rPr>
+          <w:sz w:val="36"/>
+          <w:szCs w:val="36"/>
+        </w:rPr>
+        <w:t xml:space="preserve"> Internet </w:t>
+      </w:r>
+      <w:proofErr w:type="spellStart"/>
+      <w:r>
+        <w:rPr>
+          <w:sz w:val="36"/>
+          <w:szCs w:val="36"/>
+        </w:rPr>
+        <w:t>để</w:t>
+      </w:r>
+      <w:proofErr w:type="spellEnd"/>
+      <w:r>
+        <w:rPr>
+          <w:sz w:val="36"/>
+          <w:szCs w:val="36"/>
+        </w:rPr>
+        <w:t xml:space="preserve"> </w:t>
+      </w:r>
+      <w:proofErr w:type="spellStart"/>
+      <w:r>
+        <w:rPr>
+          <w:sz w:val="36"/>
+          <w:szCs w:val="36"/>
+        </w:rPr>
+        <w:t>hoạt</w:t>
+      </w:r>
+      <w:proofErr w:type="spellEnd"/>
+      <w:r>
+        <w:rPr>
+          <w:sz w:val="36"/>
+          <w:szCs w:val="36"/>
+        </w:rPr>
+        <w:t xml:space="preserve"> </w:t>
+      </w:r>
+      <w:proofErr w:type="spellStart"/>
+      <w:r>
+        <w:rPr>
+          <w:sz w:val="36"/>
+          <w:szCs w:val="36"/>
+        </w:rPr>
+        <w:t>động</w:t>
+      </w:r>
+      <w:proofErr w:type="spellEnd"/>
+      <w:r>
+        <w:rPr>
+          <w:sz w:val="36"/>
+          <w:szCs w:val="36"/>
+        </w:rPr>
+        <w:t>.</w:t>
       </w:r>
     </w:p>
     <w:p>
@@ -6108,8 +13360,19 @@
           <w:sz w:val="36"/>
           <w:szCs w:val="36"/>
         </w:rPr>
-        <w:t>3.3.3. Hiệu năng</w:t>
-      </w:r>
+        <w:t xml:space="preserve">3.3.3. Hiệu </w:t>
+      </w:r>
+      <w:proofErr w:type="spellStart"/>
+      <w:r>
+        <w:rPr>
+          <w:b/>
+          <w:bCs/>
+          <w:sz w:val="36"/>
+          <w:szCs w:val="36"/>
+        </w:rPr>
+        <w:t>năng</w:t>
+      </w:r>
+      <w:proofErr w:type="spellEnd"/>
     </w:p>
     <w:p>
       <w:pPr>
@@ -6122,12 +13385,85 @@
           <w:szCs w:val="36"/>
         </w:rPr>
       </w:pPr>
+      <w:proofErr w:type="spellStart"/>
       <w:r>
         <w:rPr>
           <w:sz w:val="36"/>
           <w:szCs w:val="36"/>
         </w:rPr>
-        <w:t>Thời gian phản hồi &lt; 3 giây.</w:t>
+        <w:t>Thời</w:t>
+      </w:r>
+      <w:proofErr w:type="spellEnd"/>
+      <w:r>
+        <w:rPr>
+          <w:sz w:val="36"/>
+          <w:szCs w:val="36"/>
+        </w:rPr>
+        <w:t xml:space="preserve"> </w:t>
+      </w:r>
+      <w:proofErr w:type="spellStart"/>
+      <w:r>
+        <w:rPr>
+          <w:sz w:val="36"/>
+          <w:szCs w:val="36"/>
+        </w:rPr>
+        <w:t>gian</w:t>
+      </w:r>
+      <w:proofErr w:type="spellEnd"/>
+      <w:r>
+        <w:rPr>
+          <w:sz w:val="36"/>
+          <w:szCs w:val="36"/>
+        </w:rPr>
+        <w:t xml:space="preserve"> </w:t>
+      </w:r>
+      <w:proofErr w:type="spellStart"/>
+      <w:r>
+        <w:rPr>
+          <w:sz w:val="36"/>
+          <w:szCs w:val="36"/>
+        </w:rPr>
+        <w:t>phản</w:t>
+      </w:r>
+      <w:proofErr w:type="spellEnd"/>
+      <w:r>
+        <w:rPr>
+          <w:sz w:val="36"/>
+          <w:szCs w:val="36"/>
+        </w:rPr>
+        <w:t xml:space="preserve"> </w:t>
+      </w:r>
+      <w:proofErr w:type="spellStart"/>
+      <w:r>
+        <w:rPr>
+          <w:sz w:val="36"/>
+          <w:szCs w:val="36"/>
+        </w:rPr>
+        <w:t>hồi</w:t>
+      </w:r>
+      <w:proofErr w:type="spellEnd"/>
+      <w:r>
+        <w:rPr>
+          <w:sz w:val="36"/>
+          <w:szCs w:val="36"/>
+        </w:rPr>
+        <w:t xml:space="preserve"> &lt; 3 </w:t>
+      </w:r>
+      <w:proofErr w:type="spellStart"/>
+      <w:r>
+        <w:rPr>
+          <w:sz w:val="36"/>
+          <w:szCs w:val="36"/>
+        </w:rPr>
+        <w:t>giây</w:t>
+      </w:r>
+      <w:proofErr w:type="spellEnd"/>
+      <w:r>
+        <w:rPr>
+          <w:sz w:val="36"/>
+          <w:szCs w:val="36"/>
+        </w:rPr>
+        <w:t>.</w:t>
       </w:r>
     </w:p>
     <w:p>
@@ -6141,12 +13477,133 @@
           <w:szCs w:val="36"/>
         </w:rPr>
       </w:pPr>
+      <w:proofErr w:type="spellStart"/>
       <w:r>
         <w:rPr>
           <w:sz w:val="36"/>
           <w:szCs w:val="36"/>
         </w:rPr>
-        <w:t>Hỗ trợ tối thiểu 100–500 người dùng đồng thời.</w:t>
+        <w:t>Hỗ</w:t>
+      </w:r>
+      <w:proofErr w:type="spellEnd"/>
+      <w:r>
+        <w:rPr>
+          <w:sz w:val="36"/>
+          <w:szCs w:val="36"/>
+        </w:rPr>
+        <w:t xml:space="preserve"> </w:t>
+      </w:r>
+      <w:proofErr w:type="spellStart"/>
+      <w:r>
+        <w:rPr>
+          <w:sz w:val="36"/>
+          <w:szCs w:val="36"/>
+        </w:rPr>
+        <w:t>trợ</w:t>
+      </w:r>
+      <w:proofErr w:type="spellEnd"/>
+      <w:r>
+        <w:rPr>
+          <w:sz w:val="36"/>
+          <w:szCs w:val="36"/>
+        </w:rPr>
+        <w:t xml:space="preserve"> </w:t>
+      </w:r>
+      <w:proofErr w:type="spellStart"/>
+      <w:r>
+        <w:rPr>
+          <w:sz w:val="36"/>
+          <w:szCs w:val="36"/>
+        </w:rPr>
+        <w:t>tối</w:t>
+      </w:r>
+      <w:proofErr w:type="spellEnd"/>
+      <w:r>
+        <w:rPr>
+          <w:sz w:val="36"/>
+          <w:szCs w:val="36"/>
+        </w:rPr>
+        <w:t xml:space="preserve"> </w:t>
+      </w:r>
+      <w:proofErr w:type="spellStart"/>
+      <w:r>
+        <w:rPr>
+          <w:sz w:val="36"/>
+          <w:szCs w:val="36"/>
+        </w:rPr>
+        <w:t>thiểu</w:t>
+      </w:r>
+      <w:proofErr w:type="spellEnd"/>
+      <w:r>
+        <w:rPr>
+          <w:sz w:val="36"/>
+          <w:szCs w:val="36"/>
+        </w:rPr>
+        <w:t xml:space="preserve"> 100–500 </w:t>
+      </w:r>
+      <w:proofErr w:type="spellStart"/>
+      <w:r>
+        <w:rPr>
+          <w:sz w:val="36"/>
+          <w:szCs w:val="36"/>
+        </w:rPr>
+        <w:t>người</w:t>
+      </w:r>
+      <w:proofErr w:type="spellEnd"/>
+      <w:r>
+        <w:rPr>
+          <w:sz w:val="36"/>
+          <w:szCs w:val="36"/>
+        </w:rPr>
+        <w:t xml:space="preserve"> </w:t>
+      </w:r>
+      <w:proofErr w:type="spellStart"/>
+      <w:r>
+        <w:rPr>
+          <w:sz w:val="36"/>
+          <w:szCs w:val="36"/>
+        </w:rPr>
+        <w:t>dùng</w:t>
+      </w:r>
+      <w:proofErr w:type="spellEnd"/>
+      <w:r>
+        <w:rPr>
+          <w:sz w:val="36"/>
+          <w:szCs w:val="36"/>
+        </w:rPr>
+        <w:t xml:space="preserve"> </w:t>
+      </w:r>
+      <w:proofErr w:type="spellStart"/>
+      <w:r>
+        <w:rPr>
+          <w:sz w:val="36"/>
+          <w:szCs w:val="36"/>
+        </w:rPr>
+        <w:t>đồng</w:t>
+      </w:r>
+      <w:proofErr w:type="spellEnd"/>
+      <w:r>
+        <w:rPr>
+          <w:sz w:val="36"/>
+          <w:szCs w:val="36"/>
+        </w:rPr>
+        <w:t xml:space="preserve"> </w:t>
+      </w:r>
+      <w:proofErr w:type="spellStart"/>
+      <w:r>
+        <w:rPr>
+          <w:sz w:val="36"/>
+          <w:szCs w:val="36"/>
+        </w:rPr>
+        <w:t>thời</w:t>
+      </w:r>
+      <w:proofErr w:type="spellEnd"/>
+      <w:r>
+        <w:rPr>
+          <w:sz w:val="36"/>
+          <w:szCs w:val="36"/>
+        </w:rPr>
+        <w:t>.</w:t>
       </w:r>
     </w:p>
     <w:p>
@@ -6166,8 +13623,79 @@
           <w:sz w:val="36"/>
           <w:szCs w:val="36"/>
         </w:rPr>
-        <w:t>3.3.4. Khả năng mở rộng</w:t>
-      </w:r>
+        <w:t xml:space="preserve">3.3.4. </w:t>
+      </w:r>
+      <w:proofErr w:type="spellStart"/>
+      <w:r>
+        <w:rPr>
+          <w:b/>
+          <w:bCs/>
+          <w:sz w:val="36"/>
+          <w:szCs w:val="36"/>
+        </w:rPr>
+        <w:t>Khả</w:t>
+      </w:r>
+      <w:proofErr w:type="spellEnd"/>
+      <w:r>
+        <w:rPr>
+          <w:b/>
+          <w:bCs/>
+          <w:sz w:val="36"/>
+          <w:szCs w:val="36"/>
+        </w:rPr>
+        <w:t xml:space="preserve"> </w:t>
+      </w:r>
+      <w:proofErr w:type="spellStart"/>
+      <w:r>
+        <w:rPr>
+          <w:b/>
+          <w:bCs/>
+          <w:sz w:val="36"/>
+          <w:szCs w:val="36"/>
+        </w:rPr>
+        <w:t>năng</w:t>
+      </w:r>
+      <w:proofErr w:type="spellEnd"/>
+      <w:r>
+        <w:rPr>
+          <w:b/>
+          <w:bCs/>
+          <w:sz w:val="36"/>
+          <w:szCs w:val="36"/>
+        </w:rPr>
+        <w:t xml:space="preserve"> </w:t>
+      </w:r>
+      <w:proofErr w:type="spellStart"/>
+      <w:r>
+        <w:rPr>
+          <w:b/>
+          <w:bCs/>
+          <w:sz w:val="36"/>
+          <w:szCs w:val="36"/>
+        </w:rPr>
+        <w:t>mở</w:t>
+      </w:r>
+      <w:proofErr w:type="spellEnd"/>
+      <w:r>
+        <w:rPr>
+          <w:b/>
+          <w:bCs/>
+          <w:sz w:val="36"/>
+          <w:szCs w:val="36"/>
+        </w:rPr>
+        <w:t xml:space="preserve"> </w:t>
+      </w:r>
+      <w:proofErr w:type="spellStart"/>
+      <w:r>
+        <w:rPr>
+          <w:b/>
+          <w:bCs/>
+          <w:sz w:val="36"/>
+          <w:szCs w:val="36"/>
+        </w:rPr>
+        <w:t>rộng</w:t>
+      </w:r>
+      <w:proofErr w:type="spellEnd"/>
     </w:p>
     <w:p>
       <w:pPr>
@@ -6180,12 +13708,53 @@
           <w:szCs w:val="36"/>
         </w:rPr>
       </w:pPr>
+      <w:proofErr w:type="spellStart"/>
       <w:r>
         <w:rPr>
           <w:sz w:val="36"/>
           <w:szCs w:val="36"/>
         </w:rPr>
-        <w:t>Dễ nâng cấp module.</w:t>
+        <w:t>Dễ</w:t>
+      </w:r>
+      <w:proofErr w:type="spellEnd"/>
+      <w:r>
+        <w:rPr>
+          <w:sz w:val="36"/>
+          <w:szCs w:val="36"/>
+        </w:rPr>
+        <w:t xml:space="preserve"> </w:t>
+      </w:r>
+      <w:proofErr w:type="spellStart"/>
+      <w:r>
+        <w:rPr>
+          <w:sz w:val="36"/>
+          <w:szCs w:val="36"/>
+        </w:rPr>
+        <w:t>nâng</w:t>
+      </w:r>
+      <w:proofErr w:type="spellEnd"/>
+      <w:r>
+        <w:rPr>
+          <w:sz w:val="36"/>
+          <w:szCs w:val="36"/>
+        </w:rPr>
+        <w:t xml:space="preserve"> </w:t>
+      </w:r>
+      <w:proofErr w:type="spellStart"/>
+      <w:r>
+        <w:rPr>
+          <w:sz w:val="36"/>
+          <w:szCs w:val="36"/>
+        </w:rPr>
+        <w:t>cấp</w:t>
+      </w:r>
+      <w:proofErr w:type="spellEnd"/>
+      <w:r>
+        <w:rPr>
+          <w:sz w:val="36"/>
+          <w:szCs w:val="36"/>
+        </w:rPr>
+        <w:t xml:space="preserve"> module.</w:t>
       </w:r>
     </w:p>
     <w:p>
@@ -6199,12 +13768,85 @@
           <w:szCs w:val="36"/>
         </w:rPr>
       </w:pPr>
+      <w:proofErr w:type="spellStart"/>
       <w:r>
         <w:rPr>
           <w:sz w:val="36"/>
           <w:szCs w:val="36"/>
         </w:rPr>
-        <w:t>Có thể tích hợp API ngoài (Email, Calendar…).</w:t>
+        <w:t>Có</w:t>
+      </w:r>
+      <w:proofErr w:type="spellEnd"/>
+      <w:r>
+        <w:rPr>
+          <w:sz w:val="36"/>
+          <w:szCs w:val="36"/>
+        </w:rPr>
+        <w:t xml:space="preserve"> </w:t>
+      </w:r>
+      <w:proofErr w:type="spellStart"/>
+      <w:r>
+        <w:rPr>
+          <w:sz w:val="36"/>
+          <w:szCs w:val="36"/>
+        </w:rPr>
+        <w:t>thể</w:t>
+      </w:r>
+      <w:proofErr w:type="spellEnd"/>
+      <w:r>
+        <w:rPr>
+          <w:sz w:val="36"/>
+          <w:szCs w:val="36"/>
+        </w:rPr>
+        <w:t xml:space="preserve"> </w:t>
+      </w:r>
+      <w:proofErr w:type="spellStart"/>
+      <w:r>
+        <w:rPr>
+          <w:sz w:val="36"/>
+          <w:szCs w:val="36"/>
+        </w:rPr>
+        <w:t>tích</w:t>
+      </w:r>
+      <w:proofErr w:type="spellEnd"/>
+      <w:r>
+        <w:rPr>
+          <w:sz w:val="36"/>
+          <w:szCs w:val="36"/>
+        </w:rPr>
+        <w:t xml:space="preserve"> </w:t>
+      </w:r>
+      <w:proofErr w:type="spellStart"/>
+      <w:r>
+        <w:rPr>
+          <w:sz w:val="36"/>
+          <w:szCs w:val="36"/>
+        </w:rPr>
+        <w:t>hợp</w:t>
+      </w:r>
+      <w:proofErr w:type="spellEnd"/>
+      <w:r>
+        <w:rPr>
+          <w:sz w:val="36"/>
+          <w:szCs w:val="36"/>
+        </w:rPr>
+        <w:t xml:space="preserve"> API </w:t>
+      </w:r>
+      <w:proofErr w:type="spellStart"/>
+      <w:r>
+        <w:rPr>
+          <w:sz w:val="36"/>
+          <w:szCs w:val="36"/>
+        </w:rPr>
+        <w:t>ngoài</w:t>
+      </w:r>
+      <w:proofErr w:type="spellEnd"/>
+      <w:r>
+        <w:rPr>
+          <w:sz w:val="36"/>
+          <w:szCs w:val="36"/>
+        </w:rPr>
+        <w:t xml:space="preserve"> (Email, Calendar…).</w:t>
       </w:r>
     </w:p>
     <w:p>
@@ -6224,8 +13866,39 @@
           <w:sz w:val="36"/>
           <w:szCs w:val="36"/>
         </w:rPr>
-        <w:t>3.3.5. Độ tin cậy</w:t>
-      </w:r>
+        <w:t xml:space="preserve">3.3.5. </w:t>
+      </w:r>
+      <w:proofErr w:type="spellStart"/>
+      <w:r>
+        <w:rPr>
+          <w:b/>
+          <w:bCs/>
+          <w:sz w:val="36"/>
+          <w:szCs w:val="36"/>
+        </w:rPr>
+        <w:t>Độ</w:t>
+      </w:r>
+      <w:proofErr w:type="spellEnd"/>
+      <w:r>
+        <w:rPr>
+          <w:b/>
+          <w:bCs/>
+          <w:sz w:val="36"/>
+          <w:szCs w:val="36"/>
+        </w:rPr>
+        <w:t xml:space="preserve"> tin </w:t>
+      </w:r>
+      <w:proofErr w:type="spellStart"/>
+      <w:r>
+        <w:rPr>
+          <w:b/>
+          <w:bCs/>
+          <w:sz w:val="36"/>
+          <w:szCs w:val="36"/>
+        </w:rPr>
+        <w:t>cậy</w:t>
+      </w:r>
+      <w:proofErr w:type="spellEnd"/>
     </w:p>
     <w:p>
       <w:pPr>
@@ -6238,32 +13911,69 @@
           <w:szCs w:val="36"/>
         </w:rPr>
       </w:pPr>
+      <w:proofErr w:type="spellStart"/>
       <w:r>
         <w:rPr>
           <w:sz w:val="36"/>
           <w:szCs w:val="36"/>
         </w:rPr>
-        <w:t>Hệ thống hoạt động 24/7.</w:t>
-      </w:r>
-    </w:p>
-    <w:p>
-      <w:pPr>
-        <w:numPr>
-          <w:ilvl w:val="0"/>
-          <w:numId w:val="58"/>
-        </w:numPr>
+        <w:t>Hệ</w:t>
+      </w:r>
+      <w:proofErr w:type="spellEnd"/>
+      <w:r>
         <w:rPr>
           <w:sz w:val="36"/>
           <w:szCs w:val="36"/>
         </w:rPr>
-      </w:pPr>
+        <w:t xml:space="preserve"> </w:t>
+      </w:r>
+      <w:proofErr w:type="spellStart"/>
       <w:r>
         <w:rPr>
           <w:sz w:val="36"/>
           <w:szCs w:val="36"/>
         </w:rPr>
-        <w:lastRenderedPageBreak/>
-        <w:t>Hạn chế downtime.</w:t>
+        <w:t>thống</w:t>
+      </w:r>
+      <w:proofErr w:type="spellEnd"/>
+      <w:r>
+        <w:rPr>
+          <w:sz w:val="36"/>
+          <w:szCs w:val="36"/>
+        </w:rPr>
+        <w:t xml:space="preserve"> </w:t>
+      </w:r>
+      <w:proofErr w:type="spellStart"/>
+      <w:r>
+        <w:rPr>
+          <w:sz w:val="36"/>
+          <w:szCs w:val="36"/>
+        </w:rPr>
+        <w:t>hoạt</w:t>
+      </w:r>
+      <w:proofErr w:type="spellEnd"/>
+      <w:r>
+        <w:rPr>
+          <w:sz w:val="36"/>
+          <w:szCs w:val="36"/>
+        </w:rPr>
+        <w:t xml:space="preserve"> </w:t>
+      </w:r>
+      <w:proofErr w:type="spellStart"/>
+      <w:r>
+        <w:rPr>
+          <w:sz w:val="36"/>
+          <w:szCs w:val="36"/>
+        </w:rPr>
+        <w:t>động</w:t>
+      </w:r>
+      <w:proofErr w:type="spellEnd"/>
+      <w:r>
+        <w:rPr>
+          <w:sz w:val="36"/>
+          <w:szCs w:val="36"/>
+        </w:rPr>
+        <w:t xml:space="preserve"> 24/7.</w:t>
       </w:r>
     </w:p>
     <w:p/>
